--- a/Mio/Memoria_Damian.docx
+++ b/Mio/Memoria_Damian.docx
@@ -1,6 +1,6 @@
 
 <file path=word/document.xml><?xml version="1.0" encoding="utf-8"?>
-<w:document xmlns:wpc="http://schemas.microsoft.com/office/word/2010/wordprocessingCanvas" xmlns:cx="http://schemas.microsoft.com/office/drawing/2014/chartex" xmlns:cx1="http://schemas.microsoft.com/office/drawing/2015/9/8/chartex" xmlns:cx2="http://schemas.microsoft.com/office/drawing/2015/10/21/chartex" xmlns:cx3="http://schemas.microsoft.com/office/drawing/2016/5/9/chartex" xmlns:cx4="http://schemas.microsoft.com/office/drawing/2016/5/10/chartex" xmlns:cx5="http://schemas.microsoft.com/office/drawing/2016/5/11/chartex" xmlns:cx6="http://schemas.microsoft.com/office/drawing/2016/5/12/chartex" xmlns:cx7="http://schemas.microsoft.com/office/drawing/2016/5/13/chartex" xmlns:cx8="http://schemas.microsoft.com/office/drawing/2016/5/14/chartex" xmlns:mc="http://schemas.openxmlformats.org/markup-compatibility/2006" xmlns:aink="http://schemas.microsoft.com/office/drawing/2016/ink" xmlns:am3d="http://schemas.microsoft.com/office/drawing/2017/model3d" xmlns:o="urn:schemas-microsoft-com:office:office" xmlns:r="http://schemas.openxmlformats.org/officeDocument/2006/relationships" xmlns:m="http://schemas.openxmlformats.org/officeDocument/2006/math" xmlns:v="urn:schemas-microsoft-com:vml" xmlns:wp14="http://schemas.microsoft.com/office/word/2010/wordprocessingDrawing" xmlns:wp="http://schemas.openxmlformats.org/drawingml/2006/wordprocessingDrawing" xmlns:w10="urn:schemas-microsoft-com:office:word" xmlns:w="http://schemas.openxmlformats.org/wordprocessingml/2006/main" xmlns:w14="http://schemas.microsoft.com/office/word/2010/wordml" xmlns:w15="http://schemas.microsoft.com/office/word/2012/wordml" xmlns:w16cex="http://schemas.microsoft.com/office/word/2018/wordml/cex" xmlns:w16cid="http://schemas.microsoft.com/office/word/2016/wordml/cid" xmlns:w16="http://schemas.microsoft.com/office/word/2018/wordml" xmlns:w16sdtdh="http://schemas.microsoft.com/office/word/2020/wordml/sdtdatahash" xmlns:w16se="http://schemas.microsoft.com/office/word/2015/wordml/symex" xmlns:wpg="http://schemas.microsoft.com/office/word/2010/wordprocessingGroup" xmlns:wpi="http://schemas.microsoft.com/office/word/2010/wordprocessingInk" xmlns:wne="http://schemas.microsoft.com/office/word/2006/wordml" xmlns:wps="http://schemas.microsoft.com/office/word/2010/wordprocessingShape" mc:Ignorable="w14 w15 w16se w16cid w16 w16cex w16sdtdh wp14">
+<w:document xmlns:wpc="http://schemas.microsoft.com/office/word/2010/wordprocessingCanvas" xmlns:cx="http://schemas.microsoft.com/office/drawing/2014/chartex" xmlns:cx1="http://schemas.microsoft.com/office/drawing/2015/9/8/chartex" xmlns:cx2="http://schemas.microsoft.com/office/drawing/2015/10/21/chartex" xmlns:cx3="http://schemas.microsoft.com/office/drawing/2016/5/9/chartex" xmlns:cx4="http://schemas.microsoft.com/office/drawing/2016/5/10/chartex" xmlns:cx5="http://schemas.microsoft.com/office/drawing/2016/5/11/chartex" xmlns:cx6="http://schemas.microsoft.com/office/drawing/2016/5/12/chartex" xmlns:cx7="http://schemas.microsoft.com/office/drawing/2016/5/13/chartex" xmlns:cx8="http://schemas.microsoft.com/office/drawing/2016/5/14/chartex" xmlns:mc="http://schemas.openxmlformats.org/markup-compatibility/2006" xmlns:aink="http://schemas.microsoft.com/office/drawing/2016/ink" xmlns:am3d="http://schemas.microsoft.com/office/drawing/2017/model3d" xmlns:o="urn:schemas-microsoft-com:office:office" xmlns:oel="http://schemas.microsoft.com/office/2019/extlst" xmlns:r="http://schemas.openxmlformats.org/officeDocument/2006/relationships" xmlns:m="http://schemas.openxmlformats.org/officeDocument/2006/math" xmlns:v="urn:schemas-microsoft-com:vml" xmlns:wp14="http://schemas.microsoft.com/office/word/2010/wordprocessingDrawing" xmlns:wp="http://schemas.openxmlformats.org/drawingml/2006/wordprocessingDrawing" xmlns:w10="urn:schemas-microsoft-com:office:word" xmlns:w="http://schemas.openxmlformats.org/wordprocessingml/2006/main" xmlns:w14="http://schemas.microsoft.com/office/word/2010/wordml" xmlns:w15="http://schemas.microsoft.com/office/word/2012/wordml" xmlns:w16cei="http://schemas.microsoft.com/office/word/2026/wordml/cei" xmlns:w16cex="http://schemas.microsoft.com/office/word/2018/wordml/cex" xmlns:w16cid="http://schemas.microsoft.com/office/word/2016/wordml/cid" xmlns:w16="http://schemas.microsoft.com/office/word/2018/wordml" xmlns:w16du="http://schemas.microsoft.com/office/word/2023/wordml/word16du" xmlns:w16sdtdh="http://schemas.microsoft.com/office/word/2020/wordml/sdtdatahash" xmlns:w16sdtfl="http://schemas.microsoft.com/office/word/2024/wordml/sdtformatlock" xmlns:w16se="http://schemas.microsoft.com/office/word/2015/wordml/symex" xmlns:wpg="http://schemas.microsoft.com/office/word/2010/wordprocessingGroup" xmlns:wpi="http://schemas.microsoft.com/office/word/2010/wordprocessingInk" xmlns:wne="http://schemas.microsoft.com/office/word/2006/wordml" xmlns:wps="http://schemas.microsoft.com/office/word/2010/wordprocessingShape" mc:Ignorable="w14 w15 w16se w16cid w16 w16cex w16sdtdh w16sdtfl w16du wp14">
   <w:body>
     <w:p>
       <w:pPr>
@@ -214,39 +214,41 @@
           <w:rFonts w:ascii="Arial" w:eastAsia="Calibri" w:hAnsi="Arial" w:cs="Arial"/>
           <w:bCs/>
         </w:rPr>
-        <w:t>Nombre del estudia</w:t>
-      </w:r>
-      <w:r>
+        <w:t>Damian Alfredo Rodriguez Encina</w:t>
+      </w:r>
+    </w:p>
+    <w:p>
+      <w:pPr>
+        <w:spacing w:line="360" w:lineRule="auto"/>
+        <w:jc w:val="center"/>
         <w:rPr>
           <w:rFonts w:ascii="Arial" w:eastAsia="Calibri" w:hAnsi="Arial" w:cs="Arial"/>
           <w:bCs/>
         </w:rPr>
-        <w:t>nte</w:t>
-      </w:r>
-    </w:p>
-    <w:p>
-      <w:pPr>
-        <w:spacing w:line="360" w:lineRule="auto"/>
-        <w:jc w:val="center"/>
+      </w:pPr>
+      <w:r>
         <w:rPr>
           <w:rFonts w:ascii="Arial" w:eastAsia="Calibri" w:hAnsi="Arial" w:cs="Arial"/>
           <w:bCs/>
         </w:rPr>
-      </w:pPr>
+        <w:t>Profesor guía:</w:t>
+      </w:r>
       <w:r>
         <w:rPr>
           <w:rFonts w:ascii="Arial" w:eastAsia="Calibri" w:hAnsi="Arial" w:cs="Arial"/>
           <w:bCs/>
         </w:rPr>
-        <w:t>Profesor guía:</w:t>
-      </w:r>
+        <w:t xml:space="preserve"> </w:t>
+      </w:r>
+      <w:proofErr w:type="spellStart"/>
       <w:r>
         <w:rPr>
           <w:rFonts w:ascii="Arial" w:eastAsia="Calibri" w:hAnsi="Arial" w:cs="Arial"/>
           <w:bCs/>
         </w:rPr>
-        <w:t xml:space="preserve"> xxxxxxx</w:t>
-      </w:r>
+        <w:t>xxxxxxx</w:t>
+      </w:r>
+      <w:proofErr w:type="spellEnd"/>
     </w:p>
     <w:p>
       <w:pPr>
@@ -487,18 +489,21 @@
         </w:rPr>
         <w:t xml:space="preserve">Talca, </w:t>
       </w:r>
+      <w:proofErr w:type="gramStart"/>
       <w:r>
         <w:rPr>
           <w:rFonts w:ascii="Arial" w:eastAsia="Verdana" w:hAnsi="Arial" w:cs="Arial"/>
         </w:rPr>
         <w:t>Diciembre</w:t>
       </w:r>
+      <w:proofErr w:type="gramEnd"/>
       <w:r>
         <w:rPr>
           <w:rFonts w:ascii="Arial" w:eastAsia="Verdana" w:hAnsi="Arial" w:cs="Arial"/>
         </w:rPr>
         <w:t xml:space="preserve"> </w:t>
       </w:r>
+      <w:proofErr w:type="gramStart"/>
       <w:r>
         <w:rPr>
           <w:rFonts w:ascii="Arial" w:eastAsia="Verdana" w:hAnsi="Arial" w:cs="Arial"/>
@@ -517,6 +522,7 @@
         </w:rPr>
         <w:t>5</w:t>
       </w:r>
+      <w:proofErr w:type="gramEnd"/>
     </w:p>
     <w:p>
       <w:pPr>
@@ -928,6 +934,7 @@
         </w:rPr>
         <w:t xml:space="preserve">antes de </w:t>
       </w:r>
+      <w:proofErr w:type="gramStart"/>
       <w:r>
         <w:rPr>
           <w:rFonts w:ascii="Arial" w:hAnsi="Arial" w:cs="Arial"/>
@@ -946,7 +953,18 @@
           <w:highlight w:val="yellow"/>
           <w:lang w:val="es-ES"/>
         </w:rPr>
-        <w:t xml:space="preserve">enzar </w:t>
+        <w:t>enzar</w:t>
+      </w:r>
+      <w:proofErr w:type="gramEnd"/>
+      <w:r>
+        <w:rPr>
+          <w:rFonts w:ascii="Arial" w:hAnsi="Arial" w:cs="Arial"/>
+          <w:color w:val="000000"/>
+          <w:szCs w:val="36"/>
+          <w:highlight w:val="yellow"/>
+          <w:lang w:val="es-ES"/>
+        </w:rPr>
+        <w:t xml:space="preserve"> </w:t>
       </w:r>
       <w:r>
         <w:rPr>
@@ -4327,12 +4345,6 @@
       </w:pPr>
       <w:r>
         <w:rPr>
-          <w:rStyle w:val="Refdecomentario"/>
-        </w:rPr>
-        <w:t/>
-      </w:r>
-      <w:r>
-        <w:rPr>
           <w:highlight w:val="yellow"/>
         </w:rPr>
         <w:t>Ejemplo de numeración de figura por cada capítulo:</w:t>
@@ -4655,7 +4667,21 @@
         <w:rPr>
           <w:highlight w:val="yellow"/>
         </w:rPr>
-        <w:t>Importante: Después de cada figura debe venir un texto explicatorio de la figura en cuestión. Algunos ejemplos:</w:t>
+        <w:t xml:space="preserve">Importante: Después de cada figura debe venir un texto </w:t>
+      </w:r>
+      <w:proofErr w:type="spellStart"/>
+      <w:r>
+        <w:rPr>
+          <w:highlight w:val="yellow"/>
+        </w:rPr>
+        <w:t>explicatorio</w:t>
+      </w:r>
+      <w:proofErr w:type="spellEnd"/>
+      <w:r>
+        <w:rPr>
+          <w:highlight w:val="yellow"/>
+        </w:rPr>
+        <w:t xml:space="preserve"> de la figura en cuestión. Algunos ejemplos:</w:t>
       </w:r>
     </w:p>
     <w:p>
@@ -4903,7 +4929,21 @@
         <w:rPr>
           <w:highlight w:val="yellow"/>
         </w:rPr>
-        <w:t>Ejemplo de numeración de tabla  por cada capítulo:</w:t>
+        <w:t xml:space="preserve">Ejemplo de numeración de </w:t>
+      </w:r>
+      <w:proofErr w:type="gramStart"/>
+      <w:r>
+        <w:rPr>
+          <w:highlight w:val="yellow"/>
+        </w:rPr>
+        <w:t>tabla  por</w:t>
+      </w:r>
+      <w:proofErr w:type="gramEnd"/>
+      <w:r>
+        <w:rPr>
+          <w:highlight w:val="yellow"/>
+        </w:rPr>
+        <w:t xml:space="preserve"> cada capítulo:</w:t>
       </w:r>
     </w:p>
     <w:p>
@@ -5161,7 +5201,21 @@
         <w:rPr>
           <w:highlight w:val="yellow"/>
         </w:rPr>
-        <w:t>La siguiente tabla  ilustra….</w:t>
+        <w:t xml:space="preserve">La siguiente </w:t>
+      </w:r>
+      <w:proofErr w:type="gramStart"/>
+      <w:r>
+        <w:rPr>
+          <w:highlight w:val="yellow"/>
+        </w:rPr>
+        <w:t>tabla  ilustra</w:t>
+      </w:r>
+      <w:proofErr w:type="gramEnd"/>
+      <w:r>
+        <w:rPr>
+          <w:highlight w:val="yellow"/>
+        </w:rPr>
+        <w:t>….</w:t>
       </w:r>
     </w:p>
     <w:p>
@@ -5213,7 +5267,21 @@
         <w:rPr>
           <w:highlight w:val="yellow"/>
         </w:rPr>
-        <w:t>Importante: Después de cada tabla debe venir un texto explicatorio de la tabla en cuestión. Algunos ejemplos:</w:t>
+        <w:t xml:space="preserve">Importante: Después de cada tabla debe venir un texto </w:t>
+      </w:r>
+      <w:proofErr w:type="spellStart"/>
+      <w:r>
+        <w:rPr>
+          <w:highlight w:val="yellow"/>
+        </w:rPr>
+        <w:t>explicatorio</w:t>
+      </w:r>
+      <w:proofErr w:type="spellEnd"/>
+      <w:r>
+        <w:rPr>
+          <w:highlight w:val="yellow"/>
+        </w:rPr>
+        <w:t xml:space="preserve"> de la tabla en cuestión. Algunos ejemplos:</w:t>
       </w:r>
     </w:p>
     <w:p>
@@ -5805,10 +5873,10 @@
           <w:szCs w:val="24"/>
         </w:rPr>
       </w:pPr>
-      <w:bookmarkStart w:id="6" w:name="_Toc491677667"/>
-      <w:bookmarkStart w:id="7" w:name="_Toc149946874"/>
-      <w:bookmarkStart w:id="8" w:name="_Toc165898221"/>
-      <w:bookmarkStart w:id="9" w:name="_Toc205997440"/>
+      <w:bookmarkStart w:id="6" w:name="_Toc205997440"/>
+      <w:bookmarkStart w:id="7" w:name="_Toc491677667"/>
+      <w:bookmarkStart w:id="8" w:name="_Toc149946874"/>
+      <w:bookmarkStart w:id="9" w:name="_Toc165898221"/>
       <w:r>
         <w:rPr>
           <w:rFonts w:ascii="Arial" w:hAnsi="Arial" w:cs="Arial"/>
@@ -5842,7 +5910,7 @@
         </w:rPr>
         <w:t>n</w:t>
       </w:r>
-      <w:bookmarkEnd w:id="9"/>
+      <w:bookmarkEnd w:id="6"/>
       <w:r>
         <w:rPr>
           <w:rFonts w:ascii="Arial" w:hAnsi="Arial" w:cs="Arial"/>
@@ -5851,9 +5919,9 @@
         </w:rPr>
         <w:t xml:space="preserve"> </w:t>
       </w:r>
-      <w:bookmarkEnd w:id="6"/>
       <w:bookmarkEnd w:id="7"/>
       <w:bookmarkEnd w:id="8"/>
+      <w:bookmarkEnd w:id="9"/>
     </w:p>
     <w:p>
       <w:pPr>
@@ -5975,7 +6043,15 @@
           <w:rFonts w:ascii="Arial" w:hAnsi="Arial" w:cs="Arial"/>
           <w:highlight w:val="yellow"/>
         </w:rPr>
-        <w:t>, entonces siempre aplique este tipo de viñeta de la misma forma</w:t>
+        <w:t xml:space="preserve">, entonces siempre aplique este tipo de viñeta de la </w:t>
+      </w:r>
+      <w:proofErr w:type="gramStart"/>
+      <w:r>
+        <w:rPr>
+          <w:rFonts w:ascii="Arial" w:hAnsi="Arial" w:cs="Arial"/>
+          <w:highlight w:val="yellow"/>
+        </w:rPr>
+        <w:t>misma forma</w:t>
       </w:r>
       <w:r>
         <w:rPr>
@@ -5984,6 +6060,7 @@
         </w:rPr>
         <w:t xml:space="preserve"> y mismo orden</w:t>
       </w:r>
+      <w:proofErr w:type="gramEnd"/>
       <w:r>
         <w:rPr>
           <w:rFonts w:ascii="Arial" w:hAnsi="Arial" w:cs="Arial"/>
@@ -6025,7 +6102,23 @@
           <w:rFonts w:ascii="Arial" w:hAnsi="Arial" w:cs="Arial"/>
           <w:highlight w:val="yellow"/>
         </w:rPr>
-        <w:t>Administración de usuario:…..</w:t>
+        <w:t xml:space="preserve">Administración de </w:t>
+      </w:r>
+      <w:proofErr w:type="gramStart"/>
+      <w:r>
+        <w:rPr>
+          <w:rFonts w:ascii="Arial" w:hAnsi="Arial" w:cs="Arial"/>
+          <w:highlight w:val="yellow"/>
+        </w:rPr>
+        <w:t>usuario:…</w:t>
+      </w:r>
+      <w:proofErr w:type="gramEnd"/>
+      <w:r>
+        <w:rPr>
+          <w:rFonts w:ascii="Arial" w:hAnsi="Arial" w:cs="Arial"/>
+          <w:highlight w:val="yellow"/>
+        </w:rPr>
+        <w:t>..</w:t>
       </w:r>
     </w:p>
     <w:p>
@@ -6045,8 +6138,17 @@
           <w:rFonts w:ascii="Arial" w:hAnsi="Arial" w:cs="Arial"/>
           <w:highlight w:val="yellow"/>
         </w:rPr>
-        <w:t>Administración de venta:…</w:t>
-      </w:r>
+        <w:t xml:space="preserve">Administración de </w:t>
+      </w:r>
+      <w:proofErr w:type="gramStart"/>
+      <w:r>
+        <w:rPr>
+          <w:rFonts w:ascii="Arial" w:hAnsi="Arial" w:cs="Arial"/>
+          <w:highlight w:val="yellow"/>
+        </w:rPr>
+        <w:t>venta:…</w:t>
+      </w:r>
+      <w:proofErr w:type="gramEnd"/>
     </w:p>
     <w:p>
       <w:pPr>
@@ -6094,12 +6196,21 @@
           <w:highlight w:val="yellow"/>
         </w:rPr>
       </w:pPr>
-      <w:r>
-        <w:rPr>
-          <w:rFonts w:ascii="Arial" w:hAnsi="Arial" w:cs="Arial"/>
-          <w:highlight w:val="yellow"/>
-        </w:rPr>
-        <w:t>Ingresos:….</w:t>
+      <w:proofErr w:type="gramStart"/>
+      <w:r>
+        <w:rPr>
+          <w:rFonts w:ascii="Arial" w:hAnsi="Arial" w:cs="Arial"/>
+          <w:highlight w:val="yellow"/>
+        </w:rPr>
+        <w:t>Ingresos:…</w:t>
+      </w:r>
+      <w:proofErr w:type="gramEnd"/>
+      <w:r>
+        <w:rPr>
+          <w:rFonts w:ascii="Arial" w:hAnsi="Arial" w:cs="Arial"/>
+          <w:highlight w:val="yellow"/>
+        </w:rPr>
+        <w:t>.</w:t>
       </w:r>
     </w:p>
     <w:p>
@@ -6114,12 +6225,21 @@
           <w:highlight w:val="yellow"/>
         </w:rPr>
       </w:pPr>
-      <w:r>
-        <w:rPr>
-          <w:rFonts w:ascii="Arial" w:hAnsi="Arial" w:cs="Arial"/>
-          <w:highlight w:val="yellow"/>
-        </w:rPr>
-        <w:t>Salidas:……</w:t>
+      <w:proofErr w:type="gramStart"/>
+      <w:r>
+        <w:rPr>
+          <w:rFonts w:ascii="Arial" w:hAnsi="Arial" w:cs="Arial"/>
+          <w:highlight w:val="yellow"/>
+        </w:rPr>
+        <w:t>Salidas:…</w:t>
+      </w:r>
+      <w:proofErr w:type="gramEnd"/>
+      <w:r>
+        <w:rPr>
+          <w:rFonts w:ascii="Arial" w:hAnsi="Arial" w:cs="Arial"/>
+          <w:highlight w:val="yellow"/>
+        </w:rPr>
+        <w:t>…</w:t>
       </w:r>
     </w:p>
     <w:p>
@@ -6139,7 +6259,23 @@
           <w:rFonts w:ascii="Arial" w:hAnsi="Arial" w:cs="Arial"/>
           <w:highlight w:val="yellow"/>
         </w:rPr>
-        <w:t>Control interno:…..</w:t>
+        <w:t xml:space="preserve">Control </w:t>
+      </w:r>
+      <w:proofErr w:type="gramStart"/>
+      <w:r>
+        <w:rPr>
+          <w:rFonts w:ascii="Arial" w:hAnsi="Arial" w:cs="Arial"/>
+          <w:highlight w:val="yellow"/>
+        </w:rPr>
+        <w:t>interno:…</w:t>
+      </w:r>
+      <w:proofErr w:type="gramEnd"/>
+      <w:r>
+        <w:rPr>
+          <w:rFonts w:ascii="Arial" w:hAnsi="Arial" w:cs="Arial"/>
+          <w:highlight w:val="yellow"/>
+        </w:rPr>
+        <w:t>..</w:t>
       </w:r>
     </w:p>
     <w:p>
@@ -6235,6 +6371,7 @@
           <w:highlight w:val="yellow"/>
         </w:rPr>
       </w:pPr>
+      <w:proofErr w:type="spellStart"/>
       <w:r>
         <w:rPr>
           <w:rFonts w:ascii="Arial" w:hAnsi="Arial" w:cs="Arial"/>
@@ -6242,6 +6379,7 @@
         </w:rPr>
         <w:t>etc</w:t>
       </w:r>
+      <w:proofErr w:type="spellEnd"/>
     </w:p>
     <w:p>
       <w:pPr>
@@ -6265,6 +6403,108 @@
           <w:highlight w:val="yellow"/>
         </w:rPr>
         <w:t>Durante la parte restante de la memoria debe ser consiste con el orden de aplicación de las viñetas.</w:t>
+      </w:r>
+    </w:p>
+    <w:p>
+      <w:pPr>
+        <w:ind w:firstLine="708"/>
+        <w:rPr>
+          <w:rFonts w:ascii="Arial" w:hAnsi="Arial" w:cs="Arial"/>
+        </w:rPr>
+      </w:pPr>
+      <w:r>
+        <w:rPr>
+          <w:rFonts w:ascii="Arial" w:hAnsi="Arial" w:cs="Arial"/>
+        </w:rPr>
+        <w:t>Las instituciones de educación superior desarrollan diversos procesos orientados a asegurar la calidad de sus actividades y fortalecer su relación con el entorno. Dentro de este contexto, la disponibilidad y gestión adecuada de información adquiere especial relevancia, debido a que permite mantener registros de las actividades desarrolladas y disponer de evidencias para procesos institucionales de evaluación y acreditación.</w:t>
+      </w:r>
+    </w:p>
+    <w:p>
+      <w:pPr>
+        <w:ind w:firstLine="708"/>
+        <w:rPr>
+          <w:rFonts w:ascii="Arial" w:hAnsi="Arial" w:cs="Arial"/>
+        </w:rPr>
+      </w:pPr>
+    </w:p>
+    <w:p>
+      <w:pPr>
+        <w:ind w:firstLine="708"/>
+        <w:rPr>
+          <w:rFonts w:ascii="Arial" w:hAnsi="Arial" w:cs="Arial"/>
+        </w:rPr>
+      </w:pPr>
+      <w:r>
+        <w:rPr>
+          <w:rFonts w:ascii="Arial" w:hAnsi="Arial" w:cs="Arial"/>
+        </w:rPr>
+        <w:t>En la Universidad Católica del Maule se han desarrollado soluciones informáticas destinadas a apoyar diferentes procesos asociados a la gestión institucional. Entre estos trabajos se encuentra el desarrollo de un sistema informático orientado al registro y gestión de evidencias relacionadas con las debilidades identificadas durante procesos de acreditación de las carreras. El sistema permitió automatizar el registro de evidencias que anteriormente se gestionaban mediante archivos Excel, incorporando funcionalidades para administrar usuarios, unidades y roles, gestionar evidencias, realizar procesos de aprobación y rechazo, generar estadísticas y exportar información en formato PDF.</w:t>
+      </w:r>
+    </w:p>
+    <w:p>
+      <w:pPr>
+        <w:ind w:firstLine="708"/>
+        <w:rPr>
+          <w:rFonts w:ascii="Arial" w:hAnsi="Arial" w:cs="Arial"/>
+        </w:rPr>
+      </w:pPr>
+    </w:p>
+    <w:p>
+      <w:pPr>
+        <w:ind w:firstLine="708"/>
+        <w:rPr>
+          <w:rFonts w:ascii="Arial" w:hAnsi="Arial" w:cs="Arial"/>
+        </w:rPr>
+      </w:pPr>
+      <w:r>
+        <w:rPr>
+          <w:rFonts w:ascii="Arial" w:hAnsi="Arial" w:cs="Arial"/>
+        </w:rPr>
+        <w:t>Posteriormente, se desarrolló un sistema web orientado a la gestión de Vinculación con el Medio de la Facultad de Ciencias de la Ingeniería. Esta solución permitió centralizar la recepción, evaluación, derivación y seguimiento de solicitudes provenientes de la comunidad, estableciendo un flujo estructurado entre los diferentes actores involucrados y generando información trazable sobre las iniciativas desarrolladas.</w:t>
+      </w:r>
+    </w:p>
+    <w:p>
+      <w:pPr>
+        <w:ind w:firstLine="708"/>
+        <w:rPr>
+          <w:rFonts w:ascii="Arial" w:hAnsi="Arial" w:cs="Arial"/>
+        </w:rPr>
+      </w:pPr>
+    </w:p>
+    <w:p>
+      <w:pPr>
+        <w:ind w:firstLine="708"/>
+        <w:rPr>
+          <w:rFonts w:ascii="Arial" w:hAnsi="Arial" w:cs="Arial"/>
+        </w:rPr>
+      </w:pPr>
+      <w:r>
+        <w:rPr>
+          <w:rFonts w:ascii="Arial" w:hAnsi="Arial" w:cs="Arial"/>
+        </w:rPr>
+        <w:t>Ambos trabajos permiten identificar una línea común relacionada con la digitalización, centralización y trazabilidad de procesos institucionales, mediante soluciones informáticas orientadas a reducir la dependencia de registros dispersos y facilitar la gestión de información.</w:t>
+      </w:r>
+    </w:p>
+    <w:p>
+      <w:pPr>
+        <w:ind w:firstLine="708"/>
+        <w:rPr>
+          <w:rFonts w:ascii="Arial" w:hAnsi="Arial" w:cs="Arial"/>
+        </w:rPr>
+      </w:pPr>
+    </w:p>
+    <w:p>
+      <w:pPr>
+        <w:ind w:firstLine="708"/>
+        <w:rPr>
+          <w:rFonts w:ascii="Arial" w:hAnsi="Arial" w:cs="Arial"/>
+        </w:rPr>
+      </w:pPr>
+      <w:r>
+        <w:rPr>
+          <w:rFonts w:ascii="Arial" w:hAnsi="Arial" w:cs="Arial"/>
+        </w:rPr>
+        <w:t>En este contexto, la presente memoria se desarrolla como una continuación y mejora de los trabajos anteriormente realizados, tomando como base las soluciones existentes y orientándose a implementar las mejoras requeridas para fortalecer su funcionamiento y utilidad dentro del contexto institucional.</w:t>
       </w:r>
     </w:p>
     <w:p>
@@ -6670,7 +6910,23 @@
           <w:rFonts w:ascii="Arial" w:hAnsi="Arial" w:cs="Arial"/>
           <w:highlight w:val="yellow"/>
         </w:rPr>
-        <w:t xml:space="preserve">¿Cuáles son todos los impactos negativos (financieros, tiempo, etc) derivados del problema empresarial existente? </w:t>
+        <w:t xml:space="preserve">¿Cuáles son todos los impactos negativos (financieros, tiempo, </w:t>
+      </w:r>
+      <w:proofErr w:type="spellStart"/>
+      <w:r>
+        <w:rPr>
+          <w:rFonts w:ascii="Arial" w:hAnsi="Arial" w:cs="Arial"/>
+          <w:highlight w:val="yellow"/>
+        </w:rPr>
+        <w:t>etc</w:t>
+      </w:r>
+      <w:proofErr w:type="spellEnd"/>
+      <w:r>
+        <w:rPr>
+          <w:rFonts w:ascii="Arial" w:hAnsi="Arial" w:cs="Arial"/>
+          <w:highlight w:val="yellow"/>
+        </w:rPr>
+        <w:t xml:space="preserve">) derivados del problema empresarial existente? </w:t>
       </w:r>
     </w:p>
     <w:p>
@@ -6690,24 +6946,27 @@
     </w:p>
     <w:p>
       <w:pPr>
-        <w:spacing w:line="360" w:lineRule="auto"/>
-        <w:rPr>
-          <w:rFonts w:ascii="Arial" w:hAnsi="Arial" w:cs="Arial"/>
-        </w:rPr>
-      </w:pPr>
-    </w:p>
-    <w:p>
-      <w:pPr>
-        <w:spacing w:line="360" w:lineRule="auto"/>
         <w:ind w:firstLine="708"/>
         <w:rPr>
           <w:rFonts w:ascii="Arial" w:hAnsi="Arial" w:cs="Arial"/>
         </w:rPr>
       </w:pPr>
-    </w:p>
-    <w:p>
-      <w:pPr>
-        <w:spacing w:line="360" w:lineRule="auto"/>
+      <w:r>
+        <w:rPr>
+          <w:rFonts w:ascii="Arial" w:hAnsi="Arial" w:cs="Arial"/>
+        </w:rPr>
+        <w:t xml:space="preserve">La gestión de información asociada a procesos institucionales puede presentar dificultades cuando los registros se encuentran distribuidos entre diferentes medios y </w:t>
+      </w:r>
+      <w:r>
+        <w:rPr>
+          <w:rFonts w:ascii="Arial" w:hAnsi="Arial" w:cs="Arial"/>
+        </w:rPr>
+        <w:lastRenderedPageBreak/>
+        <w:t>no existe una solución informática que permita centralizar la información y controlar su flujo.</w:t>
+      </w:r>
+    </w:p>
+    <w:p>
+      <w:pPr>
         <w:ind w:firstLine="708"/>
         <w:rPr>
           <w:rFonts w:ascii="Arial" w:hAnsi="Arial" w:cs="Arial"/>
@@ -6716,16 +6975,20 @@
     </w:p>
     <w:p>
       <w:pPr>
-        <w:spacing w:line="360" w:lineRule="auto"/>
         <w:ind w:firstLine="708"/>
         <w:rPr>
           <w:rFonts w:ascii="Arial" w:hAnsi="Arial" w:cs="Arial"/>
         </w:rPr>
       </w:pPr>
-    </w:p>
-    <w:p>
-      <w:pPr>
-        <w:spacing w:line="360" w:lineRule="auto"/>
+      <w:r>
+        <w:rPr>
+          <w:rFonts w:ascii="Arial" w:hAnsi="Arial" w:cs="Arial"/>
+        </w:rPr>
+        <w:t>En un trabajo previo desarrollado en la Universidad Católica del Maule se abordó el registro de evidencias asociadas a procesos de acreditación de las carreras. Antes de la implementación de dicho sistema, el registro se realizaba mediante archivos Excel. Este mecanismo podía dificultar la administración y búsqueda de información a medida que aumentaba la cantidad de evidencias registradas por las distintas unidades.</w:t>
+      </w:r>
+    </w:p>
+    <w:p>
+      <w:pPr>
         <w:ind w:firstLine="708"/>
         <w:rPr>
           <w:rFonts w:ascii="Arial" w:hAnsi="Arial" w:cs="Arial"/>
@@ -6734,12 +6997,180 @@
     </w:p>
     <w:p>
       <w:pPr>
-        <w:spacing w:line="360" w:lineRule="auto"/>
         <w:ind w:firstLine="708"/>
         <w:rPr>
           <w:rFonts w:ascii="Arial" w:hAnsi="Arial" w:cs="Arial"/>
         </w:rPr>
       </w:pPr>
+      <w:r>
+        <w:rPr>
+          <w:rFonts w:ascii="Arial" w:hAnsi="Arial" w:cs="Arial"/>
+        </w:rPr>
+        <w:t>Para abordar esta problemática se desarrolló una aplicación web que permitió automatizar el registro de evidencias y establecer un flujo de revisión compuesto por diferentes actores. La solución incorporó mecanismos de autenticación y autorización, administración de usuarios, registro de evidencias, generación de estadísticas y exportación de documentos.</w:t>
+      </w:r>
+    </w:p>
+    <w:p>
+      <w:pPr>
+        <w:ind w:firstLine="708"/>
+        <w:rPr>
+          <w:rFonts w:ascii="Arial" w:hAnsi="Arial" w:cs="Arial"/>
+        </w:rPr>
+      </w:pPr>
+    </w:p>
+    <w:p>
+      <w:pPr>
+        <w:ind w:firstLine="708"/>
+        <w:rPr>
+          <w:rFonts w:ascii="Arial" w:hAnsi="Arial" w:cs="Arial"/>
+        </w:rPr>
+      </w:pPr>
+      <w:r>
+        <w:rPr>
+          <w:rFonts w:ascii="Arial" w:hAnsi="Arial" w:cs="Arial"/>
+        </w:rPr>
+        <w:t>Posteriormente, otro trabajo abordó la gestión de Vinculación con el Medio dentro de la Facultad de Ciencias de la Ingeniería. En este caso, las solicitudes provenientes de la comunidad eran gestionadas mediante canales informales, como correos electrónicos, reuniones y conversaciones, sin disponer inicialmente de un sistema centralizado que permitiera mantener una trazabilidad completa del proceso.</w:t>
+      </w:r>
+    </w:p>
+    <w:p>
+      <w:pPr>
+        <w:ind w:firstLine="708"/>
+        <w:rPr>
+          <w:rFonts w:ascii="Arial" w:hAnsi="Arial" w:cs="Arial"/>
+        </w:rPr>
+      </w:pPr>
+    </w:p>
+    <w:p>
+      <w:pPr>
+        <w:ind w:firstLine="708"/>
+        <w:rPr>
+          <w:rFonts w:ascii="Arial" w:hAnsi="Arial" w:cs="Arial"/>
+        </w:rPr>
+      </w:pPr>
+      <w:r>
+        <w:rPr>
+          <w:rFonts w:ascii="Arial" w:hAnsi="Arial" w:cs="Arial"/>
+        </w:rPr>
+        <w:t>La solución desarrollada permitió establecer un flujo desde la recepción de una solicitud hasta el cierre formal de una iniciativa, incorporando diferentes perfiles de usuario y mecanismos de seguimiento. De esta manera, se buscó reemplazar una gestión dispersa por un proceso formal y estructurado.</w:t>
+      </w:r>
+    </w:p>
+    <w:p>
+      <w:pPr>
+        <w:ind w:firstLine="708"/>
+        <w:rPr>
+          <w:rFonts w:ascii="Arial" w:hAnsi="Arial" w:cs="Arial"/>
+        </w:rPr>
+      </w:pPr>
+    </w:p>
+    <w:p>
+      <w:pPr>
+        <w:ind w:firstLine="708"/>
+        <w:rPr>
+          <w:rFonts w:ascii="Arial" w:hAnsi="Arial" w:cs="Arial"/>
+        </w:rPr>
+      </w:pPr>
+      <w:r>
+        <w:rPr>
+          <w:rFonts w:ascii="Arial" w:hAnsi="Arial" w:cs="Arial"/>
+        </w:rPr>
+        <w:t>A pesar de los avances obtenidos mediante ambas soluciones, existe la necesidad de continuar mejorando e integrando el trabajo desarrollado, de manera que las funcionalidades existentes puedan responder de mejor forma a las necesidades actuales del proceso.</w:t>
+      </w:r>
+    </w:p>
+    <w:p>
+      <w:pPr>
+        <w:ind w:firstLine="708"/>
+        <w:rPr>
+          <w:rFonts w:ascii="Arial" w:hAnsi="Arial" w:cs="Arial"/>
+        </w:rPr>
+      </w:pPr>
+    </w:p>
+    <w:p>
+      <w:pPr>
+        <w:ind w:firstLine="708"/>
+        <w:rPr>
+          <w:rFonts w:ascii="Arial" w:hAnsi="Arial" w:cs="Arial"/>
+        </w:rPr>
+      </w:pPr>
+      <w:r>
+        <w:rPr>
+          <w:rFonts w:ascii="Arial" w:hAnsi="Arial" w:cs="Arial"/>
+        </w:rPr>
+        <w:t>La problemática que aborda esta memoria se relaciona, por tanto, con la necesidad de mejorar una solución informática existente, aprovechando la infraestructura y funcionalidades desarrolladas previamente y extendiéndolas de acuerdo con los nuevos requerimientos definidos para el proyecto.</w:t>
+      </w:r>
+    </w:p>
+    <w:p>
+      <w:pPr>
+        <w:ind w:firstLine="708"/>
+        <w:rPr>
+          <w:rFonts w:ascii="Arial" w:hAnsi="Arial" w:cs="Arial"/>
+        </w:rPr>
+      </w:pPr>
+    </w:p>
+    <w:p>
+      <w:pPr>
+        <w:ind w:firstLine="708"/>
+        <w:rPr>
+          <w:rFonts w:ascii="Arial" w:hAnsi="Arial" w:cs="Arial"/>
+        </w:rPr>
+      </w:pPr>
+      <w:r>
+        <w:rPr>
+          <w:rFonts w:ascii="Arial" w:hAnsi="Arial" w:cs="Arial"/>
+        </w:rPr>
+        <w:t>La oportunidad de mejora se encuentra en utilizar el trabajo existente como base para desarrollar nuevas funcionalidades, optimizar aquellas que presenten limitaciones e incrementar la utilidad de la solución para los usuarios involucrados.</w:t>
+      </w:r>
+    </w:p>
+    <w:p>
+      <w:pPr>
+        <w:spacing w:line="360" w:lineRule="auto"/>
+        <w:rPr>
+          <w:rFonts w:ascii="Arial" w:hAnsi="Arial" w:cs="Arial"/>
+        </w:rPr>
+      </w:pPr>
+    </w:p>
+    <w:p>
+      <w:pPr>
+        <w:spacing w:line="360" w:lineRule="auto"/>
+        <w:ind w:firstLine="708"/>
+        <w:rPr>
+          <w:rFonts w:ascii="Arial" w:hAnsi="Arial" w:cs="Arial"/>
+        </w:rPr>
+      </w:pPr>
+    </w:p>
+    <w:p>
+      <w:pPr>
+        <w:spacing w:line="360" w:lineRule="auto"/>
+        <w:ind w:firstLine="708"/>
+        <w:rPr>
+          <w:rFonts w:ascii="Arial" w:hAnsi="Arial" w:cs="Arial"/>
+        </w:rPr>
+      </w:pPr>
+    </w:p>
+    <w:p>
+      <w:pPr>
+        <w:spacing w:line="360" w:lineRule="auto"/>
+        <w:ind w:firstLine="708"/>
+        <w:rPr>
+          <w:rFonts w:ascii="Arial" w:hAnsi="Arial" w:cs="Arial"/>
+        </w:rPr>
+      </w:pPr>
+    </w:p>
+    <w:p>
+      <w:pPr>
+        <w:spacing w:line="360" w:lineRule="auto"/>
+        <w:ind w:firstLine="708"/>
+        <w:rPr>
+          <w:rFonts w:ascii="Arial" w:hAnsi="Arial" w:cs="Arial"/>
+        </w:rPr>
+      </w:pPr>
+    </w:p>
+    <w:p>
+      <w:pPr>
+        <w:spacing w:line="360" w:lineRule="auto"/>
+        <w:ind w:firstLine="708"/>
+        <w:rPr>
+          <w:rFonts w:ascii="Arial" w:hAnsi="Arial" w:cs="Arial"/>
+        </w:rPr>
+      </w:pPr>
     </w:p>
     <w:p>
       <w:pPr>
@@ -6748,10 +7179,10 @@
           <w:rFonts w:ascii="Arial" w:hAnsi="Arial" w:cs="Arial"/>
         </w:rPr>
       </w:pPr>
-      <w:bookmarkStart w:id="15" w:name="_Toc491677669"/>
-      <w:bookmarkStart w:id="16" w:name="_Toc149946877"/>
-      <w:bookmarkStart w:id="17" w:name="_Toc165898224"/>
-      <w:bookmarkStart w:id="18" w:name="_Toc205997442"/>
+      <w:bookmarkStart w:id="15" w:name="_Toc205997442"/>
+      <w:bookmarkStart w:id="16" w:name="_Toc491677669"/>
+      <w:bookmarkStart w:id="17" w:name="_Toc149946877"/>
+      <w:bookmarkStart w:id="18" w:name="_Toc165898224"/>
       <w:r>
         <w:rPr>
           <w:rFonts w:ascii="Arial" w:hAnsi="Arial" w:cs="Arial"/>
@@ -6782,16 +7213,16 @@
         </w:rPr>
         <w:t>Objetivo</w:t>
       </w:r>
-      <w:bookmarkEnd w:id="18"/>
+      <w:bookmarkEnd w:id="15"/>
       <w:r>
         <w:rPr>
           <w:rFonts w:ascii="Arial" w:hAnsi="Arial" w:cs="Arial"/>
         </w:rPr>
         <w:t xml:space="preserve"> </w:t>
       </w:r>
-      <w:bookmarkEnd w:id="15"/>
       <w:bookmarkEnd w:id="16"/>
       <w:bookmarkEnd w:id="17"/>
+      <w:bookmarkEnd w:id="18"/>
     </w:p>
     <w:p>
       <w:pPr>
@@ -6883,7 +7314,21 @@
         <w:rPr>
           <w:rFonts w:ascii="Arial" w:hAnsi="Arial" w:cs="Arial"/>
         </w:rPr>
-        <w:t>Analizar/Diseñar/Aplicar……..</w:t>
+        <w:t>Analizar/Diseñar/Aplicar</w:t>
+      </w:r>
+      <w:proofErr w:type="gramStart"/>
+      <w:r>
+        <w:rPr>
+          <w:rFonts w:ascii="Arial" w:hAnsi="Arial" w:cs="Arial"/>
+        </w:rPr>
+        <w:t>…….</w:t>
+      </w:r>
+      <w:proofErr w:type="gramEnd"/>
+      <w:r>
+        <w:rPr>
+          <w:rFonts w:ascii="Arial" w:hAnsi="Arial" w:cs="Arial"/>
+        </w:rPr>
+        <w:t>.</w:t>
       </w:r>
     </w:p>
     <w:p>
@@ -7052,7 +7497,6 @@
           <w:rFonts w:ascii="Arial" w:hAnsi="Arial" w:cs="Arial"/>
           <w:highlight w:val="yellow"/>
         </w:rPr>
-        <w:lastRenderedPageBreak/>
         <w:t>Medible:</w:t>
       </w:r>
     </w:p>
@@ -7354,6 +7798,7 @@
           <w:rFonts w:ascii="Arial" w:hAnsi="Arial" w:cs="Arial"/>
           <w:highlight w:val="yellow"/>
         </w:rPr>
+        <w:lastRenderedPageBreak/>
         <w:t xml:space="preserve">Preguntas clave: ¿Cuál es la fecha límite para alcanzar el objetivo? ¿Qué puedo hacer hoy/esta semana/este mes? </w:t>
       </w:r>
     </w:p>
@@ -7635,11 +8080,19 @@
           <w:rFonts w:ascii="Arial" w:hAnsi="Arial" w:cs="Arial"/>
         </w:rPr>
       </w:pPr>
-      <w:r>
-        <w:rPr>
-          <w:rFonts w:ascii="Arial" w:hAnsi="Arial" w:cs="Arial"/>
-        </w:rPr>
-        <w:t>Implementar…..</w:t>
+      <w:proofErr w:type="gramStart"/>
+      <w:r>
+        <w:rPr>
+          <w:rFonts w:ascii="Arial" w:hAnsi="Arial" w:cs="Arial"/>
+        </w:rPr>
+        <w:t>Implementar….</w:t>
+      </w:r>
+      <w:proofErr w:type="gramEnd"/>
+      <w:r>
+        <w:rPr>
+          <w:rFonts w:ascii="Arial" w:hAnsi="Arial" w:cs="Arial"/>
+        </w:rPr>
+        <w:t>.</w:t>
       </w:r>
     </w:p>
     <w:p>
@@ -7780,7 +8233,6 @@
           <w:rFonts w:ascii="Arial" w:hAnsi="Arial" w:cs="Arial"/>
           <w:highlight w:val="yellow"/>
         </w:rPr>
-        <w:lastRenderedPageBreak/>
         <w:t xml:space="preserve">Escriba los objetivos específicos del proyecto. Escriba solamente un objetivo general. Cada objetivo debe comenzar con UN VERBO INFINITIVO. Recuerde escribir en tercera persona. Borre el texto que no sea suyo y comience a escribir en ese punto. </w:t>
       </w:r>
     </w:p>
@@ -8017,6 +8469,7 @@
           <w:rFonts w:ascii="Arial" w:hAnsi="Arial" w:cs="Arial"/>
           <w:highlight w:val="yellow"/>
         </w:rPr>
+        <w:lastRenderedPageBreak/>
         <w:t>El objetivo debe ser realista y alcanzable dentro de las capacidades y recursos disponibles.</w:t>
       </w:r>
     </w:p>
@@ -8319,13 +8772,27 @@
         <w:rPr>
           <w:rFonts w:ascii="Arial" w:hAnsi="Arial" w:cs="Arial"/>
         </w:rPr>
-        <w:t xml:space="preserve"> la memoria</w:t>
-      </w:r>
-      <w:r>
-        <w:rPr>
-          <w:rFonts w:ascii="Arial" w:hAnsi="Arial" w:cs="Arial"/>
-        </w:rPr>
-        <w:t>…..</w:t>
+        <w:t xml:space="preserve"> la </w:t>
+      </w:r>
+      <w:proofErr w:type="gramStart"/>
+      <w:r>
+        <w:rPr>
+          <w:rFonts w:ascii="Arial" w:hAnsi="Arial" w:cs="Arial"/>
+        </w:rPr>
+        <w:t>memoria</w:t>
+      </w:r>
+      <w:r>
+        <w:rPr>
+          <w:rFonts w:ascii="Arial" w:hAnsi="Arial" w:cs="Arial"/>
+        </w:rPr>
+        <w:t>….</w:t>
+      </w:r>
+      <w:proofErr w:type="gramEnd"/>
+      <w:r>
+        <w:rPr>
+          <w:rFonts w:ascii="Arial" w:hAnsi="Arial" w:cs="Arial"/>
+        </w:rPr>
+        <w:t>.</w:t>
       </w:r>
     </w:p>
     <w:p>
@@ -8363,7 +8830,23 @@
           <w:rFonts w:ascii="Arial" w:hAnsi="Arial" w:cs="Arial"/>
           <w:highlight w:val="yellow"/>
         </w:rPr>
-        <w:t>la empresa, el depto dentro de la empresa</w:t>
+        <w:t xml:space="preserve">la empresa, el </w:t>
+      </w:r>
+      <w:proofErr w:type="spellStart"/>
+      <w:r>
+        <w:rPr>
+          <w:rFonts w:ascii="Arial" w:hAnsi="Arial" w:cs="Arial"/>
+          <w:highlight w:val="yellow"/>
+        </w:rPr>
+        <w:t>depto</w:t>
+      </w:r>
+      <w:proofErr w:type="spellEnd"/>
+      <w:r>
+        <w:rPr>
+          <w:rFonts w:ascii="Arial" w:hAnsi="Arial" w:cs="Arial"/>
+          <w:highlight w:val="yellow"/>
+        </w:rPr>
+        <w:t xml:space="preserve"> dentro de la empresa</w:t>
       </w:r>
       <w:r>
         <w:rPr>
@@ -8377,15 +8860,7 @@
           <w:rFonts w:ascii="Arial" w:hAnsi="Arial" w:cs="Arial"/>
           <w:highlight w:val="yellow"/>
         </w:rPr>
-        <w:t xml:space="preserve"> y las expectativas del estudio. Esta sección define claramente </w:t>
-      </w:r>
-      <w:r>
-        <w:rPr>
-          <w:rFonts w:ascii="Arial" w:hAnsi="Arial" w:cs="Arial"/>
-          <w:highlight w:val="yellow"/>
-        </w:rPr>
-        <w:lastRenderedPageBreak/>
-        <w:t xml:space="preserve">qué se va a investigar, hasta qué punto se llevará a cabo la investigación, y qué aspectos quedan fuera del ámbito del estudio.  </w:t>
+        <w:t xml:space="preserve"> y las expectativas del estudio. Esta sección define claramente qué se va a investigar, hasta qué punto se llevará a cabo la investigación, y qué aspectos quedan fuera del ámbito del estudio.  </w:t>
       </w:r>
       <w:r>
         <w:rPr>
@@ -8446,6 +8921,93 @@
           <w:rFonts w:ascii="Arial" w:hAnsi="Arial" w:cs="Arial"/>
         </w:rPr>
         <w:t xml:space="preserve"> </w:t>
+      </w:r>
+    </w:p>
+    <w:p>
+      <w:pPr>
+        <w:ind w:firstLine="708"/>
+        <w:rPr>
+          <w:rFonts w:ascii="Arial" w:hAnsi="Arial" w:cs="Arial"/>
+        </w:rPr>
+      </w:pPr>
+      <w:r>
+        <w:rPr>
+          <w:rFonts w:ascii="Arial" w:hAnsi="Arial" w:cs="Arial"/>
+        </w:rPr>
+        <w:t>El proyecto contempla la utilización de las soluciones informáticas desarrolladas previamente como base para la implementación de nuevas funcionalidades y mejoras.</w:t>
+      </w:r>
+    </w:p>
+    <w:p>
+      <w:pPr>
+        <w:ind w:firstLine="708"/>
+        <w:rPr>
+          <w:rFonts w:ascii="Arial" w:hAnsi="Arial" w:cs="Arial"/>
+        </w:rPr>
+      </w:pPr>
+    </w:p>
+    <w:p>
+      <w:pPr>
+        <w:ind w:firstLine="708"/>
+        <w:rPr>
+          <w:rFonts w:ascii="Arial" w:hAnsi="Arial" w:cs="Arial"/>
+        </w:rPr>
+      </w:pPr>
+      <w:r>
+        <w:rPr>
+          <w:rFonts w:ascii="Arial" w:hAnsi="Arial" w:cs="Arial"/>
+        </w:rPr>
+        <w:t>El alcance considera el análisis de la solución existente, la identificación de los aspectos susceptibles de mejora, el diseño de las modificaciones requeridas y su posterior implementación e integración con los componentes existentes.</w:t>
+      </w:r>
+    </w:p>
+    <w:p>
+      <w:pPr>
+        <w:ind w:firstLine="708"/>
+        <w:rPr>
+          <w:rFonts w:ascii="Arial" w:hAnsi="Arial" w:cs="Arial"/>
+        </w:rPr>
+      </w:pPr>
+    </w:p>
+    <w:p>
+      <w:pPr>
+        <w:ind w:firstLine="708"/>
+        <w:rPr>
+          <w:rFonts w:ascii="Arial" w:hAnsi="Arial" w:cs="Arial"/>
+        </w:rPr>
+      </w:pPr>
+      <w:r>
+        <w:rPr>
+          <w:rFonts w:ascii="Arial" w:hAnsi="Arial" w:cs="Arial"/>
+        </w:rPr>
+        <w:t>Asimismo, se considera la validación de las funcionalidades implementadas mediante pruebas que permitan comprobar su correcto funcionamiento y su integración con el sistema existente.</w:t>
+      </w:r>
+    </w:p>
+    <w:p>
+      <w:pPr>
+        <w:ind w:firstLine="708"/>
+        <w:rPr>
+          <w:rFonts w:ascii="Arial" w:hAnsi="Arial" w:cs="Arial"/>
+        </w:rPr>
+      </w:pPr>
+    </w:p>
+    <w:p>
+      <w:pPr>
+        <w:ind w:firstLine="708"/>
+        <w:rPr>
+          <w:rFonts w:ascii="Arial" w:hAnsi="Arial" w:cs="Arial"/>
+        </w:rPr>
+      </w:pPr>
+      <w:r>
+        <w:rPr>
+          <w:rFonts w:ascii="Arial" w:hAnsi="Arial" w:cs="Arial"/>
+        </w:rPr>
+        <w:t xml:space="preserve">El proyecto se limitará a las funcionalidades y modificaciones definidas en los requerimientos establecidos para la presente memoria. Las funcionalidades que no </w:t>
+      </w:r>
+      <w:r>
+        <w:rPr>
+          <w:rFonts w:ascii="Arial" w:hAnsi="Arial" w:cs="Arial"/>
+        </w:rPr>
+        <w:lastRenderedPageBreak/>
+        <w:t>formen parte de dichos requerimientos quedarán fuera del alcance del proyecto y podrán ser consideradas como trabajos futuros.</w:t>
       </w:r>
     </w:p>
     <w:p>
@@ -8660,6 +9222,86 @@
           <w:rFonts w:ascii="Arial" w:hAnsi="Arial" w:cs="Arial"/>
         </w:rPr>
         <w:t xml:space="preserve">. </w:t>
+      </w:r>
+    </w:p>
+    <w:p>
+      <w:pPr>
+        <w:ind w:firstLine="708"/>
+        <w:rPr>
+          <w:rFonts w:ascii="Arial" w:hAnsi="Arial" w:cs="Arial"/>
+        </w:rPr>
+      </w:pPr>
+      <w:r>
+        <w:rPr>
+          <w:rFonts w:ascii="Arial" w:hAnsi="Arial" w:cs="Arial"/>
+        </w:rPr>
+        <w:t>La contribución esperada del proyecto consiste en mejorar una solución informática institucional previamente desarrollada, incorporando nuevas funcionalidades y optimizaciones que permitan aumentar su utilidad para los usuarios.</w:t>
+      </w:r>
+    </w:p>
+    <w:p>
+      <w:pPr>
+        <w:ind w:firstLine="708"/>
+        <w:rPr>
+          <w:rFonts w:ascii="Arial" w:hAnsi="Arial" w:cs="Arial"/>
+        </w:rPr>
+      </w:pPr>
+    </w:p>
+    <w:p>
+      <w:pPr>
+        <w:ind w:firstLine="708"/>
+        <w:rPr>
+          <w:rFonts w:ascii="Arial" w:hAnsi="Arial" w:cs="Arial"/>
+        </w:rPr>
+      </w:pPr>
+      <w:r>
+        <w:rPr>
+          <w:rFonts w:ascii="Arial" w:hAnsi="Arial" w:cs="Arial"/>
+        </w:rPr>
+        <w:t>A partir del trabajo desarrollado anteriormente, se espera mantener y aprovechar las capacidades existentes de la solución, evitando la necesidad de construir nuevamente componentes que ya han sido implementados y validados.</w:t>
+      </w:r>
+    </w:p>
+    <w:p>
+      <w:pPr>
+        <w:ind w:firstLine="708"/>
+        <w:rPr>
+          <w:rFonts w:ascii="Arial" w:hAnsi="Arial" w:cs="Arial"/>
+        </w:rPr>
+      </w:pPr>
+    </w:p>
+    <w:p>
+      <w:pPr>
+        <w:ind w:firstLine="708"/>
+        <w:rPr>
+          <w:rFonts w:ascii="Arial" w:hAnsi="Arial" w:cs="Arial"/>
+        </w:rPr>
+      </w:pPr>
+      <w:r>
+        <w:rPr>
+          <w:rFonts w:ascii="Arial" w:hAnsi="Arial" w:cs="Arial"/>
+        </w:rPr>
+        <w:t>Además, se espera que las mejoras permitan fortalecer aspectos relacionados con la gestión de información, trazabilidad, usabilidad y/o administración del proceso, dependiendo de los requerimientos específicos definidos para el proyecto.</w:t>
+      </w:r>
+    </w:p>
+    <w:p>
+      <w:pPr>
+        <w:ind w:firstLine="708"/>
+        <w:rPr>
+          <w:rFonts w:ascii="Arial" w:hAnsi="Arial" w:cs="Arial"/>
+        </w:rPr>
+      </w:pPr>
+    </w:p>
+    <w:p>
+      <w:pPr>
+        <w:ind w:firstLine="708"/>
+        <w:rPr>
+          <w:rFonts w:ascii="Arial" w:hAnsi="Arial" w:cs="Arial"/>
+        </w:rPr>
+      </w:pPr>
+      <w:r>
+        <w:rPr>
+          <w:rFonts w:ascii="Arial" w:hAnsi="Arial" w:cs="Arial"/>
+        </w:rPr>
+        <w:t>Finalmente, el trabajo permitirá dar continuidad al desarrollo de soluciones informáticas aplicadas a procesos de la Universidad Católica del Maule, estableciendo una base sobre la cual puedan desarrollarse futuras mejoras.</w:t>
       </w:r>
     </w:p>
     <w:p>
@@ -9078,8 +9720,16 @@
         <w:rPr>
           <w:rFonts w:ascii="Arial" w:hAnsi="Arial" w:cs="Arial"/>
         </w:rPr>
-        <w:t xml:space="preserve"> de :</w:t>
-      </w:r>
+        <w:t xml:space="preserve"> </w:t>
+      </w:r>
+      <w:proofErr w:type="gramStart"/>
+      <w:r>
+        <w:rPr>
+          <w:rFonts w:ascii="Arial" w:hAnsi="Arial" w:cs="Arial"/>
+        </w:rPr>
+        <w:t>de :</w:t>
+      </w:r>
+      <w:proofErr w:type="gramEnd"/>
       <w:r>
         <w:rPr>
           <w:rFonts w:ascii="Arial" w:hAnsi="Arial" w:cs="Arial"/>
@@ -9130,13 +9780,7 @@
         <w:rPr>
           <w:rFonts w:ascii="Arial" w:hAnsi="Arial" w:cs="Arial"/>
         </w:rPr>
-        <w:t xml:space="preserve">ganizar todas las tareas que implica el desarrollo de software. Luego, </w:t>
-      </w:r>
-      <w:r>
-        <w:rPr>
-          <w:rFonts w:ascii="Arial" w:hAnsi="Arial" w:cs="Arial"/>
-        </w:rPr>
-        <w:t xml:space="preserve">necesita incluir una sección de medía página, por lo menos, acerca de </w:t>
+        <w:t xml:space="preserve">ganizar todas las tareas que implica el desarrollo de software. Luego, necesita incluir una sección de medía página, por lo menos, acerca de </w:t>
       </w:r>
     </w:p>
     <w:p>
@@ -9337,14 +9981,36 @@
         <w:rPr>
           <w:rFonts w:ascii="Arial" w:hAnsi="Arial" w:cs="Arial"/>
         </w:rPr>
-        <w:t>, por ejemplo, Workben</w:t>
-      </w:r>
-      <w:r>
-        <w:rPr>
-          <w:rFonts w:ascii="Arial" w:hAnsi="Arial" w:cs="Arial"/>
-        </w:rPr>
-        <w:t>ch para MySql</w:t>
-      </w:r>
+        <w:t xml:space="preserve">, por ejemplo, </w:t>
+      </w:r>
+      <w:proofErr w:type="spellStart"/>
+      <w:r>
+        <w:rPr>
+          <w:rFonts w:ascii="Arial" w:hAnsi="Arial" w:cs="Arial"/>
+        </w:rPr>
+        <w:t>Workben</w:t>
+      </w:r>
+      <w:r>
+        <w:rPr>
+          <w:rFonts w:ascii="Arial" w:hAnsi="Arial" w:cs="Arial"/>
+        </w:rPr>
+        <w:t>ch</w:t>
+      </w:r>
+      <w:proofErr w:type="spellEnd"/>
+      <w:r>
+        <w:rPr>
+          <w:rFonts w:ascii="Arial" w:hAnsi="Arial" w:cs="Arial"/>
+        </w:rPr>
+        <w:t xml:space="preserve"> para </w:t>
+      </w:r>
+      <w:proofErr w:type="spellStart"/>
+      <w:r>
+        <w:rPr>
+          <w:rFonts w:ascii="Arial" w:hAnsi="Arial" w:cs="Arial"/>
+        </w:rPr>
+        <w:t>MySql</w:t>
+      </w:r>
+      <w:proofErr w:type="spellEnd"/>
     </w:p>
     <w:p>
       <w:pPr>
@@ -9407,15 +10073,56 @@
           <w:rFonts w:ascii="Arial" w:hAnsi="Arial" w:cs="Arial"/>
           <w:highlight w:val="yellow"/>
         </w:rPr>
-        <w:t>Lenguaje de programación o frame</w:t>
-      </w:r>
-      <w:r>
-        <w:rPr>
-          <w:rFonts w:ascii="Arial" w:hAnsi="Arial" w:cs="Arial"/>
-          <w:highlight w:val="yellow"/>
-        </w:rPr>
-        <w:t>work de front-end y backend</w:t>
-      </w:r>
+        <w:t xml:space="preserve">Lenguaje de programación o </w:t>
+      </w:r>
+      <w:proofErr w:type="spellStart"/>
+      <w:r>
+        <w:rPr>
+          <w:rFonts w:ascii="Arial" w:hAnsi="Arial" w:cs="Arial"/>
+          <w:highlight w:val="yellow"/>
+        </w:rPr>
+        <w:t>frame</w:t>
+      </w:r>
+      <w:r>
+        <w:rPr>
+          <w:rFonts w:ascii="Arial" w:hAnsi="Arial" w:cs="Arial"/>
+          <w:highlight w:val="yellow"/>
+        </w:rPr>
+        <w:t>work</w:t>
+      </w:r>
+      <w:proofErr w:type="spellEnd"/>
+      <w:r>
+        <w:rPr>
+          <w:rFonts w:ascii="Arial" w:hAnsi="Arial" w:cs="Arial"/>
+          <w:highlight w:val="yellow"/>
+        </w:rPr>
+        <w:t xml:space="preserve"> de </w:t>
+      </w:r>
+      <w:proofErr w:type="spellStart"/>
+      <w:r>
+        <w:rPr>
+          <w:rFonts w:ascii="Arial" w:hAnsi="Arial" w:cs="Arial"/>
+          <w:highlight w:val="yellow"/>
+        </w:rPr>
+        <w:t>front-end</w:t>
+      </w:r>
+      <w:proofErr w:type="spellEnd"/>
+      <w:r>
+        <w:rPr>
+          <w:rFonts w:ascii="Arial" w:hAnsi="Arial" w:cs="Arial"/>
+          <w:highlight w:val="yellow"/>
+        </w:rPr>
+        <w:t xml:space="preserve"> y </w:t>
+      </w:r>
+      <w:proofErr w:type="spellStart"/>
+      <w:r>
+        <w:rPr>
+          <w:rFonts w:ascii="Arial" w:hAnsi="Arial" w:cs="Arial"/>
+          <w:highlight w:val="yellow"/>
+        </w:rPr>
+        <w:t>backend</w:t>
+      </w:r>
+      <w:proofErr w:type="spellEnd"/>
     </w:p>
     <w:p>
       <w:pPr>
@@ -9797,7 +10504,23 @@
           <w:rFonts w:ascii="Arial" w:hAnsi="Arial" w:cs="Arial"/>
           <w:highlight w:val="yellow"/>
         </w:rPr>
-        <w:t>Administración de usuario:…..</w:t>
+        <w:t xml:space="preserve">Administración de </w:t>
+      </w:r>
+      <w:proofErr w:type="gramStart"/>
+      <w:r>
+        <w:rPr>
+          <w:rFonts w:ascii="Arial" w:hAnsi="Arial" w:cs="Arial"/>
+          <w:highlight w:val="yellow"/>
+        </w:rPr>
+        <w:t>usuario:…</w:t>
+      </w:r>
+      <w:proofErr w:type="gramEnd"/>
+      <w:r>
+        <w:rPr>
+          <w:rFonts w:ascii="Arial" w:hAnsi="Arial" w:cs="Arial"/>
+          <w:highlight w:val="yellow"/>
+        </w:rPr>
+        <w:t>..</w:t>
       </w:r>
     </w:p>
     <w:p>
@@ -9817,8 +10540,17 @@
           <w:rFonts w:ascii="Arial" w:hAnsi="Arial" w:cs="Arial"/>
           <w:highlight w:val="yellow"/>
         </w:rPr>
-        <w:t>Administración de venta:…</w:t>
-      </w:r>
+        <w:t xml:space="preserve">Administración de </w:t>
+      </w:r>
+      <w:proofErr w:type="gramStart"/>
+      <w:r>
+        <w:rPr>
+          <w:rFonts w:ascii="Arial" w:hAnsi="Arial" w:cs="Arial"/>
+          <w:highlight w:val="yellow"/>
+        </w:rPr>
+        <w:t>venta:…</w:t>
+      </w:r>
+      <w:proofErr w:type="gramEnd"/>
     </w:p>
     <w:p>
       <w:pPr>
@@ -9852,12 +10584,21 @@
           <w:highlight w:val="yellow"/>
         </w:rPr>
       </w:pPr>
-      <w:r>
-        <w:rPr>
-          <w:rFonts w:ascii="Arial" w:hAnsi="Arial" w:cs="Arial"/>
-          <w:highlight w:val="yellow"/>
-        </w:rPr>
-        <w:t>Ingresos:….</w:t>
+      <w:proofErr w:type="gramStart"/>
+      <w:r>
+        <w:rPr>
+          <w:rFonts w:ascii="Arial" w:hAnsi="Arial" w:cs="Arial"/>
+          <w:highlight w:val="yellow"/>
+        </w:rPr>
+        <w:t>Ingresos:…</w:t>
+      </w:r>
+      <w:proofErr w:type="gramEnd"/>
+      <w:r>
+        <w:rPr>
+          <w:rFonts w:ascii="Arial" w:hAnsi="Arial" w:cs="Arial"/>
+          <w:highlight w:val="yellow"/>
+        </w:rPr>
+        <w:t>.</w:t>
       </w:r>
     </w:p>
     <w:p>
@@ -9872,12 +10613,21 @@
           <w:highlight w:val="yellow"/>
         </w:rPr>
       </w:pPr>
-      <w:r>
-        <w:rPr>
-          <w:rFonts w:ascii="Arial" w:hAnsi="Arial" w:cs="Arial"/>
-          <w:highlight w:val="yellow"/>
-        </w:rPr>
-        <w:t>Salidas:……</w:t>
+      <w:proofErr w:type="gramStart"/>
+      <w:r>
+        <w:rPr>
+          <w:rFonts w:ascii="Arial" w:hAnsi="Arial" w:cs="Arial"/>
+          <w:highlight w:val="yellow"/>
+        </w:rPr>
+        <w:t>Salidas:…</w:t>
+      </w:r>
+      <w:proofErr w:type="gramEnd"/>
+      <w:r>
+        <w:rPr>
+          <w:rFonts w:ascii="Arial" w:hAnsi="Arial" w:cs="Arial"/>
+          <w:highlight w:val="yellow"/>
+        </w:rPr>
+        <w:t>…</w:t>
       </w:r>
     </w:p>
     <w:p>
@@ -9897,7 +10647,23 @@
           <w:rFonts w:ascii="Arial" w:hAnsi="Arial" w:cs="Arial"/>
           <w:highlight w:val="yellow"/>
         </w:rPr>
-        <w:t>Control interno:…..</w:t>
+        <w:t xml:space="preserve">Control </w:t>
+      </w:r>
+      <w:proofErr w:type="gramStart"/>
+      <w:r>
+        <w:rPr>
+          <w:rFonts w:ascii="Arial" w:hAnsi="Arial" w:cs="Arial"/>
+          <w:highlight w:val="yellow"/>
+        </w:rPr>
+        <w:t>interno:…</w:t>
+      </w:r>
+      <w:proofErr w:type="gramEnd"/>
+      <w:r>
+        <w:rPr>
+          <w:rFonts w:ascii="Arial" w:hAnsi="Arial" w:cs="Arial"/>
+          <w:highlight w:val="yellow"/>
+        </w:rPr>
+        <w:t>..</w:t>
       </w:r>
     </w:p>
     <w:p>
@@ -9972,6 +10738,7 @@
           <w:highlight w:val="yellow"/>
         </w:rPr>
       </w:pPr>
+      <w:proofErr w:type="spellStart"/>
       <w:r>
         <w:rPr>
           <w:rFonts w:ascii="Arial" w:hAnsi="Arial" w:cs="Arial"/>
@@ -9979,6 +10746,7 @@
         </w:rPr>
         <w:t>etc</w:t>
       </w:r>
+      <w:proofErr w:type="spellEnd"/>
     </w:p>
     <w:p>
       <w:pPr>
@@ -10134,7 +10902,21 @@
         <w:rPr>
           <w:lang w:val="es-ES" w:eastAsia="ar-SA"/>
         </w:rPr>
-        <w:t>La siguiente tabla presenta…..</w:t>
+        <w:t xml:space="preserve">La siguiente tabla </w:t>
+      </w:r>
+      <w:proofErr w:type="gramStart"/>
+      <w:r>
+        <w:rPr>
+          <w:lang w:val="es-ES" w:eastAsia="ar-SA"/>
+        </w:rPr>
+        <w:t>presenta….</w:t>
+      </w:r>
+      <w:proofErr w:type="gramEnd"/>
+      <w:r>
+        <w:rPr>
+          <w:lang w:val="es-ES" w:eastAsia="ar-SA"/>
+        </w:rPr>
+        <w:t>.</w:t>
       </w:r>
     </w:p>
     <w:tbl>
@@ -10162,7 +10944,6 @@
               <w:bottom w:val="single" w:sz="8" w:space="0" w:color="auto"/>
               <w:right w:val="single" w:sz="8" w:space="0" w:color="auto"/>
             </w:tcBorders>
-            <w:shd w:val="clear" w:color="auto" w:fill="auto"/>
             <w:vAlign w:val="center"/>
           </w:tcPr>
           <w:p>
@@ -10176,6 +10957,7 @@
                 <w:lang w:val="es-ES"/>
               </w:rPr>
             </w:pPr>
+            <w:proofErr w:type="spellStart"/>
             <w:r>
               <w:rPr>
                 <w:rFonts w:ascii="Arial" w:eastAsia="Times New Roman" w:hAnsi="Arial" w:cs="Arial"/>
@@ -10186,6 +10968,7 @@
               </w:rPr>
               <w:t>Nº</w:t>
             </w:r>
+            <w:proofErr w:type="spellEnd"/>
           </w:p>
         </w:tc>
         <w:tc>
@@ -10197,7 +10980,6 @@
               <w:bottom w:val="single" w:sz="8" w:space="0" w:color="auto"/>
               <w:right w:val="single" w:sz="8" w:space="0" w:color="auto"/>
             </w:tcBorders>
-            <w:shd w:val="clear" w:color="auto" w:fill="auto"/>
             <w:vAlign w:val="center"/>
           </w:tcPr>
           <w:p>
@@ -10230,7 +11012,6 @@
               <w:bottom w:val="single" w:sz="8" w:space="0" w:color="auto"/>
               <w:right w:val="single" w:sz="8" w:space="0" w:color="auto"/>
             </w:tcBorders>
-            <w:shd w:val="clear" w:color="auto" w:fill="auto"/>
             <w:vAlign w:val="center"/>
           </w:tcPr>
           <w:p>
@@ -10269,7 +11050,6 @@
               <w:bottom w:val="single" w:sz="8" w:space="0" w:color="auto"/>
               <w:right w:val="single" w:sz="8" w:space="0" w:color="auto"/>
             </w:tcBorders>
-            <w:shd w:val="clear" w:color="auto" w:fill="auto"/>
             <w:vAlign w:val="center"/>
           </w:tcPr>
           <w:p>
@@ -10298,7 +11078,6 @@
               <w:bottom w:val="single" w:sz="8" w:space="0" w:color="auto"/>
               <w:right w:val="single" w:sz="8" w:space="0" w:color="auto"/>
             </w:tcBorders>
-            <w:shd w:val="clear" w:color="auto" w:fill="auto"/>
             <w:vAlign w:val="center"/>
           </w:tcPr>
           <w:p>
@@ -10327,7 +11106,6 @@
               <w:bottom w:val="single" w:sz="8" w:space="0" w:color="auto"/>
               <w:right w:val="single" w:sz="8" w:space="0" w:color="auto"/>
             </w:tcBorders>
-            <w:shd w:val="clear" w:color="auto" w:fill="auto"/>
             <w:vAlign w:val="center"/>
           </w:tcPr>
           <w:p>
@@ -10362,7 +11140,6 @@
               <w:bottom w:val="single" w:sz="8" w:space="0" w:color="auto"/>
               <w:right w:val="single" w:sz="8" w:space="0" w:color="auto"/>
             </w:tcBorders>
-            <w:shd w:val="clear" w:color="auto" w:fill="auto"/>
             <w:vAlign w:val="center"/>
           </w:tcPr>
           <w:p>
@@ -10391,7 +11168,6 @@
               <w:bottom w:val="single" w:sz="8" w:space="0" w:color="auto"/>
               <w:right w:val="single" w:sz="8" w:space="0" w:color="auto"/>
             </w:tcBorders>
-            <w:shd w:val="clear" w:color="auto" w:fill="auto"/>
             <w:vAlign w:val="center"/>
           </w:tcPr>
           <w:p>
@@ -10420,7 +11196,6 @@
               <w:bottom w:val="single" w:sz="8" w:space="0" w:color="auto"/>
               <w:right w:val="single" w:sz="8" w:space="0" w:color="auto"/>
             </w:tcBorders>
-            <w:shd w:val="clear" w:color="auto" w:fill="auto"/>
             <w:vAlign w:val="center"/>
           </w:tcPr>
           <w:p>
@@ -10455,7 +11230,6 @@
               <w:bottom w:val="single" w:sz="8" w:space="0" w:color="auto"/>
               <w:right w:val="single" w:sz="8" w:space="0" w:color="auto"/>
             </w:tcBorders>
-            <w:shd w:val="clear" w:color="auto" w:fill="auto"/>
             <w:vAlign w:val="center"/>
           </w:tcPr>
           <w:p>
@@ -10484,7 +11258,6 @@
               <w:bottom w:val="single" w:sz="8" w:space="0" w:color="auto"/>
               <w:right w:val="single" w:sz="8" w:space="0" w:color="auto"/>
             </w:tcBorders>
-            <w:shd w:val="clear" w:color="auto" w:fill="auto"/>
             <w:vAlign w:val="center"/>
           </w:tcPr>
           <w:p>
@@ -10513,7 +11286,6 @@
               <w:bottom w:val="single" w:sz="8" w:space="0" w:color="auto"/>
               <w:right w:val="single" w:sz="8" w:space="0" w:color="auto"/>
             </w:tcBorders>
-            <w:shd w:val="clear" w:color="auto" w:fill="auto"/>
             <w:vAlign w:val="center"/>
           </w:tcPr>
           <w:p>
@@ -10548,7 +11320,6 @@
               <w:bottom w:val="single" w:sz="8" w:space="0" w:color="auto"/>
               <w:right w:val="single" w:sz="8" w:space="0" w:color="auto"/>
             </w:tcBorders>
-            <w:shd w:val="clear" w:color="auto" w:fill="auto"/>
             <w:vAlign w:val="center"/>
           </w:tcPr>
           <w:p>
@@ -10577,7 +11348,6 @@
               <w:bottom w:val="single" w:sz="8" w:space="0" w:color="auto"/>
               <w:right w:val="single" w:sz="8" w:space="0" w:color="auto"/>
             </w:tcBorders>
-            <w:shd w:val="clear" w:color="auto" w:fill="auto"/>
             <w:vAlign w:val="center"/>
           </w:tcPr>
           <w:p>
@@ -10606,7 +11376,6 @@
               <w:bottom w:val="single" w:sz="8" w:space="0" w:color="auto"/>
               <w:right w:val="single" w:sz="8" w:space="0" w:color="auto"/>
             </w:tcBorders>
-            <w:shd w:val="clear" w:color="auto" w:fill="auto"/>
             <w:vAlign w:val="center"/>
           </w:tcPr>
           <w:p>
@@ -10641,7 +11410,6 @@
               <w:bottom w:val="single" w:sz="8" w:space="0" w:color="auto"/>
               <w:right w:val="single" w:sz="8" w:space="0" w:color="auto"/>
             </w:tcBorders>
-            <w:shd w:val="clear" w:color="auto" w:fill="auto"/>
             <w:vAlign w:val="center"/>
           </w:tcPr>
           <w:p>
@@ -10670,7 +11438,6 @@
               <w:bottom w:val="single" w:sz="8" w:space="0" w:color="auto"/>
               <w:right w:val="single" w:sz="8" w:space="0" w:color="auto"/>
             </w:tcBorders>
-            <w:shd w:val="clear" w:color="auto" w:fill="auto"/>
             <w:vAlign w:val="center"/>
           </w:tcPr>
           <w:p>
@@ -10699,7 +11466,6 @@
               <w:bottom w:val="single" w:sz="8" w:space="0" w:color="auto"/>
               <w:right w:val="single" w:sz="8" w:space="0" w:color="auto"/>
             </w:tcBorders>
-            <w:shd w:val="clear" w:color="auto" w:fill="auto"/>
             <w:vAlign w:val="center"/>
           </w:tcPr>
           <w:p>
@@ -10855,7 +11621,21 @@
         <w:rPr>
           <w:rFonts w:ascii="Arial" w:hAnsi="Arial" w:cs="Arial"/>
         </w:rPr>
-        <w:t>Es posible afirmar que…..………</w:t>
+        <w:t xml:space="preserve">Es posible afirmar </w:t>
+      </w:r>
+      <w:proofErr w:type="gramStart"/>
+      <w:r>
+        <w:rPr>
+          <w:rFonts w:ascii="Arial" w:hAnsi="Arial" w:cs="Arial"/>
+        </w:rPr>
+        <w:t>que….</w:t>
+      </w:r>
+      <w:proofErr w:type="gramEnd"/>
+      <w:r>
+        <w:rPr>
+          <w:rFonts w:ascii="Arial" w:hAnsi="Arial" w:cs="Arial"/>
+        </w:rPr>
+        <w:t>.………</w:t>
       </w:r>
     </w:p>
     <w:p>
@@ -10873,7 +11653,21 @@
         <w:rPr>
           <w:rFonts w:ascii="Arial" w:hAnsi="Arial" w:cs="Arial"/>
         </w:rPr>
-        <w:t>Con respecto a los aspectos tecnológicos del  proyecto….</w:t>
+        <w:t xml:space="preserve">Con respecto a los aspectos tecnológicos </w:t>
+      </w:r>
+      <w:proofErr w:type="gramStart"/>
+      <w:r>
+        <w:rPr>
+          <w:rFonts w:ascii="Arial" w:hAnsi="Arial" w:cs="Arial"/>
+        </w:rPr>
+        <w:t>del  proyecto</w:t>
+      </w:r>
+      <w:proofErr w:type="gramEnd"/>
+      <w:r>
+        <w:rPr>
+          <w:rFonts w:ascii="Arial" w:hAnsi="Arial" w:cs="Arial"/>
+        </w:rPr>
+        <w:t>….</w:t>
       </w:r>
     </w:p>
     <w:p>
@@ -11804,13 +12598,31 @@
           <w:highlight w:val="yellow"/>
           <w:lang w:val="es-ES" w:eastAsia="ar-SA"/>
         </w:rPr>
-        <w:t xml:space="preserve"> de acuerdo a la adaptación metodológica</w:t>
-      </w:r>
-      <w:r>
-        <w:rPr>
-          <w:rFonts w:ascii="Arial" w:hAnsi="Arial" w:cs="Arial"/>
+        <w:t xml:space="preserve"> </w:t>
+      </w:r>
+      <w:proofErr w:type="gramStart"/>
+      <w:r>
+        <w:rPr>
+          <w:rFonts w:ascii="Arial" w:hAnsi="Arial" w:cs="Arial"/>
+          <w:highlight w:val="yellow"/>
           <w:lang w:val="es-ES" w:eastAsia="ar-SA"/>
         </w:rPr>
+        <w:t>de acuerdo a</w:t>
+      </w:r>
+      <w:proofErr w:type="gramEnd"/>
+      <w:r>
+        <w:rPr>
+          <w:rFonts w:ascii="Arial" w:hAnsi="Arial" w:cs="Arial"/>
+          <w:highlight w:val="yellow"/>
+          <w:lang w:val="es-ES" w:eastAsia="ar-SA"/>
+        </w:rPr>
+        <w:t xml:space="preserve"> la adaptación metodológica</w:t>
+      </w:r>
+      <w:r>
+        <w:rPr>
+          <w:rFonts w:ascii="Arial" w:hAnsi="Arial" w:cs="Arial"/>
+          <w:lang w:val="es-ES" w:eastAsia="ar-SA"/>
+        </w:rPr>
         <w:t>.</w:t>
       </w:r>
     </w:p>
@@ -11827,7 +12639,39 @@
           <w:rFonts w:ascii="Arial" w:hAnsi="Arial" w:cs="Arial"/>
           <w:lang w:val="es-ES" w:eastAsia="ar-SA"/>
         </w:rPr>
-        <w:t>A continuación se presenta la carta Gantt del proyecto cuya duración es de xx meses.</w:t>
+        <w:t xml:space="preserve">A </w:t>
+      </w:r>
+      <w:proofErr w:type="gramStart"/>
+      <w:r>
+        <w:rPr>
+          <w:rFonts w:ascii="Arial" w:hAnsi="Arial" w:cs="Arial"/>
+          <w:lang w:val="es-ES" w:eastAsia="ar-SA"/>
+        </w:rPr>
+        <w:t>continuación</w:t>
+      </w:r>
+      <w:proofErr w:type="gramEnd"/>
+      <w:r>
+        <w:rPr>
+          <w:rFonts w:ascii="Arial" w:hAnsi="Arial" w:cs="Arial"/>
+          <w:lang w:val="es-ES" w:eastAsia="ar-SA"/>
+        </w:rPr>
+        <w:t xml:space="preserve"> se presenta la carta Gantt del proyecto cuya duración es de </w:t>
+      </w:r>
+      <w:proofErr w:type="spellStart"/>
+      <w:r>
+        <w:rPr>
+          <w:rFonts w:ascii="Arial" w:hAnsi="Arial" w:cs="Arial"/>
+          <w:lang w:val="es-ES" w:eastAsia="ar-SA"/>
+        </w:rPr>
+        <w:t>xx</w:t>
+      </w:r>
+      <w:proofErr w:type="spellEnd"/>
+      <w:r>
+        <w:rPr>
+          <w:rFonts w:ascii="Arial" w:hAnsi="Arial" w:cs="Arial"/>
+          <w:lang w:val="es-ES" w:eastAsia="ar-SA"/>
+        </w:rPr>
+        <w:t xml:space="preserve"> meses.</w:t>
       </w:r>
     </w:p>
     <w:p>
@@ -11922,7 +12766,23 @@
           <w:rFonts w:ascii="Arial" w:hAnsi="Arial" w:cs="Arial"/>
           <w:lang w:val="es-ES"/>
         </w:rPr>
-        <w:t xml:space="preserve">Debe de acuerdo a lo investigado en capítulos anteriores, detallar esta factibilidad para trabajar en su solución. Si </w:t>
+        <w:t xml:space="preserve">Debe </w:t>
+      </w:r>
+      <w:proofErr w:type="gramStart"/>
+      <w:r>
+        <w:rPr>
+          <w:rFonts w:ascii="Arial" w:hAnsi="Arial" w:cs="Arial"/>
+          <w:lang w:val="es-ES"/>
+        </w:rPr>
+        <w:t>de acuerdo a</w:t>
+      </w:r>
+      <w:proofErr w:type="gramEnd"/>
+      <w:r>
+        <w:rPr>
+          <w:rFonts w:ascii="Arial" w:hAnsi="Arial" w:cs="Arial"/>
+          <w:lang w:val="es-ES"/>
+        </w:rPr>
+        <w:t xml:space="preserve"> lo investigado en capítulos anteriores, detallar esta factibilidad para trabajar en su solución. Si </w:t>
       </w:r>
       <w:r>
         <w:rPr>
@@ -12045,7 +12905,23 @@
           <w:rFonts w:ascii="Arial" w:hAnsi="Arial" w:cs="Arial"/>
           <w:lang w:val="es-ES"/>
         </w:rPr>
-        <w:t>Debe de acuerdo a lo investigado en capítulos anteriores, detallar esta factibilidad para trabajar en su solución. Si no aplica, escribir: “No aplica”, sin borrar el título.</w:t>
+        <w:t xml:space="preserve">Debe </w:t>
+      </w:r>
+      <w:proofErr w:type="gramStart"/>
+      <w:r>
+        <w:rPr>
+          <w:rFonts w:ascii="Arial" w:hAnsi="Arial" w:cs="Arial"/>
+          <w:lang w:val="es-ES"/>
+        </w:rPr>
+        <w:t>de acuerdo a</w:t>
+      </w:r>
+      <w:proofErr w:type="gramEnd"/>
+      <w:r>
+        <w:rPr>
+          <w:rFonts w:ascii="Arial" w:hAnsi="Arial" w:cs="Arial"/>
+          <w:lang w:val="es-ES"/>
+        </w:rPr>
+        <w:t xml:space="preserve"> lo investigado en capítulos anteriores, detallar esta factibilidad para trabajar en su solución. Si no aplica, escribir: “No aplica”, sin borrar el título.</w:t>
       </w:r>
     </w:p>
     <w:p>
@@ -12096,7 +12972,23 @@
           <w:rFonts w:ascii="Arial" w:hAnsi="Arial" w:cs="Arial"/>
           <w:lang w:val="es-ES"/>
         </w:rPr>
-        <w:t>Debe de acuerdo a lo investigado en capítulos anteriores, detallar esta factibilidad para trabajar en su solución. Si no aplica, escribir: “No aplica”, sin borrar el título.</w:t>
+        <w:t xml:space="preserve">Debe </w:t>
+      </w:r>
+      <w:proofErr w:type="gramStart"/>
+      <w:r>
+        <w:rPr>
+          <w:rFonts w:ascii="Arial" w:hAnsi="Arial" w:cs="Arial"/>
+          <w:lang w:val="es-ES"/>
+        </w:rPr>
+        <w:t>de acuerdo a</w:t>
+      </w:r>
+      <w:proofErr w:type="gramEnd"/>
+      <w:r>
+        <w:rPr>
+          <w:rFonts w:ascii="Arial" w:hAnsi="Arial" w:cs="Arial"/>
+          <w:lang w:val="es-ES"/>
+        </w:rPr>
+        <w:t xml:space="preserve"> lo investigado en capítulos anteriores, detallar esta factibilidad para trabajar en su solución. Si no aplica, escribir: “No aplica”, sin borrar el título.</w:t>
       </w:r>
     </w:p>
     <w:p>
@@ -12147,7 +13039,23 @@
           <w:rFonts w:ascii="Arial" w:hAnsi="Arial" w:cs="Arial"/>
           <w:lang w:val="es-ES"/>
         </w:rPr>
-        <w:t>Debe de acuerdo a lo investigado en capítulos anteriores, detallar esta factibilidad para trabajar en su solución. Si no aplica, escribir: “No aplica”, sin borrar el título.</w:t>
+        <w:t xml:space="preserve">Debe </w:t>
+      </w:r>
+      <w:proofErr w:type="gramStart"/>
+      <w:r>
+        <w:rPr>
+          <w:rFonts w:ascii="Arial" w:hAnsi="Arial" w:cs="Arial"/>
+          <w:lang w:val="es-ES"/>
+        </w:rPr>
+        <w:t>de acuerdo a</w:t>
+      </w:r>
+      <w:proofErr w:type="gramEnd"/>
+      <w:r>
+        <w:rPr>
+          <w:rFonts w:ascii="Arial" w:hAnsi="Arial" w:cs="Arial"/>
+          <w:lang w:val="es-ES"/>
+        </w:rPr>
+        <w:t xml:space="preserve"> lo investigado en capítulos anteriores, detallar esta factibilidad para trabajar en su solución. Si no aplica, escribir: “No aplica”, sin borrar el título.</w:t>
       </w:r>
     </w:p>
     <w:p>
@@ -12198,7 +13106,23 @@
           <w:rFonts w:ascii="Arial" w:hAnsi="Arial" w:cs="Arial"/>
           <w:lang w:val="es-ES"/>
         </w:rPr>
-        <w:t>Debe de acuerdo a lo investigado en capítulos anteriores, detallar esta factibilidad para trabajar en su solución. Si no aplica, escribir: “No aplica”, sin borrar el título.</w:t>
+        <w:t xml:space="preserve">Debe </w:t>
+      </w:r>
+      <w:proofErr w:type="gramStart"/>
+      <w:r>
+        <w:rPr>
+          <w:rFonts w:ascii="Arial" w:hAnsi="Arial" w:cs="Arial"/>
+          <w:lang w:val="es-ES"/>
+        </w:rPr>
+        <w:t>de acuerdo a</w:t>
+      </w:r>
+      <w:proofErr w:type="gramEnd"/>
+      <w:r>
+        <w:rPr>
+          <w:rFonts w:ascii="Arial" w:hAnsi="Arial" w:cs="Arial"/>
+          <w:lang w:val="es-ES"/>
+        </w:rPr>
+        <w:t xml:space="preserve"> lo investigado en capítulos anteriores, detallar esta factibilidad para trabajar en su solución. Si no aplica, escribir: “No aplica”, sin borrar el título.</w:t>
       </w:r>
     </w:p>
     <w:p>
@@ -12258,6 +13182,7 @@
         </w:rPr>
       </w:pPr>
       <w:bookmarkStart w:id="63" w:name="_Toc205997463"/>
+      <w:proofErr w:type="gramStart"/>
       <w:r>
         <w:rPr>
           <w:rFonts w:ascii="Arial" w:hAnsi="Arial" w:cs="Arial"/>
@@ -12268,7 +13193,14 @@
         <w:rPr>
           <w:rFonts w:ascii="Arial" w:hAnsi="Arial" w:cs="Arial"/>
         </w:rPr>
-        <w:t>.4  Consideraciones finales</w:t>
+        <w:t>.4  Consideraciones</w:t>
+      </w:r>
+      <w:proofErr w:type="gramEnd"/>
+      <w:r>
+        <w:rPr>
+          <w:rFonts w:ascii="Arial" w:hAnsi="Arial" w:cs="Arial"/>
+        </w:rPr>
+        <w:t xml:space="preserve"> finales</w:t>
       </w:r>
       <w:bookmarkEnd w:id="63"/>
     </w:p>
@@ -12303,7 +13235,21 @@
         <w:rPr>
           <w:rFonts w:ascii="Arial" w:hAnsi="Arial" w:cs="Arial"/>
         </w:rPr>
-        <w:t>Es posible afirmar que…..………</w:t>
+        <w:t xml:space="preserve">Es posible afirmar </w:t>
+      </w:r>
+      <w:proofErr w:type="gramStart"/>
+      <w:r>
+        <w:rPr>
+          <w:rFonts w:ascii="Arial" w:hAnsi="Arial" w:cs="Arial"/>
+        </w:rPr>
+        <w:t>que….</w:t>
+      </w:r>
+      <w:proofErr w:type="gramEnd"/>
+      <w:r>
+        <w:rPr>
+          <w:rFonts w:ascii="Arial" w:hAnsi="Arial" w:cs="Arial"/>
+        </w:rPr>
+        <w:t>.………</w:t>
       </w:r>
     </w:p>
     <w:p>
@@ -12321,7 +13267,21 @@
         <w:rPr>
           <w:rFonts w:ascii="Arial" w:hAnsi="Arial" w:cs="Arial"/>
         </w:rPr>
-        <w:t>Con respecto a los aspectos tecnológicos del  proyecto….</w:t>
+        <w:t xml:space="preserve">Con respecto a los aspectos tecnológicos </w:t>
+      </w:r>
+      <w:proofErr w:type="gramStart"/>
+      <w:r>
+        <w:rPr>
+          <w:rFonts w:ascii="Arial" w:hAnsi="Arial" w:cs="Arial"/>
+        </w:rPr>
+        <w:t>del  proyecto</w:t>
+      </w:r>
+      <w:proofErr w:type="gramEnd"/>
+      <w:r>
+        <w:rPr>
+          <w:rFonts w:ascii="Arial" w:hAnsi="Arial" w:cs="Arial"/>
+        </w:rPr>
+        <w:t>….</w:t>
       </w:r>
     </w:p>
     <w:p>
@@ -12879,6 +13839,7 @@
       </w:pPr>
       <w:bookmarkStart w:id="77" w:name="_Toc165898252"/>
       <w:bookmarkStart w:id="78" w:name="_Toc205997469"/>
+      <w:proofErr w:type="gramStart"/>
       <w:r>
         <w:rPr>
           <w:rFonts w:ascii="Arial" w:hAnsi="Arial" w:cs="Arial"/>
@@ -12895,7 +13856,14 @@
         <w:rPr>
           <w:rFonts w:ascii="Arial" w:hAnsi="Arial" w:cs="Arial"/>
         </w:rPr>
-        <w:t xml:space="preserve"> Etapa X del desarrollo</w:t>
+        <w:t xml:space="preserve"> Etapa</w:t>
+      </w:r>
+      <w:proofErr w:type="gramEnd"/>
+      <w:r>
+        <w:rPr>
+          <w:rFonts w:ascii="Arial" w:hAnsi="Arial" w:cs="Arial"/>
+        </w:rPr>
+        <w:t xml:space="preserve"> X del desarrollo</w:t>
       </w:r>
       <w:bookmarkEnd w:id="77"/>
       <w:bookmarkEnd w:id="78"/>
@@ -12930,7 +13898,23 @@
           <w:rFonts w:ascii="Arial" w:hAnsi="Arial" w:cs="Arial"/>
           <w:lang w:val="es-ES"/>
         </w:rPr>
-        <w:t xml:space="preserve"> la carta gantt y los elementos comprometidos en el capítulo </w:t>
+        <w:t xml:space="preserve"> la carta </w:t>
+      </w:r>
+      <w:proofErr w:type="spellStart"/>
+      <w:r>
+        <w:rPr>
+          <w:rFonts w:ascii="Arial" w:hAnsi="Arial" w:cs="Arial"/>
+          <w:lang w:val="es-ES"/>
+        </w:rPr>
+        <w:t>gantt</w:t>
+      </w:r>
+      <w:proofErr w:type="spellEnd"/>
+      <w:r>
+        <w:rPr>
+          <w:rFonts w:ascii="Arial" w:hAnsi="Arial" w:cs="Arial"/>
+          <w:lang w:val="es-ES"/>
+        </w:rPr>
+        <w:t xml:space="preserve"> y los elementos comprometidos en el capítulo </w:t>
       </w:r>
       <w:r>
         <w:rPr>
@@ -13014,6 +13998,7 @@
         </w:rPr>
       </w:pPr>
       <w:bookmarkStart w:id="79" w:name="_Toc205997470"/>
+      <w:proofErr w:type="gramStart"/>
       <w:r>
         <w:rPr>
           <w:rFonts w:ascii="Arial" w:hAnsi="Arial" w:cs="Arial"/>
@@ -13024,7 +14009,14 @@
         <w:rPr>
           <w:rFonts w:ascii="Arial" w:hAnsi="Arial" w:cs="Arial"/>
         </w:rPr>
-        <w:t>.X  Consideraciones finales</w:t>
+        <w:t>.X  Consideraciones</w:t>
+      </w:r>
+      <w:proofErr w:type="gramEnd"/>
+      <w:r>
+        <w:rPr>
+          <w:rFonts w:ascii="Arial" w:hAnsi="Arial" w:cs="Arial"/>
+        </w:rPr>
+        <w:t xml:space="preserve"> finales</w:t>
       </w:r>
       <w:bookmarkEnd w:id="79"/>
     </w:p>
@@ -13059,7 +14051,21 @@
         <w:rPr>
           <w:rFonts w:ascii="Arial" w:hAnsi="Arial" w:cs="Arial"/>
         </w:rPr>
-        <w:t>Es posible afirmar que…..………</w:t>
+        <w:t xml:space="preserve">Es posible afirmar </w:t>
+      </w:r>
+      <w:proofErr w:type="gramStart"/>
+      <w:r>
+        <w:rPr>
+          <w:rFonts w:ascii="Arial" w:hAnsi="Arial" w:cs="Arial"/>
+        </w:rPr>
+        <w:t>que….</w:t>
+      </w:r>
+      <w:proofErr w:type="gramEnd"/>
+      <w:r>
+        <w:rPr>
+          <w:rFonts w:ascii="Arial" w:hAnsi="Arial" w:cs="Arial"/>
+        </w:rPr>
+        <w:t>.………</w:t>
       </w:r>
     </w:p>
     <w:p>
@@ -13077,7 +14083,21 @@
         <w:rPr>
           <w:rFonts w:ascii="Arial" w:hAnsi="Arial" w:cs="Arial"/>
         </w:rPr>
-        <w:t>Con respecto a los aspectos tecnológicos del  proyecto….</w:t>
+        <w:t xml:space="preserve">Con respecto a los aspectos tecnológicos </w:t>
+      </w:r>
+      <w:proofErr w:type="gramStart"/>
+      <w:r>
+        <w:rPr>
+          <w:rFonts w:ascii="Arial" w:hAnsi="Arial" w:cs="Arial"/>
+        </w:rPr>
+        <w:t>del  proyecto</w:t>
+      </w:r>
+      <w:proofErr w:type="gramEnd"/>
+      <w:r>
+        <w:rPr>
+          <w:rFonts w:ascii="Arial" w:hAnsi="Arial" w:cs="Arial"/>
+        </w:rPr>
+        <w:t>….</w:t>
       </w:r>
     </w:p>
     <w:p>
@@ -13915,7 +14935,23 @@
           <w:rFonts w:ascii="Arial" w:hAnsi="Arial" w:cs="Arial"/>
           <w:highlight w:val="yellow"/>
         </w:rPr>
-        <w:t>La aplicación de lenguajes/framework que el mercado laboral requiere.</w:t>
+        <w:t>La aplicación de lenguajes/</w:t>
+      </w:r>
+      <w:proofErr w:type="spellStart"/>
+      <w:r>
+        <w:rPr>
+          <w:rFonts w:ascii="Arial" w:hAnsi="Arial" w:cs="Arial"/>
+          <w:highlight w:val="yellow"/>
+        </w:rPr>
+        <w:t>framework</w:t>
+      </w:r>
+      <w:proofErr w:type="spellEnd"/>
+      <w:r>
+        <w:rPr>
+          <w:rFonts w:ascii="Arial" w:hAnsi="Arial" w:cs="Arial"/>
+          <w:highlight w:val="yellow"/>
+        </w:rPr>
+        <w:t xml:space="preserve"> que el mercado laboral requiere.</w:t>
       </w:r>
     </w:p>
     <w:p>
@@ -15058,7 +16094,7 @@
 </file>
 
 <file path=word/endnotes.xml><?xml version="1.0" encoding="utf-8"?>
-<w:endnotes xmlns:wpc="http://schemas.microsoft.com/office/word/2010/wordprocessingCanvas" xmlns:cx="http://schemas.microsoft.com/office/drawing/2014/chartex" xmlns:cx1="http://schemas.microsoft.com/office/drawing/2015/9/8/chartex" xmlns:cx2="http://schemas.microsoft.com/office/drawing/2015/10/21/chartex" xmlns:cx3="http://schemas.microsoft.com/office/drawing/2016/5/9/chartex" xmlns:cx4="http://schemas.microsoft.com/office/drawing/2016/5/10/chartex" xmlns:cx5="http://schemas.microsoft.com/office/drawing/2016/5/11/chartex" xmlns:cx6="http://schemas.microsoft.com/office/drawing/2016/5/12/chartex" xmlns:cx7="http://schemas.microsoft.com/office/drawing/2016/5/13/chartex" xmlns:cx8="http://schemas.microsoft.com/office/drawing/2016/5/14/chartex" xmlns:mc="http://schemas.openxmlformats.org/markup-compatibility/2006" xmlns:aink="http://schemas.microsoft.com/office/drawing/2016/ink" xmlns:am3d="http://schemas.microsoft.com/office/drawing/2017/model3d" xmlns:o="urn:schemas-microsoft-com:office:office" xmlns:r="http://schemas.openxmlformats.org/officeDocument/2006/relationships" xmlns:m="http://schemas.openxmlformats.org/officeDocument/2006/math" xmlns:v="urn:schemas-microsoft-com:vml" xmlns:wp14="http://schemas.microsoft.com/office/word/2010/wordprocessingDrawing" xmlns:wp="http://schemas.openxmlformats.org/drawingml/2006/wordprocessingDrawing" xmlns:w10="urn:schemas-microsoft-com:office:word" xmlns:w="http://schemas.openxmlformats.org/wordprocessingml/2006/main" xmlns:w14="http://schemas.microsoft.com/office/word/2010/wordml" xmlns:w15="http://schemas.microsoft.com/office/word/2012/wordml" xmlns:w16cex="http://schemas.microsoft.com/office/word/2018/wordml/cex" xmlns:w16cid="http://schemas.microsoft.com/office/word/2016/wordml/cid" xmlns:w16="http://schemas.microsoft.com/office/word/2018/wordml" xmlns:w16sdtdh="http://schemas.microsoft.com/office/word/2020/wordml/sdtdatahash" xmlns:w16se="http://schemas.microsoft.com/office/word/2015/wordml/symex" xmlns:wpg="http://schemas.microsoft.com/office/word/2010/wordprocessingGroup" xmlns:wpi="http://schemas.microsoft.com/office/word/2010/wordprocessingInk" xmlns:wne="http://schemas.microsoft.com/office/word/2006/wordml" xmlns:wps="http://schemas.microsoft.com/office/word/2010/wordprocessingShape" mc:Ignorable="w14 w15 w16se w16cid w16 w16cex w16sdtdh wp14">
+<w:endnotes xmlns:wpc="http://schemas.microsoft.com/office/word/2010/wordprocessingCanvas" xmlns:cx="http://schemas.microsoft.com/office/drawing/2014/chartex" xmlns:cx1="http://schemas.microsoft.com/office/drawing/2015/9/8/chartex" xmlns:cx2="http://schemas.microsoft.com/office/drawing/2015/10/21/chartex" xmlns:cx3="http://schemas.microsoft.com/office/drawing/2016/5/9/chartex" xmlns:cx4="http://schemas.microsoft.com/office/drawing/2016/5/10/chartex" xmlns:cx5="http://schemas.microsoft.com/office/drawing/2016/5/11/chartex" xmlns:cx6="http://schemas.microsoft.com/office/drawing/2016/5/12/chartex" xmlns:cx7="http://schemas.microsoft.com/office/drawing/2016/5/13/chartex" xmlns:cx8="http://schemas.microsoft.com/office/drawing/2016/5/14/chartex" xmlns:mc="http://schemas.openxmlformats.org/markup-compatibility/2006" xmlns:aink="http://schemas.microsoft.com/office/drawing/2016/ink" xmlns:am3d="http://schemas.microsoft.com/office/drawing/2017/model3d" xmlns:o="urn:schemas-microsoft-com:office:office" xmlns:oel="http://schemas.microsoft.com/office/2019/extlst" xmlns:r="http://schemas.openxmlformats.org/officeDocument/2006/relationships" xmlns:m="http://schemas.openxmlformats.org/officeDocument/2006/math" xmlns:v="urn:schemas-microsoft-com:vml" xmlns:wp14="http://schemas.microsoft.com/office/word/2010/wordprocessingDrawing" xmlns:wp="http://schemas.openxmlformats.org/drawingml/2006/wordprocessingDrawing" xmlns:w10="urn:schemas-microsoft-com:office:word" xmlns:w="http://schemas.openxmlformats.org/wordprocessingml/2006/main" xmlns:w14="http://schemas.microsoft.com/office/word/2010/wordml" xmlns:w15="http://schemas.microsoft.com/office/word/2012/wordml" xmlns:w16cei="http://schemas.microsoft.com/office/word/2026/wordml/cei" xmlns:w16cex="http://schemas.microsoft.com/office/word/2018/wordml/cex" xmlns:w16cid="http://schemas.microsoft.com/office/word/2016/wordml/cid" xmlns:w16="http://schemas.microsoft.com/office/word/2018/wordml" xmlns:w16du="http://schemas.microsoft.com/office/word/2023/wordml/word16du" xmlns:w16sdtdh="http://schemas.microsoft.com/office/word/2020/wordml/sdtdatahash" xmlns:w16sdtfl="http://schemas.microsoft.com/office/word/2024/wordml/sdtformatlock" xmlns:w16se="http://schemas.microsoft.com/office/word/2015/wordml/symex" xmlns:wpg="http://schemas.microsoft.com/office/word/2010/wordprocessingGroup" xmlns:wpi="http://schemas.microsoft.com/office/word/2010/wordprocessingInk" xmlns:wne="http://schemas.microsoft.com/office/word/2006/wordml" xmlns:wps="http://schemas.microsoft.com/office/word/2010/wordprocessingShape" mc:Ignorable="w14 w15 w16se w16cid w16 w16cex w16sdtdh w16sdtfl w16du wp14">
   <w:endnote w:type="separator" w:id="-1">
     <w:p>
       <w:r>
@@ -15080,7 +16116,7 @@
 </file>
 
 <file path=word/footer1.xml><?xml version="1.0" encoding="utf-8"?>
-<w:ftr xmlns:wpc="http://schemas.microsoft.com/office/word/2010/wordprocessingCanvas" xmlns:cx="http://schemas.microsoft.com/office/drawing/2014/chartex" xmlns:cx1="http://schemas.microsoft.com/office/drawing/2015/9/8/chartex" xmlns:cx2="http://schemas.microsoft.com/office/drawing/2015/10/21/chartex" xmlns:cx3="http://schemas.microsoft.com/office/drawing/2016/5/9/chartex" xmlns:cx4="http://schemas.microsoft.com/office/drawing/2016/5/10/chartex" xmlns:cx5="http://schemas.microsoft.com/office/drawing/2016/5/11/chartex" xmlns:cx6="http://schemas.microsoft.com/office/drawing/2016/5/12/chartex" xmlns:cx7="http://schemas.microsoft.com/office/drawing/2016/5/13/chartex" xmlns:cx8="http://schemas.microsoft.com/office/drawing/2016/5/14/chartex" xmlns:mc="http://schemas.openxmlformats.org/markup-compatibility/2006" xmlns:aink="http://schemas.microsoft.com/office/drawing/2016/ink" xmlns:am3d="http://schemas.microsoft.com/office/drawing/2017/model3d" xmlns:o="urn:schemas-microsoft-com:office:office" xmlns:r="http://schemas.openxmlformats.org/officeDocument/2006/relationships" xmlns:m="http://schemas.openxmlformats.org/officeDocument/2006/math" xmlns:v="urn:schemas-microsoft-com:vml" xmlns:wp14="http://schemas.microsoft.com/office/word/2010/wordprocessingDrawing" xmlns:wp="http://schemas.openxmlformats.org/drawingml/2006/wordprocessingDrawing" xmlns:w10="urn:schemas-microsoft-com:office:word" xmlns:w="http://schemas.openxmlformats.org/wordprocessingml/2006/main" xmlns:w14="http://schemas.microsoft.com/office/word/2010/wordml" xmlns:w15="http://schemas.microsoft.com/office/word/2012/wordml" xmlns:w16cex="http://schemas.microsoft.com/office/word/2018/wordml/cex" xmlns:w16cid="http://schemas.microsoft.com/office/word/2016/wordml/cid" xmlns:w16="http://schemas.microsoft.com/office/word/2018/wordml" xmlns:w16sdtdh="http://schemas.microsoft.com/office/word/2020/wordml/sdtdatahash" xmlns:w16se="http://schemas.microsoft.com/office/word/2015/wordml/symex" xmlns:wpg="http://schemas.microsoft.com/office/word/2010/wordprocessingGroup" xmlns:wpi="http://schemas.microsoft.com/office/word/2010/wordprocessingInk" xmlns:wne="http://schemas.microsoft.com/office/word/2006/wordml" xmlns:wps="http://schemas.microsoft.com/office/word/2010/wordprocessingShape" mc:Ignorable="w14 w15 w16se w16cid w16 w16cex w16sdtdh wp14">
+<w:ftr xmlns:wpc="http://schemas.microsoft.com/office/word/2010/wordprocessingCanvas" xmlns:cx="http://schemas.microsoft.com/office/drawing/2014/chartex" xmlns:cx1="http://schemas.microsoft.com/office/drawing/2015/9/8/chartex" xmlns:cx2="http://schemas.microsoft.com/office/drawing/2015/10/21/chartex" xmlns:cx3="http://schemas.microsoft.com/office/drawing/2016/5/9/chartex" xmlns:cx4="http://schemas.microsoft.com/office/drawing/2016/5/10/chartex" xmlns:cx5="http://schemas.microsoft.com/office/drawing/2016/5/11/chartex" xmlns:cx6="http://schemas.microsoft.com/office/drawing/2016/5/12/chartex" xmlns:cx7="http://schemas.microsoft.com/office/drawing/2016/5/13/chartex" xmlns:cx8="http://schemas.microsoft.com/office/drawing/2016/5/14/chartex" xmlns:mc="http://schemas.openxmlformats.org/markup-compatibility/2006" xmlns:aink="http://schemas.microsoft.com/office/drawing/2016/ink" xmlns:am3d="http://schemas.microsoft.com/office/drawing/2017/model3d" xmlns:o="urn:schemas-microsoft-com:office:office" xmlns:oel="http://schemas.microsoft.com/office/2019/extlst" xmlns:r="http://schemas.openxmlformats.org/officeDocument/2006/relationships" xmlns:m="http://schemas.openxmlformats.org/officeDocument/2006/math" xmlns:v="urn:schemas-microsoft-com:vml" xmlns:wp14="http://schemas.microsoft.com/office/word/2010/wordprocessingDrawing" xmlns:wp="http://schemas.openxmlformats.org/drawingml/2006/wordprocessingDrawing" xmlns:w10="urn:schemas-microsoft-com:office:word" xmlns:w="http://schemas.openxmlformats.org/wordprocessingml/2006/main" xmlns:w14="http://schemas.microsoft.com/office/word/2010/wordml" xmlns:w15="http://schemas.microsoft.com/office/word/2012/wordml" xmlns:w16cei="http://schemas.microsoft.com/office/word/2026/wordml/cei" xmlns:w16cex="http://schemas.microsoft.com/office/word/2018/wordml/cex" xmlns:w16cid="http://schemas.microsoft.com/office/word/2016/wordml/cid" xmlns:w16="http://schemas.microsoft.com/office/word/2018/wordml" xmlns:w16du="http://schemas.microsoft.com/office/word/2023/wordml/word16du" xmlns:w16sdtdh="http://schemas.microsoft.com/office/word/2020/wordml/sdtdatahash" xmlns:w16sdtfl="http://schemas.microsoft.com/office/word/2024/wordml/sdtformatlock" xmlns:w16se="http://schemas.microsoft.com/office/word/2015/wordml/symex" xmlns:wpg="http://schemas.microsoft.com/office/word/2010/wordprocessingGroup" xmlns:wpi="http://schemas.microsoft.com/office/word/2010/wordprocessingInk" xmlns:wne="http://schemas.microsoft.com/office/word/2006/wordml" xmlns:wps="http://schemas.microsoft.com/office/word/2010/wordprocessingShape" mc:Ignorable="w14 w15 w16se w16cid w16 w16cex w16sdtdh w16sdtfl w16du wp14">
   <w:tbl>
     <w:tblPr>
       <w:tblW w:w="0" w:type="auto"/>
@@ -15141,7 +16177,7 @@
 </file>
 
 <file path=word/footer2.xml><?xml version="1.0" encoding="utf-8"?>
-<w:ftr xmlns:wpc="http://schemas.microsoft.com/office/word/2010/wordprocessingCanvas" xmlns:cx="http://schemas.microsoft.com/office/drawing/2014/chartex" xmlns:cx1="http://schemas.microsoft.com/office/drawing/2015/9/8/chartex" xmlns:cx2="http://schemas.microsoft.com/office/drawing/2015/10/21/chartex" xmlns:cx3="http://schemas.microsoft.com/office/drawing/2016/5/9/chartex" xmlns:cx4="http://schemas.microsoft.com/office/drawing/2016/5/10/chartex" xmlns:cx5="http://schemas.microsoft.com/office/drawing/2016/5/11/chartex" xmlns:cx6="http://schemas.microsoft.com/office/drawing/2016/5/12/chartex" xmlns:cx7="http://schemas.microsoft.com/office/drawing/2016/5/13/chartex" xmlns:cx8="http://schemas.microsoft.com/office/drawing/2016/5/14/chartex" xmlns:mc="http://schemas.openxmlformats.org/markup-compatibility/2006" xmlns:aink="http://schemas.microsoft.com/office/drawing/2016/ink" xmlns:am3d="http://schemas.microsoft.com/office/drawing/2017/model3d" xmlns:o="urn:schemas-microsoft-com:office:office" xmlns:r="http://schemas.openxmlformats.org/officeDocument/2006/relationships" xmlns:m="http://schemas.openxmlformats.org/officeDocument/2006/math" xmlns:v="urn:schemas-microsoft-com:vml" xmlns:wp14="http://schemas.microsoft.com/office/word/2010/wordprocessingDrawing" xmlns:wp="http://schemas.openxmlformats.org/drawingml/2006/wordprocessingDrawing" xmlns:w10="urn:schemas-microsoft-com:office:word" xmlns:w="http://schemas.openxmlformats.org/wordprocessingml/2006/main" xmlns:w14="http://schemas.microsoft.com/office/word/2010/wordml" xmlns:w15="http://schemas.microsoft.com/office/word/2012/wordml" xmlns:w16cex="http://schemas.microsoft.com/office/word/2018/wordml/cex" xmlns:w16cid="http://schemas.microsoft.com/office/word/2016/wordml/cid" xmlns:w16="http://schemas.microsoft.com/office/word/2018/wordml" xmlns:w16sdtdh="http://schemas.microsoft.com/office/word/2020/wordml/sdtdatahash" xmlns:w16se="http://schemas.microsoft.com/office/word/2015/wordml/symex" xmlns:wpg="http://schemas.microsoft.com/office/word/2010/wordprocessingGroup" xmlns:wpi="http://schemas.microsoft.com/office/word/2010/wordprocessingInk" xmlns:wne="http://schemas.microsoft.com/office/word/2006/wordml" xmlns:wps="http://schemas.microsoft.com/office/word/2010/wordprocessingShape" mc:Ignorable="w14 w15 w16se w16cid w16 w16cex w16sdtdh wp14">
+<w:ftr xmlns:wpc="http://schemas.microsoft.com/office/word/2010/wordprocessingCanvas" xmlns:cx="http://schemas.microsoft.com/office/drawing/2014/chartex" xmlns:cx1="http://schemas.microsoft.com/office/drawing/2015/9/8/chartex" xmlns:cx2="http://schemas.microsoft.com/office/drawing/2015/10/21/chartex" xmlns:cx3="http://schemas.microsoft.com/office/drawing/2016/5/9/chartex" xmlns:cx4="http://schemas.microsoft.com/office/drawing/2016/5/10/chartex" xmlns:cx5="http://schemas.microsoft.com/office/drawing/2016/5/11/chartex" xmlns:cx6="http://schemas.microsoft.com/office/drawing/2016/5/12/chartex" xmlns:cx7="http://schemas.microsoft.com/office/drawing/2016/5/13/chartex" xmlns:cx8="http://schemas.microsoft.com/office/drawing/2016/5/14/chartex" xmlns:mc="http://schemas.openxmlformats.org/markup-compatibility/2006" xmlns:aink="http://schemas.microsoft.com/office/drawing/2016/ink" xmlns:am3d="http://schemas.microsoft.com/office/drawing/2017/model3d" xmlns:o="urn:schemas-microsoft-com:office:office" xmlns:oel="http://schemas.microsoft.com/office/2019/extlst" xmlns:r="http://schemas.openxmlformats.org/officeDocument/2006/relationships" xmlns:m="http://schemas.openxmlformats.org/officeDocument/2006/math" xmlns:v="urn:schemas-microsoft-com:vml" xmlns:wp14="http://schemas.microsoft.com/office/word/2010/wordprocessingDrawing" xmlns:wp="http://schemas.openxmlformats.org/drawingml/2006/wordprocessingDrawing" xmlns:w10="urn:schemas-microsoft-com:office:word" xmlns:w="http://schemas.openxmlformats.org/wordprocessingml/2006/main" xmlns:w14="http://schemas.microsoft.com/office/word/2010/wordml" xmlns:w15="http://schemas.microsoft.com/office/word/2012/wordml" xmlns:w16cei="http://schemas.microsoft.com/office/word/2026/wordml/cei" xmlns:w16cex="http://schemas.microsoft.com/office/word/2018/wordml/cex" xmlns:w16cid="http://schemas.microsoft.com/office/word/2016/wordml/cid" xmlns:w16="http://schemas.microsoft.com/office/word/2018/wordml" xmlns:w16du="http://schemas.microsoft.com/office/word/2023/wordml/word16du" xmlns:w16sdtdh="http://schemas.microsoft.com/office/word/2020/wordml/sdtdatahash" xmlns:w16sdtfl="http://schemas.microsoft.com/office/word/2024/wordml/sdtformatlock" xmlns:w16se="http://schemas.microsoft.com/office/word/2015/wordml/symex" xmlns:wpg="http://schemas.microsoft.com/office/word/2010/wordprocessingGroup" xmlns:wpi="http://schemas.microsoft.com/office/word/2010/wordprocessingInk" xmlns:wne="http://schemas.microsoft.com/office/word/2006/wordml" xmlns:wps="http://schemas.microsoft.com/office/word/2010/wordprocessingShape" mc:Ignorable="w14 w15 w16se w16cid w16 w16cex w16sdtdh w16sdtfl w16du wp14">
   <w:tbl>
     <w:tblPr>
       <w:tblW w:w="0" w:type="auto"/>
@@ -15202,7 +16238,7 @@
 </file>
 
 <file path=word/footer3.xml><?xml version="1.0" encoding="utf-8"?>
-<w:ftr xmlns:wpc="http://schemas.microsoft.com/office/word/2010/wordprocessingCanvas" xmlns:cx="http://schemas.microsoft.com/office/drawing/2014/chartex" xmlns:cx1="http://schemas.microsoft.com/office/drawing/2015/9/8/chartex" xmlns:cx2="http://schemas.microsoft.com/office/drawing/2015/10/21/chartex" xmlns:cx3="http://schemas.microsoft.com/office/drawing/2016/5/9/chartex" xmlns:cx4="http://schemas.microsoft.com/office/drawing/2016/5/10/chartex" xmlns:cx5="http://schemas.microsoft.com/office/drawing/2016/5/11/chartex" xmlns:cx6="http://schemas.microsoft.com/office/drawing/2016/5/12/chartex" xmlns:cx7="http://schemas.microsoft.com/office/drawing/2016/5/13/chartex" xmlns:cx8="http://schemas.microsoft.com/office/drawing/2016/5/14/chartex" xmlns:mc="http://schemas.openxmlformats.org/markup-compatibility/2006" xmlns:aink="http://schemas.microsoft.com/office/drawing/2016/ink" xmlns:am3d="http://schemas.microsoft.com/office/drawing/2017/model3d" xmlns:o="urn:schemas-microsoft-com:office:office" xmlns:r="http://schemas.openxmlformats.org/officeDocument/2006/relationships" xmlns:m="http://schemas.openxmlformats.org/officeDocument/2006/math" xmlns:v="urn:schemas-microsoft-com:vml" xmlns:wp14="http://schemas.microsoft.com/office/word/2010/wordprocessingDrawing" xmlns:wp="http://schemas.openxmlformats.org/drawingml/2006/wordprocessingDrawing" xmlns:w10="urn:schemas-microsoft-com:office:word" xmlns:w="http://schemas.openxmlformats.org/wordprocessingml/2006/main" xmlns:w14="http://schemas.microsoft.com/office/word/2010/wordml" xmlns:w15="http://schemas.microsoft.com/office/word/2012/wordml" xmlns:w16cex="http://schemas.microsoft.com/office/word/2018/wordml/cex" xmlns:w16cid="http://schemas.microsoft.com/office/word/2016/wordml/cid" xmlns:w16="http://schemas.microsoft.com/office/word/2018/wordml" xmlns:w16sdtdh="http://schemas.microsoft.com/office/word/2020/wordml/sdtdatahash" xmlns:w16se="http://schemas.microsoft.com/office/word/2015/wordml/symex" xmlns:wpg="http://schemas.microsoft.com/office/word/2010/wordprocessingGroup" xmlns:wpi="http://schemas.microsoft.com/office/word/2010/wordprocessingInk" xmlns:wne="http://schemas.microsoft.com/office/word/2006/wordml" xmlns:wps="http://schemas.microsoft.com/office/word/2010/wordprocessingShape" mc:Ignorable="w14 w15 w16se w16cid w16 w16cex w16sdtdh wp14">
+<w:ftr xmlns:wpc="http://schemas.microsoft.com/office/word/2010/wordprocessingCanvas" xmlns:cx="http://schemas.microsoft.com/office/drawing/2014/chartex" xmlns:cx1="http://schemas.microsoft.com/office/drawing/2015/9/8/chartex" xmlns:cx2="http://schemas.microsoft.com/office/drawing/2015/10/21/chartex" xmlns:cx3="http://schemas.microsoft.com/office/drawing/2016/5/9/chartex" xmlns:cx4="http://schemas.microsoft.com/office/drawing/2016/5/10/chartex" xmlns:cx5="http://schemas.microsoft.com/office/drawing/2016/5/11/chartex" xmlns:cx6="http://schemas.microsoft.com/office/drawing/2016/5/12/chartex" xmlns:cx7="http://schemas.microsoft.com/office/drawing/2016/5/13/chartex" xmlns:cx8="http://schemas.microsoft.com/office/drawing/2016/5/14/chartex" xmlns:mc="http://schemas.openxmlformats.org/markup-compatibility/2006" xmlns:aink="http://schemas.microsoft.com/office/drawing/2016/ink" xmlns:am3d="http://schemas.microsoft.com/office/drawing/2017/model3d" xmlns:o="urn:schemas-microsoft-com:office:office" xmlns:oel="http://schemas.microsoft.com/office/2019/extlst" xmlns:r="http://schemas.openxmlformats.org/officeDocument/2006/relationships" xmlns:m="http://schemas.openxmlformats.org/officeDocument/2006/math" xmlns:v="urn:schemas-microsoft-com:vml" xmlns:wp14="http://schemas.microsoft.com/office/word/2010/wordprocessingDrawing" xmlns:wp="http://schemas.openxmlformats.org/drawingml/2006/wordprocessingDrawing" xmlns:w10="urn:schemas-microsoft-com:office:word" xmlns:w="http://schemas.openxmlformats.org/wordprocessingml/2006/main" xmlns:w14="http://schemas.microsoft.com/office/word/2010/wordml" xmlns:w15="http://schemas.microsoft.com/office/word/2012/wordml" xmlns:w16cei="http://schemas.microsoft.com/office/word/2026/wordml/cei" xmlns:w16cex="http://schemas.microsoft.com/office/word/2018/wordml/cex" xmlns:w16cid="http://schemas.microsoft.com/office/word/2016/wordml/cid" xmlns:w16="http://schemas.microsoft.com/office/word/2018/wordml" xmlns:w16du="http://schemas.microsoft.com/office/word/2023/wordml/word16du" xmlns:w16sdtdh="http://schemas.microsoft.com/office/word/2020/wordml/sdtdatahash" xmlns:w16sdtfl="http://schemas.microsoft.com/office/word/2024/wordml/sdtformatlock" xmlns:w16se="http://schemas.microsoft.com/office/word/2015/wordml/symex" xmlns:wpg="http://schemas.microsoft.com/office/word/2010/wordprocessingGroup" xmlns:wpi="http://schemas.microsoft.com/office/word/2010/wordprocessingInk" xmlns:wne="http://schemas.microsoft.com/office/word/2006/wordml" xmlns:wps="http://schemas.microsoft.com/office/word/2010/wordprocessingShape" mc:Ignorable="w14 w15 w16se w16cid w16 w16cex w16sdtdh w16sdtfl w16du wp14">
   <w:p>
     <w:pPr>
       <w:pStyle w:val="Piedepgina"/>
@@ -15216,7 +16252,7 @@
 </file>
 
 <file path=word/footer4.xml><?xml version="1.0" encoding="utf-8"?>
-<w:ftr xmlns:wpc="http://schemas.microsoft.com/office/word/2010/wordprocessingCanvas" xmlns:cx="http://schemas.microsoft.com/office/drawing/2014/chartex" xmlns:cx1="http://schemas.microsoft.com/office/drawing/2015/9/8/chartex" xmlns:cx2="http://schemas.microsoft.com/office/drawing/2015/10/21/chartex" xmlns:cx3="http://schemas.microsoft.com/office/drawing/2016/5/9/chartex" xmlns:cx4="http://schemas.microsoft.com/office/drawing/2016/5/10/chartex" xmlns:cx5="http://schemas.microsoft.com/office/drawing/2016/5/11/chartex" xmlns:cx6="http://schemas.microsoft.com/office/drawing/2016/5/12/chartex" xmlns:cx7="http://schemas.microsoft.com/office/drawing/2016/5/13/chartex" xmlns:cx8="http://schemas.microsoft.com/office/drawing/2016/5/14/chartex" xmlns:mc="http://schemas.openxmlformats.org/markup-compatibility/2006" xmlns:aink="http://schemas.microsoft.com/office/drawing/2016/ink" xmlns:am3d="http://schemas.microsoft.com/office/drawing/2017/model3d" xmlns:o="urn:schemas-microsoft-com:office:office" xmlns:r="http://schemas.openxmlformats.org/officeDocument/2006/relationships" xmlns:m="http://schemas.openxmlformats.org/officeDocument/2006/math" xmlns:v="urn:schemas-microsoft-com:vml" xmlns:wp14="http://schemas.microsoft.com/office/word/2010/wordprocessingDrawing" xmlns:wp="http://schemas.openxmlformats.org/drawingml/2006/wordprocessingDrawing" xmlns:w10="urn:schemas-microsoft-com:office:word" xmlns:w="http://schemas.openxmlformats.org/wordprocessingml/2006/main" xmlns:w14="http://schemas.microsoft.com/office/word/2010/wordml" xmlns:w15="http://schemas.microsoft.com/office/word/2012/wordml" xmlns:w16cex="http://schemas.microsoft.com/office/word/2018/wordml/cex" xmlns:w16cid="http://schemas.microsoft.com/office/word/2016/wordml/cid" xmlns:w16="http://schemas.microsoft.com/office/word/2018/wordml" xmlns:w16sdtdh="http://schemas.microsoft.com/office/word/2020/wordml/sdtdatahash" xmlns:w16se="http://schemas.microsoft.com/office/word/2015/wordml/symex" xmlns:wpg="http://schemas.microsoft.com/office/word/2010/wordprocessingGroup" xmlns:wpi="http://schemas.microsoft.com/office/word/2010/wordprocessingInk" xmlns:wne="http://schemas.microsoft.com/office/word/2006/wordml" xmlns:wps="http://schemas.microsoft.com/office/word/2010/wordprocessingShape" mc:Ignorable="w14 w15 w16se w16cid w16 w16cex w16sdtdh wp14">
+<w:ftr xmlns:wpc="http://schemas.microsoft.com/office/word/2010/wordprocessingCanvas" xmlns:cx="http://schemas.microsoft.com/office/drawing/2014/chartex" xmlns:cx1="http://schemas.microsoft.com/office/drawing/2015/9/8/chartex" xmlns:cx2="http://schemas.microsoft.com/office/drawing/2015/10/21/chartex" xmlns:cx3="http://schemas.microsoft.com/office/drawing/2016/5/9/chartex" xmlns:cx4="http://schemas.microsoft.com/office/drawing/2016/5/10/chartex" xmlns:cx5="http://schemas.microsoft.com/office/drawing/2016/5/11/chartex" xmlns:cx6="http://schemas.microsoft.com/office/drawing/2016/5/12/chartex" xmlns:cx7="http://schemas.microsoft.com/office/drawing/2016/5/13/chartex" xmlns:cx8="http://schemas.microsoft.com/office/drawing/2016/5/14/chartex" xmlns:mc="http://schemas.openxmlformats.org/markup-compatibility/2006" xmlns:aink="http://schemas.microsoft.com/office/drawing/2016/ink" xmlns:am3d="http://schemas.microsoft.com/office/drawing/2017/model3d" xmlns:o="urn:schemas-microsoft-com:office:office" xmlns:oel="http://schemas.microsoft.com/office/2019/extlst" xmlns:r="http://schemas.openxmlformats.org/officeDocument/2006/relationships" xmlns:m="http://schemas.openxmlformats.org/officeDocument/2006/math" xmlns:v="urn:schemas-microsoft-com:vml" xmlns:wp14="http://schemas.microsoft.com/office/word/2010/wordprocessingDrawing" xmlns:wp="http://schemas.openxmlformats.org/drawingml/2006/wordprocessingDrawing" xmlns:w10="urn:schemas-microsoft-com:office:word" xmlns:w="http://schemas.openxmlformats.org/wordprocessingml/2006/main" xmlns:w14="http://schemas.microsoft.com/office/word/2010/wordml" xmlns:w15="http://schemas.microsoft.com/office/word/2012/wordml" xmlns:w16cei="http://schemas.microsoft.com/office/word/2026/wordml/cei" xmlns:w16cex="http://schemas.microsoft.com/office/word/2018/wordml/cex" xmlns:w16cid="http://schemas.microsoft.com/office/word/2016/wordml/cid" xmlns:w16="http://schemas.microsoft.com/office/word/2018/wordml" xmlns:w16du="http://schemas.microsoft.com/office/word/2023/wordml/word16du" xmlns:w16sdtdh="http://schemas.microsoft.com/office/word/2020/wordml/sdtdatahash" xmlns:w16sdtfl="http://schemas.microsoft.com/office/word/2024/wordml/sdtformatlock" xmlns:w16se="http://schemas.microsoft.com/office/word/2015/wordml/symex" xmlns:wpg="http://schemas.microsoft.com/office/word/2010/wordprocessingGroup" xmlns:wpi="http://schemas.microsoft.com/office/word/2010/wordprocessingInk" xmlns:wne="http://schemas.microsoft.com/office/word/2006/wordml" xmlns:wps="http://schemas.microsoft.com/office/word/2010/wordprocessingShape" mc:Ignorable="w14 w15 w16se w16cid w16 w16cex w16sdtdh w16sdtfl w16du wp14">
   <w:p>
     <w:pPr>
       <w:pStyle w:val="Piedepgina"/>
@@ -15231,7 +16267,7 @@
 </file>
 
 <file path=word/footnotes.xml><?xml version="1.0" encoding="utf-8"?>
-<w:footnotes xmlns:wpc="http://schemas.microsoft.com/office/word/2010/wordprocessingCanvas" xmlns:cx="http://schemas.microsoft.com/office/drawing/2014/chartex" xmlns:cx1="http://schemas.microsoft.com/office/drawing/2015/9/8/chartex" xmlns:cx2="http://schemas.microsoft.com/office/drawing/2015/10/21/chartex" xmlns:cx3="http://schemas.microsoft.com/office/drawing/2016/5/9/chartex" xmlns:cx4="http://schemas.microsoft.com/office/drawing/2016/5/10/chartex" xmlns:cx5="http://schemas.microsoft.com/office/drawing/2016/5/11/chartex" xmlns:cx6="http://schemas.microsoft.com/office/drawing/2016/5/12/chartex" xmlns:cx7="http://schemas.microsoft.com/office/drawing/2016/5/13/chartex" xmlns:cx8="http://schemas.microsoft.com/office/drawing/2016/5/14/chartex" xmlns:mc="http://schemas.openxmlformats.org/markup-compatibility/2006" xmlns:aink="http://schemas.microsoft.com/office/drawing/2016/ink" xmlns:am3d="http://schemas.microsoft.com/office/drawing/2017/model3d" xmlns:o="urn:schemas-microsoft-com:office:office" xmlns:r="http://schemas.openxmlformats.org/officeDocument/2006/relationships" xmlns:m="http://schemas.openxmlformats.org/officeDocument/2006/math" xmlns:v="urn:schemas-microsoft-com:vml" xmlns:wp14="http://schemas.microsoft.com/office/word/2010/wordprocessingDrawing" xmlns:wp="http://schemas.openxmlformats.org/drawingml/2006/wordprocessingDrawing" xmlns:w10="urn:schemas-microsoft-com:office:word" xmlns:w="http://schemas.openxmlformats.org/wordprocessingml/2006/main" xmlns:w14="http://schemas.microsoft.com/office/word/2010/wordml" xmlns:w15="http://schemas.microsoft.com/office/word/2012/wordml" xmlns:w16cex="http://schemas.microsoft.com/office/word/2018/wordml/cex" xmlns:w16cid="http://schemas.microsoft.com/office/word/2016/wordml/cid" xmlns:w16="http://schemas.microsoft.com/office/word/2018/wordml" xmlns:w16sdtdh="http://schemas.microsoft.com/office/word/2020/wordml/sdtdatahash" xmlns:w16se="http://schemas.microsoft.com/office/word/2015/wordml/symex" xmlns:wpg="http://schemas.microsoft.com/office/word/2010/wordprocessingGroup" xmlns:wpi="http://schemas.microsoft.com/office/word/2010/wordprocessingInk" xmlns:wne="http://schemas.microsoft.com/office/word/2006/wordml" xmlns:wps="http://schemas.microsoft.com/office/word/2010/wordprocessingShape" mc:Ignorable="w14 w15 w16se w16cid w16 w16cex w16sdtdh wp14">
+<w:footnotes xmlns:wpc="http://schemas.microsoft.com/office/word/2010/wordprocessingCanvas" xmlns:cx="http://schemas.microsoft.com/office/drawing/2014/chartex" xmlns:cx1="http://schemas.microsoft.com/office/drawing/2015/9/8/chartex" xmlns:cx2="http://schemas.microsoft.com/office/drawing/2015/10/21/chartex" xmlns:cx3="http://schemas.microsoft.com/office/drawing/2016/5/9/chartex" xmlns:cx4="http://schemas.microsoft.com/office/drawing/2016/5/10/chartex" xmlns:cx5="http://schemas.microsoft.com/office/drawing/2016/5/11/chartex" xmlns:cx6="http://schemas.microsoft.com/office/drawing/2016/5/12/chartex" xmlns:cx7="http://schemas.microsoft.com/office/drawing/2016/5/13/chartex" xmlns:cx8="http://schemas.microsoft.com/office/drawing/2016/5/14/chartex" xmlns:mc="http://schemas.openxmlformats.org/markup-compatibility/2006" xmlns:aink="http://schemas.microsoft.com/office/drawing/2016/ink" xmlns:am3d="http://schemas.microsoft.com/office/drawing/2017/model3d" xmlns:o="urn:schemas-microsoft-com:office:office" xmlns:oel="http://schemas.microsoft.com/office/2019/extlst" xmlns:r="http://schemas.openxmlformats.org/officeDocument/2006/relationships" xmlns:m="http://schemas.openxmlformats.org/officeDocument/2006/math" xmlns:v="urn:schemas-microsoft-com:vml" xmlns:wp14="http://schemas.microsoft.com/office/word/2010/wordprocessingDrawing" xmlns:wp="http://schemas.openxmlformats.org/drawingml/2006/wordprocessingDrawing" xmlns:w10="urn:schemas-microsoft-com:office:word" xmlns:w="http://schemas.openxmlformats.org/wordprocessingml/2006/main" xmlns:w14="http://schemas.microsoft.com/office/word/2010/wordml" xmlns:w15="http://schemas.microsoft.com/office/word/2012/wordml" xmlns:w16cei="http://schemas.microsoft.com/office/word/2026/wordml/cei" xmlns:w16cex="http://schemas.microsoft.com/office/word/2018/wordml/cex" xmlns:w16cid="http://schemas.microsoft.com/office/word/2016/wordml/cid" xmlns:w16="http://schemas.microsoft.com/office/word/2018/wordml" xmlns:w16du="http://schemas.microsoft.com/office/word/2023/wordml/word16du" xmlns:w16sdtdh="http://schemas.microsoft.com/office/word/2020/wordml/sdtdatahash" xmlns:w16sdtfl="http://schemas.microsoft.com/office/word/2024/wordml/sdtformatlock" xmlns:w16se="http://schemas.microsoft.com/office/word/2015/wordml/symex" xmlns:wpg="http://schemas.microsoft.com/office/word/2010/wordprocessingGroup" xmlns:wpi="http://schemas.microsoft.com/office/word/2010/wordprocessingInk" xmlns:wne="http://schemas.microsoft.com/office/word/2006/wordml" xmlns:wps="http://schemas.microsoft.com/office/word/2010/wordprocessingShape" mc:Ignorable="w14 w15 w16se w16cid w16 w16cex w16sdtdh w16sdtfl w16du wp14">
   <w:footnote w:type="separator" w:id="-1">
     <w:p>
       <w:r>
@@ -15253,7 +16289,7 @@
 </file>
 
 <file path=word/header1.xml><?xml version="1.0" encoding="utf-8"?>
-<w:hdr xmlns:wpc="http://schemas.microsoft.com/office/word/2010/wordprocessingCanvas" xmlns:cx="http://schemas.microsoft.com/office/drawing/2014/chartex" xmlns:cx1="http://schemas.microsoft.com/office/drawing/2015/9/8/chartex" xmlns:cx2="http://schemas.microsoft.com/office/drawing/2015/10/21/chartex" xmlns:cx3="http://schemas.microsoft.com/office/drawing/2016/5/9/chartex" xmlns:cx4="http://schemas.microsoft.com/office/drawing/2016/5/10/chartex" xmlns:cx5="http://schemas.microsoft.com/office/drawing/2016/5/11/chartex" xmlns:cx6="http://schemas.microsoft.com/office/drawing/2016/5/12/chartex" xmlns:cx7="http://schemas.microsoft.com/office/drawing/2016/5/13/chartex" xmlns:cx8="http://schemas.microsoft.com/office/drawing/2016/5/14/chartex" xmlns:mc="http://schemas.openxmlformats.org/markup-compatibility/2006" xmlns:aink="http://schemas.microsoft.com/office/drawing/2016/ink" xmlns:am3d="http://schemas.microsoft.com/office/drawing/2017/model3d" xmlns:o="urn:schemas-microsoft-com:office:office" xmlns:r="http://schemas.openxmlformats.org/officeDocument/2006/relationships" xmlns:m="http://schemas.openxmlformats.org/officeDocument/2006/math" xmlns:v="urn:schemas-microsoft-com:vml" xmlns:wp14="http://schemas.microsoft.com/office/word/2010/wordprocessingDrawing" xmlns:wp="http://schemas.openxmlformats.org/drawingml/2006/wordprocessingDrawing" xmlns:w10="urn:schemas-microsoft-com:office:word" xmlns:w="http://schemas.openxmlformats.org/wordprocessingml/2006/main" xmlns:w14="http://schemas.microsoft.com/office/word/2010/wordml" xmlns:w15="http://schemas.microsoft.com/office/word/2012/wordml" xmlns:w16cex="http://schemas.microsoft.com/office/word/2018/wordml/cex" xmlns:w16cid="http://schemas.microsoft.com/office/word/2016/wordml/cid" xmlns:w16="http://schemas.microsoft.com/office/word/2018/wordml" xmlns:w16sdtdh="http://schemas.microsoft.com/office/word/2020/wordml/sdtdatahash" xmlns:w16se="http://schemas.microsoft.com/office/word/2015/wordml/symex" xmlns:wpg="http://schemas.microsoft.com/office/word/2010/wordprocessingGroup" xmlns:wpi="http://schemas.microsoft.com/office/word/2010/wordprocessingInk" xmlns:wne="http://schemas.microsoft.com/office/word/2006/wordml" xmlns:wps="http://schemas.microsoft.com/office/word/2010/wordprocessingShape" mc:Ignorable="w14 w15 w16se w16cid w16 w16cex w16sdtdh wp14">
+<w:hdr xmlns:wpc="http://schemas.microsoft.com/office/word/2010/wordprocessingCanvas" xmlns:cx="http://schemas.microsoft.com/office/drawing/2014/chartex" xmlns:cx1="http://schemas.microsoft.com/office/drawing/2015/9/8/chartex" xmlns:cx2="http://schemas.microsoft.com/office/drawing/2015/10/21/chartex" xmlns:cx3="http://schemas.microsoft.com/office/drawing/2016/5/9/chartex" xmlns:cx4="http://schemas.microsoft.com/office/drawing/2016/5/10/chartex" xmlns:cx5="http://schemas.microsoft.com/office/drawing/2016/5/11/chartex" xmlns:cx6="http://schemas.microsoft.com/office/drawing/2016/5/12/chartex" xmlns:cx7="http://schemas.microsoft.com/office/drawing/2016/5/13/chartex" xmlns:cx8="http://schemas.microsoft.com/office/drawing/2016/5/14/chartex" xmlns:mc="http://schemas.openxmlformats.org/markup-compatibility/2006" xmlns:aink="http://schemas.microsoft.com/office/drawing/2016/ink" xmlns:am3d="http://schemas.microsoft.com/office/drawing/2017/model3d" xmlns:o="urn:schemas-microsoft-com:office:office" xmlns:oel="http://schemas.microsoft.com/office/2019/extlst" xmlns:r="http://schemas.openxmlformats.org/officeDocument/2006/relationships" xmlns:m="http://schemas.openxmlformats.org/officeDocument/2006/math" xmlns:v="urn:schemas-microsoft-com:vml" xmlns:wp14="http://schemas.microsoft.com/office/word/2010/wordprocessingDrawing" xmlns:wp="http://schemas.openxmlformats.org/drawingml/2006/wordprocessingDrawing" xmlns:w10="urn:schemas-microsoft-com:office:word" xmlns:w="http://schemas.openxmlformats.org/wordprocessingml/2006/main" xmlns:w14="http://schemas.microsoft.com/office/word/2010/wordml" xmlns:w15="http://schemas.microsoft.com/office/word/2012/wordml" xmlns:w16cei="http://schemas.microsoft.com/office/word/2026/wordml/cei" xmlns:w16cex="http://schemas.microsoft.com/office/word/2018/wordml/cex" xmlns:w16cid="http://schemas.microsoft.com/office/word/2016/wordml/cid" xmlns:w16="http://schemas.microsoft.com/office/word/2018/wordml" xmlns:w16du="http://schemas.microsoft.com/office/word/2023/wordml/word16du" xmlns:w16sdtdh="http://schemas.microsoft.com/office/word/2020/wordml/sdtdatahash" xmlns:w16sdtfl="http://schemas.microsoft.com/office/word/2024/wordml/sdtformatlock" xmlns:w16se="http://schemas.microsoft.com/office/word/2015/wordml/symex" xmlns:wpg="http://schemas.microsoft.com/office/word/2010/wordprocessingGroup" xmlns:wpi="http://schemas.microsoft.com/office/word/2010/wordprocessingInk" xmlns:wne="http://schemas.microsoft.com/office/word/2006/wordml" xmlns:wps="http://schemas.microsoft.com/office/word/2010/wordprocessingShape" mc:Ignorable="w14 w15 w16se w16cid w16 w16cex w16sdtdh w16sdtfl w16du wp14">
   <w:tbl>
     <w:tblPr>
       <w:tblW w:w="0" w:type="auto"/>
@@ -15404,7 +16440,7 @@
 </file>
 
 <file path=word/header10.xml><?xml version="1.0" encoding="utf-8"?>
-<w:hdr xmlns:wpc="http://schemas.microsoft.com/office/word/2010/wordprocessingCanvas" xmlns:cx="http://schemas.microsoft.com/office/drawing/2014/chartex" xmlns:cx1="http://schemas.microsoft.com/office/drawing/2015/9/8/chartex" xmlns:cx2="http://schemas.microsoft.com/office/drawing/2015/10/21/chartex" xmlns:cx3="http://schemas.microsoft.com/office/drawing/2016/5/9/chartex" xmlns:cx4="http://schemas.microsoft.com/office/drawing/2016/5/10/chartex" xmlns:cx5="http://schemas.microsoft.com/office/drawing/2016/5/11/chartex" xmlns:cx6="http://schemas.microsoft.com/office/drawing/2016/5/12/chartex" xmlns:cx7="http://schemas.microsoft.com/office/drawing/2016/5/13/chartex" xmlns:cx8="http://schemas.microsoft.com/office/drawing/2016/5/14/chartex" xmlns:mc="http://schemas.openxmlformats.org/markup-compatibility/2006" xmlns:aink="http://schemas.microsoft.com/office/drawing/2016/ink" xmlns:am3d="http://schemas.microsoft.com/office/drawing/2017/model3d" xmlns:o="urn:schemas-microsoft-com:office:office" xmlns:r="http://schemas.openxmlformats.org/officeDocument/2006/relationships" xmlns:m="http://schemas.openxmlformats.org/officeDocument/2006/math" xmlns:v="urn:schemas-microsoft-com:vml" xmlns:wp14="http://schemas.microsoft.com/office/word/2010/wordprocessingDrawing" xmlns:wp="http://schemas.openxmlformats.org/drawingml/2006/wordprocessingDrawing" xmlns:w10="urn:schemas-microsoft-com:office:word" xmlns:w="http://schemas.openxmlformats.org/wordprocessingml/2006/main" xmlns:w14="http://schemas.microsoft.com/office/word/2010/wordml" xmlns:w15="http://schemas.microsoft.com/office/word/2012/wordml" xmlns:w16cex="http://schemas.microsoft.com/office/word/2018/wordml/cex" xmlns:w16cid="http://schemas.microsoft.com/office/word/2016/wordml/cid" xmlns:w16="http://schemas.microsoft.com/office/word/2018/wordml" xmlns:w16sdtdh="http://schemas.microsoft.com/office/word/2020/wordml/sdtdatahash" xmlns:w16se="http://schemas.microsoft.com/office/word/2015/wordml/symex" xmlns:wpg="http://schemas.microsoft.com/office/word/2010/wordprocessingGroup" xmlns:wpi="http://schemas.microsoft.com/office/word/2010/wordprocessingInk" xmlns:wne="http://schemas.microsoft.com/office/word/2006/wordml" xmlns:wps="http://schemas.microsoft.com/office/word/2010/wordprocessingShape" mc:Ignorable="w14 w15 w16se w16cid w16 w16cex w16sdtdh wp14">
+<w:hdr xmlns:wpc="http://schemas.microsoft.com/office/word/2010/wordprocessingCanvas" xmlns:cx="http://schemas.microsoft.com/office/drawing/2014/chartex" xmlns:cx1="http://schemas.microsoft.com/office/drawing/2015/9/8/chartex" xmlns:cx2="http://schemas.microsoft.com/office/drawing/2015/10/21/chartex" xmlns:cx3="http://schemas.microsoft.com/office/drawing/2016/5/9/chartex" xmlns:cx4="http://schemas.microsoft.com/office/drawing/2016/5/10/chartex" xmlns:cx5="http://schemas.microsoft.com/office/drawing/2016/5/11/chartex" xmlns:cx6="http://schemas.microsoft.com/office/drawing/2016/5/12/chartex" xmlns:cx7="http://schemas.microsoft.com/office/drawing/2016/5/13/chartex" xmlns:cx8="http://schemas.microsoft.com/office/drawing/2016/5/14/chartex" xmlns:mc="http://schemas.openxmlformats.org/markup-compatibility/2006" xmlns:aink="http://schemas.microsoft.com/office/drawing/2016/ink" xmlns:am3d="http://schemas.microsoft.com/office/drawing/2017/model3d" xmlns:o="urn:schemas-microsoft-com:office:office" xmlns:oel="http://schemas.microsoft.com/office/2019/extlst" xmlns:r="http://schemas.openxmlformats.org/officeDocument/2006/relationships" xmlns:m="http://schemas.openxmlformats.org/officeDocument/2006/math" xmlns:v="urn:schemas-microsoft-com:vml" xmlns:wp14="http://schemas.microsoft.com/office/word/2010/wordprocessingDrawing" xmlns:wp="http://schemas.openxmlformats.org/drawingml/2006/wordprocessingDrawing" xmlns:w10="urn:schemas-microsoft-com:office:word" xmlns:w="http://schemas.openxmlformats.org/wordprocessingml/2006/main" xmlns:w14="http://schemas.microsoft.com/office/word/2010/wordml" xmlns:w15="http://schemas.microsoft.com/office/word/2012/wordml" xmlns:w16cei="http://schemas.microsoft.com/office/word/2026/wordml/cei" xmlns:w16cex="http://schemas.microsoft.com/office/word/2018/wordml/cex" xmlns:w16cid="http://schemas.microsoft.com/office/word/2016/wordml/cid" xmlns:w16="http://schemas.microsoft.com/office/word/2018/wordml" xmlns:w16du="http://schemas.microsoft.com/office/word/2023/wordml/word16du" xmlns:w16sdtdh="http://schemas.microsoft.com/office/word/2020/wordml/sdtdatahash" xmlns:w16sdtfl="http://schemas.microsoft.com/office/word/2024/wordml/sdtformatlock" xmlns:w16se="http://schemas.microsoft.com/office/word/2015/wordml/symex" xmlns:wpg="http://schemas.microsoft.com/office/word/2010/wordprocessingGroup" xmlns:wpi="http://schemas.microsoft.com/office/word/2010/wordprocessingInk" xmlns:wne="http://schemas.microsoft.com/office/word/2006/wordml" xmlns:wps="http://schemas.microsoft.com/office/word/2010/wordprocessingShape" mc:Ignorable="w14 w15 w16se w16cid w16 w16cex w16sdtdh w16sdtfl w16du wp14">
   <w:p>
     <w:pPr>
       <w:pStyle w:val="Encabezado"/>
@@ -15484,7 +16520,7 @@
 </file>
 
 <file path=word/header11.xml><?xml version="1.0" encoding="utf-8"?>
-<w:hdr xmlns:wpc="http://schemas.microsoft.com/office/word/2010/wordprocessingCanvas" xmlns:cx="http://schemas.microsoft.com/office/drawing/2014/chartex" xmlns:cx1="http://schemas.microsoft.com/office/drawing/2015/9/8/chartex" xmlns:cx2="http://schemas.microsoft.com/office/drawing/2015/10/21/chartex" xmlns:cx3="http://schemas.microsoft.com/office/drawing/2016/5/9/chartex" xmlns:cx4="http://schemas.microsoft.com/office/drawing/2016/5/10/chartex" xmlns:cx5="http://schemas.microsoft.com/office/drawing/2016/5/11/chartex" xmlns:cx6="http://schemas.microsoft.com/office/drawing/2016/5/12/chartex" xmlns:cx7="http://schemas.microsoft.com/office/drawing/2016/5/13/chartex" xmlns:cx8="http://schemas.microsoft.com/office/drawing/2016/5/14/chartex" xmlns:mc="http://schemas.openxmlformats.org/markup-compatibility/2006" xmlns:aink="http://schemas.microsoft.com/office/drawing/2016/ink" xmlns:am3d="http://schemas.microsoft.com/office/drawing/2017/model3d" xmlns:o="urn:schemas-microsoft-com:office:office" xmlns:r="http://schemas.openxmlformats.org/officeDocument/2006/relationships" xmlns:m="http://schemas.openxmlformats.org/officeDocument/2006/math" xmlns:v="urn:schemas-microsoft-com:vml" xmlns:wp14="http://schemas.microsoft.com/office/word/2010/wordprocessingDrawing" xmlns:wp="http://schemas.openxmlformats.org/drawingml/2006/wordprocessingDrawing" xmlns:w10="urn:schemas-microsoft-com:office:word" xmlns:w="http://schemas.openxmlformats.org/wordprocessingml/2006/main" xmlns:w14="http://schemas.microsoft.com/office/word/2010/wordml" xmlns:w15="http://schemas.microsoft.com/office/word/2012/wordml" xmlns:w16cex="http://schemas.microsoft.com/office/word/2018/wordml/cex" xmlns:w16cid="http://schemas.microsoft.com/office/word/2016/wordml/cid" xmlns:w16="http://schemas.microsoft.com/office/word/2018/wordml" xmlns:w16sdtdh="http://schemas.microsoft.com/office/word/2020/wordml/sdtdatahash" xmlns:w16se="http://schemas.microsoft.com/office/word/2015/wordml/symex" xmlns:wpg="http://schemas.microsoft.com/office/word/2010/wordprocessingGroup" xmlns:wpi="http://schemas.microsoft.com/office/word/2010/wordprocessingInk" xmlns:wne="http://schemas.microsoft.com/office/word/2006/wordml" xmlns:wps="http://schemas.microsoft.com/office/word/2010/wordprocessingShape" mc:Ignorable="w14 w15 w16se w16cid w16 w16cex w16sdtdh wp14">
+<w:hdr xmlns:wpc="http://schemas.microsoft.com/office/word/2010/wordprocessingCanvas" xmlns:cx="http://schemas.microsoft.com/office/drawing/2014/chartex" xmlns:cx1="http://schemas.microsoft.com/office/drawing/2015/9/8/chartex" xmlns:cx2="http://schemas.microsoft.com/office/drawing/2015/10/21/chartex" xmlns:cx3="http://schemas.microsoft.com/office/drawing/2016/5/9/chartex" xmlns:cx4="http://schemas.microsoft.com/office/drawing/2016/5/10/chartex" xmlns:cx5="http://schemas.microsoft.com/office/drawing/2016/5/11/chartex" xmlns:cx6="http://schemas.microsoft.com/office/drawing/2016/5/12/chartex" xmlns:cx7="http://schemas.microsoft.com/office/drawing/2016/5/13/chartex" xmlns:cx8="http://schemas.microsoft.com/office/drawing/2016/5/14/chartex" xmlns:mc="http://schemas.openxmlformats.org/markup-compatibility/2006" xmlns:aink="http://schemas.microsoft.com/office/drawing/2016/ink" xmlns:am3d="http://schemas.microsoft.com/office/drawing/2017/model3d" xmlns:o="urn:schemas-microsoft-com:office:office" xmlns:oel="http://schemas.microsoft.com/office/2019/extlst" xmlns:r="http://schemas.openxmlformats.org/officeDocument/2006/relationships" xmlns:m="http://schemas.openxmlformats.org/officeDocument/2006/math" xmlns:v="urn:schemas-microsoft-com:vml" xmlns:wp14="http://schemas.microsoft.com/office/word/2010/wordprocessingDrawing" xmlns:wp="http://schemas.openxmlformats.org/drawingml/2006/wordprocessingDrawing" xmlns:w10="urn:schemas-microsoft-com:office:word" xmlns:w="http://schemas.openxmlformats.org/wordprocessingml/2006/main" xmlns:w14="http://schemas.microsoft.com/office/word/2010/wordml" xmlns:w15="http://schemas.microsoft.com/office/word/2012/wordml" xmlns:w16cei="http://schemas.microsoft.com/office/word/2026/wordml/cei" xmlns:w16cex="http://schemas.microsoft.com/office/word/2018/wordml/cex" xmlns:w16cid="http://schemas.microsoft.com/office/word/2016/wordml/cid" xmlns:w16="http://schemas.microsoft.com/office/word/2018/wordml" xmlns:w16du="http://schemas.microsoft.com/office/word/2023/wordml/word16du" xmlns:w16sdtdh="http://schemas.microsoft.com/office/word/2020/wordml/sdtdatahash" xmlns:w16sdtfl="http://schemas.microsoft.com/office/word/2024/wordml/sdtformatlock" xmlns:w16se="http://schemas.microsoft.com/office/word/2015/wordml/symex" xmlns:wpg="http://schemas.microsoft.com/office/word/2010/wordprocessingGroup" xmlns:wpi="http://schemas.microsoft.com/office/word/2010/wordprocessingInk" xmlns:wne="http://schemas.microsoft.com/office/word/2006/wordml" xmlns:wps="http://schemas.microsoft.com/office/word/2010/wordprocessingShape" mc:Ignorable="w14 w15 w16se w16cid w16 w16cex w16sdtdh w16sdtfl w16du wp14">
   <w:tbl>
     <w:tblPr>
       <w:tblW w:w="0" w:type="auto"/>
@@ -15545,7 +16581,7 @@
 </file>
 
 <file path=word/header12.xml><?xml version="1.0" encoding="utf-8"?>
-<w:hdr xmlns:wpc="http://schemas.microsoft.com/office/word/2010/wordprocessingCanvas" xmlns:cx="http://schemas.microsoft.com/office/drawing/2014/chartex" xmlns:cx1="http://schemas.microsoft.com/office/drawing/2015/9/8/chartex" xmlns:cx2="http://schemas.microsoft.com/office/drawing/2015/10/21/chartex" xmlns:cx3="http://schemas.microsoft.com/office/drawing/2016/5/9/chartex" xmlns:cx4="http://schemas.microsoft.com/office/drawing/2016/5/10/chartex" xmlns:cx5="http://schemas.microsoft.com/office/drawing/2016/5/11/chartex" xmlns:cx6="http://schemas.microsoft.com/office/drawing/2016/5/12/chartex" xmlns:cx7="http://schemas.microsoft.com/office/drawing/2016/5/13/chartex" xmlns:cx8="http://schemas.microsoft.com/office/drawing/2016/5/14/chartex" xmlns:mc="http://schemas.openxmlformats.org/markup-compatibility/2006" xmlns:aink="http://schemas.microsoft.com/office/drawing/2016/ink" xmlns:am3d="http://schemas.microsoft.com/office/drawing/2017/model3d" xmlns:o="urn:schemas-microsoft-com:office:office" xmlns:r="http://schemas.openxmlformats.org/officeDocument/2006/relationships" xmlns:m="http://schemas.openxmlformats.org/officeDocument/2006/math" xmlns:v="urn:schemas-microsoft-com:vml" xmlns:wp14="http://schemas.microsoft.com/office/word/2010/wordprocessingDrawing" xmlns:wp="http://schemas.openxmlformats.org/drawingml/2006/wordprocessingDrawing" xmlns:w10="urn:schemas-microsoft-com:office:word" xmlns:w="http://schemas.openxmlformats.org/wordprocessingml/2006/main" xmlns:w14="http://schemas.microsoft.com/office/word/2010/wordml" xmlns:w15="http://schemas.microsoft.com/office/word/2012/wordml" xmlns:w16cex="http://schemas.microsoft.com/office/word/2018/wordml/cex" xmlns:w16cid="http://schemas.microsoft.com/office/word/2016/wordml/cid" xmlns:w16="http://schemas.microsoft.com/office/word/2018/wordml" xmlns:w16sdtdh="http://schemas.microsoft.com/office/word/2020/wordml/sdtdatahash" xmlns:w16se="http://schemas.microsoft.com/office/word/2015/wordml/symex" xmlns:wpg="http://schemas.microsoft.com/office/word/2010/wordprocessingGroup" xmlns:wpi="http://schemas.microsoft.com/office/word/2010/wordprocessingInk" xmlns:wne="http://schemas.microsoft.com/office/word/2006/wordml" xmlns:wps="http://schemas.microsoft.com/office/word/2010/wordprocessingShape" mc:Ignorable="w14 w15 w16se w16cid w16 w16cex w16sdtdh wp14">
+<w:hdr xmlns:wpc="http://schemas.microsoft.com/office/word/2010/wordprocessingCanvas" xmlns:cx="http://schemas.microsoft.com/office/drawing/2014/chartex" xmlns:cx1="http://schemas.microsoft.com/office/drawing/2015/9/8/chartex" xmlns:cx2="http://schemas.microsoft.com/office/drawing/2015/10/21/chartex" xmlns:cx3="http://schemas.microsoft.com/office/drawing/2016/5/9/chartex" xmlns:cx4="http://schemas.microsoft.com/office/drawing/2016/5/10/chartex" xmlns:cx5="http://schemas.microsoft.com/office/drawing/2016/5/11/chartex" xmlns:cx6="http://schemas.microsoft.com/office/drawing/2016/5/12/chartex" xmlns:cx7="http://schemas.microsoft.com/office/drawing/2016/5/13/chartex" xmlns:cx8="http://schemas.microsoft.com/office/drawing/2016/5/14/chartex" xmlns:mc="http://schemas.openxmlformats.org/markup-compatibility/2006" xmlns:aink="http://schemas.microsoft.com/office/drawing/2016/ink" xmlns:am3d="http://schemas.microsoft.com/office/drawing/2017/model3d" xmlns:o="urn:schemas-microsoft-com:office:office" xmlns:oel="http://schemas.microsoft.com/office/2019/extlst" xmlns:r="http://schemas.openxmlformats.org/officeDocument/2006/relationships" xmlns:m="http://schemas.openxmlformats.org/officeDocument/2006/math" xmlns:v="urn:schemas-microsoft-com:vml" xmlns:wp14="http://schemas.microsoft.com/office/word/2010/wordprocessingDrawing" xmlns:wp="http://schemas.openxmlformats.org/drawingml/2006/wordprocessingDrawing" xmlns:w10="urn:schemas-microsoft-com:office:word" xmlns:w="http://schemas.openxmlformats.org/wordprocessingml/2006/main" xmlns:w14="http://schemas.microsoft.com/office/word/2010/wordml" xmlns:w15="http://schemas.microsoft.com/office/word/2012/wordml" xmlns:w16cei="http://schemas.microsoft.com/office/word/2026/wordml/cei" xmlns:w16cex="http://schemas.microsoft.com/office/word/2018/wordml/cex" xmlns:w16cid="http://schemas.microsoft.com/office/word/2016/wordml/cid" xmlns:w16="http://schemas.microsoft.com/office/word/2018/wordml" xmlns:w16du="http://schemas.microsoft.com/office/word/2023/wordml/word16du" xmlns:w16sdtdh="http://schemas.microsoft.com/office/word/2020/wordml/sdtdatahash" xmlns:w16sdtfl="http://schemas.microsoft.com/office/word/2024/wordml/sdtformatlock" xmlns:w16se="http://schemas.microsoft.com/office/word/2015/wordml/symex" xmlns:wpg="http://schemas.microsoft.com/office/word/2010/wordprocessingGroup" xmlns:wpi="http://schemas.microsoft.com/office/word/2010/wordprocessingInk" xmlns:wne="http://schemas.microsoft.com/office/word/2006/wordml" xmlns:wps="http://schemas.microsoft.com/office/word/2010/wordprocessingShape" mc:Ignorable="w14 w15 w16se w16cid w16 w16cex w16sdtdh w16sdtfl w16du wp14">
   <w:p>
     <w:pPr>
       <w:pStyle w:val="Encabezado"/>
@@ -15636,7 +16672,7 @@
 </file>
 
 <file path=word/header13.xml><?xml version="1.0" encoding="utf-8"?>
-<w:hdr xmlns:wpc="http://schemas.microsoft.com/office/word/2010/wordprocessingCanvas" xmlns:cx="http://schemas.microsoft.com/office/drawing/2014/chartex" xmlns:cx1="http://schemas.microsoft.com/office/drawing/2015/9/8/chartex" xmlns:cx2="http://schemas.microsoft.com/office/drawing/2015/10/21/chartex" xmlns:cx3="http://schemas.microsoft.com/office/drawing/2016/5/9/chartex" xmlns:cx4="http://schemas.microsoft.com/office/drawing/2016/5/10/chartex" xmlns:cx5="http://schemas.microsoft.com/office/drawing/2016/5/11/chartex" xmlns:cx6="http://schemas.microsoft.com/office/drawing/2016/5/12/chartex" xmlns:cx7="http://schemas.microsoft.com/office/drawing/2016/5/13/chartex" xmlns:cx8="http://schemas.microsoft.com/office/drawing/2016/5/14/chartex" xmlns:mc="http://schemas.openxmlformats.org/markup-compatibility/2006" xmlns:aink="http://schemas.microsoft.com/office/drawing/2016/ink" xmlns:am3d="http://schemas.microsoft.com/office/drawing/2017/model3d" xmlns:o="urn:schemas-microsoft-com:office:office" xmlns:r="http://schemas.openxmlformats.org/officeDocument/2006/relationships" xmlns:m="http://schemas.openxmlformats.org/officeDocument/2006/math" xmlns:v="urn:schemas-microsoft-com:vml" xmlns:wp14="http://schemas.microsoft.com/office/word/2010/wordprocessingDrawing" xmlns:wp="http://schemas.openxmlformats.org/drawingml/2006/wordprocessingDrawing" xmlns:w10="urn:schemas-microsoft-com:office:word" xmlns:w="http://schemas.openxmlformats.org/wordprocessingml/2006/main" xmlns:w14="http://schemas.microsoft.com/office/word/2010/wordml" xmlns:w15="http://schemas.microsoft.com/office/word/2012/wordml" xmlns:w16cex="http://schemas.microsoft.com/office/word/2018/wordml/cex" xmlns:w16cid="http://schemas.microsoft.com/office/word/2016/wordml/cid" xmlns:w16="http://schemas.microsoft.com/office/word/2018/wordml" xmlns:w16sdtdh="http://schemas.microsoft.com/office/word/2020/wordml/sdtdatahash" xmlns:w16se="http://schemas.microsoft.com/office/word/2015/wordml/symex" xmlns:wpg="http://schemas.microsoft.com/office/word/2010/wordprocessingGroup" xmlns:wpi="http://schemas.microsoft.com/office/word/2010/wordprocessingInk" xmlns:wne="http://schemas.microsoft.com/office/word/2006/wordml" xmlns:wps="http://schemas.microsoft.com/office/word/2010/wordprocessingShape" mc:Ignorable="w14 w15 w16se w16cid w16 w16cex w16sdtdh wp14">
+<w:hdr xmlns:wpc="http://schemas.microsoft.com/office/word/2010/wordprocessingCanvas" xmlns:cx="http://schemas.microsoft.com/office/drawing/2014/chartex" xmlns:cx1="http://schemas.microsoft.com/office/drawing/2015/9/8/chartex" xmlns:cx2="http://schemas.microsoft.com/office/drawing/2015/10/21/chartex" xmlns:cx3="http://schemas.microsoft.com/office/drawing/2016/5/9/chartex" xmlns:cx4="http://schemas.microsoft.com/office/drawing/2016/5/10/chartex" xmlns:cx5="http://schemas.microsoft.com/office/drawing/2016/5/11/chartex" xmlns:cx6="http://schemas.microsoft.com/office/drawing/2016/5/12/chartex" xmlns:cx7="http://schemas.microsoft.com/office/drawing/2016/5/13/chartex" xmlns:cx8="http://schemas.microsoft.com/office/drawing/2016/5/14/chartex" xmlns:mc="http://schemas.openxmlformats.org/markup-compatibility/2006" xmlns:aink="http://schemas.microsoft.com/office/drawing/2016/ink" xmlns:am3d="http://schemas.microsoft.com/office/drawing/2017/model3d" xmlns:o="urn:schemas-microsoft-com:office:office" xmlns:oel="http://schemas.microsoft.com/office/2019/extlst" xmlns:r="http://schemas.openxmlformats.org/officeDocument/2006/relationships" xmlns:m="http://schemas.openxmlformats.org/officeDocument/2006/math" xmlns:v="urn:schemas-microsoft-com:vml" xmlns:wp14="http://schemas.microsoft.com/office/word/2010/wordprocessingDrawing" xmlns:wp="http://schemas.openxmlformats.org/drawingml/2006/wordprocessingDrawing" xmlns:w10="urn:schemas-microsoft-com:office:word" xmlns:w="http://schemas.openxmlformats.org/wordprocessingml/2006/main" xmlns:w14="http://schemas.microsoft.com/office/word/2010/wordml" xmlns:w15="http://schemas.microsoft.com/office/word/2012/wordml" xmlns:w16cei="http://schemas.microsoft.com/office/word/2026/wordml/cei" xmlns:w16cex="http://schemas.microsoft.com/office/word/2018/wordml/cex" xmlns:w16cid="http://schemas.microsoft.com/office/word/2016/wordml/cid" xmlns:w16="http://schemas.microsoft.com/office/word/2018/wordml" xmlns:w16du="http://schemas.microsoft.com/office/word/2023/wordml/word16du" xmlns:w16sdtdh="http://schemas.microsoft.com/office/word/2020/wordml/sdtdatahash" xmlns:w16sdtfl="http://schemas.microsoft.com/office/word/2024/wordml/sdtformatlock" xmlns:w16se="http://schemas.microsoft.com/office/word/2015/wordml/symex" xmlns:wpg="http://schemas.microsoft.com/office/word/2010/wordprocessingGroup" xmlns:wpi="http://schemas.microsoft.com/office/word/2010/wordprocessingInk" xmlns:wne="http://schemas.microsoft.com/office/word/2006/wordml" xmlns:wps="http://schemas.microsoft.com/office/word/2010/wordprocessingShape" mc:Ignorable="w14 w15 w16se w16cid w16 w16cex w16sdtdh w16sdtfl w16du wp14">
   <w:tbl>
     <w:tblPr>
       <w:tblW w:w="0" w:type="auto"/>
@@ -15697,7 +16733,7 @@
 </file>
 
 <file path=word/header14.xml><?xml version="1.0" encoding="utf-8"?>
-<w:hdr xmlns:wpc="http://schemas.microsoft.com/office/word/2010/wordprocessingCanvas" xmlns:cx="http://schemas.microsoft.com/office/drawing/2014/chartex" xmlns:cx1="http://schemas.microsoft.com/office/drawing/2015/9/8/chartex" xmlns:cx2="http://schemas.microsoft.com/office/drawing/2015/10/21/chartex" xmlns:cx3="http://schemas.microsoft.com/office/drawing/2016/5/9/chartex" xmlns:cx4="http://schemas.microsoft.com/office/drawing/2016/5/10/chartex" xmlns:cx5="http://schemas.microsoft.com/office/drawing/2016/5/11/chartex" xmlns:cx6="http://schemas.microsoft.com/office/drawing/2016/5/12/chartex" xmlns:cx7="http://schemas.microsoft.com/office/drawing/2016/5/13/chartex" xmlns:cx8="http://schemas.microsoft.com/office/drawing/2016/5/14/chartex" xmlns:mc="http://schemas.openxmlformats.org/markup-compatibility/2006" xmlns:aink="http://schemas.microsoft.com/office/drawing/2016/ink" xmlns:am3d="http://schemas.microsoft.com/office/drawing/2017/model3d" xmlns:o="urn:schemas-microsoft-com:office:office" xmlns:r="http://schemas.openxmlformats.org/officeDocument/2006/relationships" xmlns:m="http://schemas.openxmlformats.org/officeDocument/2006/math" xmlns:v="urn:schemas-microsoft-com:vml" xmlns:wp14="http://schemas.microsoft.com/office/word/2010/wordprocessingDrawing" xmlns:wp="http://schemas.openxmlformats.org/drawingml/2006/wordprocessingDrawing" xmlns:w10="urn:schemas-microsoft-com:office:word" xmlns:w="http://schemas.openxmlformats.org/wordprocessingml/2006/main" xmlns:w14="http://schemas.microsoft.com/office/word/2010/wordml" xmlns:w15="http://schemas.microsoft.com/office/word/2012/wordml" xmlns:w16cex="http://schemas.microsoft.com/office/word/2018/wordml/cex" xmlns:w16cid="http://schemas.microsoft.com/office/word/2016/wordml/cid" xmlns:w16="http://schemas.microsoft.com/office/word/2018/wordml" xmlns:w16sdtdh="http://schemas.microsoft.com/office/word/2020/wordml/sdtdatahash" xmlns:w16se="http://schemas.microsoft.com/office/word/2015/wordml/symex" xmlns:wpg="http://schemas.microsoft.com/office/word/2010/wordprocessingGroup" xmlns:wpi="http://schemas.microsoft.com/office/word/2010/wordprocessingInk" xmlns:wne="http://schemas.microsoft.com/office/word/2006/wordml" xmlns:wps="http://schemas.microsoft.com/office/word/2010/wordprocessingShape" mc:Ignorable="w14 w15 w16se w16cid w16 w16cex w16sdtdh wp14">
+<w:hdr xmlns:wpc="http://schemas.microsoft.com/office/word/2010/wordprocessingCanvas" xmlns:cx="http://schemas.microsoft.com/office/drawing/2014/chartex" xmlns:cx1="http://schemas.microsoft.com/office/drawing/2015/9/8/chartex" xmlns:cx2="http://schemas.microsoft.com/office/drawing/2015/10/21/chartex" xmlns:cx3="http://schemas.microsoft.com/office/drawing/2016/5/9/chartex" xmlns:cx4="http://schemas.microsoft.com/office/drawing/2016/5/10/chartex" xmlns:cx5="http://schemas.microsoft.com/office/drawing/2016/5/11/chartex" xmlns:cx6="http://schemas.microsoft.com/office/drawing/2016/5/12/chartex" xmlns:cx7="http://schemas.microsoft.com/office/drawing/2016/5/13/chartex" xmlns:cx8="http://schemas.microsoft.com/office/drawing/2016/5/14/chartex" xmlns:mc="http://schemas.openxmlformats.org/markup-compatibility/2006" xmlns:aink="http://schemas.microsoft.com/office/drawing/2016/ink" xmlns:am3d="http://schemas.microsoft.com/office/drawing/2017/model3d" xmlns:o="urn:schemas-microsoft-com:office:office" xmlns:oel="http://schemas.microsoft.com/office/2019/extlst" xmlns:r="http://schemas.openxmlformats.org/officeDocument/2006/relationships" xmlns:m="http://schemas.openxmlformats.org/officeDocument/2006/math" xmlns:v="urn:schemas-microsoft-com:vml" xmlns:wp14="http://schemas.microsoft.com/office/word/2010/wordprocessingDrawing" xmlns:wp="http://schemas.openxmlformats.org/drawingml/2006/wordprocessingDrawing" xmlns:w10="urn:schemas-microsoft-com:office:word" xmlns:w="http://schemas.openxmlformats.org/wordprocessingml/2006/main" xmlns:w14="http://schemas.microsoft.com/office/word/2010/wordml" xmlns:w15="http://schemas.microsoft.com/office/word/2012/wordml" xmlns:w16cei="http://schemas.microsoft.com/office/word/2026/wordml/cei" xmlns:w16cex="http://schemas.microsoft.com/office/word/2018/wordml/cex" xmlns:w16cid="http://schemas.microsoft.com/office/word/2016/wordml/cid" xmlns:w16="http://schemas.microsoft.com/office/word/2018/wordml" xmlns:w16du="http://schemas.microsoft.com/office/word/2023/wordml/word16du" xmlns:w16sdtdh="http://schemas.microsoft.com/office/word/2020/wordml/sdtdatahash" xmlns:w16sdtfl="http://schemas.microsoft.com/office/word/2024/wordml/sdtformatlock" xmlns:w16se="http://schemas.microsoft.com/office/word/2015/wordml/symex" xmlns:wpg="http://schemas.microsoft.com/office/word/2010/wordprocessingGroup" xmlns:wpi="http://schemas.microsoft.com/office/word/2010/wordprocessingInk" xmlns:wne="http://schemas.microsoft.com/office/word/2006/wordml" xmlns:wps="http://schemas.microsoft.com/office/word/2010/wordprocessingShape" mc:Ignorable="w14 w15 w16se w16cid w16 w16cex w16sdtdh w16sdtfl w16du wp14">
   <w:p>
     <w:pPr>
       <w:pStyle w:val="Encabezado"/>
@@ -15776,7 +16812,7 @@
 </file>
 
 <file path=word/header15.xml><?xml version="1.0" encoding="utf-8"?>
-<w:hdr xmlns:wpc="http://schemas.microsoft.com/office/word/2010/wordprocessingCanvas" xmlns:cx="http://schemas.microsoft.com/office/drawing/2014/chartex" xmlns:cx1="http://schemas.microsoft.com/office/drawing/2015/9/8/chartex" xmlns:cx2="http://schemas.microsoft.com/office/drawing/2015/10/21/chartex" xmlns:cx3="http://schemas.microsoft.com/office/drawing/2016/5/9/chartex" xmlns:cx4="http://schemas.microsoft.com/office/drawing/2016/5/10/chartex" xmlns:cx5="http://schemas.microsoft.com/office/drawing/2016/5/11/chartex" xmlns:cx6="http://schemas.microsoft.com/office/drawing/2016/5/12/chartex" xmlns:cx7="http://schemas.microsoft.com/office/drawing/2016/5/13/chartex" xmlns:cx8="http://schemas.microsoft.com/office/drawing/2016/5/14/chartex" xmlns:mc="http://schemas.openxmlformats.org/markup-compatibility/2006" xmlns:aink="http://schemas.microsoft.com/office/drawing/2016/ink" xmlns:am3d="http://schemas.microsoft.com/office/drawing/2017/model3d" xmlns:o="urn:schemas-microsoft-com:office:office" xmlns:r="http://schemas.openxmlformats.org/officeDocument/2006/relationships" xmlns:m="http://schemas.openxmlformats.org/officeDocument/2006/math" xmlns:v="urn:schemas-microsoft-com:vml" xmlns:wp14="http://schemas.microsoft.com/office/word/2010/wordprocessingDrawing" xmlns:wp="http://schemas.openxmlformats.org/drawingml/2006/wordprocessingDrawing" xmlns:w10="urn:schemas-microsoft-com:office:word" xmlns:w="http://schemas.openxmlformats.org/wordprocessingml/2006/main" xmlns:w14="http://schemas.microsoft.com/office/word/2010/wordml" xmlns:w15="http://schemas.microsoft.com/office/word/2012/wordml" xmlns:w16cex="http://schemas.microsoft.com/office/word/2018/wordml/cex" xmlns:w16cid="http://schemas.microsoft.com/office/word/2016/wordml/cid" xmlns:w16="http://schemas.microsoft.com/office/word/2018/wordml" xmlns:w16sdtdh="http://schemas.microsoft.com/office/word/2020/wordml/sdtdatahash" xmlns:w16se="http://schemas.microsoft.com/office/word/2015/wordml/symex" xmlns:wpg="http://schemas.microsoft.com/office/word/2010/wordprocessingGroup" xmlns:wpi="http://schemas.microsoft.com/office/word/2010/wordprocessingInk" xmlns:wne="http://schemas.microsoft.com/office/word/2006/wordml" xmlns:wps="http://schemas.microsoft.com/office/word/2010/wordprocessingShape" mc:Ignorable="w14 w15 w16se w16cid w16 w16cex w16sdtdh wp14">
+<w:hdr xmlns:wpc="http://schemas.microsoft.com/office/word/2010/wordprocessingCanvas" xmlns:cx="http://schemas.microsoft.com/office/drawing/2014/chartex" xmlns:cx1="http://schemas.microsoft.com/office/drawing/2015/9/8/chartex" xmlns:cx2="http://schemas.microsoft.com/office/drawing/2015/10/21/chartex" xmlns:cx3="http://schemas.microsoft.com/office/drawing/2016/5/9/chartex" xmlns:cx4="http://schemas.microsoft.com/office/drawing/2016/5/10/chartex" xmlns:cx5="http://schemas.microsoft.com/office/drawing/2016/5/11/chartex" xmlns:cx6="http://schemas.microsoft.com/office/drawing/2016/5/12/chartex" xmlns:cx7="http://schemas.microsoft.com/office/drawing/2016/5/13/chartex" xmlns:cx8="http://schemas.microsoft.com/office/drawing/2016/5/14/chartex" xmlns:mc="http://schemas.openxmlformats.org/markup-compatibility/2006" xmlns:aink="http://schemas.microsoft.com/office/drawing/2016/ink" xmlns:am3d="http://schemas.microsoft.com/office/drawing/2017/model3d" xmlns:o="urn:schemas-microsoft-com:office:office" xmlns:oel="http://schemas.microsoft.com/office/2019/extlst" xmlns:r="http://schemas.openxmlformats.org/officeDocument/2006/relationships" xmlns:m="http://schemas.openxmlformats.org/officeDocument/2006/math" xmlns:v="urn:schemas-microsoft-com:vml" xmlns:wp14="http://schemas.microsoft.com/office/word/2010/wordprocessingDrawing" xmlns:wp="http://schemas.openxmlformats.org/drawingml/2006/wordprocessingDrawing" xmlns:w10="urn:schemas-microsoft-com:office:word" xmlns:w="http://schemas.openxmlformats.org/wordprocessingml/2006/main" xmlns:w14="http://schemas.microsoft.com/office/word/2010/wordml" xmlns:w15="http://schemas.microsoft.com/office/word/2012/wordml" xmlns:w16cei="http://schemas.microsoft.com/office/word/2026/wordml/cei" xmlns:w16cex="http://schemas.microsoft.com/office/word/2018/wordml/cex" xmlns:w16cid="http://schemas.microsoft.com/office/word/2016/wordml/cid" xmlns:w16="http://schemas.microsoft.com/office/word/2018/wordml" xmlns:w16du="http://schemas.microsoft.com/office/word/2023/wordml/word16du" xmlns:w16sdtdh="http://schemas.microsoft.com/office/word/2020/wordml/sdtdatahash" xmlns:w16sdtfl="http://schemas.microsoft.com/office/word/2024/wordml/sdtformatlock" xmlns:w16se="http://schemas.microsoft.com/office/word/2015/wordml/symex" xmlns:wpg="http://schemas.microsoft.com/office/word/2010/wordprocessingGroup" xmlns:wpi="http://schemas.microsoft.com/office/word/2010/wordprocessingInk" xmlns:wne="http://schemas.microsoft.com/office/word/2006/wordml" xmlns:wps="http://schemas.microsoft.com/office/word/2010/wordprocessingShape" mc:Ignorable="w14 w15 w16se w16cid w16 w16cex w16sdtdh w16sdtfl w16du wp14">
   <w:tbl>
     <w:tblPr>
       <w:tblW w:w="0" w:type="auto"/>
@@ -15837,7 +16873,7 @@
 </file>
 
 <file path=word/header16.xml><?xml version="1.0" encoding="utf-8"?>
-<w:hdr xmlns:wpc="http://schemas.microsoft.com/office/word/2010/wordprocessingCanvas" xmlns:cx="http://schemas.microsoft.com/office/drawing/2014/chartex" xmlns:cx1="http://schemas.microsoft.com/office/drawing/2015/9/8/chartex" xmlns:cx2="http://schemas.microsoft.com/office/drawing/2015/10/21/chartex" xmlns:cx3="http://schemas.microsoft.com/office/drawing/2016/5/9/chartex" xmlns:cx4="http://schemas.microsoft.com/office/drawing/2016/5/10/chartex" xmlns:cx5="http://schemas.microsoft.com/office/drawing/2016/5/11/chartex" xmlns:cx6="http://schemas.microsoft.com/office/drawing/2016/5/12/chartex" xmlns:cx7="http://schemas.microsoft.com/office/drawing/2016/5/13/chartex" xmlns:cx8="http://schemas.microsoft.com/office/drawing/2016/5/14/chartex" xmlns:mc="http://schemas.openxmlformats.org/markup-compatibility/2006" xmlns:aink="http://schemas.microsoft.com/office/drawing/2016/ink" xmlns:am3d="http://schemas.microsoft.com/office/drawing/2017/model3d" xmlns:o="urn:schemas-microsoft-com:office:office" xmlns:r="http://schemas.openxmlformats.org/officeDocument/2006/relationships" xmlns:m="http://schemas.openxmlformats.org/officeDocument/2006/math" xmlns:v="urn:schemas-microsoft-com:vml" xmlns:wp14="http://schemas.microsoft.com/office/word/2010/wordprocessingDrawing" xmlns:wp="http://schemas.openxmlformats.org/drawingml/2006/wordprocessingDrawing" xmlns:w10="urn:schemas-microsoft-com:office:word" xmlns:w="http://schemas.openxmlformats.org/wordprocessingml/2006/main" xmlns:w14="http://schemas.microsoft.com/office/word/2010/wordml" xmlns:w15="http://schemas.microsoft.com/office/word/2012/wordml" xmlns:w16cex="http://schemas.microsoft.com/office/word/2018/wordml/cex" xmlns:w16cid="http://schemas.microsoft.com/office/word/2016/wordml/cid" xmlns:w16="http://schemas.microsoft.com/office/word/2018/wordml" xmlns:w16sdtdh="http://schemas.microsoft.com/office/word/2020/wordml/sdtdatahash" xmlns:w16se="http://schemas.microsoft.com/office/word/2015/wordml/symex" xmlns:wpg="http://schemas.microsoft.com/office/word/2010/wordprocessingGroup" xmlns:wpi="http://schemas.microsoft.com/office/word/2010/wordprocessingInk" xmlns:wne="http://schemas.microsoft.com/office/word/2006/wordml" xmlns:wps="http://schemas.microsoft.com/office/word/2010/wordprocessingShape" mc:Ignorable="w14 w15 w16se w16cid w16 w16cex w16sdtdh wp14">
+<w:hdr xmlns:wpc="http://schemas.microsoft.com/office/word/2010/wordprocessingCanvas" xmlns:cx="http://schemas.microsoft.com/office/drawing/2014/chartex" xmlns:cx1="http://schemas.microsoft.com/office/drawing/2015/9/8/chartex" xmlns:cx2="http://schemas.microsoft.com/office/drawing/2015/10/21/chartex" xmlns:cx3="http://schemas.microsoft.com/office/drawing/2016/5/9/chartex" xmlns:cx4="http://schemas.microsoft.com/office/drawing/2016/5/10/chartex" xmlns:cx5="http://schemas.microsoft.com/office/drawing/2016/5/11/chartex" xmlns:cx6="http://schemas.microsoft.com/office/drawing/2016/5/12/chartex" xmlns:cx7="http://schemas.microsoft.com/office/drawing/2016/5/13/chartex" xmlns:cx8="http://schemas.microsoft.com/office/drawing/2016/5/14/chartex" xmlns:mc="http://schemas.openxmlformats.org/markup-compatibility/2006" xmlns:aink="http://schemas.microsoft.com/office/drawing/2016/ink" xmlns:am3d="http://schemas.microsoft.com/office/drawing/2017/model3d" xmlns:o="urn:schemas-microsoft-com:office:office" xmlns:oel="http://schemas.microsoft.com/office/2019/extlst" xmlns:r="http://schemas.openxmlformats.org/officeDocument/2006/relationships" xmlns:m="http://schemas.openxmlformats.org/officeDocument/2006/math" xmlns:v="urn:schemas-microsoft-com:vml" xmlns:wp14="http://schemas.microsoft.com/office/word/2010/wordprocessingDrawing" xmlns:wp="http://schemas.openxmlformats.org/drawingml/2006/wordprocessingDrawing" xmlns:w10="urn:schemas-microsoft-com:office:word" xmlns:w="http://schemas.openxmlformats.org/wordprocessingml/2006/main" xmlns:w14="http://schemas.microsoft.com/office/word/2010/wordml" xmlns:w15="http://schemas.microsoft.com/office/word/2012/wordml" xmlns:w16cei="http://schemas.microsoft.com/office/word/2026/wordml/cei" xmlns:w16cex="http://schemas.microsoft.com/office/word/2018/wordml/cex" xmlns:w16cid="http://schemas.microsoft.com/office/word/2016/wordml/cid" xmlns:w16="http://schemas.microsoft.com/office/word/2018/wordml" xmlns:w16du="http://schemas.microsoft.com/office/word/2023/wordml/word16du" xmlns:w16sdtdh="http://schemas.microsoft.com/office/word/2020/wordml/sdtdatahash" xmlns:w16sdtfl="http://schemas.microsoft.com/office/word/2024/wordml/sdtformatlock" xmlns:w16se="http://schemas.microsoft.com/office/word/2015/wordml/symex" xmlns:wpg="http://schemas.microsoft.com/office/word/2010/wordprocessingGroup" xmlns:wpi="http://schemas.microsoft.com/office/word/2010/wordprocessingInk" xmlns:wne="http://schemas.microsoft.com/office/word/2006/wordml" xmlns:wps="http://schemas.microsoft.com/office/word/2010/wordprocessingShape" mc:Ignorable="w14 w15 w16se w16cid w16 w16cex w16sdtdh w16sdtfl w16du wp14">
   <w:p>
     <w:pPr>
       <w:pStyle w:val="Encabezado"/>
@@ -15916,7 +16952,7 @@
 </file>
 
 <file path=word/header17.xml><?xml version="1.0" encoding="utf-8"?>
-<w:hdr xmlns:wpc="http://schemas.microsoft.com/office/word/2010/wordprocessingCanvas" xmlns:cx="http://schemas.microsoft.com/office/drawing/2014/chartex" xmlns:cx1="http://schemas.microsoft.com/office/drawing/2015/9/8/chartex" xmlns:cx2="http://schemas.microsoft.com/office/drawing/2015/10/21/chartex" xmlns:cx3="http://schemas.microsoft.com/office/drawing/2016/5/9/chartex" xmlns:cx4="http://schemas.microsoft.com/office/drawing/2016/5/10/chartex" xmlns:cx5="http://schemas.microsoft.com/office/drawing/2016/5/11/chartex" xmlns:cx6="http://schemas.microsoft.com/office/drawing/2016/5/12/chartex" xmlns:cx7="http://schemas.microsoft.com/office/drawing/2016/5/13/chartex" xmlns:cx8="http://schemas.microsoft.com/office/drawing/2016/5/14/chartex" xmlns:mc="http://schemas.openxmlformats.org/markup-compatibility/2006" xmlns:aink="http://schemas.microsoft.com/office/drawing/2016/ink" xmlns:am3d="http://schemas.microsoft.com/office/drawing/2017/model3d" xmlns:o="urn:schemas-microsoft-com:office:office" xmlns:r="http://schemas.openxmlformats.org/officeDocument/2006/relationships" xmlns:m="http://schemas.openxmlformats.org/officeDocument/2006/math" xmlns:v="urn:schemas-microsoft-com:vml" xmlns:wp14="http://schemas.microsoft.com/office/word/2010/wordprocessingDrawing" xmlns:wp="http://schemas.openxmlformats.org/drawingml/2006/wordprocessingDrawing" xmlns:w10="urn:schemas-microsoft-com:office:word" xmlns:w="http://schemas.openxmlformats.org/wordprocessingml/2006/main" xmlns:w14="http://schemas.microsoft.com/office/word/2010/wordml" xmlns:w15="http://schemas.microsoft.com/office/word/2012/wordml" xmlns:w16cex="http://schemas.microsoft.com/office/word/2018/wordml/cex" xmlns:w16cid="http://schemas.microsoft.com/office/word/2016/wordml/cid" xmlns:w16="http://schemas.microsoft.com/office/word/2018/wordml" xmlns:w16sdtdh="http://schemas.microsoft.com/office/word/2020/wordml/sdtdatahash" xmlns:w16se="http://schemas.microsoft.com/office/word/2015/wordml/symex" xmlns:wpg="http://schemas.microsoft.com/office/word/2010/wordprocessingGroup" xmlns:wpi="http://schemas.microsoft.com/office/word/2010/wordprocessingInk" xmlns:wne="http://schemas.microsoft.com/office/word/2006/wordml" xmlns:wps="http://schemas.microsoft.com/office/word/2010/wordprocessingShape" mc:Ignorable="w14 w15 w16se w16cid w16 w16cex w16sdtdh wp14">
+<w:hdr xmlns:wpc="http://schemas.microsoft.com/office/word/2010/wordprocessingCanvas" xmlns:cx="http://schemas.microsoft.com/office/drawing/2014/chartex" xmlns:cx1="http://schemas.microsoft.com/office/drawing/2015/9/8/chartex" xmlns:cx2="http://schemas.microsoft.com/office/drawing/2015/10/21/chartex" xmlns:cx3="http://schemas.microsoft.com/office/drawing/2016/5/9/chartex" xmlns:cx4="http://schemas.microsoft.com/office/drawing/2016/5/10/chartex" xmlns:cx5="http://schemas.microsoft.com/office/drawing/2016/5/11/chartex" xmlns:cx6="http://schemas.microsoft.com/office/drawing/2016/5/12/chartex" xmlns:cx7="http://schemas.microsoft.com/office/drawing/2016/5/13/chartex" xmlns:cx8="http://schemas.microsoft.com/office/drawing/2016/5/14/chartex" xmlns:mc="http://schemas.openxmlformats.org/markup-compatibility/2006" xmlns:aink="http://schemas.microsoft.com/office/drawing/2016/ink" xmlns:am3d="http://schemas.microsoft.com/office/drawing/2017/model3d" xmlns:o="urn:schemas-microsoft-com:office:office" xmlns:oel="http://schemas.microsoft.com/office/2019/extlst" xmlns:r="http://schemas.openxmlformats.org/officeDocument/2006/relationships" xmlns:m="http://schemas.openxmlformats.org/officeDocument/2006/math" xmlns:v="urn:schemas-microsoft-com:vml" xmlns:wp14="http://schemas.microsoft.com/office/word/2010/wordprocessingDrawing" xmlns:wp="http://schemas.openxmlformats.org/drawingml/2006/wordprocessingDrawing" xmlns:w10="urn:schemas-microsoft-com:office:word" xmlns:w="http://schemas.openxmlformats.org/wordprocessingml/2006/main" xmlns:w14="http://schemas.microsoft.com/office/word/2010/wordml" xmlns:w15="http://schemas.microsoft.com/office/word/2012/wordml" xmlns:w16cei="http://schemas.microsoft.com/office/word/2026/wordml/cei" xmlns:w16cex="http://schemas.microsoft.com/office/word/2018/wordml/cex" xmlns:w16cid="http://schemas.microsoft.com/office/word/2016/wordml/cid" xmlns:w16="http://schemas.microsoft.com/office/word/2018/wordml" xmlns:w16du="http://schemas.microsoft.com/office/word/2023/wordml/word16du" xmlns:w16sdtdh="http://schemas.microsoft.com/office/word/2020/wordml/sdtdatahash" xmlns:w16sdtfl="http://schemas.microsoft.com/office/word/2024/wordml/sdtformatlock" xmlns:w16se="http://schemas.microsoft.com/office/word/2015/wordml/symex" xmlns:wpg="http://schemas.microsoft.com/office/word/2010/wordprocessingGroup" xmlns:wpi="http://schemas.microsoft.com/office/word/2010/wordprocessingInk" xmlns:wne="http://schemas.microsoft.com/office/word/2006/wordml" xmlns:wps="http://schemas.microsoft.com/office/word/2010/wordprocessingShape" mc:Ignorable="w14 w15 w16se w16cid w16 w16cex w16sdtdh w16sdtfl w16du wp14">
   <w:tbl>
     <w:tblPr>
       <w:tblW w:w="0" w:type="auto"/>
@@ -15977,7 +17013,7 @@
 </file>
 
 <file path=word/header2.xml><?xml version="1.0" encoding="utf-8"?>
-<w:hdr xmlns:wpc="http://schemas.microsoft.com/office/word/2010/wordprocessingCanvas" xmlns:cx="http://schemas.microsoft.com/office/drawing/2014/chartex" xmlns:cx1="http://schemas.microsoft.com/office/drawing/2015/9/8/chartex" xmlns:cx2="http://schemas.microsoft.com/office/drawing/2015/10/21/chartex" xmlns:cx3="http://schemas.microsoft.com/office/drawing/2016/5/9/chartex" xmlns:cx4="http://schemas.microsoft.com/office/drawing/2016/5/10/chartex" xmlns:cx5="http://schemas.microsoft.com/office/drawing/2016/5/11/chartex" xmlns:cx6="http://schemas.microsoft.com/office/drawing/2016/5/12/chartex" xmlns:cx7="http://schemas.microsoft.com/office/drawing/2016/5/13/chartex" xmlns:cx8="http://schemas.microsoft.com/office/drawing/2016/5/14/chartex" xmlns:mc="http://schemas.openxmlformats.org/markup-compatibility/2006" xmlns:aink="http://schemas.microsoft.com/office/drawing/2016/ink" xmlns:am3d="http://schemas.microsoft.com/office/drawing/2017/model3d" xmlns:o="urn:schemas-microsoft-com:office:office" xmlns:r="http://schemas.openxmlformats.org/officeDocument/2006/relationships" xmlns:m="http://schemas.openxmlformats.org/officeDocument/2006/math" xmlns:v="urn:schemas-microsoft-com:vml" xmlns:wp14="http://schemas.microsoft.com/office/word/2010/wordprocessingDrawing" xmlns:wp="http://schemas.openxmlformats.org/drawingml/2006/wordprocessingDrawing" xmlns:w10="urn:schemas-microsoft-com:office:word" xmlns:w="http://schemas.openxmlformats.org/wordprocessingml/2006/main" xmlns:w14="http://schemas.microsoft.com/office/word/2010/wordml" xmlns:w15="http://schemas.microsoft.com/office/word/2012/wordml" xmlns:w16cex="http://schemas.microsoft.com/office/word/2018/wordml/cex" xmlns:w16cid="http://schemas.microsoft.com/office/word/2016/wordml/cid" xmlns:w16="http://schemas.microsoft.com/office/word/2018/wordml" xmlns:w16sdtdh="http://schemas.microsoft.com/office/word/2020/wordml/sdtdatahash" xmlns:w16se="http://schemas.microsoft.com/office/word/2015/wordml/symex" xmlns:wpg="http://schemas.microsoft.com/office/word/2010/wordprocessingGroup" xmlns:wpi="http://schemas.microsoft.com/office/word/2010/wordprocessingInk" xmlns:wne="http://schemas.microsoft.com/office/word/2006/wordml" xmlns:wps="http://schemas.microsoft.com/office/word/2010/wordprocessingShape" mc:Ignorable="w14 w15 w16se w16cid w16 w16cex w16sdtdh wp14">
+<w:hdr xmlns:wpc="http://schemas.microsoft.com/office/word/2010/wordprocessingCanvas" xmlns:cx="http://schemas.microsoft.com/office/drawing/2014/chartex" xmlns:cx1="http://schemas.microsoft.com/office/drawing/2015/9/8/chartex" xmlns:cx2="http://schemas.microsoft.com/office/drawing/2015/10/21/chartex" xmlns:cx3="http://schemas.microsoft.com/office/drawing/2016/5/9/chartex" xmlns:cx4="http://schemas.microsoft.com/office/drawing/2016/5/10/chartex" xmlns:cx5="http://schemas.microsoft.com/office/drawing/2016/5/11/chartex" xmlns:cx6="http://schemas.microsoft.com/office/drawing/2016/5/12/chartex" xmlns:cx7="http://schemas.microsoft.com/office/drawing/2016/5/13/chartex" xmlns:cx8="http://schemas.microsoft.com/office/drawing/2016/5/14/chartex" xmlns:mc="http://schemas.openxmlformats.org/markup-compatibility/2006" xmlns:aink="http://schemas.microsoft.com/office/drawing/2016/ink" xmlns:am3d="http://schemas.microsoft.com/office/drawing/2017/model3d" xmlns:o="urn:schemas-microsoft-com:office:office" xmlns:oel="http://schemas.microsoft.com/office/2019/extlst" xmlns:r="http://schemas.openxmlformats.org/officeDocument/2006/relationships" xmlns:m="http://schemas.openxmlformats.org/officeDocument/2006/math" xmlns:v="urn:schemas-microsoft-com:vml" xmlns:wp14="http://schemas.microsoft.com/office/word/2010/wordprocessingDrawing" xmlns:wp="http://schemas.openxmlformats.org/drawingml/2006/wordprocessingDrawing" xmlns:w10="urn:schemas-microsoft-com:office:word" xmlns:w="http://schemas.openxmlformats.org/wordprocessingml/2006/main" xmlns:w14="http://schemas.microsoft.com/office/word/2010/wordml" xmlns:w15="http://schemas.microsoft.com/office/word/2012/wordml" xmlns:w16cei="http://schemas.microsoft.com/office/word/2026/wordml/cei" xmlns:w16cex="http://schemas.microsoft.com/office/word/2018/wordml/cex" xmlns:w16cid="http://schemas.microsoft.com/office/word/2016/wordml/cid" xmlns:w16="http://schemas.microsoft.com/office/word/2018/wordml" xmlns:w16du="http://schemas.microsoft.com/office/word/2023/wordml/word16du" xmlns:w16sdtdh="http://schemas.microsoft.com/office/word/2020/wordml/sdtdatahash" xmlns:w16sdtfl="http://schemas.microsoft.com/office/word/2024/wordml/sdtformatlock" xmlns:w16se="http://schemas.microsoft.com/office/word/2015/wordml/symex" xmlns:wpg="http://schemas.microsoft.com/office/word/2010/wordprocessingGroup" xmlns:wpi="http://schemas.microsoft.com/office/word/2010/wordprocessingInk" xmlns:wne="http://schemas.microsoft.com/office/word/2006/wordml" xmlns:wps="http://schemas.microsoft.com/office/word/2010/wordprocessingShape" mc:Ignorable="w14 w15 w16se w16cid w16 w16cex w16sdtdh w16sdtfl w16du wp14">
   <w:p>
     <w:pPr>
       <w:pStyle w:val="Encabezado"/>
@@ -15990,7 +17026,7 @@
 </file>
 
 <file path=word/header3.xml><?xml version="1.0" encoding="utf-8"?>
-<w:hdr xmlns:wpc="http://schemas.microsoft.com/office/word/2010/wordprocessingCanvas" xmlns:cx="http://schemas.microsoft.com/office/drawing/2014/chartex" xmlns:cx1="http://schemas.microsoft.com/office/drawing/2015/9/8/chartex" xmlns:cx2="http://schemas.microsoft.com/office/drawing/2015/10/21/chartex" xmlns:cx3="http://schemas.microsoft.com/office/drawing/2016/5/9/chartex" xmlns:cx4="http://schemas.microsoft.com/office/drawing/2016/5/10/chartex" xmlns:cx5="http://schemas.microsoft.com/office/drawing/2016/5/11/chartex" xmlns:cx6="http://schemas.microsoft.com/office/drawing/2016/5/12/chartex" xmlns:cx7="http://schemas.microsoft.com/office/drawing/2016/5/13/chartex" xmlns:cx8="http://schemas.microsoft.com/office/drawing/2016/5/14/chartex" xmlns:mc="http://schemas.openxmlformats.org/markup-compatibility/2006" xmlns:aink="http://schemas.microsoft.com/office/drawing/2016/ink" xmlns:am3d="http://schemas.microsoft.com/office/drawing/2017/model3d" xmlns:o="urn:schemas-microsoft-com:office:office" xmlns:r="http://schemas.openxmlformats.org/officeDocument/2006/relationships" xmlns:m="http://schemas.openxmlformats.org/officeDocument/2006/math" xmlns:v="urn:schemas-microsoft-com:vml" xmlns:wp14="http://schemas.microsoft.com/office/word/2010/wordprocessingDrawing" xmlns:wp="http://schemas.openxmlformats.org/drawingml/2006/wordprocessingDrawing" xmlns:w10="urn:schemas-microsoft-com:office:word" xmlns:w="http://schemas.openxmlformats.org/wordprocessingml/2006/main" xmlns:w14="http://schemas.microsoft.com/office/word/2010/wordml" xmlns:w15="http://schemas.microsoft.com/office/word/2012/wordml" xmlns:w16cex="http://schemas.microsoft.com/office/word/2018/wordml/cex" xmlns:w16cid="http://schemas.microsoft.com/office/word/2016/wordml/cid" xmlns:w16="http://schemas.microsoft.com/office/word/2018/wordml" xmlns:w16sdtdh="http://schemas.microsoft.com/office/word/2020/wordml/sdtdatahash" xmlns:w16se="http://schemas.microsoft.com/office/word/2015/wordml/symex" xmlns:wpg="http://schemas.microsoft.com/office/word/2010/wordprocessingGroup" xmlns:wpi="http://schemas.microsoft.com/office/word/2010/wordprocessingInk" xmlns:wne="http://schemas.microsoft.com/office/word/2006/wordml" xmlns:wps="http://schemas.microsoft.com/office/word/2010/wordprocessingShape" mc:Ignorable="w14 w15 w16se w16cid w16 w16cex w16sdtdh wp14">
+<w:hdr xmlns:wpc="http://schemas.microsoft.com/office/word/2010/wordprocessingCanvas" xmlns:cx="http://schemas.microsoft.com/office/drawing/2014/chartex" xmlns:cx1="http://schemas.microsoft.com/office/drawing/2015/9/8/chartex" xmlns:cx2="http://schemas.microsoft.com/office/drawing/2015/10/21/chartex" xmlns:cx3="http://schemas.microsoft.com/office/drawing/2016/5/9/chartex" xmlns:cx4="http://schemas.microsoft.com/office/drawing/2016/5/10/chartex" xmlns:cx5="http://schemas.microsoft.com/office/drawing/2016/5/11/chartex" xmlns:cx6="http://schemas.microsoft.com/office/drawing/2016/5/12/chartex" xmlns:cx7="http://schemas.microsoft.com/office/drawing/2016/5/13/chartex" xmlns:cx8="http://schemas.microsoft.com/office/drawing/2016/5/14/chartex" xmlns:mc="http://schemas.openxmlformats.org/markup-compatibility/2006" xmlns:aink="http://schemas.microsoft.com/office/drawing/2016/ink" xmlns:am3d="http://schemas.microsoft.com/office/drawing/2017/model3d" xmlns:o="urn:schemas-microsoft-com:office:office" xmlns:oel="http://schemas.microsoft.com/office/2019/extlst" xmlns:r="http://schemas.openxmlformats.org/officeDocument/2006/relationships" xmlns:m="http://schemas.openxmlformats.org/officeDocument/2006/math" xmlns:v="urn:schemas-microsoft-com:vml" xmlns:wp14="http://schemas.microsoft.com/office/word/2010/wordprocessingDrawing" xmlns:wp="http://schemas.openxmlformats.org/drawingml/2006/wordprocessingDrawing" xmlns:w10="urn:schemas-microsoft-com:office:word" xmlns:w="http://schemas.openxmlformats.org/wordprocessingml/2006/main" xmlns:w14="http://schemas.microsoft.com/office/word/2010/wordml" xmlns:w15="http://schemas.microsoft.com/office/word/2012/wordml" xmlns:w16cei="http://schemas.microsoft.com/office/word/2026/wordml/cei" xmlns:w16cex="http://schemas.microsoft.com/office/word/2018/wordml/cex" xmlns:w16cid="http://schemas.microsoft.com/office/word/2016/wordml/cid" xmlns:w16="http://schemas.microsoft.com/office/word/2018/wordml" xmlns:w16du="http://schemas.microsoft.com/office/word/2023/wordml/word16du" xmlns:w16sdtdh="http://schemas.microsoft.com/office/word/2020/wordml/sdtdatahash" xmlns:w16sdtfl="http://schemas.microsoft.com/office/word/2024/wordml/sdtformatlock" xmlns:w16se="http://schemas.microsoft.com/office/word/2015/wordml/symex" xmlns:wpg="http://schemas.microsoft.com/office/word/2010/wordprocessingGroup" xmlns:wpi="http://schemas.microsoft.com/office/word/2010/wordprocessingInk" xmlns:wne="http://schemas.microsoft.com/office/word/2006/wordml" xmlns:wps="http://schemas.microsoft.com/office/word/2010/wordprocessingShape" mc:Ignorable="w14 w15 w16se w16cid w16 w16cex w16sdtdh w16sdtfl w16du wp14">
   <w:tbl>
     <w:tblPr>
       <w:tblW w:w="0" w:type="auto"/>
@@ -16051,7 +17087,7 @@
 </file>
 
 <file path=word/header4.xml><?xml version="1.0" encoding="utf-8"?>
-<w:hdr xmlns:wpc="http://schemas.microsoft.com/office/word/2010/wordprocessingCanvas" xmlns:cx="http://schemas.microsoft.com/office/drawing/2014/chartex" xmlns:cx1="http://schemas.microsoft.com/office/drawing/2015/9/8/chartex" xmlns:cx2="http://schemas.microsoft.com/office/drawing/2015/10/21/chartex" xmlns:cx3="http://schemas.microsoft.com/office/drawing/2016/5/9/chartex" xmlns:cx4="http://schemas.microsoft.com/office/drawing/2016/5/10/chartex" xmlns:cx5="http://schemas.microsoft.com/office/drawing/2016/5/11/chartex" xmlns:cx6="http://schemas.microsoft.com/office/drawing/2016/5/12/chartex" xmlns:cx7="http://schemas.microsoft.com/office/drawing/2016/5/13/chartex" xmlns:cx8="http://schemas.microsoft.com/office/drawing/2016/5/14/chartex" xmlns:mc="http://schemas.openxmlformats.org/markup-compatibility/2006" xmlns:aink="http://schemas.microsoft.com/office/drawing/2016/ink" xmlns:am3d="http://schemas.microsoft.com/office/drawing/2017/model3d" xmlns:o="urn:schemas-microsoft-com:office:office" xmlns:r="http://schemas.openxmlformats.org/officeDocument/2006/relationships" xmlns:m="http://schemas.openxmlformats.org/officeDocument/2006/math" xmlns:v="urn:schemas-microsoft-com:vml" xmlns:wp14="http://schemas.microsoft.com/office/word/2010/wordprocessingDrawing" xmlns:wp="http://schemas.openxmlformats.org/drawingml/2006/wordprocessingDrawing" xmlns:w10="urn:schemas-microsoft-com:office:word" xmlns:w="http://schemas.openxmlformats.org/wordprocessingml/2006/main" xmlns:w14="http://schemas.microsoft.com/office/word/2010/wordml" xmlns:w15="http://schemas.microsoft.com/office/word/2012/wordml" xmlns:w16cex="http://schemas.microsoft.com/office/word/2018/wordml/cex" xmlns:w16cid="http://schemas.microsoft.com/office/word/2016/wordml/cid" xmlns:w16="http://schemas.microsoft.com/office/word/2018/wordml" xmlns:w16sdtdh="http://schemas.microsoft.com/office/word/2020/wordml/sdtdatahash" xmlns:w16se="http://schemas.microsoft.com/office/word/2015/wordml/symex" xmlns:wpg="http://schemas.microsoft.com/office/word/2010/wordprocessingGroup" xmlns:wpi="http://schemas.microsoft.com/office/word/2010/wordprocessingInk" xmlns:wne="http://schemas.microsoft.com/office/word/2006/wordml" xmlns:wps="http://schemas.microsoft.com/office/word/2010/wordprocessingShape" mc:Ignorable="w14 w15 w16se w16cid w16 w16cex w16sdtdh wp14">
+<w:hdr xmlns:wpc="http://schemas.microsoft.com/office/word/2010/wordprocessingCanvas" xmlns:cx="http://schemas.microsoft.com/office/drawing/2014/chartex" xmlns:cx1="http://schemas.microsoft.com/office/drawing/2015/9/8/chartex" xmlns:cx2="http://schemas.microsoft.com/office/drawing/2015/10/21/chartex" xmlns:cx3="http://schemas.microsoft.com/office/drawing/2016/5/9/chartex" xmlns:cx4="http://schemas.microsoft.com/office/drawing/2016/5/10/chartex" xmlns:cx5="http://schemas.microsoft.com/office/drawing/2016/5/11/chartex" xmlns:cx6="http://schemas.microsoft.com/office/drawing/2016/5/12/chartex" xmlns:cx7="http://schemas.microsoft.com/office/drawing/2016/5/13/chartex" xmlns:cx8="http://schemas.microsoft.com/office/drawing/2016/5/14/chartex" xmlns:mc="http://schemas.openxmlformats.org/markup-compatibility/2006" xmlns:aink="http://schemas.microsoft.com/office/drawing/2016/ink" xmlns:am3d="http://schemas.microsoft.com/office/drawing/2017/model3d" xmlns:o="urn:schemas-microsoft-com:office:office" xmlns:oel="http://schemas.microsoft.com/office/2019/extlst" xmlns:r="http://schemas.openxmlformats.org/officeDocument/2006/relationships" xmlns:m="http://schemas.openxmlformats.org/officeDocument/2006/math" xmlns:v="urn:schemas-microsoft-com:vml" xmlns:wp14="http://schemas.microsoft.com/office/word/2010/wordprocessingDrawing" xmlns:wp="http://schemas.openxmlformats.org/drawingml/2006/wordprocessingDrawing" xmlns:w10="urn:schemas-microsoft-com:office:word" xmlns:w="http://schemas.openxmlformats.org/wordprocessingml/2006/main" xmlns:w14="http://schemas.microsoft.com/office/word/2010/wordml" xmlns:w15="http://schemas.microsoft.com/office/word/2012/wordml" xmlns:w16cei="http://schemas.microsoft.com/office/word/2026/wordml/cei" xmlns:w16cex="http://schemas.microsoft.com/office/word/2018/wordml/cex" xmlns:w16cid="http://schemas.microsoft.com/office/word/2016/wordml/cid" xmlns:w16="http://schemas.microsoft.com/office/word/2018/wordml" xmlns:w16du="http://schemas.microsoft.com/office/word/2023/wordml/word16du" xmlns:w16sdtdh="http://schemas.microsoft.com/office/word/2020/wordml/sdtdatahash" xmlns:w16sdtfl="http://schemas.microsoft.com/office/word/2024/wordml/sdtformatlock" xmlns:w16se="http://schemas.microsoft.com/office/word/2015/wordml/symex" xmlns:wpg="http://schemas.microsoft.com/office/word/2010/wordprocessingGroup" xmlns:wpi="http://schemas.microsoft.com/office/word/2010/wordprocessingInk" xmlns:wne="http://schemas.microsoft.com/office/word/2006/wordml" xmlns:wps="http://schemas.microsoft.com/office/word/2010/wordprocessingShape" mc:Ignorable="w14 w15 w16se w16cid w16 w16cex w16sdtdh w16sdtfl w16du wp14">
   <w:tbl>
     <w:tblPr>
       <w:tblW w:w="0" w:type="auto"/>
@@ -16112,7 +17148,7 @@
 </file>
 
 <file path=word/header5.xml><?xml version="1.0" encoding="utf-8"?>
-<w:hdr xmlns:wpc="http://schemas.microsoft.com/office/word/2010/wordprocessingCanvas" xmlns:cx="http://schemas.microsoft.com/office/drawing/2014/chartex" xmlns:cx1="http://schemas.microsoft.com/office/drawing/2015/9/8/chartex" xmlns:cx2="http://schemas.microsoft.com/office/drawing/2015/10/21/chartex" xmlns:cx3="http://schemas.microsoft.com/office/drawing/2016/5/9/chartex" xmlns:cx4="http://schemas.microsoft.com/office/drawing/2016/5/10/chartex" xmlns:cx5="http://schemas.microsoft.com/office/drawing/2016/5/11/chartex" xmlns:cx6="http://schemas.microsoft.com/office/drawing/2016/5/12/chartex" xmlns:cx7="http://schemas.microsoft.com/office/drawing/2016/5/13/chartex" xmlns:cx8="http://schemas.microsoft.com/office/drawing/2016/5/14/chartex" xmlns:mc="http://schemas.openxmlformats.org/markup-compatibility/2006" xmlns:aink="http://schemas.microsoft.com/office/drawing/2016/ink" xmlns:am3d="http://schemas.microsoft.com/office/drawing/2017/model3d" xmlns:o="urn:schemas-microsoft-com:office:office" xmlns:r="http://schemas.openxmlformats.org/officeDocument/2006/relationships" xmlns:m="http://schemas.openxmlformats.org/officeDocument/2006/math" xmlns:v="urn:schemas-microsoft-com:vml" xmlns:wp14="http://schemas.microsoft.com/office/word/2010/wordprocessingDrawing" xmlns:wp="http://schemas.openxmlformats.org/drawingml/2006/wordprocessingDrawing" xmlns:w10="urn:schemas-microsoft-com:office:word" xmlns:w="http://schemas.openxmlformats.org/wordprocessingml/2006/main" xmlns:w14="http://schemas.microsoft.com/office/word/2010/wordml" xmlns:w15="http://schemas.microsoft.com/office/word/2012/wordml" xmlns:w16cex="http://schemas.microsoft.com/office/word/2018/wordml/cex" xmlns:w16cid="http://schemas.microsoft.com/office/word/2016/wordml/cid" xmlns:w16="http://schemas.microsoft.com/office/word/2018/wordml" xmlns:w16sdtdh="http://schemas.microsoft.com/office/word/2020/wordml/sdtdatahash" xmlns:w16se="http://schemas.microsoft.com/office/word/2015/wordml/symex" xmlns:wpg="http://schemas.microsoft.com/office/word/2010/wordprocessingGroup" xmlns:wpi="http://schemas.microsoft.com/office/word/2010/wordprocessingInk" xmlns:wne="http://schemas.microsoft.com/office/word/2006/wordml" xmlns:wps="http://schemas.microsoft.com/office/word/2010/wordprocessingShape" mc:Ignorable="w14 w15 w16se w16cid w16 w16cex w16sdtdh wp14">
+<w:hdr xmlns:wpc="http://schemas.microsoft.com/office/word/2010/wordprocessingCanvas" xmlns:cx="http://schemas.microsoft.com/office/drawing/2014/chartex" xmlns:cx1="http://schemas.microsoft.com/office/drawing/2015/9/8/chartex" xmlns:cx2="http://schemas.microsoft.com/office/drawing/2015/10/21/chartex" xmlns:cx3="http://schemas.microsoft.com/office/drawing/2016/5/9/chartex" xmlns:cx4="http://schemas.microsoft.com/office/drawing/2016/5/10/chartex" xmlns:cx5="http://schemas.microsoft.com/office/drawing/2016/5/11/chartex" xmlns:cx6="http://schemas.microsoft.com/office/drawing/2016/5/12/chartex" xmlns:cx7="http://schemas.microsoft.com/office/drawing/2016/5/13/chartex" xmlns:cx8="http://schemas.microsoft.com/office/drawing/2016/5/14/chartex" xmlns:mc="http://schemas.openxmlformats.org/markup-compatibility/2006" xmlns:aink="http://schemas.microsoft.com/office/drawing/2016/ink" xmlns:am3d="http://schemas.microsoft.com/office/drawing/2017/model3d" xmlns:o="urn:schemas-microsoft-com:office:office" xmlns:oel="http://schemas.microsoft.com/office/2019/extlst" xmlns:r="http://schemas.openxmlformats.org/officeDocument/2006/relationships" xmlns:m="http://schemas.openxmlformats.org/officeDocument/2006/math" xmlns:v="urn:schemas-microsoft-com:vml" xmlns:wp14="http://schemas.microsoft.com/office/word/2010/wordprocessingDrawing" xmlns:wp="http://schemas.openxmlformats.org/drawingml/2006/wordprocessingDrawing" xmlns:w10="urn:schemas-microsoft-com:office:word" xmlns:w="http://schemas.openxmlformats.org/wordprocessingml/2006/main" xmlns:w14="http://schemas.microsoft.com/office/word/2010/wordml" xmlns:w15="http://schemas.microsoft.com/office/word/2012/wordml" xmlns:w16cei="http://schemas.microsoft.com/office/word/2026/wordml/cei" xmlns:w16cex="http://schemas.microsoft.com/office/word/2018/wordml/cex" xmlns:w16cid="http://schemas.microsoft.com/office/word/2016/wordml/cid" xmlns:w16="http://schemas.microsoft.com/office/word/2018/wordml" xmlns:w16du="http://schemas.microsoft.com/office/word/2023/wordml/word16du" xmlns:w16sdtdh="http://schemas.microsoft.com/office/word/2020/wordml/sdtdatahash" xmlns:w16sdtfl="http://schemas.microsoft.com/office/word/2024/wordml/sdtformatlock" xmlns:w16se="http://schemas.microsoft.com/office/word/2015/wordml/symex" xmlns:wpg="http://schemas.microsoft.com/office/word/2010/wordprocessingGroup" xmlns:wpi="http://schemas.microsoft.com/office/word/2010/wordprocessingInk" xmlns:wne="http://schemas.microsoft.com/office/word/2006/wordml" xmlns:wps="http://schemas.microsoft.com/office/word/2010/wordprocessingShape" mc:Ignorable="w14 w15 w16se w16cid w16 w16cex w16sdtdh w16sdtfl w16du wp14">
   <w:tbl>
     <w:tblPr>
       <w:tblW w:w="0" w:type="auto"/>
@@ -16173,7 +17209,7 @@
 </file>
 
 <file path=word/header6.xml><?xml version="1.0" encoding="utf-8"?>
-<w:hdr xmlns:wpc="http://schemas.microsoft.com/office/word/2010/wordprocessingCanvas" xmlns:cx="http://schemas.microsoft.com/office/drawing/2014/chartex" xmlns:cx1="http://schemas.microsoft.com/office/drawing/2015/9/8/chartex" xmlns:cx2="http://schemas.microsoft.com/office/drawing/2015/10/21/chartex" xmlns:cx3="http://schemas.microsoft.com/office/drawing/2016/5/9/chartex" xmlns:cx4="http://schemas.microsoft.com/office/drawing/2016/5/10/chartex" xmlns:cx5="http://schemas.microsoft.com/office/drawing/2016/5/11/chartex" xmlns:cx6="http://schemas.microsoft.com/office/drawing/2016/5/12/chartex" xmlns:cx7="http://schemas.microsoft.com/office/drawing/2016/5/13/chartex" xmlns:cx8="http://schemas.microsoft.com/office/drawing/2016/5/14/chartex" xmlns:mc="http://schemas.openxmlformats.org/markup-compatibility/2006" xmlns:aink="http://schemas.microsoft.com/office/drawing/2016/ink" xmlns:am3d="http://schemas.microsoft.com/office/drawing/2017/model3d" xmlns:o="urn:schemas-microsoft-com:office:office" xmlns:r="http://schemas.openxmlformats.org/officeDocument/2006/relationships" xmlns:m="http://schemas.openxmlformats.org/officeDocument/2006/math" xmlns:v="urn:schemas-microsoft-com:vml" xmlns:wp14="http://schemas.microsoft.com/office/word/2010/wordprocessingDrawing" xmlns:wp="http://schemas.openxmlformats.org/drawingml/2006/wordprocessingDrawing" xmlns:w10="urn:schemas-microsoft-com:office:word" xmlns:w="http://schemas.openxmlformats.org/wordprocessingml/2006/main" xmlns:w14="http://schemas.microsoft.com/office/word/2010/wordml" xmlns:w15="http://schemas.microsoft.com/office/word/2012/wordml" xmlns:w16cex="http://schemas.microsoft.com/office/word/2018/wordml/cex" xmlns:w16cid="http://schemas.microsoft.com/office/word/2016/wordml/cid" xmlns:w16="http://schemas.microsoft.com/office/word/2018/wordml" xmlns:w16sdtdh="http://schemas.microsoft.com/office/word/2020/wordml/sdtdatahash" xmlns:w16se="http://schemas.microsoft.com/office/word/2015/wordml/symex" xmlns:wpg="http://schemas.microsoft.com/office/word/2010/wordprocessingGroup" xmlns:wpi="http://schemas.microsoft.com/office/word/2010/wordprocessingInk" xmlns:wne="http://schemas.microsoft.com/office/word/2006/wordml" xmlns:wps="http://schemas.microsoft.com/office/word/2010/wordprocessingShape" mc:Ignorable="w14 w15 w16se w16cid w16 w16cex w16sdtdh wp14">
+<w:hdr xmlns:wpc="http://schemas.microsoft.com/office/word/2010/wordprocessingCanvas" xmlns:cx="http://schemas.microsoft.com/office/drawing/2014/chartex" xmlns:cx1="http://schemas.microsoft.com/office/drawing/2015/9/8/chartex" xmlns:cx2="http://schemas.microsoft.com/office/drawing/2015/10/21/chartex" xmlns:cx3="http://schemas.microsoft.com/office/drawing/2016/5/9/chartex" xmlns:cx4="http://schemas.microsoft.com/office/drawing/2016/5/10/chartex" xmlns:cx5="http://schemas.microsoft.com/office/drawing/2016/5/11/chartex" xmlns:cx6="http://schemas.microsoft.com/office/drawing/2016/5/12/chartex" xmlns:cx7="http://schemas.microsoft.com/office/drawing/2016/5/13/chartex" xmlns:cx8="http://schemas.microsoft.com/office/drawing/2016/5/14/chartex" xmlns:mc="http://schemas.openxmlformats.org/markup-compatibility/2006" xmlns:aink="http://schemas.microsoft.com/office/drawing/2016/ink" xmlns:am3d="http://schemas.microsoft.com/office/drawing/2017/model3d" xmlns:o="urn:schemas-microsoft-com:office:office" xmlns:oel="http://schemas.microsoft.com/office/2019/extlst" xmlns:r="http://schemas.openxmlformats.org/officeDocument/2006/relationships" xmlns:m="http://schemas.openxmlformats.org/officeDocument/2006/math" xmlns:v="urn:schemas-microsoft-com:vml" xmlns:wp14="http://schemas.microsoft.com/office/word/2010/wordprocessingDrawing" xmlns:wp="http://schemas.openxmlformats.org/drawingml/2006/wordprocessingDrawing" xmlns:w10="urn:schemas-microsoft-com:office:word" xmlns:w="http://schemas.openxmlformats.org/wordprocessingml/2006/main" xmlns:w14="http://schemas.microsoft.com/office/word/2010/wordml" xmlns:w15="http://schemas.microsoft.com/office/word/2012/wordml" xmlns:w16cei="http://schemas.microsoft.com/office/word/2026/wordml/cei" xmlns:w16cex="http://schemas.microsoft.com/office/word/2018/wordml/cex" xmlns:w16cid="http://schemas.microsoft.com/office/word/2016/wordml/cid" xmlns:w16="http://schemas.microsoft.com/office/word/2018/wordml" xmlns:w16du="http://schemas.microsoft.com/office/word/2023/wordml/word16du" xmlns:w16sdtdh="http://schemas.microsoft.com/office/word/2020/wordml/sdtdatahash" xmlns:w16sdtfl="http://schemas.microsoft.com/office/word/2024/wordml/sdtformatlock" xmlns:w16se="http://schemas.microsoft.com/office/word/2015/wordml/symex" xmlns:wpg="http://schemas.microsoft.com/office/word/2010/wordprocessingGroup" xmlns:wpi="http://schemas.microsoft.com/office/word/2010/wordprocessingInk" xmlns:wne="http://schemas.microsoft.com/office/word/2006/wordml" xmlns:wps="http://schemas.microsoft.com/office/word/2010/wordprocessingShape" mc:Ignorable="w14 w15 w16se w16cid w16 w16cex w16sdtdh w16sdtfl w16du wp14">
   <w:p>
     <w:pPr>
       <w:pStyle w:val="Encabezado"/>
@@ -16252,7 +17288,7 @@
 </file>
 
 <file path=word/header7.xml><?xml version="1.0" encoding="utf-8"?>
-<w:hdr xmlns:wpc="http://schemas.microsoft.com/office/word/2010/wordprocessingCanvas" xmlns:cx="http://schemas.microsoft.com/office/drawing/2014/chartex" xmlns:cx1="http://schemas.microsoft.com/office/drawing/2015/9/8/chartex" xmlns:cx2="http://schemas.microsoft.com/office/drawing/2015/10/21/chartex" xmlns:cx3="http://schemas.microsoft.com/office/drawing/2016/5/9/chartex" xmlns:cx4="http://schemas.microsoft.com/office/drawing/2016/5/10/chartex" xmlns:cx5="http://schemas.microsoft.com/office/drawing/2016/5/11/chartex" xmlns:cx6="http://schemas.microsoft.com/office/drawing/2016/5/12/chartex" xmlns:cx7="http://schemas.microsoft.com/office/drawing/2016/5/13/chartex" xmlns:cx8="http://schemas.microsoft.com/office/drawing/2016/5/14/chartex" xmlns:mc="http://schemas.openxmlformats.org/markup-compatibility/2006" xmlns:aink="http://schemas.microsoft.com/office/drawing/2016/ink" xmlns:am3d="http://schemas.microsoft.com/office/drawing/2017/model3d" xmlns:o="urn:schemas-microsoft-com:office:office" xmlns:r="http://schemas.openxmlformats.org/officeDocument/2006/relationships" xmlns:m="http://schemas.openxmlformats.org/officeDocument/2006/math" xmlns:v="urn:schemas-microsoft-com:vml" xmlns:wp14="http://schemas.microsoft.com/office/word/2010/wordprocessingDrawing" xmlns:wp="http://schemas.openxmlformats.org/drawingml/2006/wordprocessingDrawing" xmlns:w10="urn:schemas-microsoft-com:office:word" xmlns:w="http://schemas.openxmlformats.org/wordprocessingml/2006/main" xmlns:w14="http://schemas.microsoft.com/office/word/2010/wordml" xmlns:w15="http://schemas.microsoft.com/office/word/2012/wordml" xmlns:w16cex="http://schemas.microsoft.com/office/word/2018/wordml/cex" xmlns:w16cid="http://schemas.microsoft.com/office/word/2016/wordml/cid" xmlns:w16="http://schemas.microsoft.com/office/word/2018/wordml" xmlns:w16sdtdh="http://schemas.microsoft.com/office/word/2020/wordml/sdtdatahash" xmlns:w16se="http://schemas.microsoft.com/office/word/2015/wordml/symex" xmlns:wpg="http://schemas.microsoft.com/office/word/2010/wordprocessingGroup" xmlns:wpi="http://schemas.microsoft.com/office/word/2010/wordprocessingInk" xmlns:wne="http://schemas.microsoft.com/office/word/2006/wordml" xmlns:wps="http://schemas.microsoft.com/office/word/2010/wordprocessingShape" mc:Ignorable="w14 w15 w16se w16cid w16 w16cex w16sdtdh wp14">
+<w:hdr xmlns:wpc="http://schemas.microsoft.com/office/word/2010/wordprocessingCanvas" xmlns:cx="http://schemas.microsoft.com/office/drawing/2014/chartex" xmlns:cx1="http://schemas.microsoft.com/office/drawing/2015/9/8/chartex" xmlns:cx2="http://schemas.microsoft.com/office/drawing/2015/10/21/chartex" xmlns:cx3="http://schemas.microsoft.com/office/drawing/2016/5/9/chartex" xmlns:cx4="http://schemas.microsoft.com/office/drawing/2016/5/10/chartex" xmlns:cx5="http://schemas.microsoft.com/office/drawing/2016/5/11/chartex" xmlns:cx6="http://schemas.microsoft.com/office/drawing/2016/5/12/chartex" xmlns:cx7="http://schemas.microsoft.com/office/drawing/2016/5/13/chartex" xmlns:cx8="http://schemas.microsoft.com/office/drawing/2016/5/14/chartex" xmlns:mc="http://schemas.openxmlformats.org/markup-compatibility/2006" xmlns:aink="http://schemas.microsoft.com/office/drawing/2016/ink" xmlns:am3d="http://schemas.microsoft.com/office/drawing/2017/model3d" xmlns:o="urn:schemas-microsoft-com:office:office" xmlns:oel="http://schemas.microsoft.com/office/2019/extlst" xmlns:r="http://schemas.openxmlformats.org/officeDocument/2006/relationships" xmlns:m="http://schemas.openxmlformats.org/officeDocument/2006/math" xmlns:v="urn:schemas-microsoft-com:vml" xmlns:wp14="http://schemas.microsoft.com/office/word/2010/wordprocessingDrawing" xmlns:wp="http://schemas.openxmlformats.org/drawingml/2006/wordprocessingDrawing" xmlns:w10="urn:schemas-microsoft-com:office:word" xmlns:w="http://schemas.openxmlformats.org/wordprocessingml/2006/main" xmlns:w14="http://schemas.microsoft.com/office/word/2010/wordml" xmlns:w15="http://schemas.microsoft.com/office/word/2012/wordml" xmlns:w16cei="http://schemas.microsoft.com/office/word/2026/wordml/cei" xmlns:w16cex="http://schemas.microsoft.com/office/word/2018/wordml/cex" xmlns:w16cid="http://schemas.microsoft.com/office/word/2016/wordml/cid" xmlns:w16="http://schemas.microsoft.com/office/word/2018/wordml" xmlns:w16du="http://schemas.microsoft.com/office/word/2023/wordml/word16du" xmlns:w16sdtdh="http://schemas.microsoft.com/office/word/2020/wordml/sdtdatahash" xmlns:w16sdtfl="http://schemas.microsoft.com/office/word/2024/wordml/sdtformatlock" xmlns:w16se="http://schemas.microsoft.com/office/word/2015/wordml/symex" xmlns:wpg="http://schemas.microsoft.com/office/word/2010/wordprocessingGroup" xmlns:wpi="http://schemas.microsoft.com/office/word/2010/wordprocessingInk" xmlns:wne="http://schemas.microsoft.com/office/word/2006/wordml" xmlns:wps="http://schemas.microsoft.com/office/word/2010/wordprocessingShape" mc:Ignorable="w14 w15 w16se w16cid w16 w16cex w16sdtdh w16sdtfl w16du wp14">
   <w:tbl>
     <w:tblPr>
       <w:tblW w:w="0" w:type="auto"/>
@@ -16313,7 +17349,7 @@
 </file>
 
 <file path=word/header8.xml><?xml version="1.0" encoding="utf-8"?>
-<w:hdr xmlns:wpc="http://schemas.microsoft.com/office/word/2010/wordprocessingCanvas" xmlns:cx="http://schemas.microsoft.com/office/drawing/2014/chartex" xmlns:cx1="http://schemas.microsoft.com/office/drawing/2015/9/8/chartex" xmlns:cx2="http://schemas.microsoft.com/office/drawing/2015/10/21/chartex" xmlns:cx3="http://schemas.microsoft.com/office/drawing/2016/5/9/chartex" xmlns:cx4="http://schemas.microsoft.com/office/drawing/2016/5/10/chartex" xmlns:cx5="http://schemas.microsoft.com/office/drawing/2016/5/11/chartex" xmlns:cx6="http://schemas.microsoft.com/office/drawing/2016/5/12/chartex" xmlns:cx7="http://schemas.microsoft.com/office/drawing/2016/5/13/chartex" xmlns:cx8="http://schemas.microsoft.com/office/drawing/2016/5/14/chartex" xmlns:mc="http://schemas.openxmlformats.org/markup-compatibility/2006" xmlns:aink="http://schemas.microsoft.com/office/drawing/2016/ink" xmlns:am3d="http://schemas.microsoft.com/office/drawing/2017/model3d" xmlns:o="urn:schemas-microsoft-com:office:office" xmlns:r="http://schemas.openxmlformats.org/officeDocument/2006/relationships" xmlns:m="http://schemas.openxmlformats.org/officeDocument/2006/math" xmlns:v="urn:schemas-microsoft-com:vml" xmlns:wp14="http://schemas.microsoft.com/office/word/2010/wordprocessingDrawing" xmlns:wp="http://schemas.openxmlformats.org/drawingml/2006/wordprocessingDrawing" xmlns:w10="urn:schemas-microsoft-com:office:word" xmlns:w="http://schemas.openxmlformats.org/wordprocessingml/2006/main" xmlns:w14="http://schemas.microsoft.com/office/word/2010/wordml" xmlns:w15="http://schemas.microsoft.com/office/word/2012/wordml" xmlns:w16cex="http://schemas.microsoft.com/office/word/2018/wordml/cex" xmlns:w16cid="http://schemas.microsoft.com/office/word/2016/wordml/cid" xmlns:w16="http://schemas.microsoft.com/office/word/2018/wordml" xmlns:w16sdtdh="http://schemas.microsoft.com/office/word/2020/wordml/sdtdatahash" xmlns:w16se="http://schemas.microsoft.com/office/word/2015/wordml/symex" xmlns:wpg="http://schemas.microsoft.com/office/word/2010/wordprocessingGroup" xmlns:wpi="http://schemas.microsoft.com/office/word/2010/wordprocessingInk" xmlns:wne="http://schemas.microsoft.com/office/word/2006/wordml" xmlns:wps="http://schemas.microsoft.com/office/word/2010/wordprocessingShape" mc:Ignorable="w14 w15 w16se w16cid w16 w16cex w16sdtdh wp14">
+<w:hdr xmlns:wpc="http://schemas.microsoft.com/office/word/2010/wordprocessingCanvas" xmlns:cx="http://schemas.microsoft.com/office/drawing/2014/chartex" xmlns:cx1="http://schemas.microsoft.com/office/drawing/2015/9/8/chartex" xmlns:cx2="http://schemas.microsoft.com/office/drawing/2015/10/21/chartex" xmlns:cx3="http://schemas.microsoft.com/office/drawing/2016/5/9/chartex" xmlns:cx4="http://schemas.microsoft.com/office/drawing/2016/5/10/chartex" xmlns:cx5="http://schemas.microsoft.com/office/drawing/2016/5/11/chartex" xmlns:cx6="http://schemas.microsoft.com/office/drawing/2016/5/12/chartex" xmlns:cx7="http://schemas.microsoft.com/office/drawing/2016/5/13/chartex" xmlns:cx8="http://schemas.microsoft.com/office/drawing/2016/5/14/chartex" xmlns:mc="http://schemas.openxmlformats.org/markup-compatibility/2006" xmlns:aink="http://schemas.microsoft.com/office/drawing/2016/ink" xmlns:am3d="http://schemas.microsoft.com/office/drawing/2017/model3d" xmlns:o="urn:schemas-microsoft-com:office:office" xmlns:oel="http://schemas.microsoft.com/office/2019/extlst" xmlns:r="http://schemas.openxmlformats.org/officeDocument/2006/relationships" xmlns:m="http://schemas.openxmlformats.org/officeDocument/2006/math" xmlns:v="urn:schemas-microsoft-com:vml" xmlns:wp14="http://schemas.microsoft.com/office/word/2010/wordprocessingDrawing" xmlns:wp="http://schemas.openxmlformats.org/drawingml/2006/wordprocessingDrawing" xmlns:w10="urn:schemas-microsoft-com:office:word" xmlns:w="http://schemas.openxmlformats.org/wordprocessingml/2006/main" xmlns:w14="http://schemas.microsoft.com/office/word/2010/wordml" xmlns:w15="http://schemas.microsoft.com/office/word/2012/wordml" xmlns:w16cei="http://schemas.microsoft.com/office/word/2026/wordml/cei" xmlns:w16cex="http://schemas.microsoft.com/office/word/2018/wordml/cex" xmlns:w16cid="http://schemas.microsoft.com/office/word/2016/wordml/cid" xmlns:w16="http://schemas.microsoft.com/office/word/2018/wordml" xmlns:w16du="http://schemas.microsoft.com/office/word/2023/wordml/word16du" xmlns:w16sdtdh="http://schemas.microsoft.com/office/word/2020/wordml/sdtdatahash" xmlns:w16sdtfl="http://schemas.microsoft.com/office/word/2024/wordml/sdtformatlock" xmlns:w16se="http://schemas.microsoft.com/office/word/2015/wordml/symex" xmlns:wpg="http://schemas.microsoft.com/office/word/2010/wordprocessingGroup" xmlns:wpi="http://schemas.microsoft.com/office/word/2010/wordprocessingInk" xmlns:wne="http://schemas.microsoft.com/office/word/2006/wordml" xmlns:wps="http://schemas.microsoft.com/office/word/2010/wordprocessingShape" mc:Ignorable="w14 w15 w16se w16cid w16 w16cex w16sdtdh w16sdtfl w16du wp14">
   <w:p>
     <w:pPr>
       <w:pStyle w:val="Encabezado"/>
@@ -16374,7 +17410,7 @@
 </file>
 
 <file path=word/header9.xml><?xml version="1.0" encoding="utf-8"?>
-<w:hdr xmlns:wpc="http://schemas.microsoft.com/office/word/2010/wordprocessingCanvas" xmlns:cx="http://schemas.microsoft.com/office/drawing/2014/chartex" xmlns:cx1="http://schemas.microsoft.com/office/drawing/2015/9/8/chartex" xmlns:cx2="http://schemas.microsoft.com/office/drawing/2015/10/21/chartex" xmlns:cx3="http://schemas.microsoft.com/office/drawing/2016/5/9/chartex" xmlns:cx4="http://schemas.microsoft.com/office/drawing/2016/5/10/chartex" xmlns:cx5="http://schemas.microsoft.com/office/drawing/2016/5/11/chartex" xmlns:cx6="http://schemas.microsoft.com/office/drawing/2016/5/12/chartex" xmlns:cx7="http://schemas.microsoft.com/office/drawing/2016/5/13/chartex" xmlns:cx8="http://schemas.microsoft.com/office/drawing/2016/5/14/chartex" xmlns:mc="http://schemas.openxmlformats.org/markup-compatibility/2006" xmlns:aink="http://schemas.microsoft.com/office/drawing/2016/ink" xmlns:am3d="http://schemas.microsoft.com/office/drawing/2017/model3d" xmlns:o="urn:schemas-microsoft-com:office:office" xmlns:r="http://schemas.openxmlformats.org/officeDocument/2006/relationships" xmlns:m="http://schemas.openxmlformats.org/officeDocument/2006/math" xmlns:v="urn:schemas-microsoft-com:vml" xmlns:wp14="http://schemas.microsoft.com/office/word/2010/wordprocessingDrawing" xmlns:wp="http://schemas.openxmlformats.org/drawingml/2006/wordprocessingDrawing" xmlns:w10="urn:schemas-microsoft-com:office:word" xmlns:w="http://schemas.openxmlformats.org/wordprocessingml/2006/main" xmlns:w14="http://schemas.microsoft.com/office/word/2010/wordml" xmlns:w15="http://schemas.microsoft.com/office/word/2012/wordml" xmlns:w16cex="http://schemas.microsoft.com/office/word/2018/wordml/cex" xmlns:w16cid="http://schemas.microsoft.com/office/word/2016/wordml/cid" xmlns:w16="http://schemas.microsoft.com/office/word/2018/wordml" xmlns:w16sdtdh="http://schemas.microsoft.com/office/word/2020/wordml/sdtdatahash" xmlns:w16se="http://schemas.microsoft.com/office/word/2015/wordml/symex" xmlns:wpg="http://schemas.microsoft.com/office/word/2010/wordprocessingGroup" xmlns:wpi="http://schemas.microsoft.com/office/word/2010/wordprocessingInk" xmlns:wne="http://schemas.microsoft.com/office/word/2006/wordml" xmlns:wps="http://schemas.microsoft.com/office/word/2010/wordprocessingShape" mc:Ignorable="w14 w15 w16se w16cid w16 w16cex w16sdtdh wp14">
+<w:hdr xmlns:wpc="http://schemas.microsoft.com/office/word/2010/wordprocessingCanvas" xmlns:cx="http://schemas.microsoft.com/office/drawing/2014/chartex" xmlns:cx1="http://schemas.microsoft.com/office/drawing/2015/9/8/chartex" xmlns:cx2="http://schemas.microsoft.com/office/drawing/2015/10/21/chartex" xmlns:cx3="http://schemas.microsoft.com/office/drawing/2016/5/9/chartex" xmlns:cx4="http://schemas.microsoft.com/office/drawing/2016/5/10/chartex" xmlns:cx5="http://schemas.microsoft.com/office/drawing/2016/5/11/chartex" xmlns:cx6="http://schemas.microsoft.com/office/drawing/2016/5/12/chartex" xmlns:cx7="http://schemas.microsoft.com/office/drawing/2016/5/13/chartex" xmlns:cx8="http://schemas.microsoft.com/office/drawing/2016/5/14/chartex" xmlns:mc="http://schemas.openxmlformats.org/markup-compatibility/2006" xmlns:aink="http://schemas.microsoft.com/office/drawing/2016/ink" xmlns:am3d="http://schemas.microsoft.com/office/drawing/2017/model3d" xmlns:o="urn:schemas-microsoft-com:office:office" xmlns:oel="http://schemas.microsoft.com/office/2019/extlst" xmlns:r="http://schemas.openxmlformats.org/officeDocument/2006/relationships" xmlns:m="http://schemas.openxmlformats.org/officeDocument/2006/math" xmlns:v="urn:schemas-microsoft-com:vml" xmlns:wp14="http://schemas.microsoft.com/office/word/2010/wordprocessingDrawing" xmlns:wp="http://schemas.openxmlformats.org/drawingml/2006/wordprocessingDrawing" xmlns:w10="urn:schemas-microsoft-com:office:word" xmlns:w="http://schemas.openxmlformats.org/wordprocessingml/2006/main" xmlns:w14="http://schemas.microsoft.com/office/word/2010/wordml" xmlns:w15="http://schemas.microsoft.com/office/word/2012/wordml" xmlns:w16cei="http://schemas.microsoft.com/office/word/2026/wordml/cei" xmlns:w16cex="http://schemas.microsoft.com/office/word/2018/wordml/cex" xmlns:w16cid="http://schemas.microsoft.com/office/word/2016/wordml/cid" xmlns:w16="http://schemas.microsoft.com/office/word/2018/wordml" xmlns:w16du="http://schemas.microsoft.com/office/word/2023/wordml/word16du" xmlns:w16sdtdh="http://schemas.microsoft.com/office/word/2020/wordml/sdtdatahash" xmlns:w16sdtfl="http://schemas.microsoft.com/office/word/2024/wordml/sdtformatlock" xmlns:w16se="http://schemas.microsoft.com/office/word/2015/wordml/symex" xmlns:wpg="http://schemas.microsoft.com/office/word/2010/wordprocessingGroup" xmlns:wpi="http://schemas.microsoft.com/office/word/2010/wordprocessingInk" xmlns:wne="http://schemas.microsoft.com/office/word/2006/wordml" xmlns:wps="http://schemas.microsoft.com/office/word/2010/wordprocessingShape" mc:Ignorable="w14 w15 w16se w16cid w16 w16cex w16sdtdh w16sdtfl w16du wp14">
   <w:tbl>
     <w:tblPr>
       <w:tblW w:w="0" w:type="auto"/>
@@ -16435,7 +17471,7 @@
 </file>
 
 <file path=word/numbering.xml><?xml version="1.0" encoding="utf-8"?>
-<w:numbering xmlns:wpc="http://schemas.microsoft.com/office/word/2010/wordprocessingCanvas" xmlns:cx="http://schemas.microsoft.com/office/drawing/2014/chartex" xmlns:cx1="http://schemas.microsoft.com/office/drawing/2015/9/8/chartex" xmlns:cx2="http://schemas.microsoft.com/office/drawing/2015/10/21/chartex" xmlns:cx3="http://schemas.microsoft.com/office/drawing/2016/5/9/chartex" xmlns:cx4="http://schemas.microsoft.com/office/drawing/2016/5/10/chartex" xmlns:cx5="http://schemas.microsoft.com/office/drawing/2016/5/11/chartex" xmlns:cx6="http://schemas.microsoft.com/office/drawing/2016/5/12/chartex" xmlns:cx7="http://schemas.microsoft.com/office/drawing/2016/5/13/chartex" xmlns:cx8="http://schemas.microsoft.com/office/drawing/2016/5/14/chartex" xmlns:mc="http://schemas.openxmlformats.org/markup-compatibility/2006" xmlns:aink="http://schemas.microsoft.com/office/drawing/2016/ink" xmlns:am3d="http://schemas.microsoft.com/office/drawing/2017/model3d" xmlns:o="urn:schemas-microsoft-com:office:office" xmlns:r="http://schemas.openxmlformats.org/officeDocument/2006/relationships" xmlns:m="http://schemas.openxmlformats.org/officeDocument/2006/math" xmlns:v="urn:schemas-microsoft-com:vml" xmlns:wp14="http://schemas.microsoft.com/office/word/2010/wordprocessingDrawing" xmlns:wp="http://schemas.openxmlformats.org/drawingml/2006/wordprocessingDrawing" xmlns:w10="urn:schemas-microsoft-com:office:word" xmlns:w="http://schemas.openxmlformats.org/wordprocessingml/2006/main" xmlns:w14="http://schemas.microsoft.com/office/word/2010/wordml" xmlns:w15="http://schemas.microsoft.com/office/word/2012/wordml" xmlns:w16cex="http://schemas.microsoft.com/office/word/2018/wordml/cex" xmlns:w16cid="http://schemas.microsoft.com/office/word/2016/wordml/cid" xmlns:w16="http://schemas.microsoft.com/office/word/2018/wordml" xmlns:w16sdtdh="http://schemas.microsoft.com/office/word/2020/wordml/sdtdatahash" xmlns:w16se="http://schemas.microsoft.com/office/word/2015/wordml/symex" xmlns:wpg="http://schemas.microsoft.com/office/word/2010/wordprocessingGroup" xmlns:wpi="http://schemas.microsoft.com/office/word/2010/wordprocessingInk" xmlns:wne="http://schemas.microsoft.com/office/word/2006/wordml" xmlns:wps="http://schemas.microsoft.com/office/word/2010/wordprocessingShape" mc:Ignorable="w14 w15 w16se w16cid w16 w16cex w16sdtdh wp14">
+<w:numbering xmlns:wpc="http://schemas.microsoft.com/office/word/2010/wordprocessingCanvas" xmlns:cx="http://schemas.microsoft.com/office/drawing/2014/chartex" xmlns:cx1="http://schemas.microsoft.com/office/drawing/2015/9/8/chartex" xmlns:cx2="http://schemas.microsoft.com/office/drawing/2015/10/21/chartex" xmlns:cx3="http://schemas.microsoft.com/office/drawing/2016/5/9/chartex" xmlns:cx4="http://schemas.microsoft.com/office/drawing/2016/5/10/chartex" xmlns:cx5="http://schemas.microsoft.com/office/drawing/2016/5/11/chartex" xmlns:cx6="http://schemas.microsoft.com/office/drawing/2016/5/12/chartex" xmlns:cx7="http://schemas.microsoft.com/office/drawing/2016/5/13/chartex" xmlns:cx8="http://schemas.microsoft.com/office/drawing/2016/5/14/chartex" xmlns:mc="http://schemas.openxmlformats.org/markup-compatibility/2006" xmlns:aink="http://schemas.microsoft.com/office/drawing/2016/ink" xmlns:am3d="http://schemas.microsoft.com/office/drawing/2017/model3d" xmlns:o="urn:schemas-microsoft-com:office:office" xmlns:oel="http://schemas.microsoft.com/office/2019/extlst" xmlns:r="http://schemas.openxmlformats.org/officeDocument/2006/relationships" xmlns:m="http://schemas.openxmlformats.org/officeDocument/2006/math" xmlns:v="urn:schemas-microsoft-com:vml" xmlns:wp14="http://schemas.microsoft.com/office/word/2010/wordprocessingDrawing" xmlns:wp="http://schemas.openxmlformats.org/drawingml/2006/wordprocessingDrawing" xmlns:w10="urn:schemas-microsoft-com:office:word" xmlns:w="http://schemas.openxmlformats.org/wordprocessingml/2006/main" xmlns:w14="http://schemas.microsoft.com/office/word/2010/wordml" xmlns:w15="http://schemas.microsoft.com/office/word/2012/wordml" xmlns:w16cei="http://schemas.microsoft.com/office/word/2026/wordml/cei" xmlns:w16cex="http://schemas.microsoft.com/office/word/2018/wordml/cex" xmlns:w16cid="http://schemas.microsoft.com/office/word/2016/wordml/cid" xmlns:w16="http://schemas.microsoft.com/office/word/2018/wordml" xmlns:w16du="http://schemas.microsoft.com/office/word/2023/wordml/word16du" xmlns:w16sdtdh="http://schemas.microsoft.com/office/word/2020/wordml/sdtdatahash" xmlns:w16sdtfl="http://schemas.microsoft.com/office/word/2024/wordml/sdtformatlock" xmlns:w16se="http://schemas.microsoft.com/office/word/2015/wordml/symex" xmlns:wpg="http://schemas.microsoft.com/office/word/2010/wordprocessingGroup" xmlns:wpi="http://schemas.microsoft.com/office/word/2010/wordprocessingInk" xmlns:wne="http://schemas.microsoft.com/office/word/2006/wordml" xmlns:wps="http://schemas.microsoft.com/office/word/2010/wordprocessingShape" mc:Ignorable="w14 w15 w16se w16cid w16 w16cex w16sdtdh w16sdtfl w16du wp14">
   <w:abstractNum w:abstractNumId="0" w15:restartNumberingAfterBreak="0">
     <w:nsid w:val="00000001"/>
     <w:multiLevelType w:val="hybridMultilevel"/>
@@ -21621,148 +22657,148 @@
       </w:rPr>
     </w:lvl>
   </w:abstractNum>
-  <w:num w:numId="1">
+  <w:num w:numId="1" w16cid:durableId="1609894707">
     <w:abstractNumId w:val="0"/>
   </w:num>
-  <w:num w:numId="2">
+  <w:num w:numId="2" w16cid:durableId="327291802">
     <w:abstractNumId w:val="45"/>
   </w:num>
-  <w:num w:numId="3">
+  <w:num w:numId="3" w16cid:durableId="1986855537">
     <w:abstractNumId w:val="14"/>
   </w:num>
-  <w:num w:numId="4">
+  <w:num w:numId="4" w16cid:durableId="721755478">
     <w:abstractNumId w:val="6"/>
   </w:num>
-  <w:num w:numId="5">
+  <w:num w:numId="5" w16cid:durableId="1087505500">
     <w:abstractNumId w:val="17"/>
   </w:num>
-  <w:num w:numId="6">
+  <w:num w:numId="6" w16cid:durableId="1083641996">
     <w:abstractNumId w:val="26"/>
   </w:num>
-  <w:num w:numId="7">
+  <w:num w:numId="7" w16cid:durableId="1333413984">
     <w:abstractNumId w:val="15"/>
   </w:num>
-  <w:num w:numId="8">
+  <w:num w:numId="8" w16cid:durableId="1695887650">
     <w:abstractNumId w:val="12"/>
   </w:num>
-  <w:num w:numId="9">
+  <w:num w:numId="9" w16cid:durableId="1718315192">
     <w:abstractNumId w:val="9"/>
   </w:num>
-  <w:num w:numId="10">
+  <w:num w:numId="10" w16cid:durableId="326251746">
     <w:abstractNumId w:val="46"/>
   </w:num>
-  <w:num w:numId="11">
+  <w:num w:numId="11" w16cid:durableId="135613855">
     <w:abstractNumId w:val="29"/>
   </w:num>
-  <w:num w:numId="12">
+  <w:num w:numId="12" w16cid:durableId="1247154112">
     <w:abstractNumId w:val="13"/>
   </w:num>
-  <w:num w:numId="13">
+  <w:num w:numId="13" w16cid:durableId="1595086724">
     <w:abstractNumId w:val="11"/>
   </w:num>
-  <w:num w:numId="14">
+  <w:num w:numId="14" w16cid:durableId="2077241883">
     <w:abstractNumId w:val="23"/>
   </w:num>
-  <w:num w:numId="15">
+  <w:num w:numId="15" w16cid:durableId="95905575">
     <w:abstractNumId w:val="10"/>
   </w:num>
-  <w:num w:numId="16">
+  <w:num w:numId="16" w16cid:durableId="829559550">
     <w:abstractNumId w:val="38"/>
   </w:num>
-  <w:num w:numId="17">
+  <w:num w:numId="17" w16cid:durableId="1133594908">
     <w:abstractNumId w:val="43"/>
   </w:num>
-  <w:num w:numId="18">
+  <w:num w:numId="18" w16cid:durableId="1893690355">
     <w:abstractNumId w:val="28"/>
   </w:num>
-  <w:num w:numId="19">
+  <w:num w:numId="19" w16cid:durableId="638654005">
     <w:abstractNumId w:val="33"/>
   </w:num>
-  <w:num w:numId="20">
+  <w:num w:numId="20" w16cid:durableId="1932817066">
     <w:abstractNumId w:val="44"/>
   </w:num>
-  <w:num w:numId="21">
+  <w:num w:numId="21" w16cid:durableId="510484920">
     <w:abstractNumId w:val="31"/>
   </w:num>
-  <w:num w:numId="22">
+  <w:num w:numId="22" w16cid:durableId="1471827670">
     <w:abstractNumId w:val="32"/>
   </w:num>
-  <w:num w:numId="23">
+  <w:num w:numId="23" w16cid:durableId="1809349233">
     <w:abstractNumId w:val="34"/>
   </w:num>
-  <w:num w:numId="24">
+  <w:num w:numId="24" w16cid:durableId="498930362">
     <w:abstractNumId w:val="24"/>
   </w:num>
-  <w:num w:numId="25">
+  <w:num w:numId="25" w16cid:durableId="445391259">
     <w:abstractNumId w:val="19"/>
   </w:num>
-  <w:num w:numId="26">
+  <w:num w:numId="26" w16cid:durableId="69161941">
     <w:abstractNumId w:val="7"/>
   </w:num>
-  <w:num w:numId="27">
+  <w:num w:numId="27" w16cid:durableId="1688561462">
     <w:abstractNumId w:val="39"/>
   </w:num>
-  <w:num w:numId="28">
+  <w:num w:numId="28" w16cid:durableId="402989505">
     <w:abstractNumId w:val="37"/>
   </w:num>
-  <w:num w:numId="29">
+  <w:num w:numId="29" w16cid:durableId="2902941">
     <w:abstractNumId w:val="30"/>
   </w:num>
-  <w:num w:numId="30">
+  <w:num w:numId="30" w16cid:durableId="1320235682">
     <w:abstractNumId w:val="1"/>
   </w:num>
-  <w:num w:numId="31">
+  <w:num w:numId="31" w16cid:durableId="1792821168">
     <w:abstractNumId w:val="40"/>
   </w:num>
-  <w:num w:numId="32">
+  <w:num w:numId="32" w16cid:durableId="989556618">
     <w:abstractNumId w:val="35"/>
   </w:num>
-  <w:num w:numId="33">
+  <w:num w:numId="33" w16cid:durableId="1141117205">
     <w:abstractNumId w:val="42"/>
   </w:num>
-  <w:num w:numId="34">
+  <w:num w:numId="34" w16cid:durableId="1528518802">
     <w:abstractNumId w:val="47"/>
   </w:num>
-  <w:num w:numId="35">
+  <w:num w:numId="35" w16cid:durableId="1891065159">
     <w:abstractNumId w:val="27"/>
   </w:num>
-  <w:num w:numId="36">
+  <w:num w:numId="36" w16cid:durableId="1416784095">
     <w:abstractNumId w:val="41"/>
   </w:num>
-  <w:num w:numId="37">
+  <w:num w:numId="37" w16cid:durableId="705184249">
     <w:abstractNumId w:val="8"/>
   </w:num>
-  <w:num w:numId="38">
+  <w:num w:numId="38" w16cid:durableId="1036738033">
     <w:abstractNumId w:val="22"/>
   </w:num>
-  <w:num w:numId="39">
+  <w:num w:numId="39" w16cid:durableId="1078214047">
     <w:abstractNumId w:val="18"/>
   </w:num>
-  <w:num w:numId="40">
+  <w:num w:numId="40" w16cid:durableId="1642685754">
     <w:abstractNumId w:val="5"/>
   </w:num>
-  <w:num w:numId="41">
+  <w:num w:numId="41" w16cid:durableId="880676060">
     <w:abstractNumId w:val="36"/>
   </w:num>
-  <w:num w:numId="42">
+  <w:num w:numId="42" w16cid:durableId="1134715650">
     <w:abstractNumId w:val="20"/>
   </w:num>
-  <w:num w:numId="43">
+  <w:num w:numId="43" w16cid:durableId="702218858">
     <w:abstractNumId w:val="4"/>
   </w:num>
-  <w:num w:numId="44">
+  <w:num w:numId="44" w16cid:durableId="34934288">
     <w:abstractNumId w:val="21"/>
   </w:num>
-  <w:num w:numId="45">
+  <w:num w:numId="45" w16cid:durableId="1713848156">
     <w:abstractNumId w:val="2"/>
   </w:num>
-  <w:num w:numId="46">
+  <w:num w:numId="46" w16cid:durableId="1730768024">
     <w:abstractNumId w:val="25"/>
   </w:num>
-  <w:num w:numId="47">
+  <w:num w:numId="47" w16cid:durableId="335770385">
     <w:abstractNumId w:val="16"/>
   </w:num>
-  <w:num w:numId="48">
+  <w:num w:numId="48" w16cid:durableId="1027365895">
     <w:abstractNumId w:val="3"/>
   </w:num>
   <w:numIdMacAtCleanup w:val="12"/>
@@ -21770,7 +22806,7 @@
 </file>
 
 <file path=word/styles.xml><?xml version="1.0" encoding="utf-8"?>
-<w:styles xmlns:mc="http://schemas.openxmlformats.org/markup-compatibility/2006" xmlns:r="http://schemas.openxmlformats.org/officeDocument/2006/relationships" xmlns:w="http://schemas.openxmlformats.org/wordprocessingml/2006/main" xmlns:w14="http://schemas.microsoft.com/office/word/2010/wordml" xmlns:w15="http://schemas.microsoft.com/office/word/2012/wordml" xmlns:w16cex="http://schemas.microsoft.com/office/word/2018/wordml/cex" xmlns:w16cid="http://schemas.microsoft.com/office/word/2016/wordml/cid" xmlns:w16="http://schemas.microsoft.com/office/word/2018/wordml" xmlns:w16sdtdh="http://schemas.microsoft.com/office/word/2020/wordml/sdtdatahash" xmlns:w16se="http://schemas.microsoft.com/office/word/2015/wordml/symex" mc:Ignorable="w14 w15 w16se w16cid w16 w16cex w16sdtdh">
+<w:styles xmlns:mc="http://schemas.openxmlformats.org/markup-compatibility/2006" xmlns:r="http://schemas.openxmlformats.org/officeDocument/2006/relationships" xmlns:w="http://schemas.openxmlformats.org/wordprocessingml/2006/main" xmlns:w14="http://schemas.microsoft.com/office/word/2010/wordml" xmlns:w15="http://schemas.microsoft.com/office/word/2012/wordml" xmlns:w16cex="http://schemas.microsoft.com/office/word/2018/wordml/cex" xmlns:w16cid="http://schemas.microsoft.com/office/word/2016/wordml/cid" xmlns:w16="http://schemas.microsoft.com/office/word/2018/wordml" xmlns:w16du="http://schemas.microsoft.com/office/word/2023/wordml/word16du" xmlns:w16sdtdh="http://schemas.microsoft.com/office/word/2020/wordml/sdtdatahash" xmlns:w16sdtfl="http://schemas.microsoft.com/office/word/2024/wordml/sdtformatlock" xmlns:w16se="http://schemas.microsoft.com/office/word/2015/wordml/symex" mc:Ignorable="w14 w15 w16se w16cid w16 w16cex w16sdtdh w16sdtfl w16du">
   <w:docDefaults>
     <w:rPrDefault>
       <w:rPr>
@@ -22363,7 +23399,6 @@
   <w:style w:type="character" w:default="1" w:styleId="Fuentedeprrafopredeter">
     <w:name w:val="Default Paragraph Font"/>
     <w:uiPriority w:val="1"/>
-    <w:semiHidden/>
     <w:unhideWhenUsed/>
   </w:style>
   <w:style w:type="table" w:default="1" w:styleId="Tablanormal">
@@ -22745,7 +23780,7 @@
       <w:spacing w:before="100" w:beforeAutospacing="1" w:after="100" w:afterAutospacing="1"/>
     </w:pPr>
   </w:style>
-  <w:style w:type="character" w:styleId="Textoennegrita">
+  <w:style w:type="character" w:styleId="Fuerte">
     <w:name w:val="Strong"/>
     <w:basedOn w:val="Fuentedeprrafopredeter"/>
     <w:uiPriority w:val="22"/>

--- a/Mio/Memoria_Damian.docx
+++ b/Mio/Memoria_Damian.docx
@@ -1,6 +1,6 @@
 
 <file path=word/document.xml><?xml version="1.0" encoding="utf-8"?>
-<w:document xmlns:wpc="http://schemas.microsoft.com/office/word/2010/wordprocessingCanvas" xmlns:cx="http://schemas.microsoft.com/office/drawing/2014/chartex" xmlns:cx1="http://schemas.microsoft.com/office/drawing/2015/9/8/chartex" xmlns:cx2="http://schemas.microsoft.com/office/drawing/2015/10/21/chartex" xmlns:cx3="http://schemas.microsoft.com/office/drawing/2016/5/9/chartex" xmlns:cx4="http://schemas.microsoft.com/office/drawing/2016/5/10/chartex" xmlns:cx5="http://schemas.microsoft.com/office/drawing/2016/5/11/chartex" xmlns:cx6="http://schemas.microsoft.com/office/drawing/2016/5/12/chartex" xmlns:cx7="http://schemas.microsoft.com/office/drawing/2016/5/13/chartex" xmlns:cx8="http://schemas.microsoft.com/office/drawing/2016/5/14/chartex" xmlns:mc="http://schemas.openxmlformats.org/markup-compatibility/2006" xmlns:aink="http://schemas.microsoft.com/office/drawing/2016/ink" xmlns:am3d="http://schemas.microsoft.com/office/drawing/2017/model3d" xmlns:o="urn:schemas-microsoft-com:office:office" xmlns:oel="http://schemas.microsoft.com/office/2019/extlst" xmlns:r="http://schemas.openxmlformats.org/officeDocument/2006/relationships" xmlns:m="http://schemas.openxmlformats.org/officeDocument/2006/math" xmlns:v="urn:schemas-microsoft-com:vml" xmlns:wp14="http://schemas.microsoft.com/office/word/2010/wordprocessingDrawing" xmlns:wp="http://schemas.openxmlformats.org/drawingml/2006/wordprocessingDrawing" xmlns:w10="urn:schemas-microsoft-com:office:word" xmlns:w="http://schemas.openxmlformats.org/wordprocessingml/2006/main" xmlns:w14="http://schemas.microsoft.com/office/word/2010/wordml" xmlns:w15="http://schemas.microsoft.com/office/word/2012/wordml" xmlns:w16cei="http://schemas.microsoft.com/office/word/2026/wordml/cei" xmlns:w16cex="http://schemas.microsoft.com/office/word/2018/wordml/cex" xmlns:w16cid="http://schemas.microsoft.com/office/word/2016/wordml/cid" xmlns:w16="http://schemas.microsoft.com/office/word/2018/wordml" xmlns:w16du="http://schemas.microsoft.com/office/word/2023/wordml/word16du" xmlns:w16sdtdh="http://schemas.microsoft.com/office/word/2020/wordml/sdtdatahash" xmlns:w16sdtfl="http://schemas.microsoft.com/office/word/2024/wordml/sdtformatlock" xmlns:w16se="http://schemas.microsoft.com/office/word/2015/wordml/symex" xmlns:wpg="http://schemas.microsoft.com/office/word/2010/wordprocessingGroup" xmlns:wpi="http://schemas.microsoft.com/office/word/2010/wordprocessingInk" xmlns:wne="http://schemas.microsoft.com/office/word/2006/wordml" xmlns:wps="http://schemas.microsoft.com/office/word/2010/wordprocessingShape" mc:Ignorable="w14 w15 w16se w16cid w16 w16cex w16sdtdh w16sdtfl w16du wp14">
+<w:document xmlns:wpc="http://schemas.microsoft.com/office/word/2010/wordprocessingCanvas" xmlns:cx="http://schemas.microsoft.com/office/drawing/2014/chartex" xmlns:cx1="http://schemas.microsoft.com/office/drawing/2015/9/8/chartex" xmlns:cx2="http://schemas.microsoft.com/office/drawing/2015/10/21/chartex" xmlns:cx3="http://schemas.microsoft.com/office/drawing/2016/5/9/chartex" xmlns:cx4="http://schemas.microsoft.com/office/drawing/2016/5/10/chartex" xmlns:cx5="http://schemas.microsoft.com/office/drawing/2016/5/11/chartex" xmlns:cx6="http://schemas.microsoft.com/office/drawing/2016/5/12/chartex" xmlns:cx7="http://schemas.microsoft.com/office/drawing/2016/5/13/chartex" xmlns:cx8="http://schemas.microsoft.com/office/drawing/2016/5/14/chartex" xmlns:mc="http://schemas.openxmlformats.org/markup-compatibility/2006" xmlns:aink="http://schemas.microsoft.com/office/drawing/2016/ink" xmlns:am3d="http://schemas.microsoft.com/office/drawing/2017/model3d" xmlns:o="urn:schemas-microsoft-com:office:office" xmlns:oel="http://schemas.microsoft.com/office/2019/extlst" xmlns:r="http://schemas.openxmlformats.org/officeDocument/2006/relationships" xmlns:m="http://schemas.openxmlformats.org/officeDocument/2006/math" xmlns:v="urn:schemas-microsoft-com:vml" xmlns:wp14="http://schemas.microsoft.com/office/word/2010/wordprocessingDrawing" xmlns:wp="http://schemas.openxmlformats.org/drawingml/2006/wordprocessingDrawing" xmlns:w10="urn:schemas-microsoft-com:office:word" xmlns:w="http://schemas.openxmlformats.org/wordprocessingml/2006/main" xmlns:w14="http://schemas.microsoft.com/office/word/2010/wordml" xmlns:w15="http://schemas.microsoft.com/office/word/2012/wordml" xmlns:w16cex="http://schemas.microsoft.com/office/word/2018/wordml/cex" xmlns:w16cid="http://schemas.microsoft.com/office/word/2016/wordml/cid" xmlns:w16="http://schemas.microsoft.com/office/word/2018/wordml" xmlns:w16du="http://schemas.microsoft.com/office/word/2023/wordml/word16du" xmlns:w16sdtdh="http://schemas.microsoft.com/office/word/2020/wordml/sdtdatahash" xmlns:w16sdtfl="http://schemas.microsoft.com/office/word/2024/wordml/sdtformatlock" xmlns:w16se="http://schemas.microsoft.com/office/word/2015/wordml/symex" xmlns:wpg="http://schemas.microsoft.com/office/word/2010/wordprocessingGroup" xmlns:wpi="http://schemas.microsoft.com/office/word/2010/wordprocessingInk" xmlns:wne="http://schemas.microsoft.com/office/word/2006/wordml" xmlns:wps="http://schemas.microsoft.com/office/word/2010/wordprocessingShape" mc:Ignorable="w14 w15 w16se w16cid w16 w16cex w16sdtdh w16sdtfl w16du wp14">
   <w:body>
     <w:p>
       <w:pPr>
@@ -238,17 +238,8 @@
           <w:rFonts w:ascii="Arial" w:eastAsia="Calibri" w:hAnsi="Arial" w:cs="Arial"/>
           <w:bCs/>
         </w:rPr>
-        <w:t xml:space="preserve"> </w:t>
-      </w:r>
-      <w:proofErr w:type="spellStart"/>
-      <w:r>
-        <w:rPr>
-          <w:rFonts w:ascii="Arial" w:eastAsia="Calibri" w:hAnsi="Arial" w:cs="Arial"/>
-          <w:bCs/>
-        </w:rPr>
-        <w:t>xxxxxxx</w:t>
-      </w:r>
-      <w:proofErr w:type="spellEnd"/>
+        <w:t xml:space="preserve"> xxxxxxx</w:t>
+      </w:r>
     </w:p>
     <w:p>
       <w:pPr>
@@ -489,21 +480,18 @@
         </w:rPr>
         <w:t xml:space="preserve">Talca, </w:t>
       </w:r>
-      <w:proofErr w:type="gramStart"/>
       <w:r>
         <w:rPr>
           <w:rFonts w:ascii="Arial" w:eastAsia="Verdana" w:hAnsi="Arial" w:cs="Arial"/>
         </w:rPr>
         <w:t>Diciembre</w:t>
       </w:r>
-      <w:proofErr w:type="gramEnd"/>
       <w:r>
         <w:rPr>
           <w:rFonts w:ascii="Arial" w:eastAsia="Verdana" w:hAnsi="Arial" w:cs="Arial"/>
         </w:rPr>
         <w:t xml:space="preserve"> </w:t>
       </w:r>
-      <w:proofErr w:type="gramStart"/>
       <w:r>
         <w:rPr>
           <w:rFonts w:ascii="Arial" w:eastAsia="Verdana" w:hAnsi="Arial" w:cs="Arial"/>
@@ -520,9 +508,8 @@
         <w:rPr>
           <w:rFonts w:ascii="Arial" w:eastAsia="Verdana" w:hAnsi="Arial" w:cs="Arial"/>
         </w:rPr>
-        <w:t>5</w:t>
-      </w:r>
-      <w:proofErr w:type="gramEnd"/>
+        <w:t>6</w:t>
+      </w:r>
     </w:p>
     <w:p>
       <w:pPr>
@@ -934,7 +921,6 @@
         </w:rPr>
         <w:t xml:space="preserve">antes de </w:t>
       </w:r>
-      <w:proofErr w:type="gramStart"/>
       <w:r>
         <w:rPr>
           <w:rFonts w:ascii="Arial" w:hAnsi="Arial" w:cs="Arial"/>
@@ -953,18 +939,7 @@
           <w:highlight w:val="yellow"/>
           <w:lang w:val="es-ES"/>
         </w:rPr>
-        <w:t>enzar</w:t>
-      </w:r>
-      <w:proofErr w:type="gramEnd"/>
-      <w:r>
-        <w:rPr>
-          <w:rFonts w:ascii="Arial" w:hAnsi="Arial" w:cs="Arial"/>
-          <w:color w:val="000000"/>
-          <w:szCs w:val="36"/>
-          <w:highlight w:val="yellow"/>
-          <w:lang w:val="es-ES"/>
-        </w:rPr>
-        <w:t xml:space="preserve"> </w:t>
+        <w:t xml:space="preserve">enzar </w:t>
       </w:r>
       <w:r>
         <w:rPr>
@@ -4667,21 +4642,7 @@
         <w:rPr>
           <w:highlight w:val="yellow"/>
         </w:rPr>
-        <w:t xml:space="preserve">Importante: Después de cada figura debe venir un texto </w:t>
-      </w:r>
-      <w:proofErr w:type="spellStart"/>
-      <w:r>
-        <w:rPr>
-          <w:highlight w:val="yellow"/>
-        </w:rPr>
-        <w:t>explicatorio</w:t>
-      </w:r>
-      <w:proofErr w:type="spellEnd"/>
-      <w:r>
-        <w:rPr>
-          <w:highlight w:val="yellow"/>
-        </w:rPr>
-        <w:t xml:space="preserve"> de la figura en cuestión. Algunos ejemplos:</w:t>
+        <w:t>Importante: Después de cada figura debe venir un texto explicatorio de la figura en cuestión. Algunos ejemplos:</w:t>
       </w:r>
     </w:p>
     <w:p>
@@ -4929,21 +4890,7 @@
         <w:rPr>
           <w:highlight w:val="yellow"/>
         </w:rPr>
-        <w:t xml:space="preserve">Ejemplo de numeración de </w:t>
-      </w:r>
-      <w:proofErr w:type="gramStart"/>
-      <w:r>
-        <w:rPr>
-          <w:highlight w:val="yellow"/>
-        </w:rPr>
-        <w:t>tabla  por</w:t>
-      </w:r>
-      <w:proofErr w:type="gramEnd"/>
-      <w:r>
-        <w:rPr>
-          <w:highlight w:val="yellow"/>
-        </w:rPr>
-        <w:t xml:space="preserve"> cada capítulo:</w:t>
+        <w:t>Ejemplo de numeración de tabla  por cada capítulo:</w:t>
       </w:r>
     </w:p>
     <w:p>
@@ -5201,21 +5148,7 @@
         <w:rPr>
           <w:highlight w:val="yellow"/>
         </w:rPr>
-        <w:t xml:space="preserve">La siguiente </w:t>
-      </w:r>
-      <w:proofErr w:type="gramStart"/>
-      <w:r>
-        <w:rPr>
-          <w:highlight w:val="yellow"/>
-        </w:rPr>
-        <w:t>tabla  ilustra</w:t>
-      </w:r>
-      <w:proofErr w:type="gramEnd"/>
-      <w:r>
-        <w:rPr>
-          <w:highlight w:val="yellow"/>
-        </w:rPr>
-        <w:t>….</w:t>
+        <w:t>La siguiente tabla  ilustra….</w:t>
       </w:r>
     </w:p>
     <w:p>
@@ -5267,21 +5200,7 @@
         <w:rPr>
           <w:highlight w:val="yellow"/>
         </w:rPr>
-        <w:t xml:space="preserve">Importante: Después de cada tabla debe venir un texto </w:t>
-      </w:r>
-      <w:proofErr w:type="spellStart"/>
-      <w:r>
-        <w:rPr>
-          <w:highlight w:val="yellow"/>
-        </w:rPr>
-        <w:t>explicatorio</w:t>
-      </w:r>
-      <w:proofErr w:type="spellEnd"/>
-      <w:r>
-        <w:rPr>
-          <w:highlight w:val="yellow"/>
-        </w:rPr>
-        <w:t xml:space="preserve"> de la tabla en cuestión. Algunos ejemplos:</w:t>
+        <w:t>Importante: Después de cada tabla debe venir un texto explicatorio de la tabla en cuestión. Algunos ejemplos:</w:t>
       </w:r>
     </w:p>
     <w:p>
@@ -5932,586 +5851,188 @@
         <w:ind w:firstLine="708"/>
         <w:rPr>
           <w:rFonts w:ascii="Arial" w:hAnsi="Arial" w:cs="Arial"/>
-        </w:rPr>
-      </w:pPr>
-    </w:p>
-    <w:p>
-      <w:pPr>
+          <w:lang w:val="es-CL"/>
+        </w:rPr>
+      </w:pPr>
+      <w:r>
+        <w:rPr>
+          <w:rFonts w:ascii="Arial" w:hAnsi="Arial" w:cs="Arial"/>
+          <w:lang w:val="es-CL"/>
+        </w:rPr>
+        <w:t>La Vinculación con el Medio (VcM) constituye una función relevante dentro de las instituciones de educación superior, debido a la relación que establece entre la universidad y su entorno social, cultural y productivo. En este contexto, las instituciones requieren mecanismos que permitan gestionar de manera organizada las iniciativas desarrolladas con actores externos y mantener información que permita realizar seguimiento y generar evidencias de sus actividades.</w:t>
+      </w:r>
+    </w:p>
+    <w:p>
+      <w:pPr>
+        <w:autoSpaceDE w:val="0"/>
+        <w:autoSpaceDN w:val="0"/>
+        <w:adjustRightInd w:val="0"/>
+        <w:spacing w:line="276" w:lineRule="auto"/>
         <w:ind w:firstLine="708"/>
         <w:rPr>
           <w:rFonts w:ascii="Arial" w:hAnsi="Arial" w:cs="Arial"/>
-          <w:highlight w:val="yellow"/>
-        </w:rPr>
-      </w:pPr>
-      <w:r>
-        <w:rPr>
-          <w:rFonts w:ascii="Arial" w:hAnsi="Arial" w:cs="Arial"/>
-          <w:highlight w:val="yellow"/>
-        </w:rPr>
-        <w:t xml:space="preserve">En esta sección </w:t>
-      </w:r>
-      <w:r>
-        <w:rPr>
-          <w:rFonts w:ascii="Arial" w:hAnsi="Arial" w:cs="Arial"/>
-          <w:highlight w:val="yellow"/>
-        </w:rPr>
-        <w:t xml:space="preserve">debe presentar la </w:t>
-      </w:r>
-      <w:r>
-        <w:rPr>
-          <w:rFonts w:ascii="Arial" w:hAnsi="Arial" w:cs="Arial"/>
-          <w:highlight w:val="yellow"/>
-        </w:rPr>
-        <w:t xml:space="preserve">introducción </w:t>
-      </w:r>
-      <w:r>
-        <w:rPr>
-          <w:rFonts w:ascii="Arial" w:hAnsi="Arial" w:cs="Arial"/>
-          <w:highlight w:val="yellow"/>
-        </w:rPr>
-        <w:t>de su proyecto de título</w:t>
-      </w:r>
-      <w:r>
-        <w:rPr>
-          <w:rFonts w:ascii="Arial" w:hAnsi="Arial" w:cs="Arial"/>
-          <w:highlight w:val="yellow"/>
-        </w:rPr>
-        <w:t>. Borre el texto que no sea suyo y comience a escribir en ese punto.</w:t>
-      </w:r>
-    </w:p>
-    <w:p>
-      <w:pPr>
+          <w:lang w:val="es-CL"/>
+        </w:rPr>
+      </w:pPr>
+    </w:p>
+    <w:p>
+      <w:pPr>
+        <w:autoSpaceDE w:val="0"/>
+        <w:autoSpaceDN w:val="0"/>
+        <w:adjustRightInd w:val="0"/>
+        <w:spacing w:line="276" w:lineRule="auto"/>
         <w:ind w:firstLine="708"/>
         <w:rPr>
           <w:rFonts w:ascii="Arial" w:hAnsi="Arial" w:cs="Arial"/>
-          <w:highlight w:val="yellow"/>
-        </w:rPr>
-      </w:pPr>
-    </w:p>
-    <w:p>
-      <w:pPr>
+          <w:lang w:val="es-CL"/>
+        </w:rPr>
+      </w:pPr>
+      <w:r>
+        <w:rPr>
+          <w:rFonts w:ascii="Arial" w:hAnsi="Arial" w:cs="Arial"/>
+          <w:lang w:val="es-CL"/>
+        </w:rPr>
+        <w:t>En la Facultad de Ciencias de la Ingeniería de la Universidad Católica del Maule se desarrolló previamente un sistema web destinado a gestionar el proceso de Vinculación con el Medio. El sistema fue concebido para centralizar la recepción, evaluación y seguimiento de solicitudes provenientes de la comunidad, reemplazando una gestión basada principalmente en correos electrónicos, reuniones y conversaciones que no permitían mantener una trazabilidad completa del proceso.</w:t>
+      </w:r>
+    </w:p>
+    <w:p>
+      <w:pPr>
+        <w:autoSpaceDE w:val="0"/>
+        <w:autoSpaceDN w:val="0"/>
+        <w:adjustRightInd w:val="0"/>
+        <w:spacing w:line="276" w:lineRule="auto"/>
         <w:ind w:firstLine="708"/>
         <w:rPr>
           <w:rFonts w:ascii="Arial" w:hAnsi="Arial" w:cs="Arial"/>
-          <w:highlight w:val="yellow"/>
-        </w:rPr>
-      </w:pPr>
-      <w:r>
-        <w:rPr>
-          <w:rFonts w:ascii="Arial" w:hAnsi="Arial" w:cs="Arial"/>
-          <w:highlight w:val="yellow"/>
-        </w:rPr>
-        <w:t>Se</w:t>
-      </w:r>
-      <w:r>
-        <w:rPr>
-          <w:rFonts w:ascii="Arial" w:hAnsi="Arial" w:cs="Arial"/>
-          <w:highlight w:val="yellow"/>
-        </w:rPr>
-        <w:t>a</w:t>
-      </w:r>
-      <w:r>
-        <w:rPr>
-          <w:rFonts w:ascii="Arial" w:hAnsi="Arial" w:cs="Arial"/>
-          <w:highlight w:val="yellow"/>
-        </w:rPr>
-        <w:t xml:space="preserve"> consiste</w:t>
-      </w:r>
-      <w:r>
-        <w:rPr>
-          <w:rFonts w:ascii="Arial" w:hAnsi="Arial" w:cs="Arial"/>
-          <w:highlight w:val="yellow"/>
-        </w:rPr>
-        <w:t xml:space="preserve"> con la redacción de su texto, es decir, si </w:t>
-      </w:r>
-      <w:r>
-        <w:rPr>
-          <w:rFonts w:ascii="Arial" w:hAnsi="Arial" w:cs="Arial"/>
-          <w:highlight w:val="yellow"/>
-        </w:rPr>
-        <w:t xml:space="preserve">aplica viñeta de </w:t>
-      </w:r>
-      <w:r>
-        <w:rPr>
-          <w:rFonts w:ascii="Arial" w:hAnsi="Arial" w:cs="Arial"/>
-          <w:highlight w:val="yellow"/>
-        </w:rPr>
-        <w:t>símbolo</w:t>
-      </w:r>
-      <w:r>
-        <w:rPr>
-          <w:rFonts w:ascii="Arial" w:hAnsi="Arial" w:cs="Arial"/>
-          <w:highlight w:val="yellow"/>
-        </w:rPr>
-        <w:t xml:space="preserve">, entonces siempre aplique este tipo de viñeta de la </w:t>
-      </w:r>
-      <w:proofErr w:type="gramStart"/>
-      <w:r>
-        <w:rPr>
-          <w:rFonts w:ascii="Arial" w:hAnsi="Arial" w:cs="Arial"/>
-          <w:highlight w:val="yellow"/>
-        </w:rPr>
-        <w:t>misma forma</w:t>
-      </w:r>
-      <w:r>
-        <w:rPr>
-          <w:rFonts w:ascii="Arial" w:hAnsi="Arial" w:cs="Arial"/>
-          <w:highlight w:val="yellow"/>
-        </w:rPr>
-        <w:t xml:space="preserve"> y mismo orden</w:t>
-      </w:r>
-      <w:proofErr w:type="gramEnd"/>
-      <w:r>
-        <w:rPr>
-          <w:rFonts w:ascii="Arial" w:hAnsi="Arial" w:cs="Arial"/>
-          <w:highlight w:val="yellow"/>
-        </w:rPr>
-        <w:t>. Por ejemplo</w:t>
-      </w:r>
-    </w:p>
-    <w:p>
-      <w:pPr>
+          <w:lang w:val="es-CL"/>
+        </w:rPr>
+      </w:pPr>
+    </w:p>
+    <w:p>
+      <w:pPr>
+        <w:autoSpaceDE w:val="0"/>
+        <w:autoSpaceDN w:val="0"/>
+        <w:adjustRightInd w:val="0"/>
+        <w:spacing w:line="276" w:lineRule="auto"/>
         <w:ind w:firstLine="708"/>
         <w:rPr>
           <w:rFonts w:ascii="Arial" w:hAnsi="Arial" w:cs="Arial"/>
-          <w:highlight w:val="yellow"/>
-        </w:rPr>
-      </w:pPr>
-      <w:r>
-        <w:rPr>
-          <w:rFonts w:ascii="Arial" w:hAnsi="Arial" w:cs="Arial"/>
-          <w:highlight w:val="yellow"/>
-        </w:rPr>
-        <w:t>Los módulos del sistema son los siguientes:</w:t>
-      </w:r>
-    </w:p>
-    <w:p>
-      <w:pPr>
-        <w:pStyle w:val="Prrafodelista"/>
-        <w:numPr>
-          <w:ilvl w:val="0"/>
-          <w:numId w:val="45"/>
-        </w:numPr>
-        <w:rPr>
-          <w:rFonts w:ascii="Arial" w:hAnsi="Arial" w:cs="Arial"/>
-          <w:highlight w:val="yellow"/>
-        </w:rPr>
-      </w:pPr>
-      <w:r>
-        <w:rPr>
-          <w:rFonts w:ascii="Arial" w:hAnsi="Arial" w:cs="Arial"/>
-          <w:highlight w:val="yellow"/>
-        </w:rPr>
-        <w:t xml:space="preserve">Administración de </w:t>
-      </w:r>
-      <w:proofErr w:type="gramStart"/>
-      <w:r>
-        <w:rPr>
-          <w:rFonts w:ascii="Arial" w:hAnsi="Arial" w:cs="Arial"/>
-          <w:highlight w:val="yellow"/>
-        </w:rPr>
-        <w:t>usuario:…</w:t>
-      </w:r>
-      <w:proofErr w:type="gramEnd"/>
-      <w:r>
-        <w:rPr>
-          <w:rFonts w:ascii="Arial" w:hAnsi="Arial" w:cs="Arial"/>
-          <w:highlight w:val="yellow"/>
-        </w:rPr>
-        <w:t>..</w:t>
-      </w:r>
-    </w:p>
-    <w:p>
-      <w:pPr>
-        <w:pStyle w:val="Prrafodelista"/>
-        <w:numPr>
-          <w:ilvl w:val="0"/>
-          <w:numId w:val="45"/>
-        </w:numPr>
-        <w:rPr>
-          <w:rFonts w:ascii="Arial" w:hAnsi="Arial" w:cs="Arial"/>
-          <w:highlight w:val="yellow"/>
-        </w:rPr>
-      </w:pPr>
-      <w:r>
-        <w:rPr>
-          <w:rFonts w:ascii="Arial" w:hAnsi="Arial" w:cs="Arial"/>
-          <w:highlight w:val="yellow"/>
-        </w:rPr>
-        <w:t xml:space="preserve">Administración de </w:t>
-      </w:r>
-      <w:proofErr w:type="gramStart"/>
-      <w:r>
-        <w:rPr>
-          <w:rFonts w:ascii="Arial" w:hAnsi="Arial" w:cs="Arial"/>
-          <w:highlight w:val="yellow"/>
-        </w:rPr>
-        <w:t>venta:…</w:t>
-      </w:r>
-      <w:proofErr w:type="gramEnd"/>
-    </w:p>
-    <w:p>
-      <w:pPr>
-        <w:pStyle w:val="Prrafodelista"/>
-        <w:numPr>
-          <w:ilvl w:val="0"/>
-          <w:numId w:val="45"/>
-        </w:numPr>
-        <w:rPr>
-          <w:rFonts w:ascii="Arial" w:hAnsi="Arial" w:cs="Arial"/>
-          <w:highlight w:val="yellow"/>
-        </w:rPr>
-      </w:pPr>
-      <w:r>
-        <w:rPr>
-          <w:rFonts w:ascii="Arial" w:hAnsi="Arial" w:cs="Arial"/>
-          <w:highlight w:val="yellow"/>
-        </w:rPr>
-        <w:t xml:space="preserve">Administración </w:t>
-      </w:r>
-      <w:r>
-        <w:rPr>
-          <w:rFonts w:ascii="Arial" w:hAnsi="Arial" w:cs="Arial"/>
-          <w:highlight w:val="yellow"/>
-        </w:rPr>
-        <w:t xml:space="preserve">de inventario: Este módulo está </w:t>
-      </w:r>
-      <w:r>
-        <w:rPr>
-          <w:rFonts w:ascii="Arial" w:hAnsi="Arial" w:cs="Arial"/>
-          <w:highlight w:val="yellow"/>
-        </w:rPr>
-        <w:t>estructurado de la siguiente forma:</w:t>
-      </w:r>
-    </w:p>
-    <w:p>
-      <w:pPr>
-        <w:pStyle w:val="Prrafodelista"/>
-        <w:numPr>
-          <w:ilvl w:val="1"/>
-          <w:numId w:val="45"/>
-        </w:numPr>
-        <w:rPr>
-          <w:rFonts w:ascii="Arial" w:hAnsi="Arial" w:cs="Arial"/>
-          <w:highlight w:val="yellow"/>
-        </w:rPr>
-      </w:pPr>
-      <w:proofErr w:type="gramStart"/>
-      <w:r>
-        <w:rPr>
-          <w:rFonts w:ascii="Arial" w:hAnsi="Arial" w:cs="Arial"/>
-          <w:highlight w:val="yellow"/>
-        </w:rPr>
-        <w:t>Ingresos:…</w:t>
-      </w:r>
-      <w:proofErr w:type="gramEnd"/>
-      <w:r>
-        <w:rPr>
-          <w:rFonts w:ascii="Arial" w:hAnsi="Arial" w:cs="Arial"/>
-          <w:highlight w:val="yellow"/>
-        </w:rPr>
-        <w:t>.</w:t>
-      </w:r>
-    </w:p>
-    <w:p>
-      <w:pPr>
-        <w:pStyle w:val="Prrafodelista"/>
-        <w:numPr>
-          <w:ilvl w:val="1"/>
-          <w:numId w:val="45"/>
-        </w:numPr>
-        <w:rPr>
-          <w:rFonts w:ascii="Arial" w:hAnsi="Arial" w:cs="Arial"/>
-          <w:highlight w:val="yellow"/>
-        </w:rPr>
-      </w:pPr>
-      <w:proofErr w:type="gramStart"/>
-      <w:r>
-        <w:rPr>
-          <w:rFonts w:ascii="Arial" w:hAnsi="Arial" w:cs="Arial"/>
-          <w:highlight w:val="yellow"/>
-        </w:rPr>
-        <w:t>Salidas:…</w:t>
-      </w:r>
-      <w:proofErr w:type="gramEnd"/>
-      <w:r>
-        <w:rPr>
-          <w:rFonts w:ascii="Arial" w:hAnsi="Arial" w:cs="Arial"/>
-          <w:highlight w:val="yellow"/>
-        </w:rPr>
-        <w:t>…</w:t>
-      </w:r>
-    </w:p>
-    <w:p>
-      <w:pPr>
-        <w:pStyle w:val="Prrafodelista"/>
-        <w:numPr>
-          <w:ilvl w:val="1"/>
-          <w:numId w:val="45"/>
-        </w:numPr>
-        <w:rPr>
-          <w:rFonts w:ascii="Arial" w:hAnsi="Arial" w:cs="Arial"/>
-          <w:highlight w:val="yellow"/>
-        </w:rPr>
-      </w:pPr>
-      <w:r>
-        <w:rPr>
-          <w:rFonts w:ascii="Arial" w:hAnsi="Arial" w:cs="Arial"/>
-          <w:highlight w:val="yellow"/>
-        </w:rPr>
-        <w:t xml:space="preserve">Control </w:t>
-      </w:r>
-      <w:proofErr w:type="gramStart"/>
-      <w:r>
-        <w:rPr>
-          <w:rFonts w:ascii="Arial" w:hAnsi="Arial" w:cs="Arial"/>
-          <w:highlight w:val="yellow"/>
-        </w:rPr>
-        <w:t>interno:…</w:t>
-      </w:r>
-      <w:proofErr w:type="gramEnd"/>
-      <w:r>
-        <w:rPr>
-          <w:rFonts w:ascii="Arial" w:hAnsi="Arial" w:cs="Arial"/>
-          <w:highlight w:val="yellow"/>
-        </w:rPr>
-        <w:t>..</w:t>
-      </w:r>
-    </w:p>
-    <w:p>
-      <w:pPr>
-        <w:pStyle w:val="Prrafodelista"/>
-        <w:numPr>
-          <w:ilvl w:val="0"/>
-          <w:numId w:val="45"/>
-        </w:numPr>
-        <w:rPr>
-          <w:rFonts w:ascii="Arial" w:hAnsi="Arial" w:cs="Arial"/>
-          <w:highlight w:val="yellow"/>
-        </w:rPr>
-      </w:pPr>
-      <w:r>
-        <w:rPr>
-          <w:rFonts w:ascii="Arial" w:hAnsi="Arial" w:cs="Arial"/>
-          <w:highlight w:val="yellow"/>
-        </w:rPr>
-        <w:t>Administración de informes</w:t>
-      </w:r>
-      <w:r>
-        <w:rPr>
-          <w:rFonts w:ascii="Arial" w:hAnsi="Arial" w:cs="Arial"/>
-          <w:highlight w:val="yellow"/>
-        </w:rPr>
-        <w:t>: Los informe</w:t>
-      </w:r>
-      <w:r>
-        <w:rPr>
-          <w:rFonts w:ascii="Arial" w:hAnsi="Arial" w:cs="Arial"/>
-          <w:highlight w:val="yellow"/>
-        </w:rPr>
-        <w:t>s</w:t>
-      </w:r>
-      <w:r>
-        <w:rPr>
-          <w:rFonts w:ascii="Arial" w:hAnsi="Arial" w:cs="Arial"/>
-          <w:highlight w:val="yellow"/>
-        </w:rPr>
-        <w:t xml:space="preserve"> generados por el sistema son los siguientes:</w:t>
-      </w:r>
-    </w:p>
-    <w:p>
-      <w:pPr>
-        <w:pStyle w:val="Prrafodelista"/>
-        <w:numPr>
-          <w:ilvl w:val="1"/>
-          <w:numId w:val="45"/>
-        </w:numPr>
-        <w:rPr>
-          <w:rFonts w:ascii="Arial" w:hAnsi="Arial" w:cs="Arial"/>
-          <w:highlight w:val="yellow"/>
-        </w:rPr>
-      </w:pPr>
-      <w:r>
-        <w:rPr>
-          <w:rFonts w:ascii="Arial" w:hAnsi="Arial" w:cs="Arial"/>
-          <w:highlight w:val="yellow"/>
-        </w:rPr>
-        <w:t>Informe de ventas</w:t>
-      </w:r>
-    </w:p>
-    <w:p>
-      <w:pPr>
-        <w:pStyle w:val="Prrafodelista"/>
-        <w:numPr>
-          <w:ilvl w:val="1"/>
-          <w:numId w:val="45"/>
-        </w:numPr>
-        <w:rPr>
-          <w:rFonts w:ascii="Arial" w:hAnsi="Arial" w:cs="Arial"/>
-          <w:highlight w:val="yellow"/>
-        </w:rPr>
-      </w:pPr>
-      <w:r>
-        <w:rPr>
-          <w:rFonts w:ascii="Arial" w:hAnsi="Arial" w:cs="Arial"/>
-          <w:highlight w:val="yellow"/>
-        </w:rPr>
-        <w:t>Informe de compras</w:t>
-      </w:r>
-    </w:p>
-    <w:p>
-      <w:pPr>
-        <w:pStyle w:val="Prrafodelista"/>
-        <w:numPr>
-          <w:ilvl w:val="1"/>
-          <w:numId w:val="45"/>
-        </w:numPr>
-        <w:rPr>
-          <w:rFonts w:ascii="Arial" w:hAnsi="Arial" w:cs="Arial"/>
-          <w:highlight w:val="yellow"/>
-        </w:rPr>
-      </w:pPr>
-      <w:proofErr w:type="spellStart"/>
-      <w:r>
-        <w:rPr>
-          <w:rFonts w:ascii="Arial" w:hAnsi="Arial" w:cs="Arial"/>
-          <w:highlight w:val="yellow"/>
-        </w:rPr>
-        <w:t>etc</w:t>
-      </w:r>
-      <w:proofErr w:type="spellEnd"/>
-    </w:p>
-    <w:p>
-      <w:pPr>
+          <w:lang w:val="es-CL"/>
+        </w:rPr>
+      </w:pPr>
+      <w:r>
+        <w:rPr>
+          <w:rFonts w:ascii="Arial" w:hAnsi="Arial" w:cs="Arial"/>
+          <w:lang w:val="es-CL"/>
+        </w:rPr>
+        <w:t>La solución desarrollada contempla el ciclo de una iniciativa desde el ingreso de una solicitud por parte de un cliente externo hasta el cierre formal del proyecto. Para ello, incorpora diferentes perfiles de usuario, entre ellos administrador, gestor de Vinculación con el Medio, encargado por carrera, docente, decano y cliente externo. Además, dispone de mecanismos de control de acceso según roles, gestión de documentos, notificaciones y generación de reportes.</w:t>
+      </w:r>
+    </w:p>
+    <w:p>
+      <w:pPr>
+        <w:autoSpaceDE w:val="0"/>
+        <w:autoSpaceDN w:val="0"/>
+        <w:adjustRightInd w:val="0"/>
+        <w:spacing w:line="276" w:lineRule="auto"/>
         <w:ind w:firstLine="708"/>
         <w:rPr>
           <w:rFonts w:ascii="Arial" w:hAnsi="Arial" w:cs="Arial"/>
-          <w:highlight w:val="yellow"/>
-        </w:rPr>
-      </w:pPr>
-    </w:p>
-    <w:p>
-      <w:pPr>
+          <w:lang w:val="es-CL"/>
+        </w:rPr>
+      </w:pPr>
+    </w:p>
+    <w:p>
+      <w:pPr>
+        <w:autoSpaceDE w:val="0"/>
+        <w:autoSpaceDN w:val="0"/>
+        <w:adjustRightInd w:val="0"/>
+        <w:spacing w:line="276" w:lineRule="auto"/>
         <w:ind w:firstLine="708"/>
         <w:rPr>
           <w:rFonts w:ascii="Arial" w:hAnsi="Arial" w:cs="Arial"/>
-        </w:rPr>
-      </w:pPr>
-      <w:r>
-        <w:rPr>
-          <w:rFonts w:ascii="Arial" w:hAnsi="Arial" w:cs="Arial"/>
-          <w:highlight w:val="yellow"/>
-        </w:rPr>
-        <w:t>Durante la parte restante de la memoria debe ser consiste con el orden de aplicación de las viñetas.</w:t>
-      </w:r>
-    </w:p>
-    <w:p>
-      <w:pPr>
+          <w:lang w:val="es-CL"/>
+        </w:rPr>
+      </w:pPr>
+      <w:r>
+        <w:rPr>
+          <w:rFonts w:ascii="Arial" w:hAnsi="Arial" w:cs="Arial"/>
+          <w:lang w:val="es-CL"/>
+        </w:rPr>
+        <w:t>El sistema fue implementado utilizando una arquitectura cliente-servidor desacoplada en capas. El frontend fue desarrollado utilizando Angular y PrimeNG, mientras que el backend fue construido con NestJS y TypeScript. La persistencia de información se realiza mediante MySQL y Prisma, complementándose con servicios externos para la gestión de archivos y notificaciones.</w:t>
+      </w:r>
+    </w:p>
+    <w:p>
+      <w:pPr>
+        <w:autoSpaceDE w:val="0"/>
+        <w:autoSpaceDN w:val="0"/>
+        <w:adjustRightInd w:val="0"/>
+        <w:spacing w:line="276" w:lineRule="auto"/>
         <w:ind w:firstLine="708"/>
         <w:rPr>
           <w:rFonts w:ascii="Arial" w:hAnsi="Arial" w:cs="Arial"/>
-        </w:rPr>
-      </w:pPr>
-      <w:r>
-        <w:rPr>
-          <w:rFonts w:ascii="Arial" w:hAnsi="Arial" w:cs="Arial"/>
-        </w:rPr>
-        <w:t>Las instituciones de educación superior desarrollan diversos procesos orientados a asegurar la calidad de sus actividades y fortalecer su relación con el entorno. Dentro de este contexto, la disponibilidad y gestión adecuada de información adquiere especial relevancia, debido a que permite mantener registros de las actividades desarrolladas y disponer de evidencias para procesos institucionales de evaluación y acreditación.</w:t>
-      </w:r>
-    </w:p>
-    <w:p>
-      <w:pPr>
+          <w:lang w:val="es-CL"/>
+        </w:rPr>
+      </w:pPr>
+    </w:p>
+    <w:p>
+      <w:pPr>
+        <w:autoSpaceDE w:val="0"/>
+        <w:autoSpaceDN w:val="0"/>
+        <w:adjustRightInd w:val="0"/>
+        <w:spacing w:line="276" w:lineRule="auto"/>
         <w:ind w:firstLine="708"/>
         <w:rPr>
           <w:rFonts w:ascii="Arial" w:hAnsi="Arial" w:cs="Arial"/>
-        </w:rPr>
-      </w:pPr>
-    </w:p>
-    <w:p>
-      <w:pPr>
+          <w:lang w:val="es-CL"/>
+        </w:rPr>
+      </w:pPr>
+      <w:r>
+        <w:rPr>
+          <w:rFonts w:ascii="Arial" w:hAnsi="Arial" w:cs="Arial"/>
+          <w:lang w:val="es-CL"/>
+        </w:rPr>
+        <w:t>Sin embargo, el desarrollo de un sistema de software no finaliza con su implementación y puesta en producción. Una vez que una solución se encuentra operativa, pueden identificarse necesidades de corrección, adaptación, optimización y evolución de sus funcionalidades. En este contexto, el presente proyecto se plantea como un trabajo de mantenimiento de software sobre el sistema de gestión de Vinculación con el Medio desarrollado previamente.</w:t>
+      </w:r>
+    </w:p>
+    <w:p>
+      <w:pPr>
+        <w:autoSpaceDE w:val="0"/>
+        <w:autoSpaceDN w:val="0"/>
+        <w:adjustRightInd w:val="0"/>
+        <w:spacing w:line="276" w:lineRule="auto"/>
         <w:ind w:firstLine="708"/>
         <w:rPr>
           <w:rFonts w:ascii="Arial" w:hAnsi="Arial" w:cs="Arial"/>
-        </w:rPr>
-      </w:pPr>
-      <w:r>
-        <w:rPr>
-          <w:rFonts w:ascii="Arial" w:hAnsi="Arial" w:cs="Arial"/>
-        </w:rPr>
-        <w:t>En la Universidad Católica del Maule se han desarrollado soluciones informáticas destinadas a apoyar diferentes procesos asociados a la gestión institucional. Entre estos trabajos se encuentra el desarrollo de un sistema informático orientado al registro y gestión de evidencias relacionadas con las debilidades identificadas durante procesos de acreditación de las carreras. El sistema permitió automatizar el registro de evidencias que anteriormente se gestionaban mediante archivos Excel, incorporando funcionalidades para administrar usuarios, unidades y roles, gestionar evidencias, realizar procesos de aprobación y rechazo, generar estadísticas y exportar información en formato PDF.</w:t>
-      </w:r>
-    </w:p>
-    <w:p>
-      <w:pPr>
+          <w:lang w:val="es-CL"/>
+        </w:rPr>
+      </w:pPr>
+    </w:p>
+    <w:p>
+      <w:pPr>
+        <w:autoSpaceDE w:val="0"/>
+        <w:autoSpaceDN w:val="0"/>
+        <w:adjustRightInd w:val="0"/>
+        <w:spacing w:line="276" w:lineRule="auto"/>
         <w:ind w:firstLine="708"/>
         <w:rPr>
           <w:rFonts w:ascii="Arial" w:hAnsi="Arial" w:cs="Arial"/>
-        </w:rPr>
-      </w:pPr>
+          <w:lang w:val="es-CL"/>
+        </w:rPr>
+      </w:pPr>
+      <w:r>
+        <w:rPr>
+          <w:rFonts w:ascii="Arial" w:hAnsi="Arial" w:cs="Arial"/>
+          <w:lang w:val="es-CL"/>
+        </w:rPr>
+        <w:t>De esta manera, la presente memoria busca dar continuidad al trabajo realizado, interviniendo el software existente mediante actividades de análisis, modificación y validación, con el propósito de mantener y mejorar su funcionamiento de acuerdo con las necesidades identificadas durante su utilización.</w:t>
+      </w:r>
     </w:p>
     <w:p>
       <w:pPr>
         <w:ind w:firstLine="708"/>
         <w:rPr>
           <w:rFonts w:ascii="Arial" w:hAnsi="Arial" w:cs="Arial"/>
-        </w:rPr>
-      </w:pPr>
-      <w:r>
-        <w:rPr>
-          <w:rFonts w:ascii="Arial" w:hAnsi="Arial" w:cs="Arial"/>
-        </w:rPr>
-        <w:t>Posteriormente, se desarrolló un sistema web orientado a la gestión de Vinculación con el Medio de la Facultad de Ciencias de la Ingeniería. Esta solución permitió centralizar la recepción, evaluación, derivación y seguimiento de solicitudes provenientes de la comunidad, estableciendo un flujo estructurado entre los diferentes actores involucrados y generando información trazable sobre las iniciativas desarrolladas.</w:t>
-      </w:r>
-    </w:p>
-    <w:p>
-      <w:pPr>
-        <w:ind w:firstLine="708"/>
-        <w:rPr>
-          <w:rFonts w:ascii="Arial" w:hAnsi="Arial" w:cs="Arial"/>
-        </w:rPr>
-      </w:pPr>
-    </w:p>
-    <w:p>
-      <w:pPr>
-        <w:ind w:firstLine="708"/>
-        <w:rPr>
-          <w:rFonts w:ascii="Arial" w:hAnsi="Arial" w:cs="Arial"/>
-        </w:rPr>
-      </w:pPr>
-      <w:r>
-        <w:rPr>
-          <w:rFonts w:ascii="Arial" w:hAnsi="Arial" w:cs="Arial"/>
-        </w:rPr>
-        <w:t>Ambos trabajos permiten identificar una línea común relacionada con la digitalización, centralización y trazabilidad de procesos institucionales, mediante soluciones informáticas orientadas a reducir la dependencia de registros dispersos y facilitar la gestión de información.</w:t>
-      </w:r>
-    </w:p>
-    <w:p>
-      <w:pPr>
-        <w:ind w:firstLine="708"/>
-        <w:rPr>
-          <w:rFonts w:ascii="Arial" w:hAnsi="Arial" w:cs="Arial"/>
-        </w:rPr>
-      </w:pPr>
-    </w:p>
-    <w:p>
-      <w:pPr>
-        <w:ind w:firstLine="708"/>
-        <w:rPr>
-          <w:rFonts w:ascii="Arial" w:hAnsi="Arial" w:cs="Arial"/>
-        </w:rPr>
-      </w:pPr>
-      <w:r>
-        <w:rPr>
-          <w:rFonts w:ascii="Arial" w:hAnsi="Arial" w:cs="Arial"/>
-        </w:rPr>
-        <w:t>En este contexto, la presente memoria se desarrolla como una continuación y mejora de los trabajos anteriormente realizados, tomando como base las soluciones existentes y orientándose a implementar las mejoras requeridas para fortalecer su funcionamiento y utilidad dentro del contexto institucional.</w:t>
-      </w:r>
-    </w:p>
-    <w:p>
-      <w:pPr>
-        <w:ind w:firstLine="708"/>
-        <w:rPr>
-          <w:rFonts w:ascii="Arial" w:hAnsi="Arial" w:cs="Arial"/>
+          <w:lang w:val="es-CL"/>
         </w:rPr>
       </w:pPr>
     </w:p>
@@ -6541,6 +6062,7 @@
         <w:rPr>
           <w:rFonts w:ascii="Arial" w:hAnsi="Arial" w:cs="Arial"/>
         </w:rPr>
+        <w:lastRenderedPageBreak/>
         <w:t>1.1</w:t>
       </w:r>
       <w:r>
@@ -6571,282 +6093,40 @@
         <w:ind w:firstLine="708"/>
         <w:rPr>
           <w:rFonts w:ascii="Arial" w:hAnsi="Arial" w:cs="Arial"/>
-          <w:highlight w:val="yellow"/>
-        </w:rPr>
-      </w:pPr>
-      <w:r>
-        <w:rPr>
-          <w:rFonts w:ascii="Arial" w:hAnsi="Arial" w:cs="Arial"/>
-          <w:highlight w:val="yellow"/>
-        </w:rPr>
-        <w:t>En esta sección, debe introducir su problema. Para ello, contextualice el problema actual, indique las causas e impactos de este</w:t>
-      </w:r>
-      <w:r>
-        <w:rPr>
-          <w:rFonts w:ascii="Arial" w:hAnsi="Arial" w:cs="Arial"/>
-          <w:highlight w:val="yellow"/>
-        </w:rPr>
-        <w:t>, como también a quién o quiénes le afecta</w:t>
-      </w:r>
-      <w:r>
-        <w:rPr>
-          <w:rFonts w:ascii="Arial" w:hAnsi="Arial" w:cs="Arial"/>
-          <w:highlight w:val="yellow"/>
-        </w:rPr>
-        <w:t xml:space="preserve">, y redacte el problema de forma clara y concisa (en una oración), junto con el objetivo general. </w:t>
-      </w:r>
-    </w:p>
-    <w:p>
-      <w:pPr>
-        <w:rPr>
-          <w:rFonts w:ascii="Arial" w:hAnsi="Arial" w:cs="Arial"/>
-          <w:highlight w:val="yellow"/>
-        </w:rPr>
-      </w:pPr>
-    </w:p>
-    <w:p>
-      <w:pPr>
-        <w:pStyle w:val="Prrafodelista"/>
-        <w:numPr>
-          <w:ilvl w:val="0"/>
-          <w:numId w:val="15"/>
-        </w:numPr>
-        <w:ind w:left="360"/>
-        <w:rPr>
-          <w:rFonts w:ascii="Arial" w:hAnsi="Arial" w:cs="Arial"/>
-          <w:highlight w:val="yellow"/>
-        </w:rPr>
-      </w:pPr>
-      <w:r>
-        <w:rPr>
-          <w:rFonts w:ascii="Arial" w:hAnsi="Arial" w:cs="Arial"/>
-          <w:highlight w:val="yellow"/>
-        </w:rPr>
-        <w:t>Identifique la localización de la empresa</w:t>
-      </w:r>
-    </w:p>
-    <w:p>
-      <w:pPr>
-        <w:pStyle w:val="Prrafodelista"/>
-        <w:numPr>
-          <w:ilvl w:val="0"/>
-          <w:numId w:val="15"/>
-        </w:numPr>
-        <w:ind w:left="360"/>
-        <w:rPr>
-          <w:rFonts w:ascii="Arial" w:hAnsi="Arial" w:cs="Arial"/>
-          <w:highlight w:val="yellow"/>
-        </w:rPr>
-      </w:pPr>
-      <w:r>
-        <w:rPr>
-          <w:rFonts w:ascii="Arial" w:hAnsi="Arial" w:cs="Arial"/>
-          <w:highlight w:val="yellow"/>
-        </w:rPr>
-        <w:t xml:space="preserve">Identifique la unidad funcional de la empresa que presenta un problema </w:t>
-      </w:r>
-      <w:r>
-        <w:rPr>
-          <w:rFonts w:ascii="Arial" w:hAnsi="Arial" w:cs="Arial"/>
-          <w:highlight w:val="yellow"/>
-        </w:rPr>
-        <w:t>y que Usted desea resolver.</w:t>
-      </w:r>
-    </w:p>
-    <w:p>
-      <w:pPr>
-        <w:pStyle w:val="Prrafodelista"/>
-        <w:numPr>
-          <w:ilvl w:val="0"/>
-          <w:numId w:val="15"/>
-        </w:numPr>
-        <w:ind w:left="360"/>
-        <w:rPr>
-          <w:rFonts w:ascii="Arial" w:hAnsi="Arial" w:cs="Arial"/>
-          <w:highlight w:val="yellow"/>
-        </w:rPr>
-      </w:pPr>
-      <w:r>
-        <w:rPr>
-          <w:rFonts w:ascii="Arial" w:hAnsi="Arial" w:cs="Arial"/>
-          <w:highlight w:val="yellow"/>
-        </w:rPr>
-        <w:t>Explique el problema</w:t>
-      </w:r>
-    </w:p>
-    <w:p>
-      <w:pPr>
-        <w:pStyle w:val="Prrafodelista"/>
-        <w:numPr>
-          <w:ilvl w:val="0"/>
-          <w:numId w:val="15"/>
-        </w:numPr>
-        <w:ind w:left="360"/>
-        <w:rPr>
-          <w:rFonts w:ascii="Arial" w:hAnsi="Arial" w:cs="Arial"/>
-          <w:highlight w:val="yellow"/>
-        </w:rPr>
-      </w:pPr>
-      <w:r>
-        <w:rPr>
-          <w:rFonts w:ascii="Arial" w:hAnsi="Arial" w:cs="Arial"/>
-          <w:highlight w:val="yellow"/>
-        </w:rPr>
-        <w:t xml:space="preserve">Identifique los impactos negativos </w:t>
-      </w:r>
-    </w:p>
-    <w:p>
-      <w:pPr>
-        <w:pStyle w:val="Prrafodelista"/>
-        <w:numPr>
-          <w:ilvl w:val="0"/>
-          <w:numId w:val="15"/>
-        </w:numPr>
-        <w:ind w:left="360"/>
-        <w:rPr>
-          <w:rFonts w:ascii="Arial" w:hAnsi="Arial" w:cs="Arial"/>
-          <w:highlight w:val="yellow"/>
-        </w:rPr>
-      </w:pPr>
-      <w:r>
-        <w:rPr>
-          <w:rFonts w:ascii="Arial" w:hAnsi="Arial" w:cs="Arial"/>
-          <w:highlight w:val="yellow"/>
-        </w:rPr>
-        <w:t>Identifique la oportunidad de mejora</w:t>
-      </w:r>
-      <w:r>
-        <w:rPr>
-          <w:rFonts w:ascii="Arial" w:hAnsi="Arial" w:cs="Arial"/>
-          <w:highlight w:val="yellow"/>
-        </w:rPr>
-        <w:t xml:space="preserve"> de su proyecto</w:t>
-      </w:r>
-    </w:p>
-    <w:p>
-      <w:pPr>
-        <w:pStyle w:val="Prrafodelista"/>
-        <w:numPr>
-          <w:ilvl w:val="0"/>
-          <w:numId w:val="15"/>
-        </w:numPr>
-        <w:ind w:left="360"/>
-        <w:rPr>
-          <w:rFonts w:ascii="Arial" w:hAnsi="Arial" w:cs="Arial"/>
-          <w:highlight w:val="yellow"/>
-        </w:rPr>
-      </w:pPr>
-      <w:r>
-        <w:rPr>
-          <w:rFonts w:ascii="Arial" w:hAnsi="Arial" w:cs="Arial"/>
-          <w:highlight w:val="yellow"/>
-        </w:rPr>
-        <w:t>Debe presentar fuentes bibliográficas con una antigüedad no superior a 5 años.</w:t>
-      </w:r>
-      <w:r>
-        <w:rPr>
-          <w:rFonts w:ascii="Arial" w:hAnsi="Arial" w:cs="Arial"/>
-          <w:highlight w:val="yellow"/>
-        </w:rPr>
-        <w:t xml:space="preserve"> Puede existir hasta 7 excepciones</w:t>
-      </w:r>
-      <w:r>
-        <w:rPr>
-          <w:rFonts w:ascii="Arial" w:hAnsi="Arial" w:cs="Arial"/>
-          <w:highlight w:val="yellow"/>
-        </w:rPr>
-        <w:t xml:space="preserve"> que puede representar un máximo de 20% de las fuentes bibliográficas.</w:t>
-      </w:r>
-      <w:r>
-        <w:rPr>
-          <w:rFonts w:ascii="Arial" w:hAnsi="Arial" w:cs="Arial"/>
-          <w:highlight w:val="yellow"/>
-        </w:rPr>
-        <w:t xml:space="preserve"> </w:t>
-      </w:r>
-    </w:p>
-    <w:p>
-      <w:pPr>
-        <w:pStyle w:val="Prrafodelista"/>
-        <w:numPr>
-          <w:ilvl w:val="0"/>
-          <w:numId w:val="15"/>
-        </w:numPr>
-        <w:ind w:left="360"/>
-        <w:rPr>
-          <w:rFonts w:ascii="Arial" w:hAnsi="Arial" w:cs="Arial"/>
-          <w:highlight w:val="yellow"/>
-        </w:rPr>
-      </w:pPr>
-      <w:r>
-        <w:rPr>
-          <w:rFonts w:ascii="Arial" w:hAnsi="Arial" w:cs="Arial"/>
-          <w:highlight w:val="yellow"/>
-        </w:rPr>
-        <w:t>Considere que una buena redacción facilita la comprensión y evaluación.</w:t>
-      </w:r>
-    </w:p>
-    <w:p>
-      <w:pPr>
-        <w:pStyle w:val="Prrafodelista"/>
-        <w:numPr>
-          <w:ilvl w:val="0"/>
-          <w:numId w:val="15"/>
-        </w:numPr>
-        <w:ind w:left="360"/>
-        <w:rPr>
-          <w:rFonts w:ascii="Arial" w:hAnsi="Arial" w:cs="Arial"/>
-          <w:highlight w:val="yellow"/>
-        </w:rPr>
-      </w:pPr>
-      <w:r>
-        <w:rPr>
-          <w:rFonts w:ascii="Arial" w:hAnsi="Arial" w:cs="Arial"/>
-          <w:highlight w:val="yellow"/>
-        </w:rPr>
-        <w:t>Borre el texto que no sea suyo y comience a escribir en ese punto.</w:t>
-      </w:r>
-    </w:p>
-    <w:p>
-      <w:pPr>
-        <w:spacing w:line="360" w:lineRule="auto"/>
+          <w:lang w:val="es-CL"/>
+        </w:rPr>
+      </w:pPr>
+      <w:r>
+        <w:rPr>
+          <w:rFonts w:ascii="Arial" w:hAnsi="Arial" w:cs="Arial"/>
+          <w:lang w:val="es-CL"/>
+        </w:rPr>
+        <w:t>La Facultad de Ciencias de la Ingeniería de la Universidad Católica del Maule cuenta con un sistema web destinado a apoyar la gestión de las iniciativas de Vinculación con el Medio. Este sistema fue desarrollado para solucionar una problemática relacionada con la gestión dispersa de solicitudes provenientes de la comunidad, estableciendo un flujo centralizado y trazable para su recepción, evaluación, derivación, ejecución y cierre.</w:t>
+      </w:r>
+    </w:p>
+    <w:p>
+      <w:pPr>
         <w:ind w:firstLine="708"/>
         <w:rPr>
           <w:rFonts w:ascii="Arial" w:hAnsi="Arial" w:cs="Arial"/>
-          <w:highlight w:val="yellow"/>
-        </w:rPr>
-      </w:pPr>
-    </w:p>
-    <w:p>
-      <w:pPr>
-        <w:spacing w:line="360" w:lineRule="auto"/>
-        <w:rPr>
-          <w:rFonts w:ascii="Arial" w:hAnsi="Arial" w:cs="Arial"/>
-          <w:highlight w:val="yellow"/>
-        </w:rPr>
-      </w:pPr>
-      <w:r>
-        <w:rPr>
-          <w:rFonts w:ascii="Arial" w:hAnsi="Arial" w:cs="Arial"/>
-          <w:highlight w:val="yellow"/>
-        </w:rPr>
-        <w:t>Algunas preguntas para orientar la elaboración del problema:</w:t>
-      </w:r>
+          <w:lang w:val="es-CL"/>
+        </w:rPr>
+      </w:pPr>
     </w:p>
     <w:p>
       <w:pPr>
         <w:ind w:firstLine="708"/>
         <w:rPr>
           <w:rFonts w:ascii="Arial" w:hAnsi="Arial" w:cs="Arial"/>
-          <w:highlight w:val="yellow"/>
-        </w:rPr>
-      </w:pPr>
-      <w:r>
-        <w:rPr>
-          <w:rFonts w:ascii="Arial" w:hAnsi="Arial" w:cs="Arial"/>
-          <w:highlight w:val="yellow"/>
-        </w:rPr>
-        <w:t>¿Una descripción de la empresa (nombre, rubro, localización) donde está localizado el problema?</w:t>
+          <w:lang w:val="es-CL"/>
+        </w:rPr>
+      </w:pPr>
+      <w:r>
+        <w:rPr>
+          <w:rFonts w:ascii="Arial" w:hAnsi="Arial" w:cs="Arial"/>
+          <w:lang w:val="es-CL"/>
+        </w:rPr>
+        <w:t>La implementación del sistema permitió disponer de una plataforma operativa para gestionar las iniciativas y establecer diferentes niveles de acceso según los roles de los usuarios. Asimismo, se incorporaron mecanismos de seguimiento y generación de reportes que permiten disponer de información sobre los proyectos desarrollados.</w:t>
       </w:r>
     </w:p>
     <w:p>
@@ -6854,31 +6134,24 @@
         <w:ind w:firstLine="708"/>
         <w:rPr>
           <w:rFonts w:ascii="Arial" w:hAnsi="Arial" w:cs="Arial"/>
-          <w:highlight w:val="yellow"/>
-        </w:rPr>
-      </w:pPr>
-      <w:r>
-        <w:rPr>
-          <w:rFonts w:ascii="Arial" w:hAnsi="Arial" w:cs="Arial"/>
-          <w:highlight w:val="yellow"/>
-        </w:rPr>
-        <w:t xml:space="preserve">¿Cuál es el tema del proyecto? </w:t>
-      </w:r>
+          <w:lang w:val="es-CL"/>
+        </w:rPr>
+      </w:pPr>
     </w:p>
     <w:p>
       <w:pPr>
         <w:ind w:firstLine="708"/>
         <w:rPr>
           <w:rFonts w:ascii="Arial" w:hAnsi="Arial" w:cs="Arial"/>
-          <w:highlight w:val="yellow"/>
-        </w:rPr>
-      </w:pPr>
-      <w:r>
-        <w:rPr>
-          <w:rFonts w:ascii="Arial" w:hAnsi="Arial" w:cs="Arial"/>
-          <w:highlight w:val="yellow"/>
-        </w:rPr>
-        <w:t xml:space="preserve">¿Por qué se hace desarrolla este proyecto informático? </w:t>
+          <w:lang w:val="es-CL"/>
+        </w:rPr>
+      </w:pPr>
+      <w:r>
+        <w:rPr>
+          <w:rFonts w:ascii="Arial" w:hAnsi="Arial" w:cs="Arial"/>
+          <w:lang w:val="es-CL"/>
+        </w:rPr>
+        <w:t>No obstante, durante el desarrollo y validación del sistema se identificaron aspectos que no fueron abordados completamente y que quedaron establecidos como limitaciones o trabajos futuros. Entre ellos se encuentra la optimización de la interfaz para dispositivos móviles, debido a que la versión desarrollada se encontraba principalmente orientada a computadores de escritorio. También se identificó una limitación relacionada con el servicio de notificaciones por correo, que se encontraba operando en modo sandbox.</w:t>
       </w:r>
     </w:p>
     <w:p>
@@ -6886,47 +6159,24 @@
         <w:ind w:firstLine="708"/>
         <w:rPr>
           <w:rFonts w:ascii="Arial" w:hAnsi="Arial" w:cs="Arial"/>
-          <w:highlight w:val="yellow"/>
-        </w:rPr>
-      </w:pPr>
-      <w:r>
-        <w:rPr>
-          <w:rFonts w:ascii="Arial" w:hAnsi="Arial" w:cs="Arial"/>
-          <w:highlight w:val="yellow"/>
-        </w:rPr>
-        <w:t xml:space="preserve">¿Existe datos estadísticos locales, nacionales y/o internacionales para avalar el problema? </w:t>
-      </w:r>
+          <w:lang w:val="es-CL"/>
+        </w:rPr>
+      </w:pPr>
     </w:p>
     <w:p>
       <w:pPr>
         <w:ind w:firstLine="708"/>
         <w:rPr>
           <w:rFonts w:ascii="Arial" w:hAnsi="Arial" w:cs="Arial"/>
-          <w:highlight w:val="yellow"/>
-        </w:rPr>
-      </w:pPr>
-      <w:r>
-        <w:rPr>
-          <w:rFonts w:ascii="Arial" w:hAnsi="Arial" w:cs="Arial"/>
-          <w:highlight w:val="yellow"/>
-        </w:rPr>
-        <w:t xml:space="preserve">¿Cuáles son todos los impactos negativos (financieros, tiempo, </w:t>
-      </w:r>
-      <w:proofErr w:type="spellStart"/>
-      <w:r>
-        <w:rPr>
-          <w:rFonts w:ascii="Arial" w:hAnsi="Arial" w:cs="Arial"/>
-          <w:highlight w:val="yellow"/>
-        </w:rPr>
-        <w:t>etc</w:t>
-      </w:r>
-      <w:proofErr w:type="spellEnd"/>
-      <w:r>
-        <w:rPr>
-          <w:rFonts w:ascii="Arial" w:hAnsi="Arial" w:cs="Arial"/>
-          <w:highlight w:val="yellow"/>
-        </w:rPr>
-        <w:t xml:space="preserve">) derivados del problema empresarial existente? </w:t>
+          <w:lang w:val="es-CL"/>
+        </w:rPr>
+      </w:pPr>
+      <w:r>
+        <w:rPr>
+          <w:rFonts w:ascii="Arial" w:hAnsi="Arial" w:cs="Arial"/>
+          <w:lang w:val="es-CL"/>
+        </w:rPr>
+        <w:t>Además, dentro de los trabajos futuros identificados se encuentra la implementación de un mecanismo de recuperación automática de contraseña, la adaptación completa del sistema a dispositivos móviles y la incorporación de un módulo de indicadores y estadísticas de Vinculación con el Medio que permita apoyar la toma de decisiones y generar evidencia para procesos de acreditación.</w:t>
       </w:r>
     </w:p>
     <w:p>
@@ -6934,35 +6184,24 @@
         <w:ind w:firstLine="708"/>
         <w:rPr>
           <w:rFonts w:ascii="Arial" w:hAnsi="Arial" w:cs="Arial"/>
-        </w:rPr>
-      </w:pPr>
-      <w:r>
-        <w:rPr>
-          <w:rFonts w:ascii="Arial" w:hAnsi="Arial" w:cs="Arial"/>
-          <w:highlight w:val="yellow"/>
-        </w:rPr>
-        <w:t>¿Cuáles es el alcance o las limitaciones del presente proyecto?</w:t>
-      </w:r>
+          <w:lang w:val="es-CL"/>
+        </w:rPr>
+      </w:pPr>
     </w:p>
     <w:p>
       <w:pPr>
         <w:ind w:firstLine="708"/>
         <w:rPr>
           <w:rFonts w:ascii="Arial" w:hAnsi="Arial" w:cs="Arial"/>
-        </w:rPr>
-      </w:pPr>
-      <w:r>
-        <w:rPr>
-          <w:rFonts w:ascii="Arial" w:hAnsi="Arial" w:cs="Arial"/>
-        </w:rPr>
-        <w:t xml:space="preserve">La gestión de información asociada a procesos institucionales puede presentar dificultades cuando los registros se encuentran distribuidos entre diferentes medios y </w:t>
-      </w:r>
-      <w:r>
-        <w:rPr>
-          <w:rFonts w:ascii="Arial" w:hAnsi="Arial" w:cs="Arial"/>
-        </w:rPr>
-        <w:lastRenderedPageBreak/>
-        <w:t>no existe una solución informática que permita centralizar la información y controlar su flujo.</w:t>
+          <w:lang w:val="es-CL"/>
+        </w:rPr>
+      </w:pPr>
+      <w:r>
+        <w:rPr>
+          <w:rFonts w:ascii="Arial" w:hAnsi="Arial" w:cs="Arial"/>
+          <w:lang w:val="es-CL"/>
+        </w:rPr>
+        <w:t>Estas situaciones evidencian que, pese a que el sistema se encuentra operativo, existen necesidades que requieren continuar interviniendo y evolucionando el software. Mantener una aplicación en funcionamiento implica abordar las modificaciones necesarias para corregir problemas, adaptarla a nuevos requerimientos y mejorar sus características con el paso del tiempo.</w:t>
       </w:r>
     </w:p>
     <w:p>
@@ -6970,6 +6209,7 @@
         <w:ind w:firstLine="708"/>
         <w:rPr>
           <w:rFonts w:ascii="Arial" w:hAnsi="Arial" w:cs="Arial"/>
+          <w:lang w:val="es-CL"/>
         </w:rPr>
       </w:pPr>
     </w:p>
@@ -6978,13 +6218,15 @@
         <w:ind w:firstLine="708"/>
         <w:rPr>
           <w:rFonts w:ascii="Arial" w:hAnsi="Arial" w:cs="Arial"/>
-        </w:rPr>
-      </w:pPr>
-      <w:r>
-        <w:rPr>
-          <w:rFonts w:ascii="Arial" w:hAnsi="Arial" w:cs="Arial"/>
-        </w:rPr>
-        <w:t>En un trabajo previo desarrollado en la Universidad Católica del Maule se abordó el registro de evidencias asociadas a procesos de acreditación de las carreras. Antes de la implementación de dicho sistema, el registro se realizaba mediante archivos Excel. Este mecanismo podía dificultar la administración y búsqueda de información a medida que aumentaba la cantidad de evidencias registradas por las distintas unidades.</w:t>
+          <w:lang w:val="es-CL"/>
+        </w:rPr>
+      </w:pPr>
+      <w:r>
+        <w:rPr>
+          <w:rFonts w:ascii="Arial" w:hAnsi="Arial" w:cs="Arial"/>
+          <w:lang w:val="es-CL"/>
+        </w:rPr>
+        <w:t>Por lo tanto, el problema abordado por esta memoria corresponde a la necesidad de mantener y mejorar un sistema web existente de gestión de Vinculación con el Medio, atendiendo aspectos que requieren corrección, adaptación o evolución después de su implementación inicial.</w:t>
       </w:r>
     </w:p>
     <w:p>
@@ -6992,6 +6234,7 @@
         <w:ind w:firstLine="708"/>
         <w:rPr>
           <w:rFonts w:ascii="Arial" w:hAnsi="Arial" w:cs="Arial"/>
+          <w:lang w:val="es-CL"/>
         </w:rPr>
       </w:pPr>
     </w:p>
@@ -7000,123 +6243,15 @@
         <w:ind w:firstLine="708"/>
         <w:rPr>
           <w:rFonts w:ascii="Arial" w:hAnsi="Arial" w:cs="Arial"/>
-        </w:rPr>
-      </w:pPr>
-      <w:r>
-        <w:rPr>
-          <w:rFonts w:ascii="Arial" w:hAnsi="Arial" w:cs="Arial"/>
-        </w:rPr>
-        <w:t>Para abordar esta problemática se desarrolló una aplicación web que permitió automatizar el registro de evidencias y establecer un flujo de revisión compuesto por diferentes actores. La solución incorporó mecanismos de autenticación y autorización, administración de usuarios, registro de evidencias, generación de estadísticas y exportación de documentos.</w:t>
-      </w:r>
-    </w:p>
-    <w:p>
-      <w:pPr>
-        <w:ind w:firstLine="708"/>
-        <w:rPr>
-          <w:rFonts w:ascii="Arial" w:hAnsi="Arial" w:cs="Arial"/>
-        </w:rPr>
-      </w:pPr>
-    </w:p>
-    <w:p>
-      <w:pPr>
-        <w:ind w:firstLine="708"/>
-        <w:rPr>
-          <w:rFonts w:ascii="Arial" w:hAnsi="Arial" w:cs="Arial"/>
-        </w:rPr>
-      </w:pPr>
-      <w:r>
-        <w:rPr>
-          <w:rFonts w:ascii="Arial" w:hAnsi="Arial" w:cs="Arial"/>
-        </w:rPr>
-        <w:t>Posteriormente, otro trabajo abordó la gestión de Vinculación con el Medio dentro de la Facultad de Ciencias de la Ingeniería. En este caso, las solicitudes provenientes de la comunidad eran gestionadas mediante canales informales, como correos electrónicos, reuniones y conversaciones, sin disponer inicialmente de un sistema centralizado que permitiera mantener una trazabilidad completa del proceso.</w:t>
-      </w:r>
-    </w:p>
-    <w:p>
-      <w:pPr>
-        <w:ind w:firstLine="708"/>
-        <w:rPr>
-          <w:rFonts w:ascii="Arial" w:hAnsi="Arial" w:cs="Arial"/>
-        </w:rPr>
-      </w:pPr>
-    </w:p>
-    <w:p>
-      <w:pPr>
-        <w:ind w:firstLine="708"/>
-        <w:rPr>
-          <w:rFonts w:ascii="Arial" w:hAnsi="Arial" w:cs="Arial"/>
-        </w:rPr>
-      </w:pPr>
-      <w:r>
-        <w:rPr>
-          <w:rFonts w:ascii="Arial" w:hAnsi="Arial" w:cs="Arial"/>
-        </w:rPr>
-        <w:t>La solución desarrollada permitió establecer un flujo desde la recepción de una solicitud hasta el cierre formal de una iniciativa, incorporando diferentes perfiles de usuario y mecanismos de seguimiento. De esta manera, se buscó reemplazar una gestión dispersa por un proceso formal y estructurado.</w:t>
-      </w:r>
-    </w:p>
-    <w:p>
-      <w:pPr>
-        <w:ind w:firstLine="708"/>
-        <w:rPr>
-          <w:rFonts w:ascii="Arial" w:hAnsi="Arial" w:cs="Arial"/>
-        </w:rPr>
-      </w:pPr>
-    </w:p>
-    <w:p>
-      <w:pPr>
-        <w:ind w:firstLine="708"/>
-        <w:rPr>
-          <w:rFonts w:ascii="Arial" w:hAnsi="Arial" w:cs="Arial"/>
-        </w:rPr>
-      </w:pPr>
-      <w:r>
-        <w:rPr>
-          <w:rFonts w:ascii="Arial" w:hAnsi="Arial" w:cs="Arial"/>
-        </w:rPr>
-        <w:t>A pesar de los avances obtenidos mediante ambas soluciones, existe la necesidad de continuar mejorando e integrando el trabajo desarrollado, de manera que las funcionalidades existentes puedan responder de mejor forma a las necesidades actuales del proceso.</w:t>
-      </w:r>
-    </w:p>
-    <w:p>
-      <w:pPr>
-        <w:ind w:firstLine="708"/>
-        <w:rPr>
-          <w:rFonts w:ascii="Arial" w:hAnsi="Arial" w:cs="Arial"/>
-        </w:rPr>
-      </w:pPr>
-    </w:p>
-    <w:p>
-      <w:pPr>
-        <w:ind w:firstLine="708"/>
-        <w:rPr>
-          <w:rFonts w:ascii="Arial" w:hAnsi="Arial" w:cs="Arial"/>
-        </w:rPr>
-      </w:pPr>
-      <w:r>
-        <w:rPr>
-          <w:rFonts w:ascii="Arial" w:hAnsi="Arial" w:cs="Arial"/>
-        </w:rPr>
-        <w:t>La problemática que aborda esta memoria se relaciona, por tanto, con la necesidad de mejorar una solución informática existente, aprovechando la infraestructura y funcionalidades desarrolladas previamente y extendiéndolas de acuerdo con los nuevos requerimientos definidos para el proyecto.</w:t>
-      </w:r>
-    </w:p>
-    <w:p>
-      <w:pPr>
-        <w:ind w:firstLine="708"/>
-        <w:rPr>
-          <w:rFonts w:ascii="Arial" w:hAnsi="Arial" w:cs="Arial"/>
-        </w:rPr>
-      </w:pPr>
-    </w:p>
-    <w:p>
-      <w:pPr>
-        <w:ind w:firstLine="708"/>
-        <w:rPr>
-          <w:rFonts w:ascii="Arial" w:hAnsi="Arial" w:cs="Arial"/>
-        </w:rPr>
-      </w:pPr>
-      <w:r>
-        <w:rPr>
-          <w:rFonts w:ascii="Arial" w:hAnsi="Arial" w:cs="Arial"/>
-        </w:rPr>
-        <w:t>La oportunidad de mejora se encuentra en utilizar el trabajo existente como base para desarrollar nuevas funcionalidades, optimizar aquellas que presenten limitaciones e incrementar la utilidad de la solución para los usuarios involucrados.</w:t>
+          <w:lang w:val="es-CL"/>
+        </w:rPr>
+      </w:pPr>
+      <w:r>
+        <w:rPr>
+          <w:rFonts w:ascii="Arial" w:hAnsi="Arial" w:cs="Arial"/>
+          <w:lang w:val="es-CL"/>
+        </w:rPr>
+        <w:t>En este contexto, el mantenimiento del software representa una oportunidad para dar continuidad al desarrollo realizado anteriormente, aprovechando la arquitectura, funcionalidades y componentes existentes en lugar de construir nuevamente una solución desde cero.</w:t>
       </w:r>
     </w:p>
     <w:p>
@@ -7314,685 +6449,11 @@
         <w:rPr>
           <w:rFonts w:ascii="Arial" w:hAnsi="Arial" w:cs="Arial"/>
         </w:rPr>
-        <w:t>Analizar/Diseñar/Aplicar</w:t>
-      </w:r>
-      <w:proofErr w:type="gramStart"/>
-      <w:r>
-        <w:rPr>
-          <w:rFonts w:ascii="Arial" w:hAnsi="Arial" w:cs="Arial"/>
-        </w:rPr>
-        <w:t>…….</w:t>
-      </w:r>
-      <w:proofErr w:type="gramEnd"/>
-      <w:r>
-        <w:rPr>
-          <w:rFonts w:ascii="Arial" w:hAnsi="Arial" w:cs="Arial"/>
-        </w:rPr>
-        <w:t>.</w:t>
-      </w:r>
-    </w:p>
-    <w:p>
-      <w:pPr>
-        <w:pStyle w:val="Prrafodelista"/>
-        <w:ind w:left="1428"/>
-        <w:rPr>
-          <w:rFonts w:ascii="Arial" w:hAnsi="Arial" w:cs="Arial"/>
-        </w:rPr>
-      </w:pPr>
-    </w:p>
-    <w:p>
-      <w:pPr>
-        <w:pStyle w:val="Prrafodelista"/>
-        <w:ind w:left="1428"/>
-        <w:rPr>
-          <w:rFonts w:ascii="Arial" w:hAnsi="Arial" w:cs="Arial"/>
-        </w:rPr>
-      </w:pPr>
-    </w:p>
-    <w:p>
-      <w:pPr>
-        <w:ind w:firstLine="708"/>
-        <w:rPr>
-          <w:rFonts w:ascii="Arial" w:hAnsi="Arial" w:cs="Arial"/>
-          <w:highlight w:val="yellow"/>
-        </w:rPr>
-      </w:pPr>
-      <w:r>
-        <w:rPr>
-          <w:rFonts w:ascii="Arial" w:hAnsi="Arial" w:cs="Arial"/>
-          <w:highlight w:val="yellow"/>
-        </w:rPr>
-        <w:t xml:space="preserve">Escriba el objetivo general del proyecto. Escriba solamente un objetivo general. Cada objetivo debe comenzar con UN VERBO INFINITIVO. Recuerde escribir en tercera persona. Borre el texto que no sea suyo y comience a escribir en ese punto. </w:t>
-      </w:r>
-    </w:p>
-    <w:p>
-      <w:pPr>
-        <w:pStyle w:val="Prrafodelista"/>
-        <w:ind w:left="1428"/>
-        <w:rPr>
-          <w:rFonts w:ascii="Arial" w:hAnsi="Arial" w:cs="Arial"/>
-          <w:highlight w:val="yellow"/>
-        </w:rPr>
-      </w:pPr>
-    </w:p>
-    <w:p>
-      <w:pPr>
-        <w:ind w:firstLine="708"/>
-        <w:rPr>
-          <w:rFonts w:ascii="Arial" w:hAnsi="Arial" w:cs="Arial"/>
-          <w:highlight w:val="yellow"/>
-        </w:rPr>
-      </w:pPr>
-      <w:r>
-        <w:rPr>
-          <w:rFonts w:ascii="Arial" w:hAnsi="Arial" w:cs="Arial"/>
-          <w:highlight w:val="yellow"/>
-        </w:rPr>
-        <w:t>En este proyecto será empleado el método SMART para establecer objetivos claros y alcanzables. La sigla SMART se descompone en cinco criterios que un objetivo debe cumplir para ser considerado efectivo:</w:t>
-      </w:r>
-    </w:p>
-    <w:p>
-      <w:pPr>
-        <w:ind w:firstLine="708"/>
-        <w:rPr>
-          <w:rFonts w:ascii="Arial" w:hAnsi="Arial" w:cs="Arial"/>
-          <w:highlight w:val="yellow"/>
-        </w:rPr>
-      </w:pPr>
-    </w:p>
-    <w:p>
-      <w:pPr>
-        <w:pStyle w:val="Prrafodelista"/>
-        <w:numPr>
-          <w:ilvl w:val="0"/>
-          <w:numId w:val="33"/>
-        </w:numPr>
-        <w:rPr>
-          <w:rFonts w:ascii="Arial" w:hAnsi="Arial" w:cs="Arial"/>
-          <w:highlight w:val="yellow"/>
-        </w:rPr>
-      </w:pPr>
-      <w:r>
-        <w:rPr>
-          <w:rFonts w:ascii="Arial" w:hAnsi="Arial" w:cs="Arial"/>
-          <w:highlight w:val="yellow"/>
-        </w:rPr>
-        <w:t>Específico:</w:t>
-      </w:r>
-    </w:p>
-    <w:p>
-      <w:pPr>
-        <w:pStyle w:val="Prrafodelista"/>
-        <w:numPr>
-          <w:ilvl w:val="0"/>
-          <w:numId w:val="35"/>
-        </w:numPr>
-        <w:rPr>
-          <w:rFonts w:ascii="Arial" w:hAnsi="Arial" w:cs="Arial"/>
-          <w:highlight w:val="yellow"/>
-        </w:rPr>
-      </w:pPr>
-      <w:r>
-        <w:rPr>
-          <w:rFonts w:ascii="Arial" w:hAnsi="Arial" w:cs="Arial"/>
-          <w:highlight w:val="yellow"/>
-        </w:rPr>
-        <w:t>El objetivo debe ser claro y detallado.</w:t>
-      </w:r>
-    </w:p>
-    <w:p>
-      <w:pPr>
-        <w:pStyle w:val="Prrafodelista"/>
-        <w:numPr>
-          <w:ilvl w:val="0"/>
-          <w:numId w:val="35"/>
-        </w:numPr>
-        <w:rPr>
-          <w:rFonts w:ascii="Arial" w:hAnsi="Arial" w:cs="Arial"/>
-          <w:highlight w:val="yellow"/>
-        </w:rPr>
-      </w:pPr>
-      <w:r>
-        <w:rPr>
-          <w:rFonts w:ascii="Arial" w:hAnsi="Arial" w:cs="Arial"/>
-          <w:highlight w:val="yellow"/>
-        </w:rPr>
-        <w:t>Evitar generalidades y vaguedades.</w:t>
-      </w:r>
-    </w:p>
-    <w:p>
-      <w:pPr>
-        <w:pStyle w:val="Prrafodelista"/>
-        <w:numPr>
-          <w:ilvl w:val="0"/>
-          <w:numId w:val="35"/>
-        </w:numPr>
-        <w:rPr>
-          <w:rFonts w:ascii="Arial" w:hAnsi="Arial" w:cs="Arial"/>
-          <w:highlight w:val="yellow"/>
-        </w:rPr>
-      </w:pPr>
-      <w:r>
-        <w:rPr>
-          <w:rFonts w:ascii="Arial" w:hAnsi="Arial" w:cs="Arial"/>
-          <w:highlight w:val="yellow"/>
-        </w:rPr>
-        <w:t>Preguntas clave: ¿Qué quiero lograr? ¿Por qué es importante? ¿Quién está involucrado? ¿Dónde se llevará a cabo? ¿Qué recursos o limitaciones están involucrados?</w:t>
-      </w:r>
-    </w:p>
-    <w:p>
-      <w:pPr>
-        <w:pStyle w:val="Prrafodelista"/>
-        <w:numPr>
-          <w:ilvl w:val="0"/>
-          <w:numId w:val="33"/>
-        </w:numPr>
-        <w:rPr>
-          <w:rFonts w:ascii="Arial" w:hAnsi="Arial" w:cs="Arial"/>
-          <w:highlight w:val="yellow"/>
-        </w:rPr>
-      </w:pPr>
-      <w:r>
-        <w:rPr>
-          <w:rFonts w:ascii="Arial" w:hAnsi="Arial" w:cs="Arial"/>
-          <w:highlight w:val="yellow"/>
-        </w:rPr>
-        <w:t>Medible:</w:t>
-      </w:r>
-    </w:p>
-    <w:p>
-      <w:pPr>
-        <w:pStyle w:val="Prrafodelista"/>
-        <w:numPr>
-          <w:ilvl w:val="0"/>
-          <w:numId w:val="36"/>
-        </w:numPr>
-        <w:rPr>
-          <w:rFonts w:ascii="Arial" w:hAnsi="Arial" w:cs="Arial"/>
-          <w:highlight w:val="yellow"/>
-        </w:rPr>
-      </w:pPr>
-      <w:r>
-        <w:rPr>
-          <w:rFonts w:ascii="Arial" w:hAnsi="Arial" w:cs="Arial"/>
-          <w:highlight w:val="yellow"/>
-        </w:rPr>
-        <w:t>Debe ser posible rastrear el progreso y medir el resultado.</w:t>
-      </w:r>
-    </w:p>
-    <w:p>
-      <w:pPr>
-        <w:pStyle w:val="Prrafodelista"/>
-        <w:numPr>
-          <w:ilvl w:val="0"/>
-          <w:numId w:val="36"/>
-        </w:numPr>
-        <w:rPr>
-          <w:rFonts w:ascii="Arial" w:hAnsi="Arial" w:cs="Arial"/>
-          <w:highlight w:val="yellow"/>
-        </w:rPr>
-      </w:pPr>
-      <w:r>
-        <w:rPr>
-          <w:rFonts w:ascii="Arial" w:hAnsi="Arial" w:cs="Arial"/>
-          <w:highlight w:val="yellow"/>
-        </w:rPr>
-        <w:t>Definir indicadores de éxito.</w:t>
-      </w:r>
-    </w:p>
-    <w:p>
-      <w:pPr>
-        <w:pStyle w:val="Prrafodelista"/>
-        <w:numPr>
-          <w:ilvl w:val="0"/>
-          <w:numId w:val="36"/>
-        </w:numPr>
-        <w:rPr>
-          <w:rFonts w:ascii="Arial" w:hAnsi="Arial" w:cs="Arial"/>
-          <w:highlight w:val="yellow"/>
-        </w:rPr>
-      </w:pPr>
-      <w:r>
-        <w:rPr>
-          <w:rFonts w:ascii="Arial" w:hAnsi="Arial" w:cs="Arial"/>
-          <w:highlight w:val="yellow"/>
-        </w:rPr>
-        <w:t>Preguntas clave: ¿Cómo sabré que el objetivo se ha alcanzado? ¿Qué métrica se usará para medir el progreso?</w:t>
-      </w:r>
-    </w:p>
-    <w:p>
-      <w:pPr>
-        <w:pStyle w:val="Prrafodelista"/>
-        <w:numPr>
-          <w:ilvl w:val="0"/>
-          <w:numId w:val="33"/>
-        </w:numPr>
-        <w:rPr>
-          <w:rFonts w:ascii="Arial" w:hAnsi="Arial" w:cs="Arial"/>
-          <w:highlight w:val="yellow"/>
-        </w:rPr>
-      </w:pPr>
-      <w:r>
-        <w:rPr>
-          <w:rFonts w:ascii="Arial" w:hAnsi="Arial" w:cs="Arial"/>
-          <w:highlight w:val="yellow"/>
-        </w:rPr>
-        <w:t>Alcanzable:</w:t>
-      </w:r>
-    </w:p>
-    <w:p>
-      <w:pPr>
-        <w:pStyle w:val="Prrafodelista"/>
-        <w:numPr>
-          <w:ilvl w:val="0"/>
-          <w:numId w:val="37"/>
-        </w:numPr>
-        <w:jc w:val="left"/>
-        <w:rPr>
-          <w:rFonts w:ascii="Arial" w:hAnsi="Arial" w:cs="Arial"/>
-          <w:highlight w:val="yellow"/>
-        </w:rPr>
-      </w:pPr>
-      <w:r>
-        <w:rPr>
-          <w:rFonts w:ascii="Arial" w:hAnsi="Arial" w:cs="Arial"/>
-          <w:highlight w:val="yellow"/>
-        </w:rPr>
-        <w:t>El objetivo debe ser realista y alcanzable dentro de las capacidades y recursos disponibles.</w:t>
-      </w:r>
-    </w:p>
-    <w:p>
-      <w:pPr>
-        <w:pStyle w:val="Prrafodelista"/>
-        <w:numPr>
-          <w:ilvl w:val="0"/>
-          <w:numId w:val="37"/>
-        </w:numPr>
-        <w:rPr>
-          <w:rFonts w:ascii="Arial" w:hAnsi="Arial" w:cs="Arial"/>
-          <w:highlight w:val="yellow"/>
-        </w:rPr>
-      </w:pPr>
-      <w:r>
-        <w:rPr>
-          <w:rFonts w:ascii="Arial" w:hAnsi="Arial" w:cs="Arial"/>
-          <w:highlight w:val="yellow"/>
-        </w:rPr>
-        <w:t>Considerar posibles obstáculos y cómo superarlos.</w:t>
-      </w:r>
-    </w:p>
-    <w:p>
-      <w:pPr>
-        <w:pStyle w:val="Prrafodelista"/>
-        <w:numPr>
-          <w:ilvl w:val="0"/>
-          <w:numId w:val="37"/>
-        </w:numPr>
-        <w:rPr>
-          <w:rFonts w:ascii="Arial" w:hAnsi="Arial" w:cs="Arial"/>
-          <w:highlight w:val="yellow"/>
-        </w:rPr>
-      </w:pPr>
-      <w:r>
-        <w:rPr>
-          <w:rFonts w:ascii="Arial" w:hAnsi="Arial" w:cs="Arial"/>
-          <w:highlight w:val="yellow"/>
-        </w:rPr>
-        <w:t>Preguntas clave: ¿Es este objetivo realista? ¿Tengo los recursos necesarios para alcanzarlo? ¿Qué limitaciones debo considerar?</w:t>
-      </w:r>
-    </w:p>
-    <w:p>
-      <w:pPr>
-        <w:pStyle w:val="Prrafodelista"/>
-        <w:numPr>
-          <w:ilvl w:val="0"/>
-          <w:numId w:val="33"/>
-        </w:numPr>
-        <w:rPr>
-          <w:rFonts w:ascii="Arial" w:hAnsi="Arial" w:cs="Arial"/>
-          <w:highlight w:val="yellow"/>
-        </w:rPr>
-      </w:pPr>
-      <w:r>
-        <w:rPr>
-          <w:rFonts w:ascii="Arial" w:hAnsi="Arial" w:cs="Arial"/>
-          <w:highlight w:val="yellow"/>
-        </w:rPr>
-        <w:t>Relevante:</w:t>
-      </w:r>
-    </w:p>
-    <w:p>
-      <w:pPr>
-        <w:pStyle w:val="Prrafodelista"/>
-        <w:numPr>
-          <w:ilvl w:val="0"/>
-          <w:numId w:val="38"/>
-        </w:numPr>
-        <w:rPr>
-          <w:rFonts w:ascii="Arial" w:hAnsi="Arial" w:cs="Arial"/>
-          <w:highlight w:val="yellow"/>
-        </w:rPr>
-      </w:pPr>
-      <w:r>
-        <w:rPr>
-          <w:rFonts w:ascii="Arial" w:hAnsi="Arial" w:cs="Arial"/>
-          <w:highlight w:val="yellow"/>
-        </w:rPr>
-        <w:t>El objetivo debe ser significativo y alineado con otras metas importantes.</w:t>
-      </w:r>
-    </w:p>
-    <w:p>
-      <w:pPr>
-        <w:pStyle w:val="Prrafodelista"/>
-        <w:numPr>
-          <w:ilvl w:val="0"/>
-          <w:numId w:val="38"/>
-        </w:numPr>
-        <w:rPr>
-          <w:rFonts w:ascii="Arial" w:hAnsi="Arial" w:cs="Arial"/>
-          <w:highlight w:val="yellow"/>
-        </w:rPr>
-      </w:pPr>
-      <w:r>
-        <w:rPr>
-          <w:rFonts w:ascii="Arial" w:hAnsi="Arial" w:cs="Arial"/>
-          <w:highlight w:val="yellow"/>
-        </w:rPr>
-        <w:t>Debe tener un propósito claro y ser relevante para el contexto en el que se encuentra.</w:t>
-      </w:r>
-    </w:p>
-    <w:p>
-      <w:pPr>
-        <w:pStyle w:val="Prrafodelista"/>
-        <w:numPr>
-          <w:ilvl w:val="0"/>
-          <w:numId w:val="38"/>
-        </w:numPr>
-        <w:rPr>
-          <w:rFonts w:ascii="Arial" w:hAnsi="Arial" w:cs="Arial"/>
-          <w:highlight w:val="yellow"/>
-        </w:rPr>
-      </w:pPr>
-      <w:r>
-        <w:rPr>
-          <w:rFonts w:ascii="Arial" w:hAnsi="Arial" w:cs="Arial"/>
-          <w:highlight w:val="yellow"/>
-        </w:rPr>
-        <w:t>Preguntas clave: ¿Es este objetivo valioso? ¿Es el momento adecuado? ¿Se alinea con otras necesidades o esfuerzos?</w:t>
-      </w:r>
-    </w:p>
-    <w:p>
-      <w:pPr>
-        <w:pStyle w:val="Prrafodelista"/>
-        <w:numPr>
-          <w:ilvl w:val="0"/>
-          <w:numId w:val="33"/>
-        </w:numPr>
-        <w:rPr>
-          <w:rFonts w:ascii="Arial" w:hAnsi="Arial" w:cs="Arial"/>
-          <w:highlight w:val="yellow"/>
-        </w:rPr>
-      </w:pPr>
-      <w:r>
-        <w:rPr>
-          <w:rFonts w:ascii="Arial" w:hAnsi="Arial" w:cs="Arial"/>
-          <w:highlight w:val="yellow"/>
-        </w:rPr>
-        <w:t>Con un plazo definido:</w:t>
-      </w:r>
-    </w:p>
-    <w:p>
-      <w:pPr>
-        <w:pStyle w:val="Prrafodelista"/>
-        <w:numPr>
-          <w:ilvl w:val="0"/>
-          <w:numId w:val="39"/>
-        </w:numPr>
-        <w:rPr>
-          <w:rFonts w:ascii="Arial" w:hAnsi="Arial" w:cs="Arial"/>
-          <w:highlight w:val="yellow"/>
-        </w:rPr>
-      </w:pPr>
-      <w:r>
-        <w:rPr>
-          <w:rFonts w:ascii="Arial" w:hAnsi="Arial" w:cs="Arial"/>
-          <w:highlight w:val="yellow"/>
-        </w:rPr>
-        <w:t>Establecer un marco temporal claro para alcanzar el objetivo.</w:t>
-      </w:r>
-    </w:p>
-    <w:p>
-      <w:pPr>
-        <w:pStyle w:val="Prrafodelista"/>
-        <w:numPr>
-          <w:ilvl w:val="0"/>
-          <w:numId w:val="39"/>
-        </w:numPr>
-        <w:rPr>
-          <w:rFonts w:ascii="Arial" w:hAnsi="Arial" w:cs="Arial"/>
-          <w:highlight w:val="yellow"/>
-        </w:rPr>
-      </w:pPr>
-      <w:r>
-        <w:rPr>
-          <w:rFonts w:ascii="Arial" w:hAnsi="Arial" w:cs="Arial"/>
-          <w:highlight w:val="yellow"/>
-        </w:rPr>
-        <w:t>Definir fechas de inicio y fin, así como hitos intermedios si es necesario.</w:t>
-      </w:r>
-    </w:p>
-    <w:p>
-      <w:pPr>
-        <w:pStyle w:val="Prrafodelista"/>
-        <w:numPr>
-          <w:ilvl w:val="0"/>
-          <w:numId w:val="39"/>
-        </w:numPr>
-        <w:rPr>
-          <w:rFonts w:ascii="Arial" w:hAnsi="Arial" w:cs="Arial"/>
-          <w:highlight w:val="yellow"/>
-        </w:rPr>
-      </w:pPr>
-      <w:r>
-        <w:rPr>
-          <w:rFonts w:ascii="Arial" w:hAnsi="Arial" w:cs="Arial"/>
-          <w:highlight w:val="yellow"/>
-        </w:rPr>
-        <w:lastRenderedPageBreak/>
-        <w:t xml:space="preserve">Preguntas clave: ¿Cuál es la fecha límite para alcanzar el objetivo? ¿Qué puedo hacer hoy/esta semana/este mes? </w:t>
-      </w:r>
-    </w:p>
-    <w:p>
-      <w:pPr>
-        <w:ind w:left="720"/>
-        <w:rPr>
-          <w:rFonts w:ascii="Arial" w:hAnsi="Arial" w:cs="Arial"/>
-        </w:rPr>
-      </w:pPr>
-    </w:p>
-    <w:p>
-      <w:pPr>
-        <w:rPr>
-          <w:rFonts w:ascii="Arial" w:hAnsi="Arial" w:cs="Arial"/>
-          <w:highlight w:val="yellow"/>
-        </w:rPr>
-      </w:pPr>
-      <w:r>
-        <w:rPr>
-          <w:rFonts w:ascii="Arial" w:hAnsi="Arial" w:cs="Arial"/>
-          <w:highlight w:val="yellow"/>
-        </w:rPr>
-        <w:t>Ejemplos:</w:t>
-      </w:r>
-    </w:p>
-    <w:p>
-      <w:pPr>
-        <w:numPr>
-          <w:ilvl w:val="0"/>
-          <w:numId w:val="41"/>
-        </w:numPr>
-        <w:spacing w:before="100" w:beforeAutospacing="1" w:after="100" w:afterAutospacing="1"/>
-        <w:jc w:val="left"/>
-        <w:rPr>
-          <w:rFonts w:ascii="Arial" w:eastAsia="Times New Roman" w:hAnsi="Arial" w:cs="Arial"/>
-          <w:highlight w:val="yellow"/>
-          <w:lang w:val="es-CL" w:eastAsia="es-CL"/>
-        </w:rPr>
-      </w:pPr>
-      <w:r>
-        <w:rPr>
-          <w:rFonts w:ascii="Arial" w:eastAsia="Times New Roman" w:hAnsi="Arial" w:cs="Arial"/>
-          <w:b/>
-          <w:bCs/>
-          <w:highlight w:val="yellow"/>
-          <w:lang w:val="es-CL" w:eastAsia="es-CL"/>
-        </w:rPr>
-        <w:t>Específico</w:t>
-      </w:r>
-      <w:r>
-        <w:rPr>
-          <w:rFonts w:ascii="Arial" w:eastAsia="Times New Roman" w:hAnsi="Arial" w:cs="Arial"/>
-          <w:highlight w:val="yellow"/>
-          <w:lang w:val="es-CL" w:eastAsia="es-CL"/>
-        </w:rPr>
-        <w:t>: Aumentar las ventas del producto X.</w:t>
-      </w:r>
-    </w:p>
-    <w:p>
-      <w:pPr>
-        <w:numPr>
-          <w:ilvl w:val="0"/>
-          <w:numId w:val="41"/>
-        </w:numPr>
-        <w:spacing w:before="100" w:beforeAutospacing="1" w:after="100" w:afterAutospacing="1"/>
-        <w:jc w:val="left"/>
-        <w:rPr>
-          <w:rFonts w:ascii="Arial" w:eastAsia="Times New Roman" w:hAnsi="Arial" w:cs="Arial"/>
-          <w:highlight w:val="yellow"/>
-          <w:lang w:val="es-CL" w:eastAsia="es-CL"/>
-        </w:rPr>
-      </w:pPr>
-      <w:r>
-        <w:rPr>
-          <w:rFonts w:ascii="Arial" w:eastAsia="Times New Roman" w:hAnsi="Arial" w:cs="Arial"/>
-          <w:b/>
-          <w:bCs/>
-          <w:highlight w:val="yellow"/>
-          <w:lang w:val="es-CL" w:eastAsia="es-CL"/>
-        </w:rPr>
-        <w:t>Medible</w:t>
-      </w:r>
-      <w:r>
-        <w:rPr>
-          <w:rFonts w:ascii="Arial" w:eastAsia="Times New Roman" w:hAnsi="Arial" w:cs="Arial"/>
-          <w:highlight w:val="yellow"/>
-          <w:lang w:val="es-CL" w:eastAsia="es-CL"/>
-        </w:rPr>
-        <w:t>: Incrementar las ventas en un 15%.</w:t>
-      </w:r>
-    </w:p>
-    <w:p>
-      <w:pPr>
-        <w:numPr>
-          <w:ilvl w:val="0"/>
-          <w:numId w:val="41"/>
-        </w:numPr>
-        <w:spacing w:before="100" w:beforeAutospacing="1" w:after="100" w:afterAutospacing="1"/>
-        <w:jc w:val="left"/>
-        <w:rPr>
-          <w:rFonts w:ascii="Arial" w:eastAsia="Times New Roman" w:hAnsi="Arial" w:cs="Arial"/>
-          <w:highlight w:val="yellow"/>
-          <w:lang w:val="es-CL" w:eastAsia="es-CL"/>
-        </w:rPr>
-      </w:pPr>
-      <w:r>
-        <w:rPr>
-          <w:rFonts w:ascii="Arial" w:eastAsia="Times New Roman" w:hAnsi="Arial" w:cs="Arial"/>
-          <w:b/>
-          <w:bCs/>
-          <w:highlight w:val="yellow"/>
-          <w:lang w:val="es-CL" w:eastAsia="es-CL"/>
-        </w:rPr>
-        <w:t>Alcanzable</w:t>
-      </w:r>
-      <w:r>
-        <w:rPr>
-          <w:rFonts w:ascii="Arial" w:eastAsia="Times New Roman" w:hAnsi="Arial" w:cs="Arial"/>
-          <w:highlight w:val="yellow"/>
-          <w:lang w:val="es-CL" w:eastAsia="es-CL"/>
-        </w:rPr>
-        <w:t>: Implementar una nueva estrategia de marketing digital.</w:t>
-      </w:r>
-    </w:p>
-    <w:p>
-      <w:pPr>
-        <w:numPr>
-          <w:ilvl w:val="0"/>
-          <w:numId w:val="41"/>
-        </w:numPr>
-        <w:spacing w:before="100" w:beforeAutospacing="1" w:after="100" w:afterAutospacing="1"/>
-        <w:jc w:val="left"/>
-        <w:rPr>
-          <w:rFonts w:ascii="Arial" w:eastAsia="Times New Roman" w:hAnsi="Arial" w:cs="Arial"/>
-          <w:highlight w:val="yellow"/>
-          <w:lang w:val="es-CL" w:eastAsia="es-CL"/>
-        </w:rPr>
-      </w:pPr>
-      <w:r>
-        <w:rPr>
-          <w:rFonts w:ascii="Arial" w:eastAsia="Times New Roman" w:hAnsi="Arial" w:cs="Arial"/>
-          <w:b/>
-          <w:bCs/>
-          <w:highlight w:val="yellow"/>
-          <w:lang w:val="es-CL" w:eastAsia="es-CL"/>
-        </w:rPr>
-        <w:t>Relevante</w:t>
-      </w:r>
-      <w:r>
-        <w:rPr>
-          <w:rFonts w:ascii="Arial" w:eastAsia="Times New Roman" w:hAnsi="Arial" w:cs="Arial"/>
-          <w:highlight w:val="yellow"/>
-          <w:lang w:val="es-CL" w:eastAsia="es-CL"/>
-        </w:rPr>
-        <w:t>: Aumentar los ingresos para financiar el desarrollo de nuevos productos.</w:t>
-      </w:r>
-    </w:p>
-    <w:p>
-      <w:pPr>
-        <w:numPr>
-          <w:ilvl w:val="0"/>
-          <w:numId w:val="41"/>
-        </w:numPr>
-        <w:spacing w:before="100" w:beforeAutospacing="1" w:after="100" w:afterAutospacing="1"/>
-        <w:jc w:val="left"/>
-        <w:rPr>
-          <w:rFonts w:ascii="Arial" w:eastAsia="Times New Roman" w:hAnsi="Arial" w:cs="Arial"/>
-          <w:highlight w:val="yellow"/>
-          <w:lang w:val="es-CL" w:eastAsia="es-CL"/>
-        </w:rPr>
-      </w:pPr>
-      <w:r>
-        <w:rPr>
-          <w:rFonts w:ascii="Arial" w:eastAsia="Times New Roman" w:hAnsi="Arial" w:cs="Arial"/>
-          <w:b/>
-          <w:bCs/>
-          <w:highlight w:val="yellow"/>
-          <w:lang w:val="es-CL" w:eastAsia="es-CL"/>
-        </w:rPr>
-        <w:t>Con un plazo definido</w:t>
-      </w:r>
-      <w:r>
-        <w:rPr>
-          <w:rFonts w:ascii="Arial" w:eastAsia="Times New Roman" w:hAnsi="Arial" w:cs="Arial"/>
-          <w:highlight w:val="yellow"/>
-          <w:lang w:val="es-CL" w:eastAsia="es-CL"/>
-        </w:rPr>
-        <w:t>: Lograr este incremento en los próximos seis meses.</w:t>
-      </w:r>
-    </w:p>
-    <w:p>
-      <w:pPr>
-        <w:ind w:firstLine="708"/>
+        <w:t>Realizar el mantenimiento del sistema web de gestión de Vinculación con el Medio de la Facultad de Ciencias de la Ingeniería de la Universidad Católica del Maule, mediante el análisis, modificación y validación de sus funcionalidades, con el propósito de mantener y mejorar su funcionamiento.</w:t>
+      </w:r>
+    </w:p>
+    <w:p>
+      <w:pPr>
         <w:rPr>
           <w:rFonts w:ascii="Arial" w:hAnsi="Arial" w:cs="Arial"/>
         </w:rPr>
@@ -8080,20 +6541,21 @@
           <w:rFonts w:ascii="Arial" w:hAnsi="Arial" w:cs="Arial"/>
         </w:rPr>
       </w:pPr>
-      <w:proofErr w:type="gramStart"/>
-      <w:r>
-        <w:rPr>
-          <w:rFonts w:ascii="Arial" w:hAnsi="Arial" w:cs="Arial"/>
-        </w:rPr>
-        <w:t>Implementar….</w:t>
-      </w:r>
-      <w:proofErr w:type="gramEnd"/>
-      <w:r>
-        <w:rPr>
-          <w:rFonts w:ascii="Arial" w:hAnsi="Arial" w:cs="Arial"/>
-        </w:rPr>
-        <w:t>.</w:t>
-      </w:r>
+      <w:r>
+        <w:rPr>
+          <w:rFonts w:ascii="Arial" w:hAnsi="Arial" w:cs="Arial"/>
+        </w:rPr>
+        <w:t>Analizar el estado actual del sistema web de gestión de Vinculación con el Medio, identificando las necesidades de mantenimiento y mejora presentes en sus funcionalidades.</w:t>
+      </w:r>
+    </w:p>
+    <w:p>
+      <w:pPr>
+        <w:pStyle w:val="Prrafodelista"/>
+        <w:ind w:left="1428"/>
+        <w:rPr>
+          <w:rFonts w:ascii="Arial" w:hAnsi="Arial" w:cs="Arial"/>
+        </w:rPr>
+      </w:pPr>
     </w:p>
     <w:p>
       <w:pPr>
@@ -8110,8 +6572,25 @@
         <w:rPr>
           <w:rFonts w:ascii="Arial" w:hAnsi="Arial" w:cs="Arial"/>
         </w:rPr>
-        <w:t>Diseñar…</w:t>
-      </w:r>
+        <w:t>Diseñar las modificaciones requeridas para atender las necesidades de mantenimiento identificadas, considerando la arquitectura y funcionamiento del sistema existente.</w:t>
+      </w:r>
+    </w:p>
+    <w:p>
+      <w:pPr>
+        <w:pStyle w:val="Prrafodelista"/>
+        <w:rPr>
+          <w:rFonts w:ascii="Arial" w:hAnsi="Arial" w:cs="Arial"/>
+        </w:rPr>
+      </w:pPr>
+    </w:p>
+    <w:p>
+      <w:pPr>
+        <w:pStyle w:val="Prrafodelista"/>
+        <w:ind w:left="1428"/>
+        <w:rPr>
+          <w:rFonts w:ascii="Arial" w:hAnsi="Arial" w:cs="Arial"/>
+        </w:rPr>
+      </w:pPr>
     </w:p>
     <w:p>
       <w:pPr>
@@ -8128,112 +6607,7 @@
         <w:rPr>
           <w:rFonts w:ascii="Arial" w:hAnsi="Arial" w:cs="Arial"/>
         </w:rPr>
-        <w:t>Aplicar el método XXX en….</w:t>
-      </w:r>
-    </w:p>
-    <w:p>
-      <w:pPr>
-        <w:rPr>
-          <w:rFonts w:ascii="Arial" w:hAnsi="Arial" w:cs="Arial"/>
-        </w:rPr>
-      </w:pPr>
-    </w:p>
-    <w:p>
-      <w:pPr>
-        <w:ind w:firstLine="708"/>
-        <w:rPr>
-          <w:rFonts w:ascii="Arial" w:hAnsi="Arial" w:cs="Arial"/>
-          <w:highlight w:val="yellow"/>
-        </w:rPr>
-      </w:pPr>
-      <w:r>
-        <w:rPr>
-          <w:rFonts w:ascii="Arial" w:hAnsi="Arial" w:cs="Arial"/>
-          <w:highlight w:val="yellow"/>
-        </w:rPr>
-        <w:t xml:space="preserve">Escriba sus objetivos </w:t>
-      </w:r>
-      <w:r>
-        <w:rPr>
-          <w:rFonts w:ascii="Arial" w:hAnsi="Arial" w:cs="Arial"/>
-          <w:highlight w:val="yellow"/>
-        </w:rPr>
-        <w:t xml:space="preserve">específicos </w:t>
-      </w:r>
-      <w:r>
-        <w:rPr>
-          <w:rFonts w:ascii="Arial" w:hAnsi="Arial" w:cs="Arial"/>
-          <w:highlight w:val="yellow"/>
-        </w:rPr>
-        <w:t xml:space="preserve">del proyecto. </w:t>
-      </w:r>
-      <w:r>
-        <w:rPr>
-          <w:rFonts w:ascii="Arial" w:hAnsi="Arial" w:cs="Arial"/>
-          <w:highlight w:val="yellow"/>
-        </w:rPr>
-        <w:t xml:space="preserve"> </w:t>
-      </w:r>
-      <w:r>
-        <w:rPr>
-          <w:rFonts w:ascii="Arial" w:hAnsi="Arial" w:cs="Arial"/>
-          <w:highlight w:val="yellow"/>
-        </w:rPr>
-        <w:t>Cada objetivo debe comenzar con verbo infinitivo</w:t>
-      </w:r>
-      <w:r>
-        <w:rPr>
-          <w:rFonts w:ascii="Arial" w:hAnsi="Arial" w:cs="Arial"/>
-          <w:highlight w:val="yellow"/>
-        </w:rPr>
-        <w:t>. Puede escribir un máximo de 4 objetivos específicos</w:t>
-      </w:r>
-      <w:r>
-        <w:rPr>
-          <w:rFonts w:ascii="Arial" w:hAnsi="Arial" w:cs="Arial"/>
-          <w:highlight w:val="yellow"/>
-        </w:rPr>
-        <w:t>.</w:t>
-      </w:r>
-      <w:r>
-        <w:rPr>
-          <w:rFonts w:ascii="Arial" w:hAnsi="Arial" w:cs="Arial"/>
-          <w:highlight w:val="yellow"/>
-        </w:rPr>
-        <w:t xml:space="preserve"> El logro de los objetivos específicos permitirá el logro del objetivo general. </w:t>
-      </w:r>
-      <w:r>
-        <w:rPr>
-          <w:rFonts w:ascii="Arial" w:hAnsi="Arial" w:cs="Arial"/>
-          <w:highlight w:val="yellow"/>
-        </w:rPr>
-        <w:t xml:space="preserve"> Recuerde escribir en tercera persona. Borre el texto que no sea suyo y comience a escribir en ese punto. </w:t>
-      </w:r>
-    </w:p>
-    <w:p>
-      <w:pPr>
-        <w:spacing w:line="360" w:lineRule="auto"/>
-        <w:ind w:left="360"/>
-        <w:rPr>
-          <w:rFonts w:ascii="Arial" w:hAnsi="Arial" w:cs="Arial"/>
-          <w:highlight w:val="yellow"/>
-        </w:rPr>
-      </w:pPr>
-    </w:p>
-    <w:p>
-      <w:pPr>
-        <w:ind w:firstLine="708"/>
-        <w:rPr>
-          <w:rFonts w:ascii="Arial" w:hAnsi="Arial" w:cs="Arial"/>
-          <w:highlight w:val="yellow"/>
-        </w:rPr>
-      </w:pPr>
-      <w:r>
-        <w:rPr>
-          <w:rFonts w:ascii="Arial" w:hAnsi="Arial" w:cs="Arial"/>
-          <w:highlight w:val="yellow"/>
-        </w:rPr>
-        <w:t xml:space="preserve">Escriba los objetivos específicos del proyecto. Escriba solamente un objetivo general. Cada objetivo debe comenzar con UN VERBO INFINITIVO. Recuerde escribir en tercera persona. Borre el texto que no sea suyo y comience a escribir en ese punto. </w:t>
+        <w:t>Implementar las modificaciones y mejoras definidas sobre el sistema web existente, manteniendo la integración con sus componentes y funcionalidades principales.</w:t>
       </w:r>
     </w:p>
     <w:p>
@@ -8242,32 +6616,6 @@
         <w:ind w:left="1428"/>
         <w:rPr>
           <w:rFonts w:ascii="Arial" w:hAnsi="Arial" w:cs="Arial"/>
-          <w:highlight w:val="yellow"/>
-        </w:rPr>
-      </w:pPr>
-    </w:p>
-    <w:p>
-      <w:pPr>
-        <w:ind w:firstLine="708"/>
-        <w:rPr>
-          <w:rFonts w:ascii="Arial" w:hAnsi="Arial" w:cs="Arial"/>
-          <w:highlight w:val="yellow"/>
-        </w:rPr>
-      </w:pPr>
-      <w:r>
-        <w:rPr>
-          <w:rFonts w:ascii="Arial" w:hAnsi="Arial" w:cs="Arial"/>
-          <w:highlight w:val="yellow"/>
-        </w:rPr>
-        <w:t>En este proyecto será empleado el método SMART para establecer objetivos claros y alcanzables. La sigla SMART se descompone en cinco criterios que un objetivo debe cumplir para ser considerado efectivo:</w:t>
-      </w:r>
-    </w:p>
-    <w:p>
-      <w:pPr>
-        <w:ind w:firstLine="708"/>
-        <w:rPr>
-          <w:rFonts w:ascii="Arial" w:hAnsi="Arial" w:cs="Arial"/>
-          <w:highlight w:val="yellow"/>
         </w:rPr>
       </w:pPr>
     </w:p>
@@ -8276,402 +6624,25 @@
         <w:pStyle w:val="Prrafodelista"/>
         <w:numPr>
           <w:ilvl w:val="0"/>
-          <w:numId w:val="33"/>
+          <w:numId w:val="40"/>
         </w:numPr>
         <w:rPr>
           <w:rFonts w:ascii="Arial" w:hAnsi="Arial" w:cs="Arial"/>
-          <w:highlight w:val="yellow"/>
-        </w:rPr>
-      </w:pPr>
-      <w:r>
-        <w:rPr>
-          <w:rFonts w:ascii="Arial" w:hAnsi="Arial" w:cs="Arial"/>
-          <w:highlight w:val="yellow"/>
-        </w:rPr>
-        <w:t>Específico:</w:t>
-      </w:r>
-    </w:p>
-    <w:p>
-      <w:pPr>
-        <w:pStyle w:val="Prrafodelista"/>
-        <w:numPr>
-          <w:ilvl w:val="0"/>
-          <w:numId w:val="35"/>
-        </w:numPr>
-        <w:rPr>
-          <w:rFonts w:ascii="Arial" w:hAnsi="Arial" w:cs="Arial"/>
-          <w:highlight w:val="yellow"/>
-        </w:rPr>
-      </w:pPr>
-      <w:r>
-        <w:rPr>
-          <w:rFonts w:ascii="Arial" w:hAnsi="Arial" w:cs="Arial"/>
-          <w:highlight w:val="yellow"/>
-        </w:rPr>
-        <w:t>El objetivo debe ser claro y detallado.</w:t>
-      </w:r>
-    </w:p>
-    <w:p>
-      <w:pPr>
-        <w:pStyle w:val="Prrafodelista"/>
-        <w:numPr>
-          <w:ilvl w:val="0"/>
-          <w:numId w:val="35"/>
-        </w:numPr>
-        <w:rPr>
-          <w:rFonts w:ascii="Arial" w:hAnsi="Arial" w:cs="Arial"/>
-          <w:highlight w:val="yellow"/>
-        </w:rPr>
-      </w:pPr>
-      <w:r>
-        <w:rPr>
-          <w:rFonts w:ascii="Arial" w:hAnsi="Arial" w:cs="Arial"/>
-          <w:highlight w:val="yellow"/>
-        </w:rPr>
-        <w:t>Evitar generalidades y vaguedades.</w:t>
-      </w:r>
-    </w:p>
-    <w:p>
-      <w:pPr>
-        <w:pStyle w:val="Prrafodelista"/>
-        <w:numPr>
-          <w:ilvl w:val="0"/>
-          <w:numId w:val="35"/>
-        </w:numPr>
-        <w:rPr>
-          <w:rFonts w:ascii="Arial" w:hAnsi="Arial" w:cs="Arial"/>
-          <w:highlight w:val="yellow"/>
-        </w:rPr>
-      </w:pPr>
-      <w:r>
-        <w:rPr>
-          <w:rFonts w:ascii="Arial" w:hAnsi="Arial" w:cs="Arial"/>
-          <w:highlight w:val="yellow"/>
-        </w:rPr>
-        <w:t>Preguntas clave: ¿Qué quiero lograr? ¿Por qué es importante? ¿Quién está involucrado? ¿Dónde se llevará a cabo? ¿Qué recursos o limitaciones están involucrados?</w:t>
-      </w:r>
-    </w:p>
-    <w:p>
-      <w:pPr>
-        <w:pStyle w:val="Prrafodelista"/>
-        <w:numPr>
-          <w:ilvl w:val="0"/>
-          <w:numId w:val="33"/>
-        </w:numPr>
-        <w:rPr>
-          <w:rFonts w:ascii="Arial" w:hAnsi="Arial" w:cs="Arial"/>
-          <w:highlight w:val="yellow"/>
-        </w:rPr>
-      </w:pPr>
-      <w:r>
-        <w:rPr>
-          <w:rFonts w:ascii="Arial" w:hAnsi="Arial" w:cs="Arial"/>
-          <w:highlight w:val="yellow"/>
-        </w:rPr>
-        <w:t>Medible:</w:t>
-      </w:r>
-    </w:p>
-    <w:p>
-      <w:pPr>
-        <w:pStyle w:val="Prrafodelista"/>
-        <w:numPr>
-          <w:ilvl w:val="0"/>
-          <w:numId w:val="36"/>
-        </w:numPr>
-        <w:rPr>
-          <w:rFonts w:ascii="Arial" w:hAnsi="Arial" w:cs="Arial"/>
-          <w:highlight w:val="yellow"/>
-        </w:rPr>
-      </w:pPr>
-      <w:r>
-        <w:rPr>
-          <w:rFonts w:ascii="Arial" w:hAnsi="Arial" w:cs="Arial"/>
-          <w:highlight w:val="yellow"/>
-        </w:rPr>
-        <w:t>Debe ser posible rastrear el progreso y medir el resultado.</w:t>
-      </w:r>
-    </w:p>
-    <w:p>
-      <w:pPr>
-        <w:pStyle w:val="Prrafodelista"/>
-        <w:numPr>
-          <w:ilvl w:val="0"/>
-          <w:numId w:val="36"/>
-        </w:numPr>
-        <w:rPr>
-          <w:rFonts w:ascii="Arial" w:hAnsi="Arial" w:cs="Arial"/>
-          <w:highlight w:val="yellow"/>
-        </w:rPr>
-      </w:pPr>
-      <w:r>
-        <w:rPr>
-          <w:rFonts w:ascii="Arial" w:hAnsi="Arial" w:cs="Arial"/>
-          <w:highlight w:val="yellow"/>
-        </w:rPr>
-        <w:t>Definir indicadores de éxito.</w:t>
-      </w:r>
-    </w:p>
-    <w:p>
-      <w:pPr>
-        <w:pStyle w:val="Prrafodelista"/>
-        <w:numPr>
-          <w:ilvl w:val="0"/>
-          <w:numId w:val="36"/>
-        </w:numPr>
-        <w:rPr>
-          <w:rFonts w:ascii="Arial" w:hAnsi="Arial" w:cs="Arial"/>
-          <w:highlight w:val="yellow"/>
-        </w:rPr>
-      </w:pPr>
-      <w:r>
-        <w:rPr>
-          <w:rFonts w:ascii="Arial" w:hAnsi="Arial" w:cs="Arial"/>
-          <w:highlight w:val="yellow"/>
-        </w:rPr>
-        <w:t>Preguntas clave: ¿Cómo sabré que el objetivo se ha alcanzado? ¿Qué métrica se usará para medir el progreso?</w:t>
-      </w:r>
-    </w:p>
-    <w:p>
-      <w:pPr>
-        <w:pStyle w:val="Prrafodelista"/>
-        <w:numPr>
-          <w:ilvl w:val="0"/>
-          <w:numId w:val="33"/>
-        </w:numPr>
-        <w:rPr>
-          <w:rFonts w:ascii="Arial" w:hAnsi="Arial" w:cs="Arial"/>
-          <w:highlight w:val="yellow"/>
-        </w:rPr>
-      </w:pPr>
-      <w:r>
-        <w:rPr>
-          <w:rFonts w:ascii="Arial" w:hAnsi="Arial" w:cs="Arial"/>
-          <w:highlight w:val="yellow"/>
-        </w:rPr>
-        <w:t>Alcanzable:</w:t>
-      </w:r>
-    </w:p>
-    <w:p>
-      <w:pPr>
-        <w:pStyle w:val="Prrafodelista"/>
-        <w:numPr>
-          <w:ilvl w:val="0"/>
-          <w:numId w:val="37"/>
-        </w:numPr>
-        <w:jc w:val="left"/>
-        <w:rPr>
-          <w:rFonts w:ascii="Arial" w:hAnsi="Arial" w:cs="Arial"/>
-          <w:highlight w:val="yellow"/>
-        </w:rPr>
-      </w:pPr>
-      <w:r>
-        <w:rPr>
-          <w:rFonts w:ascii="Arial" w:hAnsi="Arial" w:cs="Arial"/>
-          <w:highlight w:val="yellow"/>
-        </w:rPr>
-        <w:lastRenderedPageBreak/>
-        <w:t>El objetivo debe ser realista y alcanzable dentro de las capacidades y recursos disponibles.</w:t>
-      </w:r>
-    </w:p>
-    <w:p>
-      <w:pPr>
-        <w:pStyle w:val="Prrafodelista"/>
-        <w:numPr>
-          <w:ilvl w:val="0"/>
-          <w:numId w:val="37"/>
-        </w:numPr>
-        <w:rPr>
-          <w:rFonts w:ascii="Arial" w:hAnsi="Arial" w:cs="Arial"/>
-          <w:highlight w:val="yellow"/>
-        </w:rPr>
-      </w:pPr>
-      <w:r>
-        <w:rPr>
-          <w:rFonts w:ascii="Arial" w:hAnsi="Arial" w:cs="Arial"/>
-          <w:highlight w:val="yellow"/>
-        </w:rPr>
-        <w:t>Considerar posibles obstáculos y cómo superarlos.</w:t>
-      </w:r>
-    </w:p>
-    <w:p>
-      <w:pPr>
-        <w:pStyle w:val="Prrafodelista"/>
-        <w:numPr>
-          <w:ilvl w:val="0"/>
-          <w:numId w:val="37"/>
-        </w:numPr>
-        <w:rPr>
-          <w:rFonts w:ascii="Arial" w:hAnsi="Arial" w:cs="Arial"/>
-          <w:highlight w:val="yellow"/>
-        </w:rPr>
-      </w:pPr>
-      <w:r>
-        <w:rPr>
-          <w:rFonts w:ascii="Arial" w:hAnsi="Arial" w:cs="Arial"/>
-          <w:highlight w:val="yellow"/>
-        </w:rPr>
-        <w:t>Preguntas clave: ¿Es este objetivo realista? ¿Tengo los recursos necesarios para alcanzarlo? ¿Qué limitaciones debo considerar?</w:t>
-      </w:r>
-    </w:p>
-    <w:p>
-      <w:pPr>
-        <w:pStyle w:val="Prrafodelista"/>
-        <w:numPr>
-          <w:ilvl w:val="0"/>
-          <w:numId w:val="33"/>
-        </w:numPr>
-        <w:rPr>
-          <w:rFonts w:ascii="Arial" w:hAnsi="Arial" w:cs="Arial"/>
-          <w:highlight w:val="yellow"/>
-        </w:rPr>
-      </w:pPr>
-      <w:r>
-        <w:rPr>
-          <w:rFonts w:ascii="Arial" w:hAnsi="Arial" w:cs="Arial"/>
-          <w:highlight w:val="yellow"/>
-        </w:rPr>
-        <w:t>Relevante:</w:t>
-      </w:r>
-    </w:p>
-    <w:p>
-      <w:pPr>
-        <w:pStyle w:val="Prrafodelista"/>
-        <w:numPr>
-          <w:ilvl w:val="0"/>
-          <w:numId w:val="38"/>
-        </w:numPr>
-        <w:rPr>
-          <w:rFonts w:ascii="Arial" w:hAnsi="Arial" w:cs="Arial"/>
-          <w:highlight w:val="yellow"/>
-        </w:rPr>
-      </w:pPr>
-      <w:r>
-        <w:rPr>
-          <w:rFonts w:ascii="Arial" w:hAnsi="Arial" w:cs="Arial"/>
-          <w:highlight w:val="yellow"/>
-        </w:rPr>
-        <w:t>El objetivo debe ser significativo y alineado con otras metas importantes.</w:t>
-      </w:r>
-    </w:p>
-    <w:p>
-      <w:pPr>
-        <w:pStyle w:val="Prrafodelista"/>
-        <w:numPr>
-          <w:ilvl w:val="0"/>
-          <w:numId w:val="38"/>
-        </w:numPr>
-        <w:rPr>
-          <w:rFonts w:ascii="Arial" w:hAnsi="Arial" w:cs="Arial"/>
-          <w:highlight w:val="yellow"/>
-        </w:rPr>
-      </w:pPr>
-      <w:r>
-        <w:rPr>
-          <w:rFonts w:ascii="Arial" w:hAnsi="Arial" w:cs="Arial"/>
-          <w:highlight w:val="yellow"/>
-        </w:rPr>
-        <w:t>Debe tener un propósito claro y ser relevante para el contexto en el que se encuentra.</w:t>
-      </w:r>
-    </w:p>
-    <w:p>
-      <w:pPr>
-        <w:pStyle w:val="Prrafodelista"/>
-        <w:numPr>
-          <w:ilvl w:val="0"/>
-          <w:numId w:val="38"/>
-        </w:numPr>
-        <w:rPr>
-          <w:rFonts w:ascii="Arial" w:hAnsi="Arial" w:cs="Arial"/>
-          <w:highlight w:val="yellow"/>
-        </w:rPr>
-      </w:pPr>
-      <w:r>
-        <w:rPr>
-          <w:rFonts w:ascii="Arial" w:hAnsi="Arial" w:cs="Arial"/>
-          <w:highlight w:val="yellow"/>
-        </w:rPr>
-        <w:t>Preguntas clave: ¿Es este objetivo valioso? ¿Es el momento adecuado? ¿Se alinea con otras necesidades o esfuerzos?</w:t>
-      </w:r>
-    </w:p>
-    <w:p>
-      <w:pPr>
-        <w:pStyle w:val="Prrafodelista"/>
-        <w:numPr>
-          <w:ilvl w:val="0"/>
-          <w:numId w:val="33"/>
-        </w:numPr>
-        <w:rPr>
-          <w:rFonts w:ascii="Arial" w:hAnsi="Arial" w:cs="Arial"/>
-          <w:highlight w:val="yellow"/>
-        </w:rPr>
-      </w:pPr>
-      <w:r>
-        <w:rPr>
-          <w:rFonts w:ascii="Arial" w:hAnsi="Arial" w:cs="Arial"/>
-          <w:highlight w:val="yellow"/>
-        </w:rPr>
-        <w:t>Con un plazo definido:</w:t>
-      </w:r>
-    </w:p>
-    <w:p>
-      <w:pPr>
-        <w:pStyle w:val="Prrafodelista"/>
-        <w:numPr>
-          <w:ilvl w:val="0"/>
-          <w:numId w:val="39"/>
-        </w:numPr>
-        <w:rPr>
-          <w:rFonts w:ascii="Arial" w:hAnsi="Arial" w:cs="Arial"/>
-          <w:highlight w:val="yellow"/>
-        </w:rPr>
-      </w:pPr>
-      <w:r>
-        <w:rPr>
-          <w:rFonts w:ascii="Arial" w:hAnsi="Arial" w:cs="Arial"/>
-          <w:highlight w:val="yellow"/>
-        </w:rPr>
-        <w:t>Establecer un marco temporal claro para alcanzar el objetivo.</w:t>
-      </w:r>
-    </w:p>
-    <w:p>
-      <w:pPr>
-        <w:pStyle w:val="Prrafodelista"/>
-        <w:numPr>
-          <w:ilvl w:val="0"/>
-          <w:numId w:val="39"/>
-        </w:numPr>
-        <w:rPr>
-          <w:rFonts w:ascii="Arial" w:hAnsi="Arial" w:cs="Arial"/>
-          <w:highlight w:val="yellow"/>
-        </w:rPr>
-      </w:pPr>
-      <w:r>
-        <w:rPr>
-          <w:rFonts w:ascii="Arial" w:hAnsi="Arial" w:cs="Arial"/>
-          <w:highlight w:val="yellow"/>
-        </w:rPr>
-        <w:t>Definir fechas de inicio y fin, así como hitos intermedios si es necesario.</w:t>
-      </w:r>
-    </w:p>
-    <w:p>
-      <w:pPr>
-        <w:pStyle w:val="Prrafodelista"/>
-        <w:numPr>
-          <w:ilvl w:val="0"/>
-          <w:numId w:val="39"/>
-        </w:numPr>
-        <w:rPr>
-          <w:rFonts w:ascii="Arial" w:hAnsi="Arial" w:cs="Arial"/>
-          <w:highlight w:val="yellow"/>
-        </w:rPr>
-      </w:pPr>
-      <w:r>
-        <w:rPr>
-          <w:rFonts w:ascii="Arial" w:hAnsi="Arial" w:cs="Arial"/>
-          <w:highlight w:val="yellow"/>
-        </w:rPr>
-        <w:t xml:space="preserve">Preguntas clave: ¿Cuál es la fecha límite para alcanzar el objetivo? ¿Qué puedo hacer hoy/esta semana/este mes? </w:t>
-      </w:r>
+        </w:rPr>
+      </w:pPr>
+      <w:r>
+        <w:rPr>
+          <w:rFonts w:ascii="Arial" w:hAnsi="Arial" w:cs="Arial"/>
+        </w:rPr>
+        <w:t>Validar las modificaciones realizadas mediante pruebas que permitan comprobar el correcto funcionamiento del sistema después de las actividades de mantenimiento.</w:t>
+      </w:r>
+    </w:p>
+    <w:p>
+      <w:pPr>
+        <w:rPr>
+          <w:rFonts w:ascii="Arial" w:hAnsi="Arial" w:cs="Arial"/>
+        </w:rPr>
+      </w:pPr>
     </w:p>
     <w:p>
       <w:pPr>
@@ -8680,12 +6651,6 @@
           <w:rFonts w:ascii="Arial" w:hAnsi="Arial" w:cs="Arial"/>
         </w:rPr>
       </w:pPr>
-      <w:r>
-        <w:rPr>
-          <w:rFonts w:ascii="Arial" w:hAnsi="Arial" w:cs="Arial"/>
-        </w:rPr>
-        <w:t xml:space="preserve"> </w:t>
-      </w:r>
     </w:p>
     <w:p>
       <w:pPr>
@@ -8719,6 +6684,7 @@
         <w:rPr>
           <w:rFonts w:ascii="Arial" w:hAnsi="Arial" w:cs="Arial"/>
         </w:rPr>
+        <w:lastRenderedPageBreak/>
         <w:t>1.</w:t>
       </w:r>
       <w:r>
@@ -8757,6 +6723,7 @@
     </w:p>
     <w:p>
       <w:pPr>
+        <w:spacing w:line="360" w:lineRule="auto"/>
         <w:ind w:firstLine="708"/>
         <w:rPr>
           <w:rFonts w:ascii="Arial" w:hAnsi="Arial" w:cs="Arial"/>
@@ -8766,37 +6733,12 @@
         <w:rPr>
           <w:rFonts w:ascii="Arial" w:hAnsi="Arial" w:cs="Arial"/>
         </w:rPr>
-        <w:t>Con respecto al alcance de</w:t>
-      </w:r>
-      <w:r>
-        <w:rPr>
-          <w:rFonts w:ascii="Arial" w:hAnsi="Arial" w:cs="Arial"/>
-        </w:rPr>
-        <w:t xml:space="preserve"> la </w:t>
-      </w:r>
-      <w:proofErr w:type="gramStart"/>
-      <w:r>
-        <w:rPr>
-          <w:rFonts w:ascii="Arial" w:hAnsi="Arial" w:cs="Arial"/>
-        </w:rPr>
-        <w:t>memoria</w:t>
-      </w:r>
-      <w:r>
-        <w:rPr>
-          <w:rFonts w:ascii="Arial" w:hAnsi="Arial" w:cs="Arial"/>
-        </w:rPr>
-        <w:t>….</w:t>
-      </w:r>
-      <w:proofErr w:type="gramEnd"/>
-      <w:r>
-        <w:rPr>
-          <w:rFonts w:ascii="Arial" w:hAnsi="Arial" w:cs="Arial"/>
-        </w:rPr>
-        <w:t>.</w:t>
-      </w:r>
-    </w:p>
-    <w:p>
-      <w:pPr>
+        <w:t>El presente proyecto contempla el mantenimiento del sistema web de gestión de Vinculación con el Medio desarrollado previamente para la Facultad de Ciencias de la Ingeniería de la Universidad Católica del Maule.</w:t>
+      </w:r>
+    </w:p>
+    <w:p>
+      <w:pPr>
+        <w:spacing w:line="360" w:lineRule="auto"/>
         <w:ind w:firstLine="708"/>
         <w:rPr>
           <w:rFonts w:ascii="Arial" w:hAnsi="Arial" w:cs="Arial"/>
@@ -8805,91 +6747,31 @@
     </w:p>
     <w:p>
       <w:pPr>
+        <w:spacing w:line="360" w:lineRule="auto"/>
         <w:ind w:firstLine="708"/>
         <w:rPr>
           <w:rFonts w:ascii="Arial" w:hAnsi="Arial" w:cs="Arial"/>
-          <w:highlight w:val="yellow"/>
-        </w:rPr>
-      </w:pPr>
-      <w:r>
-        <w:rPr>
-          <w:rFonts w:ascii="Arial" w:hAnsi="Arial" w:cs="Arial"/>
-          <w:highlight w:val="yellow"/>
-        </w:rPr>
-        <w:t>Esta sección es fundamental para establecer los límites</w:t>
-      </w:r>
-      <w:r>
-        <w:rPr>
-          <w:rFonts w:ascii="Arial" w:hAnsi="Arial" w:cs="Arial"/>
-          <w:highlight w:val="yellow"/>
-        </w:rPr>
-        <w:t xml:space="preserve"> (</w:t>
-      </w:r>
-      <w:r>
-        <w:rPr>
-          <w:rFonts w:ascii="Arial" w:hAnsi="Arial" w:cs="Arial"/>
-          <w:highlight w:val="yellow"/>
-        </w:rPr>
-        <w:t xml:space="preserve">la empresa, el </w:t>
-      </w:r>
-      <w:proofErr w:type="spellStart"/>
-      <w:r>
-        <w:rPr>
-          <w:rFonts w:ascii="Arial" w:hAnsi="Arial" w:cs="Arial"/>
-          <w:highlight w:val="yellow"/>
-        </w:rPr>
-        <w:t>depto</w:t>
-      </w:r>
-      <w:proofErr w:type="spellEnd"/>
-      <w:r>
-        <w:rPr>
-          <w:rFonts w:ascii="Arial" w:hAnsi="Arial" w:cs="Arial"/>
-          <w:highlight w:val="yellow"/>
-        </w:rPr>
-        <w:t xml:space="preserve"> dentro de la empresa</w:t>
-      </w:r>
-      <w:r>
-        <w:rPr>
-          <w:rFonts w:ascii="Arial" w:hAnsi="Arial" w:cs="Arial"/>
-          <w:highlight w:val="yellow"/>
-        </w:rPr>
-        <w:t>)</w:t>
-      </w:r>
-      <w:r>
-        <w:rPr>
-          <w:rFonts w:ascii="Arial" w:hAnsi="Arial" w:cs="Arial"/>
-          <w:highlight w:val="yellow"/>
-        </w:rPr>
-        <w:t xml:space="preserve"> y las expectativas del estudio. Esta sección define claramente qué se va a investigar, hasta qué punto se llevará a cabo la investigación, y qué aspectos quedan fuera del ámbito del estudio.  </w:t>
-      </w:r>
-      <w:r>
-        <w:rPr>
-          <w:rFonts w:ascii="Arial" w:hAnsi="Arial" w:cs="Arial"/>
-          <w:b/>
-          <w:bCs/>
-          <w:highlight w:val="yellow"/>
-        </w:rPr>
-        <w:t>Por lo tanto, es importante dejar claro qué se hará y que no se hará.</w:t>
-      </w:r>
-      <w:r>
-        <w:rPr>
-          <w:rFonts w:ascii="Arial" w:hAnsi="Arial" w:cs="Arial"/>
-          <w:highlight w:val="yellow"/>
-        </w:rPr>
-        <w:t xml:space="preserve"> </w:t>
-      </w:r>
-    </w:p>
-    <w:p>
-      <w:pPr>
+        </w:rPr>
+      </w:pPr>
+      <w:r>
+        <w:rPr>
+          <w:rFonts w:ascii="Arial" w:hAnsi="Arial" w:cs="Arial"/>
+        </w:rPr>
+        <w:t>El proyecto se desarrollará sobre la solución existente, por lo que no contempla la construcción de un sistema completamente nuevo. Las actividades estarán orientadas al análisis del software actual, identificación de necesidades de mantenimiento, diseño de las modificaciones correspondientes, implementación de los cambios y posterior validación.</w:t>
+      </w:r>
+    </w:p>
+    <w:p>
+      <w:pPr>
+        <w:spacing w:line="360" w:lineRule="auto"/>
         <w:ind w:firstLine="708"/>
         <w:rPr>
           <w:rFonts w:ascii="Arial" w:hAnsi="Arial" w:cs="Arial"/>
-          <w:highlight w:val="yellow"/>
-        </w:rPr>
-      </w:pPr>
-    </w:p>
-    <w:p>
-      <w:pPr>
+        </w:rPr>
+      </w:pPr>
+    </w:p>
+    <w:p>
+      <w:pPr>
+        <w:spacing w:line="360" w:lineRule="auto"/>
         <w:ind w:firstLine="708"/>
         <w:rPr>
           <w:rFonts w:ascii="Arial" w:hAnsi="Arial" w:cs="Arial"/>
@@ -8898,126 +6780,58 @@
       <w:r>
         <w:rPr>
           <w:rFonts w:ascii="Arial" w:hAnsi="Arial" w:cs="Arial"/>
-          <w:highlight w:val="yellow"/>
-        </w:rPr>
-        <w:t xml:space="preserve">Identifique los limites desde y hasta dónde llega su proyecto de </w:t>
-      </w:r>
-      <w:r>
-        <w:rPr>
-          <w:rFonts w:ascii="Arial" w:hAnsi="Arial" w:cs="Arial"/>
-          <w:highlight w:val="yellow"/>
-        </w:rPr>
-        <w:t>título</w:t>
-      </w:r>
-      <w:r>
-        <w:rPr>
-          <w:rFonts w:ascii="Arial" w:hAnsi="Arial" w:cs="Arial"/>
-          <w:highlight w:val="yellow"/>
-        </w:rPr>
-        <w:t>. Borre el texto que no sea suyo y comience a escribir en ese punto.</w:t>
-      </w:r>
-      <w:r>
-        <w:rPr>
-          <w:rFonts w:ascii="Arial" w:hAnsi="Arial" w:cs="Arial"/>
-        </w:rPr>
-        <w:t xml:space="preserve"> </w:t>
-      </w:r>
-    </w:p>
-    <w:p>
-      <w:pPr>
+        </w:rPr>
+        <w:t>El mantenimiento podrá involucrar modificaciones sobre funcionalidades existentes y la incorporación de mejoras que sean necesarias para mantener y ampliar las capacidades del sistema. Estas modificaciones deberán integrarse con la arquitectura y los componentes desarrollados previamente.</w:t>
+      </w:r>
+    </w:p>
+    <w:p>
+      <w:pPr>
+        <w:spacing w:line="360" w:lineRule="auto"/>
         <w:ind w:firstLine="708"/>
         <w:rPr>
           <w:rFonts w:ascii="Arial" w:hAnsi="Arial" w:cs="Arial"/>
         </w:rPr>
       </w:pPr>
-      <w:r>
-        <w:rPr>
-          <w:rFonts w:ascii="Arial" w:hAnsi="Arial" w:cs="Arial"/>
-        </w:rPr>
-        <w:t>El proyecto contempla la utilización de las soluciones informáticas desarrolladas previamente como base para la implementación de nuevas funcionalidades y mejoras.</w:t>
-      </w:r>
-    </w:p>
-    <w:p>
-      <w:pPr>
+    </w:p>
+    <w:p>
+      <w:pPr>
+        <w:spacing w:line="360" w:lineRule="auto"/>
         <w:ind w:firstLine="708"/>
         <w:rPr>
           <w:rFonts w:ascii="Arial" w:hAnsi="Arial" w:cs="Arial"/>
         </w:rPr>
       </w:pPr>
-    </w:p>
-    <w:p>
-      <w:pPr>
+      <w:r>
+        <w:rPr>
+          <w:rFonts w:ascii="Arial" w:hAnsi="Arial" w:cs="Arial"/>
+        </w:rPr>
+        <w:t>Asimismo, se contempla la realización de pruebas sobre las funcionalidades intervenidas, con el propósito de verificar que las modificaciones implementadas funcionen correctamente y no afecten negativamente las funcionalidades existentes.</w:t>
+      </w:r>
+    </w:p>
+    <w:p>
+      <w:pPr>
+        <w:spacing w:line="360" w:lineRule="auto"/>
         <w:ind w:firstLine="708"/>
         <w:rPr>
           <w:rFonts w:ascii="Arial" w:hAnsi="Arial" w:cs="Arial"/>
         </w:rPr>
       </w:pPr>
-      <w:r>
-        <w:rPr>
-          <w:rFonts w:ascii="Arial" w:hAnsi="Arial" w:cs="Arial"/>
-        </w:rPr>
-        <w:t>El alcance considera el análisis de la solución existente, la identificación de los aspectos susceptibles de mejora, el diseño de las modificaciones requeridas y su posterior implementación e integración con los componentes existentes.</w:t>
-      </w:r>
-    </w:p>
-    <w:p>
-      <w:pPr>
+    </w:p>
+    <w:p>
+      <w:pPr>
+        <w:spacing w:line="360" w:lineRule="auto"/>
         <w:ind w:firstLine="708"/>
         <w:rPr>
           <w:rFonts w:ascii="Arial" w:hAnsi="Arial" w:cs="Arial"/>
-        </w:rPr>
-      </w:pPr>
-    </w:p>
-    <w:p>
-      <w:pPr>
-        <w:ind w:firstLine="708"/>
-        <w:rPr>
-          <w:rFonts w:ascii="Arial" w:hAnsi="Arial" w:cs="Arial"/>
-        </w:rPr>
-      </w:pPr>
-      <w:r>
-        <w:rPr>
-          <w:rFonts w:ascii="Arial" w:hAnsi="Arial" w:cs="Arial"/>
-        </w:rPr>
-        <w:t>Asimismo, se considera la validación de las funcionalidades implementadas mediante pruebas que permitan comprobar su correcto funcionamiento y su integración con el sistema existente.</w:t>
-      </w:r>
-    </w:p>
-    <w:p>
-      <w:pPr>
-        <w:ind w:firstLine="708"/>
-        <w:rPr>
-          <w:rFonts w:ascii="Arial" w:hAnsi="Arial" w:cs="Arial"/>
-        </w:rPr>
-      </w:pPr>
-    </w:p>
-    <w:p>
-      <w:pPr>
-        <w:ind w:firstLine="708"/>
-        <w:rPr>
-          <w:rFonts w:ascii="Arial" w:hAnsi="Arial" w:cs="Arial"/>
-        </w:rPr>
-      </w:pPr>
-      <w:r>
-        <w:rPr>
-          <w:rFonts w:ascii="Arial" w:hAnsi="Arial" w:cs="Arial"/>
-        </w:rPr>
-        <w:t xml:space="preserve">El proyecto se limitará a las funcionalidades y modificaciones definidas en los requerimientos establecidos para la presente memoria. Las funcionalidades que no </w:t>
-      </w:r>
-      <w:r>
-        <w:rPr>
-          <w:rFonts w:ascii="Arial" w:hAnsi="Arial" w:cs="Arial"/>
-        </w:rPr>
-        <w:lastRenderedPageBreak/>
-        <w:t>formen parte de dichos requerimientos quedarán fuera del alcance del proyecto y podrán ser consideradas como trabajos futuros.</w:t>
-      </w:r>
-    </w:p>
-    <w:p>
-      <w:pPr>
-        <w:spacing w:line="360" w:lineRule="auto"/>
-        <w:ind w:firstLine="708"/>
-        <w:rPr>
-          <w:rFonts w:ascii="Arial" w:hAnsi="Arial" w:cs="Arial"/>
-        </w:rPr>
-      </w:pPr>
+          <w:lang w:val="es-CL"/>
+        </w:rPr>
+      </w:pPr>
+      <w:r>
+        <w:rPr>
+          <w:rFonts w:ascii="Arial" w:hAnsi="Arial" w:cs="Arial"/>
+        </w:rPr>
+        <w:t>El alcance específico de las funcionalidades que serán intervenidas estará determinado por las necesidades de mantenimiento identificadas durante el desarrollo del proyecto. Por lo tanto, aquellas modificaciones que no formen parte de los requerimientos definidos para esta memoria quedarán fuera de su alcance.</w:t>
+      </w:r>
     </w:p>
     <w:p>
       <w:pPr>
@@ -9116,7 +6930,7 @@
         <w:rPr>
           <w:rFonts w:ascii="Arial" w:hAnsi="Arial" w:cs="Arial"/>
         </w:rPr>
-        <w:t>….</w:t>
+        <w:t>La principal contribución esperada de este proyecto consiste en dar continuidad al desarrollo del sistema web de gestión de Vinculación con el Medio mediante actividades de mantenimiento de software, permitiendo que la solución pueda mantenerse operativa y evolucionar después de su implementación inicial.</w:t>
       </w:r>
     </w:p>
     <w:p>
@@ -9134,8 +6948,33 @@
         <w:rPr>
           <w:rFonts w:ascii="Arial" w:hAnsi="Arial" w:cs="Arial"/>
         </w:rPr>
-        <w:t>…..</w:t>
-      </w:r>
+        <w:lastRenderedPageBreak/>
+        <w:t>El proyecto busca contribuir a mejorar el funcionamiento del sistema mediante la identificación y resolución de necesidades presentes en sus funcionalidades, además de incorporar las modificaciones que resulten necesarias de acuerdo con los requerimientos definidos.</w:t>
+      </w:r>
+    </w:p>
+    <w:p>
+      <w:pPr>
+        <w:pStyle w:val="Prrafodelista"/>
+        <w:ind w:left="1080"/>
+        <w:rPr>
+          <w:rFonts w:ascii="Arial" w:hAnsi="Arial" w:cs="Arial"/>
+        </w:rPr>
+      </w:pPr>
+      <w:r>
+        <w:rPr>
+          <w:rFonts w:ascii="Arial" w:hAnsi="Arial" w:cs="Arial"/>
+        </w:rPr>
+        <w:t>Asimismo, el mantenimiento permitirá aprovechar la infraestructura y arquitectura desarrolladas previamente, evitando la necesidad de reconstruir la solución y facilitando la evolución progresiva del sistema.</w:t>
+      </w:r>
+    </w:p>
+    <w:p>
+      <w:pPr>
+        <w:pStyle w:val="Prrafodelista"/>
+        <w:ind w:left="1080"/>
+        <w:rPr>
+          <w:rFonts w:ascii="Arial" w:hAnsi="Arial" w:cs="Arial"/>
+        </w:rPr>
+      </w:pPr>
     </w:p>
     <w:p>
       <w:pPr>
@@ -9152,16 +6991,29 @@
         <w:rPr>
           <w:rFonts w:ascii="Arial" w:hAnsi="Arial" w:cs="Arial"/>
         </w:rPr>
-        <w:t>….</w:t>
-      </w:r>
+        <w:t>Finalmente, se espera que las modificaciones realizadas permitan fortalecer la utilidad y continuidad del sistema como herramienta para la gestión de las iniciativas de Vinculación con el Medio de la Facultad de Ciencias de la Ingeniería, manteniendo sus capacidades de centralización, seguimiento y trazabilidad.</w:t>
+      </w:r>
+    </w:p>
+    <w:p>
+      <w:pPr>
+        <w:rPr>
+          <w:rFonts w:ascii="Arial" w:hAnsi="Arial" w:cs="Arial"/>
+        </w:rPr>
+      </w:pPr>
     </w:p>
     <w:p>
       <w:pPr>
         <w:pStyle w:val="Prrafodelista"/>
-        <w:numPr>
-          <w:ilvl w:val="1"/>
-          <w:numId w:val="33"/>
-        </w:numPr>
+        <w:ind w:left="1080"/>
+        <w:rPr>
+          <w:rFonts w:ascii="Arial" w:hAnsi="Arial" w:cs="Arial"/>
+        </w:rPr>
+      </w:pPr>
+    </w:p>
+    <w:p>
+      <w:pPr>
+        <w:pStyle w:val="Prrafodelista"/>
+        <w:ind w:left="1080"/>
         <w:rPr>
           <w:rFonts w:ascii="Arial" w:hAnsi="Arial" w:cs="Arial"/>
         </w:rPr>
@@ -9174,135 +7026,6 @@
           <w:rFonts w:ascii="Arial" w:hAnsi="Arial" w:cs="Arial"/>
         </w:rPr>
       </w:pPr>
-    </w:p>
-    <w:p>
-      <w:pPr>
-        <w:ind w:firstLine="708"/>
-        <w:rPr>
-          <w:rFonts w:ascii="Arial" w:hAnsi="Arial" w:cs="Arial"/>
-        </w:rPr>
-      </w:pPr>
-      <w:r>
-        <w:rPr>
-          <w:rFonts w:ascii="Arial" w:hAnsi="Arial" w:cs="Arial"/>
-          <w:highlight w:val="yellow"/>
-        </w:rPr>
-        <w:t xml:space="preserve">Escriba cual será la contribución que realizará con su proyecto de </w:t>
-      </w:r>
-      <w:r>
-        <w:rPr>
-          <w:rFonts w:ascii="Arial" w:hAnsi="Arial" w:cs="Arial"/>
-          <w:highlight w:val="yellow"/>
-        </w:rPr>
-        <w:t xml:space="preserve">título </w:t>
-      </w:r>
-      <w:r>
-        <w:rPr>
-          <w:rFonts w:ascii="Arial" w:hAnsi="Arial" w:cs="Arial"/>
-          <w:highlight w:val="yellow"/>
-        </w:rPr>
-        <w:t xml:space="preserve">a la </w:t>
-      </w:r>
-      <w:r>
-        <w:rPr>
-          <w:rFonts w:ascii="Arial" w:hAnsi="Arial" w:cs="Arial"/>
-          <w:highlight w:val="yellow"/>
-        </w:rPr>
-        <w:t>organización</w:t>
-      </w:r>
-      <w:r>
-        <w:rPr>
-          <w:rFonts w:ascii="Arial" w:hAnsi="Arial" w:cs="Arial"/>
-          <w:highlight w:val="yellow"/>
-        </w:rPr>
-        <w:t>.  Borre el texto que no sea suyo y comience a escribir en ese punto</w:t>
-      </w:r>
-      <w:r>
-        <w:rPr>
-          <w:rFonts w:ascii="Arial" w:hAnsi="Arial" w:cs="Arial"/>
-        </w:rPr>
-        <w:t xml:space="preserve">. </w:t>
-      </w:r>
-    </w:p>
-    <w:p>
-      <w:pPr>
-        <w:ind w:firstLine="708"/>
-        <w:rPr>
-          <w:rFonts w:ascii="Arial" w:hAnsi="Arial" w:cs="Arial"/>
-        </w:rPr>
-      </w:pPr>
-      <w:r>
-        <w:rPr>
-          <w:rFonts w:ascii="Arial" w:hAnsi="Arial" w:cs="Arial"/>
-        </w:rPr>
-        <w:t>La contribución esperada del proyecto consiste en mejorar una solución informática institucional previamente desarrollada, incorporando nuevas funcionalidades y optimizaciones que permitan aumentar su utilidad para los usuarios.</w:t>
-      </w:r>
-    </w:p>
-    <w:p>
-      <w:pPr>
-        <w:ind w:firstLine="708"/>
-        <w:rPr>
-          <w:rFonts w:ascii="Arial" w:hAnsi="Arial" w:cs="Arial"/>
-        </w:rPr>
-      </w:pPr>
-    </w:p>
-    <w:p>
-      <w:pPr>
-        <w:ind w:firstLine="708"/>
-        <w:rPr>
-          <w:rFonts w:ascii="Arial" w:hAnsi="Arial" w:cs="Arial"/>
-        </w:rPr>
-      </w:pPr>
-      <w:r>
-        <w:rPr>
-          <w:rFonts w:ascii="Arial" w:hAnsi="Arial" w:cs="Arial"/>
-        </w:rPr>
-        <w:t>A partir del trabajo desarrollado anteriormente, se espera mantener y aprovechar las capacidades existentes de la solución, evitando la necesidad de construir nuevamente componentes que ya han sido implementados y validados.</w:t>
-      </w:r>
-    </w:p>
-    <w:p>
-      <w:pPr>
-        <w:ind w:firstLine="708"/>
-        <w:rPr>
-          <w:rFonts w:ascii="Arial" w:hAnsi="Arial" w:cs="Arial"/>
-        </w:rPr>
-      </w:pPr>
-    </w:p>
-    <w:p>
-      <w:pPr>
-        <w:ind w:firstLine="708"/>
-        <w:rPr>
-          <w:rFonts w:ascii="Arial" w:hAnsi="Arial" w:cs="Arial"/>
-        </w:rPr>
-      </w:pPr>
-      <w:r>
-        <w:rPr>
-          <w:rFonts w:ascii="Arial" w:hAnsi="Arial" w:cs="Arial"/>
-        </w:rPr>
-        <w:t>Además, se espera que las mejoras permitan fortalecer aspectos relacionados con la gestión de información, trazabilidad, usabilidad y/o administración del proceso, dependiendo de los requerimientos específicos definidos para el proyecto.</w:t>
-      </w:r>
-    </w:p>
-    <w:p>
-      <w:pPr>
-        <w:ind w:firstLine="708"/>
-        <w:rPr>
-          <w:rFonts w:ascii="Arial" w:hAnsi="Arial" w:cs="Arial"/>
-        </w:rPr>
-      </w:pPr>
-    </w:p>
-    <w:p>
-      <w:pPr>
-        <w:ind w:firstLine="708"/>
-        <w:rPr>
-          <w:rFonts w:ascii="Arial" w:hAnsi="Arial" w:cs="Arial"/>
-        </w:rPr>
-      </w:pPr>
-      <w:r>
-        <w:rPr>
-          <w:rFonts w:ascii="Arial" w:hAnsi="Arial" w:cs="Arial"/>
-        </w:rPr>
-        <w:t>Finalmente, el trabajo permitirá dar continuidad al desarrollo de soluciones informáticas aplicadas a procesos de la Universidad Católica del Maule, estableciendo una base sobre la cual puedan desarrollarse futuras mejoras.</w:t>
-      </w:r>
     </w:p>
     <w:p>
       <w:pPr>
@@ -9720,16 +7443,8 @@
         <w:rPr>
           <w:rFonts w:ascii="Arial" w:hAnsi="Arial" w:cs="Arial"/>
         </w:rPr>
-        <w:t xml:space="preserve"> </w:t>
-      </w:r>
-      <w:proofErr w:type="gramStart"/>
-      <w:r>
-        <w:rPr>
-          <w:rFonts w:ascii="Arial" w:hAnsi="Arial" w:cs="Arial"/>
-        </w:rPr>
-        <w:t>de :</w:t>
-      </w:r>
-      <w:proofErr w:type="gramEnd"/>
+        <w:t xml:space="preserve"> de :</w:t>
+      </w:r>
       <w:r>
         <w:rPr>
           <w:rFonts w:ascii="Arial" w:hAnsi="Arial" w:cs="Arial"/>
@@ -9981,36 +7696,14 @@
         <w:rPr>
           <w:rFonts w:ascii="Arial" w:hAnsi="Arial" w:cs="Arial"/>
         </w:rPr>
-        <w:t xml:space="preserve">, por ejemplo, </w:t>
-      </w:r>
-      <w:proofErr w:type="spellStart"/>
-      <w:r>
-        <w:rPr>
-          <w:rFonts w:ascii="Arial" w:hAnsi="Arial" w:cs="Arial"/>
-        </w:rPr>
-        <w:t>Workben</w:t>
-      </w:r>
-      <w:r>
-        <w:rPr>
-          <w:rFonts w:ascii="Arial" w:hAnsi="Arial" w:cs="Arial"/>
-        </w:rPr>
-        <w:t>ch</w:t>
-      </w:r>
-      <w:proofErr w:type="spellEnd"/>
-      <w:r>
-        <w:rPr>
-          <w:rFonts w:ascii="Arial" w:hAnsi="Arial" w:cs="Arial"/>
-        </w:rPr>
-        <w:t xml:space="preserve"> para </w:t>
-      </w:r>
-      <w:proofErr w:type="spellStart"/>
-      <w:r>
-        <w:rPr>
-          <w:rFonts w:ascii="Arial" w:hAnsi="Arial" w:cs="Arial"/>
-        </w:rPr>
-        <w:t>MySql</w:t>
-      </w:r>
-      <w:proofErr w:type="spellEnd"/>
+        <w:t>, por ejemplo, Workben</w:t>
+      </w:r>
+      <w:r>
+        <w:rPr>
+          <w:rFonts w:ascii="Arial" w:hAnsi="Arial" w:cs="Arial"/>
+        </w:rPr>
+        <w:t>ch para MySql</w:t>
+      </w:r>
     </w:p>
     <w:p>
       <w:pPr>
@@ -10073,56 +7766,15 @@
           <w:rFonts w:ascii="Arial" w:hAnsi="Arial" w:cs="Arial"/>
           <w:highlight w:val="yellow"/>
         </w:rPr>
-        <w:t xml:space="preserve">Lenguaje de programación o </w:t>
-      </w:r>
-      <w:proofErr w:type="spellStart"/>
-      <w:r>
-        <w:rPr>
-          <w:rFonts w:ascii="Arial" w:hAnsi="Arial" w:cs="Arial"/>
-          <w:highlight w:val="yellow"/>
-        </w:rPr>
-        <w:t>frame</w:t>
-      </w:r>
-      <w:r>
-        <w:rPr>
-          <w:rFonts w:ascii="Arial" w:hAnsi="Arial" w:cs="Arial"/>
-          <w:highlight w:val="yellow"/>
-        </w:rPr>
-        <w:t>work</w:t>
-      </w:r>
-      <w:proofErr w:type="spellEnd"/>
-      <w:r>
-        <w:rPr>
-          <w:rFonts w:ascii="Arial" w:hAnsi="Arial" w:cs="Arial"/>
-          <w:highlight w:val="yellow"/>
-        </w:rPr>
-        <w:t xml:space="preserve"> de </w:t>
-      </w:r>
-      <w:proofErr w:type="spellStart"/>
-      <w:r>
-        <w:rPr>
-          <w:rFonts w:ascii="Arial" w:hAnsi="Arial" w:cs="Arial"/>
-          <w:highlight w:val="yellow"/>
-        </w:rPr>
-        <w:t>front-end</w:t>
-      </w:r>
-      <w:proofErr w:type="spellEnd"/>
-      <w:r>
-        <w:rPr>
-          <w:rFonts w:ascii="Arial" w:hAnsi="Arial" w:cs="Arial"/>
-          <w:highlight w:val="yellow"/>
-        </w:rPr>
-        <w:t xml:space="preserve"> y </w:t>
-      </w:r>
-      <w:proofErr w:type="spellStart"/>
-      <w:r>
-        <w:rPr>
-          <w:rFonts w:ascii="Arial" w:hAnsi="Arial" w:cs="Arial"/>
-          <w:highlight w:val="yellow"/>
-        </w:rPr>
-        <w:t>backend</w:t>
-      </w:r>
-      <w:proofErr w:type="spellEnd"/>
+        <w:t>Lenguaje de programación o frame</w:t>
+      </w:r>
+      <w:r>
+        <w:rPr>
+          <w:rFonts w:ascii="Arial" w:hAnsi="Arial" w:cs="Arial"/>
+          <w:highlight w:val="yellow"/>
+        </w:rPr>
+        <w:t>work de front-end y backend</w:t>
+      </w:r>
     </w:p>
     <w:p>
       <w:pPr>
@@ -10504,23 +8156,7 @@
           <w:rFonts w:ascii="Arial" w:hAnsi="Arial" w:cs="Arial"/>
           <w:highlight w:val="yellow"/>
         </w:rPr>
-        <w:t xml:space="preserve">Administración de </w:t>
-      </w:r>
-      <w:proofErr w:type="gramStart"/>
-      <w:r>
-        <w:rPr>
-          <w:rFonts w:ascii="Arial" w:hAnsi="Arial" w:cs="Arial"/>
-          <w:highlight w:val="yellow"/>
-        </w:rPr>
-        <w:t>usuario:…</w:t>
-      </w:r>
-      <w:proofErr w:type="gramEnd"/>
-      <w:r>
-        <w:rPr>
-          <w:rFonts w:ascii="Arial" w:hAnsi="Arial" w:cs="Arial"/>
-          <w:highlight w:val="yellow"/>
-        </w:rPr>
-        <w:t>..</w:t>
+        <w:t>Administración de usuario:…..</w:t>
       </w:r>
     </w:p>
     <w:p>
@@ -10540,17 +8176,8 @@
           <w:rFonts w:ascii="Arial" w:hAnsi="Arial" w:cs="Arial"/>
           <w:highlight w:val="yellow"/>
         </w:rPr>
-        <w:t xml:space="preserve">Administración de </w:t>
-      </w:r>
-      <w:proofErr w:type="gramStart"/>
-      <w:r>
-        <w:rPr>
-          <w:rFonts w:ascii="Arial" w:hAnsi="Arial" w:cs="Arial"/>
-          <w:highlight w:val="yellow"/>
-        </w:rPr>
-        <w:t>venta:…</w:t>
-      </w:r>
-      <w:proofErr w:type="gramEnd"/>
+        <w:t>Administración de venta:…</w:t>
+      </w:r>
     </w:p>
     <w:p>
       <w:pPr>
@@ -10584,21 +8211,12 @@
           <w:highlight w:val="yellow"/>
         </w:rPr>
       </w:pPr>
-      <w:proofErr w:type="gramStart"/>
-      <w:r>
-        <w:rPr>
-          <w:rFonts w:ascii="Arial" w:hAnsi="Arial" w:cs="Arial"/>
-          <w:highlight w:val="yellow"/>
-        </w:rPr>
-        <w:t>Ingresos:…</w:t>
-      </w:r>
-      <w:proofErr w:type="gramEnd"/>
-      <w:r>
-        <w:rPr>
-          <w:rFonts w:ascii="Arial" w:hAnsi="Arial" w:cs="Arial"/>
-          <w:highlight w:val="yellow"/>
-        </w:rPr>
-        <w:t>.</w:t>
+      <w:r>
+        <w:rPr>
+          <w:rFonts w:ascii="Arial" w:hAnsi="Arial" w:cs="Arial"/>
+          <w:highlight w:val="yellow"/>
+        </w:rPr>
+        <w:t>Ingresos:….</w:t>
       </w:r>
     </w:p>
     <w:p>
@@ -10613,21 +8231,12 @@
           <w:highlight w:val="yellow"/>
         </w:rPr>
       </w:pPr>
-      <w:proofErr w:type="gramStart"/>
-      <w:r>
-        <w:rPr>
-          <w:rFonts w:ascii="Arial" w:hAnsi="Arial" w:cs="Arial"/>
-          <w:highlight w:val="yellow"/>
-        </w:rPr>
-        <w:t>Salidas:…</w:t>
-      </w:r>
-      <w:proofErr w:type="gramEnd"/>
-      <w:r>
-        <w:rPr>
-          <w:rFonts w:ascii="Arial" w:hAnsi="Arial" w:cs="Arial"/>
-          <w:highlight w:val="yellow"/>
-        </w:rPr>
-        <w:t>…</w:t>
+      <w:r>
+        <w:rPr>
+          <w:rFonts w:ascii="Arial" w:hAnsi="Arial" w:cs="Arial"/>
+          <w:highlight w:val="yellow"/>
+        </w:rPr>
+        <w:t>Salidas:……</w:t>
       </w:r>
     </w:p>
     <w:p>
@@ -10647,23 +8256,7 @@
           <w:rFonts w:ascii="Arial" w:hAnsi="Arial" w:cs="Arial"/>
           <w:highlight w:val="yellow"/>
         </w:rPr>
-        <w:t xml:space="preserve">Control </w:t>
-      </w:r>
-      <w:proofErr w:type="gramStart"/>
-      <w:r>
-        <w:rPr>
-          <w:rFonts w:ascii="Arial" w:hAnsi="Arial" w:cs="Arial"/>
-          <w:highlight w:val="yellow"/>
-        </w:rPr>
-        <w:t>interno:…</w:t>
-      </w:r>
-      <w:proofErr w:type="gramEnd"/>
-      <w:r>
-        <w:rPr>
-          <w:rFonts w:ascii="Arial" w:hAnsi="Arial" w:cs="Arial"/>
-          <w:highlight w:val="yellow"/>
-        </w:rPr>
-        <w:t>..</w:t>
+        <w:t>Control interno:…..</w:t>
       </w:r>
     </w:p>
     <w:p>
@@ -10738,7 +8331,6 @@
           <w:highlight w:val="yellow"/>
         </w:rPr>
       </w:pPr>
-      <w:proofErr w:type="spellStart"/>
       <w:r>
         <w:rPr>
           <w:rFonts w:ascii="Arial" w:hAnsi="Arial" w:cs="Arial"/>
@@ -10746,7 +8338,6 @@
         </w:rPr>
         <w:t>etc</w:t>
       </w:r>
-      <w:proofErr w:type="spellEnd"/>
     </w:p>
     <w:p>
       <w:pPr>
@@ -10902,21 +8493,7 @@
         <w:rPr>
           <w:lang w:val="es-ES" w:eastAsia="ar-SA"/>
         </w:rPr>
-        <w:t xml:space="preserve">La siguiente tabla </w:t>
-      </w:r>
-      <w:proofErr w:type="gramStart"/>
-      <w:r>
-        <w:rPr>
-          <w:lang w:val="es-ES" w:eastAsia="ar-SA"/>
-        </w:rPr>
-        <w:t>presenta….</w:t>
-      </w:r>
-      <w:proofErr w:type="gramEnd"/>
-      <w:r>
-        <w:rPr>
-          <w:lang w:val="es-ES" w:eastAsia="ar-SA"/>
-        </w:rPr>
-        <w:t>.</w:t>
+        <w:t>La siguiente tabla presenta…..</w:t>
       </w:r>
     </w:p>
     <w:tbl>
@@ -10957,7 +8534,6 @@
                 <w:lang w:val="es-ES"/>
               </w:rPr>
             </w:pPr>
-            <w:proofErr w:type="spellStart"/>
             <w:r>
               <w:rPr>
                 <w:rFonts w:ascii="Arial" w:eastAsia="Times New Roman" w:hAnsi="Arial" w:cs="Arial"/>
@@ -10968,7 +8544,6 @@
               </w:rPr>
               <w:t>Nº</w:t>
             </w:r>
-            <w:proofErr w:type="spellEnd"/>
           </w:p>
         </w:tc>
         <w:tc>
@@ -11621,21 +9196,7 @@
         <w:rPr>
           <w:rFonts w:ascii="Arial" w:hAnsi="Arial" w:cs="Arial"/>
         </w:rPr>
-        <w:t xml:space="preserve">Es posible afirmar </w:t>
-      </w:r>
-      <w:proofErr w:type="gramStart"/>
-      <w:r>
-        <w:rPr>
-          <w:rFonts w:ascii="Arial" w:hAnsi="Arial" w:cs="Arial"/>
-        </w:rPr>
-        <w:t>que….</w:t>
-      </w:r>
-      <w:proofErr w:type="gramEnd"/>
-      <w:r>
-        <w:rPr>
-          <w:rFonts w:ascii="Arial" w:hAnsi="Arial" w:cs="Arial"/>
-        </w:rPr>
-        <w:t>.………</w:t>
+        <w:t>Es posible afirmar que…..………</w:t>
       </w:r>
     </w:p>
     <w:p>
@@ -11653,21 +9214,7 @@
         <w:rPr>
           <w:rFonts w:ascii="Arial" w:hAnsi="Arial" w:cs="Arial"/>
         </w:rPr>
-        <w:t xml:space="preserve">Con respecto a los aspectos tecnológicos </w:t>
-      </w:r>
-      <w:proofErr w:type="gramStart"/>
-      <w:r>
-        <w:rPr>
-          <w:rFonts w:ascii="Arial" w:hAnsi="Arial" w:cs="Arial"/>
-        </w:rPr>
-        <w:t>del  proyecto</w:t>
-      </w:r>
-      <w:proofErr w:type="gramEnd"/>
-      <w:r>
-        <w:rPr>
-          <w:rFonts w:ascii="Arial" w:hAnsi="Arial" w:cs="Arial"/>
-        </w:rPr>
-        <w:t>….</w:t>
+        <w:t>Con respecto a los aspectos tecnológicos del  proyecto….</w:t>
       </w:r>
     </w:p>
     <w:p>
@@ -12598,80 +10145,30 @@
           <w:highlight w:val="yellow"/>
           <w:lang w:val="es-ES" w:eastAsia="ar-SA"/>
         </w:rPr>
-        <w:t xml:space="preserve"> </w:t>
-      </w:r>
-      <w:proofErr w:type="gramStart"/>
-      <w:r>
-        <w:rPr>
-          <w:rFonts w:ascii="Arial" w:hAnsi="Arial" w:cs="Arial"/>
-          <w:highlight w:val="yellow"/>
+        <w:t xml:space="preserve"> de acuerdo a la adaptación metodológica</w:t>
+      </w:r>
+      <w:r>
+        <w:rPr>
+          <w:rFonts w:ascii="Arial" w:hAnsi="Arial" w:cs="Arial"/>
           <w:lang w:val="es-ES" w:eastAsia="ar-SA"/>
         </w:rPr>
-        <w:t>de acuerdo a</w:t>
-      </w:r>
-      <w:proofErr w:type="gramEnd"/>
-      <w:r>
-        <w:rPr>
-          <w:rFonts w:ascii="Arial" w:hAnsi="Arial" w:cs="Arial"/>
-          <w:highlight w:val="yellow"/>
+        <w:t>.</w:t>
+      </w:r>
+    </w:p>
+    <w:p>
+      <w:pPr>
+        <w:pStyle w:val="Textoindependiente"/>
+        <w:rPr>
+          <w:rFonts w:ascii="Arial" w:hAnsi="Arial" w:cs="Arial"/>
           <w:lang w:val="es-ES" w:eastAsia="ar-SA"/>
         </w:rPr>
-        <w:t xml:space="preserve"> la adaptación metodológica</w:t>
-      </w:r>
+      </w:pPr>
       <w:r>
         <w:rPr>
           <w:rFonts w:ascii="Arial" w:hAnsi="Arial" w:cs="Arial"/>
           <w:lang w:val="es-ES" w:eastAsia="ar-SA"/>
         </w:rPr>
-        <w:t>.</w:t>
-      </w:r>
-    </w:p>
-    <w:p>
-      <w:pPr>
-        <w:pStyle w:val="Textoindependiente"/>
-        <w:rPr>
-          <w:rFonts w:ascii="Arial" w:hAnsi="Arial" w:cs="Arial"/>
-          <w:lang w:val="es-ES" w:eastAsia="ar-SA"/>
-        </w:rPr>
-      </w:pPr>
-      <w:r>
-        <w:rPr>
-          <w:rFonts w:ascii="Arial" w:hAnsi="Arial" w:cs="Arial"/>
-          <w:lang w:val="es-ES" w:eastAsia="ar-SA"/>
-        </w:rPr>
-        <w:t xml:space="preserve">A </w:t>
-      </w:r>
-      <w:proofErr w:type="gramStart"/>
-      <w:r>
-        <w:rPr>
-          <w:rFonts w:ascii="Arial" w:hAnsi="Arial" w:cs="Arial"/>
-          <w:lang w:val="es-ES" w:eastAsia="ar-SA"/>
-        </w:rPr>
-        <w:t>continuación</w:t>
-      </w:r>
-      <w:proofErr w:type="gramEnd"/>
-      <w:r>
-        <w:rPr>
-          <w:rFonts w:ascii="Arial" w:hAnsi="Arial" w:cs="Arial"/>
-          <w:lang w:val="es-ES" w:eastAsia="ar-SA"/>
-        </w:rPr>
-        <w:t xml:space="preserve"> se presenta la carta Gantt del proyecto cuya duración es de </w:t>
-      </w:r>
-      <w:proofErr w:type="spellStart"/>
-      <w:r>
-        <w:rPr>
-          <w:rFonts w:ascii="Arial" w:hAnsi="Arial" w:cs="Arial"/>
-          <w:lang w:val="es-ES" w:eastAsia="ar-SA"/>
-        </w:rPr>
-        <w:t>xx</w:t>
-      </w:r>
-      <w:proofErr w:type="spellEnd"/>
-      <w:r>
-        <w:rPr>
-          <w:rFonts w:ascii="Arial" w:hAnsi="Arial" w:cs="Arial"/>
-          <w:lang w:val="es-ES" w:eastAsia="ar-SA"/>
-        </w:rPr>
-        <w:t xml:space="preserve"> meses.</w:t>
+        <w:t>A continuación se presenta la carta Gantt del proyecto cuya duración es de xx meses.</w:t>
       </w:r>
     </w:p>
     <w:p>
@@ -12766,23 +10263,7 @@
           <w:rFonts w:ascii="Arial" w:hAnsi="Arial" w:cs="Arial"/>
           <w:lang w:val="es-ES"/>
         </w:rPr>
-        <w:t xml:space="preserve">Debe </w:t>
-      </w:r>
-      <w:proofErr w:type="gramStart"/>
-      <w:r>
-        <w:rPr>
-          <w:rFonts w:ascii="Arial" w:hAnsi="Arial" w:cs="Arial"/>
-          <w:lang w:val="es-ES"/>
-        </w:rPr>
-        <w:t>de acuerdo a</w:t>
-      </w:r>
-      <w:proofErr w:type="gramEnd"/>
-      <w:r>
-        <w:rPr>
-          <w:rFonts w:ascii="Arial" w:hAnsi="Arial" w:cs="Arial"/>
-          <w:lang w:val="es-ES"/>
-        </w:rPr>
-        <w:t xml:space="preserve"> lo investigado en capítulos anteriores, detallar esta factibilidad para trabajar en su solución. Si </w:t>
+        <w:t xml:space="preserve">Debe de acuerdo a lo investigado en capítulos anteriores, detallar esta factibilidad para trabajar en su solución. Si </w:t>
       </w:r>
       <w:r>
         <w:rPr>
@@ -12905,23 +10386,7 @@
           <w:rFonts w:ascii="Arial" w:hAnsi="Arial" w:cs="Arial"/>
           <w:lang w:val="es-ES"/>
         </w:rPr>
-        <w:t xml:space="preserve">Debe </w:t>
-      </w:r>
-      <w:proofErr w:type="gramStart"/>
-      <w:r>
-        <w:rPr>
-          <w:rFonts w:ascii="Arial" w:hAnsi="Arial" w:cs="Arial"/>
-          <w:lang w:val="es-ES"/>
-        </w:rPr>
-        <w:t>de acuerdo a</w:t>
-      </w:r>
-      <w:proofErr w:type="gramEnd"/>
-      <w:r>
-        <w:rPr>
-          <w:rFonts w:ascii="Arial" w:hAnsi="Arial" w:cs="Arial"/>
-          <w:lang w:val="es-ES"/>
-        </w:rPr>
-        <w:t xml:space="preserve"> lo investigado en capítulos anteriores, detallar esta factibilidad para trabajar en su solución. Si no aplica, escribir: “No aplica”, sin borrar el título.</w:t>
+        <w:t>Debe de acuerdo a lo investigado en capítulos anteriores, detallar esta factibilidad para trabajar en su solución. Si no aplica, escribir: “No aplica”, sin borrar el título.</w:t>
       </w:r>
     </w:p>
     <w:p>
@@ -12972,23 +10437,7 @@
           <w:rFonts w:ascii="Arial" w:hAnsi="Arial" w:cs="Arial"/>
           <w:lang w:val="es-ES"/>
         </w:rPr>
-        <w:t xml:space="preserve">Debe </w:t>
-      </w:r>
-      <w:proofErr w:type="gramStart"/>
-      <w:r>
-        <w:rPr>
-          <w:rFonts w:ascii="Arial" w:hAnsi="Arial" w:cs="Arial"/>
-          <w:lang w:val="es-ES"/>
-        </w:rPr>
-        <w:t>de acuerdo a</w:t>
-      </w:r>
-      <w:proofErr w:type="gramEnd"/>
-      <w:r>
-        <w:rPr>
-          <w:rFonts w:ascii="Arial" w:hAnsi="Arial" w:cs="Arial"/>
-          <w:lang w:val="es-ES"/>
-        </w:rPr>
-        <w:t xml:space="preserve"> lo investigado en capítulos anteriores, detallar esta factibilidad para trabajar en su solución. Si no aplica, escribir: “No aplica”, sin borrar el título.</w:t>
+        <w:t>Debe de acuerdo a lo investigado en capítulos anteriores, detallar esta factibilidad para trabajar en su solución. Si no aplica, escribir: “No aplica”, sin borrar el título.</w:t>
       </w:r>
     </w:p>
     <w:p>
@@ -13039,23 +10488,7 @@
           <w:rFonts w:ascii="Arial" w:hAnsi="Arial" w:cs="Arial"/>
           <w:lang w:val="es-ES"/>
         </w:rPr>
-        <w:t xml:space="preserve">Debe </w:t>
-      </w:r>
-      <w:proofErr w:type="gramStart"/>
-      <w:r>
-        <w:rPr>
-          <w:rFonts w:ascii="Arial" w:hAnsi="Arial" w:cs="Arial"/>
-          <w:lang w:val="es-ES"/>
-        </w:rPr>
-        <w:t>de acuerdo a</w:t>
-      </w:r>
-      <w:proofErr w:type="gramEnd"/>
-      <w:r>
-        <w:rPr>
-          <w:rFonts w:ascii="Arial" w:hAnsi="Arial" w:cs="Arial"/>
-          <w:lang w:val="es-ES"/>
-        </w:rPr>
-        <w:t xml:space="preserve"> lo investigado en capítulos anteriores, detallar esta factibilidad para trabajar en su solución. Si no aplica, escribir: “No aplica”, sin borrar el título.</w:t>
+        <w:t>Debe de acuerdo a lo investigado en capítulos anteriores, detallar esta factibilidad para trabajar en su solución. Si no aplica, escribir: “No aplica”, sin borrar el título.</w:t>
       </w:r>
     </w:p>
     <w:p>
@@ -13106,23 +10539,7 @@
           <w:rFonts w:ascii="Arial" w:hAnsi="Arial" w:cs="Arial"/>
           <w:lang w:val="es-ES"/>
         </w:rPr>
-        <w:t xml:space="preserve">Debe </w:t>
-      </w:r>
-      <w:proofErr w:type="gramStart"/>
-      <w:r>
-        <w:rPr>
-          <w:rFonts w:ascii="Arial" w:hAnsi="Arial" w:cs="Arial"/>
-          <w:lang w:val="es-ES"/>
-        </w:rPr>
-        <w:t>de acuerdo a</w:t>
-      </w:r>
-      <w:proofErr w:type="gramEnd"/>
-      <w:r>
-        <w:rPr>
-          <w:rFonts w:ascii="Arial" w:hAnsi="Arial" w:cs="Arial"/>
-          <w:lang w:val="es-ES"/>
-        </w:rPr>
-        <w:t xml:space="preserve"> lo investigado en capítulos anteriores, detallar esta factibilidad para trabajar en su solución. Si no aplica, escribir: “No aplica”, sin borrar el título.</w:t>
+        <w:t>Debe de acuerdo a lo investigado en capítulos anteriores, detallar esta factibilidad para trabajar en su solución. Si no aplica, escribir: “No aplica”, sin borrar el título.</w:t>
       </w:r>
     </w:p>
     <w:p>
@@ -13182,7 +10599,6 @@
         </w:rPr>
       </w:pPr>
       <w:bookmarkStart w:id="63" w:name="_Toc205997463"/>
-      <w:proofErr w:type="gramStart"/>
       <w:r>
         <w:rPr>
           <w:rFonts w:ascii="Arial" w:hAnsi="Arial" w:cs="Arial"/>
@@ -13193,14 +10609,7 @@
         <w:rPr>
           <w:rFonts w:ascii="Arial" w:hAnsi="Arial" w:cs="Arial"/>
         </w:rPr>
-        <w:t>.4  Consideraciones</w:t>
-      </w:r>
-      <w:proofErr w:type="gramEnd"/>
-      <w:r>
-        <w:rPr>
-          <w:rFonts w:ascii="Arial" w:hAnsi="Arial" w:cs="Arial"/>
-        </w:rPr>
-        <w:t xml:space="preserve"> finales</w:t>
+        <w:t>.4  Consideraciones finales</w:t>
       </w:r>
       <w:bookmarkEnd w:id="63"/>
     </w:p>
@@ -13235,21 +10644,7 @@
         <w:rPr>
           <w:rFonts w:ascii="Arial" w:hAnsi="Arial" w:cs="Arial"/>
         </w:rPr>
-        <w:t xml:space="preserve">Es posible afirmar </w:t>
-      </w:r>
-      <w:proofErr w:type="gramStart"/>
-      <w:r>
-        <w:rPr>
-          <w:rFonts w:ascii="Arial" w:hAnsi="Arial" w:cs="Arial"/>
-        </w:rPr>
-        <w:t>que….</w:t>
-      </w:r>
-      <w:proofErr w:type="gramEnd"/>
-      <w:r>
-        <w:rPr>
-          <w:rFonts w:ascii="Arial" w:hAnsi="Arial" w:cs="Arial"/>
-        </w:rPr>
-        <w:t>.………</w:t>
+        <w:t>Es posible afirmar que…..………</w:t>
       </w:r>
     </w:p>
     <w:p>
@@ -13267,21 +10662,7 @@
         <w:rPr>
           <w:rFonts w:ascii="Arial" w:hAnsi="Arial" w:cs="Arial"/>
         </w:rPr>
-        <w:t xml:space="preserve">Con respecto a los aspectos tecnológicos </w:t>
-      </w:r>
-      <w:proofErr w:type="gramStart"/>
-      <w:r>
-        <w:rPr>
-          <w:rFonts w:ascii="Arial" w:hAnsi="Arial" w:cs="Arial"/>
-        </w:rPr>
-        <w:t>del  proyecto</w:t>
-      </w:r>
-      <w:proofErr w:type="gramEnd"/>
-      <w:r>
-        <w:rPr>
-          <w:rFonts w:ascii="Arial" w:hAnsi="Arial" w:cs="Arial"/>
-        </w:rPr>
-        <w:t>….</w:t>
+        <w:t>Con respecto a los aspectos tecnológicos del  proyecto….</w:t>
       </w:r>
     </w:p>
     <w:p>
@@ -13839,7 +11220,6 @@
       </w:pPr>
       <w:bookmarkStart w:id="77" w:name="_Toc165898252"/>
       <w:bookmarkStart w:id="78" w:name="_Toc205997469"/>
-      <w:proofErr w:type="gramStart"/>
       <w:r>
         <w:rPr>
           <w:rFonts w:ascii="Arial" w:hAnsi="Arial" w:cs="Arial"/>
@@ -13856,14 +11236,7 @@
         <w:rPr>
           <w:rFonts w:ascii="Arial" w:hAnsi="Arial" w:cs="Arial"/>
         </w:rPr>
-        <w:t xml:space="preserve"> Etapa</w:t>
-      </w:r>
-      <w:proofErr w:type="gramEnd"/>
-      <w:r>
-        <w:rPr>
-          <w:rFonts w:ascii="Arial" w:hAnsi="Arial" w:cs="Arial"/>
-        </w:rPr>
-        <w:t xml:space="preserve"> X del desarrollo</w:t>
+        <w:t xml:space="preserve"> Etapa X del desarrollo</w:t>
       </w:r>
       <w:bookmarkEnd w:id="77"/>
       <w:bookmarkEnd w:id="78"/>
@@ -13898,23 +11271,7 @@
           <w:rFonts w:ascii="Arial" w:hAnsi="Arial" w:cs="Arial"/>
           <w:lang w:val="es-ES"/>
         </w:rPr>
-        <w:t xml:space="preserve"> la carta </w:t>
-      </w:r>
-      <w:proofErr w:type="spellStart"/>
-      <w:r>
-        <w:rPr>
-          <w:rFonts w:ascii="Arial" w:hAnsi="Arial" w:cs="Arial"/>
-          <w:lang w:val="es-ES"/>
-        </w:rPr>
-        <w:t>gantt</w:t>
-      </w:r>
-      <w:proofErr w:type="spellEnd"/>
-      <w:r>
-        <w:rPr>
-          <w:rFonts w:ascii="Arial" w:hAnsi="Arial" w:cs="Arial"/>
-          <w:lang w:val="es-ES"/>
-        </w:rPr>
-        <w:t xml:space="preserve"> y los elementos comprometidos en el capítulo </w:t>
+        <w:t xml:space="preserve"> la carta gantt y los elementos comprometidos en el capítulo </w:t>
       </w:r>
       <w:r>
         <w:rPr>
@@ -13998,7 +11355,6 @@
         </w:rPr>
       </w:pPr>
       <w:bookmarkStart w:id="79" w:name="_Toc205997470"/>
-      <w:proofErr w:type="gramStart"/>
       <w:r>
         <w:rPr>
           <w:rFonts w:ascii="Arial" w:hAnsi="Arial" w:cs="Arial"/>
@@ -14009,14 +11365,7 @@
         <w:rPr>
           <w:rFonts w:ascii="Arial" w:hAnsi="Arial" w:cs="Arial"/>
         </w:rPr>
-        <w:t>.X  Consideraciones</w:t>
-      </w:r>
-      <w:proofErr w:type="gramEnd"/>
-      <w:r>
-        <w:rPr>
-          <w:rFonts w:ascii="Arial" w:hAnsi="Arial" w:cs="Arial"/>
-        </w:rPr>
-        <w:t xml:space="preserve"> finales</w:t>
+        <w:t>.X  Consideraciones finales</w:t>
       </w:r>
       <w:bookmarkEnd w:id="79"/>
     </w:p>
@@ -14051,21 +11400,7 @@
         <w:rPr>
           <w:rFonts w:ascii="Arial" w:hAnsi="Arial" w:cs="Arial"/>
         </w:rPr>
-        <w:t xml:space="preserve">Es posible afirmar </w:t>
-      </w:r>
-      <w:proofErr w:type="gramStart"/>
-      <w:r>
-        <w:rPr>
-          <w:rFonts w:ascii="Arial" w:hAnsi="Arial" w:cs="Arial"/>
-        </w:rPr>
-        <w:t>que….</w:t>
-      </w:r>
-      <w:proofErr w:type="gramEnd"/>
-      <w:r>
-        <w:rPr>
-          <w:rFonts w:ascii="Arial" w:hAnsi="Arial" w:cs="Arial"/>
-        </w:rPr>
-        <w:t>.………</w:t>
+        <w:t>Es posible afirmar que…..………</w:t>
       </w:r>
     </w:p>
     <w:p>
@@ -14083,21 +11418,7 @@
         <w:rPr>
           <w:rFonts w:ascii="Arial" w:hAnsi="Arial" w:cs="Arial"/>
         </w:rPr>
-        <w:t xml:space="preserve">Con respecto a los aspectos tecnológicos </w:t>
-      </w:r>
-      <w:proofErr w:type="gramStart"/>
-      <w:r>
-        <w:rPr>
-          <w:rFonts w:ascii="Arial" w:hAnsi="Arial" w:cs="Arial"/>
-        </w:rPr>
-        <w:t>del  proyecto</w:t>
-      </w:r>
-      <w:proofErr w:type="gramEnd"/>
-      <w:r>
-        <w:rPr>
-          <w:rFonts w:ascii="Arial" w:hAnsi="Arial" w:cs="Arial"/>
-        </w:rPr>
-        <w:t>….</w:t>
+        <w:t>Con respecto a los aspectos tecnológicos del  proyecto….</w:t>
       </w:r>
     </w:p>
     <w:p>
@@ -14935,23 +12256,7 @@
           <w:rFonts w:ascii="Arial" w:hAnsi="Arial" w:cs="Arial"/>
           <w:highlight w:val="yellow"/>
         </w:rPr>
-        <w:t>La aplicación de lenguajes/</w:t>
-      </w:r>
-      <w:proofErr w:type="spellStart"/>
-      <w:r>
-        <w:rPr>
-          <w:rFonts w:ascii="Arial" w:hAnsi="Arial" w:cs="Arial"/>
-          <w:highlight w:val="yellow"/>
-        </w:rPr>
-        <w:t>framework</w:t>
-      </w:r>
-      <w:proofErr w:type="spellEnd"/>
-      <w:r>
-        <w:rPr>
-          <w:rFonts w:ascii="Arial" w:hAnsi="Arial" w:cs="Arial"/>
-          <w:highlight w:val="yellow"/>
-        </w:rPr>
-        <w:t xml:space="preserve"> que el mercado laboral requiere.</w:t>
+        <w:t>La aplicación de lenguajes/framework que el mercado laboral requiere.</w:t>
       </w:r>
     </w:p>
     <w:p>
@@ -16094,7 +13399,7 @@
 </file>
 
 <file path=word/endnotes.xml><?xml version="1.0" encoding="utf-8"?>
-<w:endnotes xmlns:wpc="http://schemas.microsoft.com/office/word/2010/wordprocessingCanvas" xmlns:cx="http://schemas.microsoft.com/office/drawing/2014/chartex" xmlns:cx1="http://schemas.microsoft.com/office/drawing/2015/9/8/chartex" xmlns:cx2="http://schemas.microsoft.com/office/drawing/2015/10/21/chartex" xmlns:cx3="http://schemas.microsoft.com/office/drawing/2016/5/9/chartex" xmlns:cx4="http://schemas.microsoft.com/office/drawing/2016/5/10/chartex" xmlns:cx5="http://schemas.microsoft.com/office/drawing/2016/5/11/chartex" xmlns:cx6="http://schemas.microsoft.com/office/drawing/2016/5/12/chartex" xmlns:cx7="http://schemas.microsoft.com/office/drawing/2016/5/13/chartex" xmlns:cx8="http://schemas.microsoft.com/office/drawing/2016/5/14/chartex" xmlns:mc="http://schemas.openxmlformats.org/markup-compatibility/2006" xmlns:aink="http://schemas.microsoft.com/office/drawing/2016/ink" xmlns:am3d="http://schemas.microsoft.com/office/drawing/2017/model3d" xmlns:o="urn:schemas-microsoft-com:office:office" xmlns:oel="http://schemas.microsoft.com/office/2019/extlst" xmlns:r="http://schemas.openxmlformats.org/officeDocument/2006/relationships" xmlns:m="http://schemas.openxmlformats.org/officeDocument/2006/math" xmlns:v="urn:schemas-microsoft-com:vml" xmlns:wp14="http://schemas.microsoft.com/office/word/2010/wordprocessingDrawing" xmlns:wp="http://schemas.openxmlformats.org/drawingml/2006/wordprocessingDrawing" xmlns:w10="urn:schemas-microsoft-com:office:word" xmlns:w="http://schemas.openxmlformats.org/wordprocessingml/2006/main" xmlns:w14="http://schemas.microsoft.com/office/word/2010/wordml" xmlns:w15="http://schemas.microsoft.com/office/word/2012/wordml" xmlns:w16cei="http://schemas.microsoft.com/office/word/2026/wordml/cei" xmlns:w16cex="http://schemas.microsoft.com/office/word/2018/wordml/cex" xmlns:w16cid="http://schemas.microsoft.com/office/word/2016/wordml/cid" xmlns:w16="http://schemas.microsoft.com/office/word/2018/wordml" xmlns:w16du="http://schemas.microsoft.com/office/word/2023/wordml/word16du" xmlns:w16sdtdh="http://schemas.microsoft.com/office/word/2020/wordml/sdtdatahash" xmlns:w16sdtfl="http://schemas.microsoft.com/office/word/2024/wordml/sdtformatlock" xmlns:w16se="http://schemas.microsoft.com/office/word/2015/wordml/symex" xmlns:wpg="http://schemas.microsoft.com/office/word/2010/wordprocessingGroup" xmlns:wpi="http://schemas.microsoft.com/office/word/2010/wordprocessingInk" xmlns:wne="http://schemas.microsoft.com/office/word/2006/wordml" xmlns:wps="http://schemas.microsoft.com/office/word/2010/wordprocessingShape" mc:Ignorable="w14 w15 w16se w16cid w16 w16cex w16sdtdh w16sdtfl w16du wp14">
+<w:endnotes xmlns:wpc="http://schemas.microsoft.com/office/word/2010/wordprocessingCanvas" xmlns:cx="http://schemas.microsoft.com/office/drawing/2014/chartex" xmlns:cx1="http://schemas.microsoft.com/office/drawing/2015/9/8/chartex" xmlns:cx2="http://schemas.microsoft.com/office/drawing/2015/10/21/chartex" xmlns:cx3="http://schemas.microsoft.com/office/drawing/2016/5/9/chartex" xmlns:cx4="http://schemas.microsoft.com/office/drawing/2016/5/10/chartex" xmlns:cx5="http://schemas.microsoft.com/office/drawing/2016/5/11/chartex" xmlns:cx6="http://schemas.microsoft.com/office/drawing/2016/5/12/chartex" xmlns:cx7="http://schemas.microsoft.com/office/drawing/2016/5/13/chartex" xmlns:cx8="http://schemas.microsoft.com/office/drawing/2016/5/14/chartex" xmlns:mc="http://schemas.openxmlformats.org/markup-compatibility/2006" xmlns:aink="http://schemas.microsoft.com/office/drawing/2016/ink" xmlns:am3d="http://schemas.microsoft.com/office/drawing/2017/model3d" xmlns:o="urn:schemas-microsoft-com:office:office" xmlns:oel="http://schemas.microsoft.com/office/2019/extlst" xmlns:r="http://schemas.openxmlformats.org/officeDocument/2006/relationships" xmlns:m="http://schemas.openxmlformats.org/officeDocument/2006/math" xmlns:v="urn:schemas-microsoft-com:vml" xmlns:wp14="http://schemas.microsoft.com/office/word/2010/wordprocessingDrawing" xmlns:wp="http://schemas.openxmlformats.org/drawingml/2006/wordprocessingDrawing" xmlns:w10="urn:schemas-microsoft-com:office:word" xmlns:w="http://schemas.openxmlformats.org/wordprocessingml/2006/main" xmlns:w14="http://schemas.microsoft.com/office/word/2010/wordml" xmlns:w15="http://schemas.microsoft.com/office/word/2012/wordml" xmlns:w16cex="http://schemas.microsoft.com/office/word/2018/wordml/cex" xmlns:w16cid="http://schemas.microsoft.com/office/word/2016/wordml/cid" xmlns:w16="http://schemas.microsoft.com/office/word/2018/wordml" xmlns:w16du="http://schemas.microsoft.com/office/word/2023/wordml/word16du" xmlns:w16sdtdh="http://schemas.microsoft.com/office/word/2020/wordml/sdtdatahash" xmlns:w16sdtfl="http://schemas.microsoft.com/office/word/2024/wordml/sdtformatlock" xmlns:w16se="http://schemas.microsoft.com/office/word/2015/wordml/symex" xmlns:wpg="http://schemas.microsoft.com/office/word/2010/wordprocessingGroup" xmlns:wpi="http://schemas.microsoft.com/office/word/2010/wordprocessingInk" xmlns:wne="http://schemas.microsoft.com/office/word/2006/wordml" xmlns:wps="http://schemas.microsoft.com/office/word/2010/wordprocessingShape" mc:Ignorable="w14 w15 w16se w16cid w16 w16cex w16sdtdh w16sdtfl w16du wp14">
   <w:endnote w:type="separator" w:id="-1">
     <w:p>
       <w:r>
@@ -16116,7 +13421,7 @@
 </file>
 
 <file path=word/footer1.xml><?xml version="1.0" encoding="utf-8"?>
-<w:ftr xmlns:wpc="http://schemas.microsoft.com/office/word/2010/wordprocessingCanvas" xmlns:cx="http://schemas.microsoft.com/office/drawing/2014/chartex" xmlns:cx1="http://schemas.microsoft.com/office/drawing/2015/9/8/chartex" xmlns:cx2="http://schemas.microsoft.com/office/drawing/2015/10/21/chartex" xmlns:cx3="http://schemas.microsoft.com/office/drawing/2016/5/9/chartex" xmlns:cx4="http://schemas.microsoft.com/office/drawing/2016/5/10/chartex" xmlns:cx5="http://schemas.microsoft.com/office/drawing/2016/5/11/chartex" xmlns:cx6="http://schemas.microsoft.com/office/drawing/2016/5/12/chartex" xmlns:cx7="http://schemas.microsoft.com/office/drawing/2016/5/13/chartex" xmlns:cx8="http://schemas.microsoft.com/office/drawing/2016/5/14/chartex" xmlns:mc="http://schemas.openxmlformats.org/markup-compatibility/2006" xmlns:aink="http://schemas.microsoft.com/office/drawing/2016/ink" xmlns:am3d="http://schemas.microsoft.com/office/drawing/2017/model3d" xmlns:o="urn:schemas-microsoft-com:office:office" xmlns:oel="http://schemas.microsoft.com/office/2019/extlst" xmlns:r="http://schemas.openxmlformats.org/officeDocument/2006/relationships" xmlns:m="http://schemas.openxmlformats.org/officeDocument/2006/math" xmlns:v="urn:schemas-microsoft-com:vml" xmlns:wp14="http://schemas.microsoft.com/office/word/2010/wordprocessingDrawing" xmlns:wp="http://schemas.openxmlformats.org/drawingml/2006/wordprocessingDrawing" xmlns:w10="urn:schemas-microsoft-com:office:word" xmlns:w="http://schemas.openxmlformats.org/wordprocessingml/2006/main" xmlns:w14="http://schemas.microsoft.com/office/word/2010/wordml" xmlns:w15="http://schemas.microsoft.com/office/word/2012/wordml" xmlns:w16cei="http://schemas.microsoft.com/office/word/2026/wordml/cei" xmlns:w16cex="http://schemas.microsoft.com/office/word/2018/wordml/cex" xmlns:w16cid="http://schemas.microsoft.com/office/word/2016/wordml/cid" xmlns:w16="http://schemas.microsoft.com/office/word/2018/wordml" xmlns:w16du="http://schemas.microsoft.com/office/word/2023/wordml/word16du" xmlns:w16sdtdh="http://schemas.microsoft.com/office/word/2020/wordml/sdtdatahash" xmlns:w16sdtfl="http://schemas.microsoft.com/office/word/2024/wordml/sdtformatlock" xmlns:w16se="http://schemas.microsoft.com/office/word/2015/wordml/symex" xmlns:wpg="http://schemas.microsoft.com/office/word/2010/wordprocessingGroup" xmlns:wpi="http://schemas.microsoft.com/office/word/2010/wordprocessingInk" xmlns:wne="http://schemas.microsoft.com/office/word/2006/wordml" xmlns:wps="http://schemas.microsoft.com/office/word/2010/wordprocessingShape" mc:Ignorable="w14 w15 w16se w16cid w16 w16cex w16sdtdh w16sdtfl w16du wp14">
+<w:ftr xmlns:wpc="http://schemas.microsoft.com/office/word/2010/wordprocessingCanvas" xmlns:cx="http://schemas.microsoft.com/office/drawing/2014/chartex" xmlns:cx1="http://schemas.microsoft.com/office/drawing/2015/9/8/chartex" xmlns:cx2="http://schemas.microsoft.com/office/drawing/2015/10/21/chartex" xmlns:cx3="http://schemas.microsoft.com/office/drawing/2016/5/9/chartex" xmlns:cx4="http://schemas.microsoft.com/office/drawing/2016/5/10/chartex" xmlns:cx5="http://schemas.microsoft.com/office/drawing/2016/5/11/chartex" xmlns:cx6="http://schemas.microsoft.com/office/drawing/2016/5/12/chartex" xmlns:cx7="http://schemas.microsoft.com/office/drawing/2016/5/13/chartex" xmlns:cx8="http://schemas.microsoft.com/office/drawing/2016/5/14/chartex" xmlns:mc="http://schemas.openxmlformats.org/markup-compatibility/2006" xmlns:aink="http://schemas.microsoft.com/office/drawing/2016/ink" xmlns:am3d="http://schemas.microsoft.com/office/drawing/2017/model3d" xmlns:o="urn:schemas-microsoft-com:office:office" xmlns:oel="http://schemas.microsoft.com/office/2019/extlst" xmlns:r="http://schemas.openxmlformats.org/officeDocument/2006/relationships" xmlns:m="http://schemas.openxmlformats.org/officeDocument/2006/math" xmlns:v="urn:schemas-microsoft-com:vml" xmlns:wp14="http://schemas.microsoft.com/office/word/2010/wordprocessingDrawing" xmlns:wp="http://schemas.openxmlformats.org/drawingml/2006/wordprocessingDrawing" xmlns:w10="urn:schemas-microsoft-com:office:word" xmlns:w="http://schemas.openxmlformats.org/wordprocessingml/2006/main" xmlns:w14="http://schemas.microsoft.com/office/word/2010/wordml" xmlns:w15="http://schemas.microsoft.com/office/word/2012/wordml" xmlns:w16cex="http://schemas.microsoft.com/office/word/2018/wordml/cex" xmlns:w16cid="http://schemas.microsoft.com/office/word/2016/wordml/cid" xmlns:w16="http://schemas.microsoft.com/office/word/2018/wordml" xmlns:w16du="http://schemas.microsoft.com/office/word/2023/wordml/word16du" xmlns:w16sdtdh="http://schemas.microsoft.com/office/word/2020/wordml/sdtdatahash" xmlns:w16sdtfl="http://schemas.microsoft.com/office/word/2024/wordml/sdtformatlock" xmlns:w16se="http://schemas.microsoft.com/office/word/2015/wordml/symex" xmlns:wpg="http://schemas.microsoft.com/office/word/2010/wordprocessingGroup" xmlns:wpi="http://schemas.microsoft.com/office/word/2010/wordprocessingInk" xmlns:wne="http://schemas.microsoft.com/office/word/2006/wordml" xmlns:wps="http://schemas.microsoft.com/office/word/2010/wordprocessingShape" mc:Ignorable="w14 w15 w16se w16cid w16 w16cex w16sdtdh w16sdtfl w16du wp14">
   <w:tbl>
     <w:tblPr>
       <w:tblW w:w="0" w:type="auto"/>
@@ -16177,7 +13482,7 @@
 </file>
 
 <file path=word/footer2.xml><?xml version="1.0" encoding="utf-8"?>
-<w:ftr xmlns:wpc="http://schemas.microsoft.com/office/word/2010/wordprocessingCanvas" xmlns:cx="http://schemas.microsoft.com/office/drawing/2014/chartex" xmlns:cx1="http://schemas.microsoft.com/office/drawing/2015/9/8/chartex" xmlns:cx2="http://schemas.microsoft.com/office/drawing/2015/10/21/chartex" xmlns:cx3="http://schemas.microsoft.com/office/drawing/2016/5/9/chartex" xmlns:cx4="http://schemas.microsoft.com/office/drawing/2016/5/10/chartex" xmlns:cx5="http://schemas.microsoft.com/office/drawing/2016/5/11/chartex" xmlns:cx6="http://schemas.microsoft.com/office/drawing/2016/5/12/chartex" xmlns:cx7="http://schemas.microsoft.com/office/drawing/2016/5/13/chartex" xmlns:cx8="http://schemas.microsoft.com/office/drawing/2016/5/14/chartex" xmlns:mc="http://schemas.openxmlformats.org/markup-compatibility/2006" xmlns:aink="http://schemas.microsoft.com/office/drawing/2016/ink" xmlns:am3d="http://schemas.microsoft.com/office/drawing/2017/model3d" xmlns:o="urn:schemas-microsoft-com:office:office" xmlns:oel="http://schemas.microsoft.com/office/2019/extlst" xmlns:r="http://schemas.openxmlformats.org/officeDocument/2006/relationships" xmlns:m="http://schemas.openxmlformats.org/officeDocument/2006/math" xmlns:v="urn:schemas-microsoft-com:vml" xmlns:wp14="http://schemas.microsoft.com/office/word/2010/wordprocessingDrawing" xmlns:wp="http://schemas.openxmlformats.org/drawingml/2006/wordprocessingDrawing" xmlns:w10="urn:schemas-microsoft-com:office:word" xmlns:w="http://schemas.openxmlformats.org/wordprocessingml/2006/main" xmlns:w14="http://schemas.microsoft.com/office/word/2010/wordml" xmlns:w15="http://schemas.microsoft.com/office/word/2012/wordml" xmlns:w16cei="http://schemas.microsoft.com/office/word/2026/wordml/cei" xmlns:w16cex="http://schemas.microsoft.com/office/word/2018/wordml/cex" xmlns:w16cid="http://schemas.microsoft.com/office/word/2016/wordml/cid" xmlns:w16="http://schemas.microsoft.com/office/word/2018/wordml" xmlns:w16du="http://schemas.microsoft.com/office/word/2023/wordml/word16du" xmlns:w16sdtdh="http://schemas.microsoft.com/office/word/2020/wordml/sdtdatahash" xmlns:w16sdtfl="http://schemas.microsoft.com/office/word/2024/wordml/sdtformatlock" xmlns:w16se="http://schemas.microsoft.com/office/word/2015/wordml/symex" xmlns:wpg="http://schemas.microsoft.com/office/word/2010/wordprocessingGroup" xmlns:wpi="http://schemas.microsoft.com/office/word/2010/wordprocessingInk" xmlns:wne="http://schemas.microsoft.com/office/word/2006/wordml" xmlns:wps="http://schemas.microsoft.com/office/word/2010/wordprocessingShape" mc:Ignorable="w14 w15 w16se w16cid w16 w16cex w16sdtdh w16sdtfl w16du wp14">
+<w:ftr xmlns:wpc="http://schemas.microsoft.com/office/word/2010/wordprocessingCanvas" xmlns:cx="http://schemas.microsoft.com/office/drawing/2014/chartex" xmlns:cx1="http://schemas.microsoft.com/office/drawing/2015/9/8/chartex" xmlns:cx2="http://schemas.microsoft.com/office/drawing/2015/10/21/chartex" xmlns:cx3="http://schemas.microsoft.com/office/drawing/2016/5/9/chartex" xmlns:cx4="http://schemas.microsoft.com/office/drawing/2016/5/10/chartex" xmlns:cx5="http://schemas.microsoft.com/office/drawing/2016/5/11/chartex" xmlns:cx6="http://schemas.microsoft.com/office/drawing/2016/5/12/chartex" xmlns:cx7="http://schemas.microsoft.com/office/drawing/2016/5/13/chartex" xmlns:cx8="http://schemas.microsoft.com/office/drawing/2016/5/14/chartex" xmlns:mc="http://schemas.openxmlformats.org/markup-compatibility/2006" xmlns:aink="http://schemas.microsoft.com/office/drawing/2016/ink" xmlns:am3d="http://schemas.microsoft.com/office/drawing/2017/model3d" xmlns:o="urn:schemas-microsoft-com:office:office" xmlns:oel="http://schemas.microsoft.com/office/2019/extlst" xmlns:r="http://schemas.openxmlformats.org/officeDocument/2006/relationships" xmlns:m="http://schemas.openxmlformats.org/officeDocument/2006/math" xmlns:v="urn:schemas-microsoft-com:vml" xmlns:wp14="http://schemas.microsoft.com/office/word/2010/wordprocessingDrawing" xmlns:wp="http://schemas.openxmlformats.org/drawingml/2006/wordprocessingDrawing" xmlns:w10="urn:schemas-microsoft-com:office:word" xmlns:w="http://schemas.openxmlformats.org/wordprocessingml/2006/main" xmlns:w14="http://schemas.microsoft.com/office/word/2010/wordml" xmlns:w15="http://schemas.microsoft.com/office/word/2012/wordml" xmlns:w16cex="http://schemas.microsoft.com/office/word/2018/wordml/cex" xmlns:w16cid="http://schemas.microsoft.com/office/word/2016/wordml/cid" xmlns:w16="http://schemas.microsoft.com/office/word/2018/wordml" xmlns:w16du="http://schemas.microsoft.com/office/word/2023/wordml/word16du" xmlns:w16sdtdh="http://schemas.microsoft.com/office/word/2020/wordml/sdtdatahash" xmlns:w16sdtfl="http://schemas.microsoft.com/office/word/2024/wordml/sdtformatlock" xmlns:w16se="http://schemas.microsoft.com/office/word/2015/wordml/symex" xmlns:wpg="http://schemas.microsoft.com/office/word/2010/wordprocessingGroup" xmlns:wpi="http://schemas.microsoft.com/office/word/2010/wordprocessingInk" xmlns:wne="http://schemas.microsoft.com/office/word/2006/wordml" xmlns:wps="http://schemas.microsoft.com/office/word/2010/wordprocessingShape" mc:Ignorable="w14 w15 w16se w16cid w16 w16cex w16sdtdh w16sdtfl w16du wp14">
   <w:tbl>
     <w:tblPr>
       <w:tblW w:w="0" w:type="auto"/>
@@ -16238,7 +13543,7 @@
 </file>
 
 <file path=word/footer3.xml><?xml version="1.0" encoding="utf-8"?>
-<w:ftr xmlns:wpc="http://schemas.microsoft.com/office/word/2010/wordprocessingCanvas" xmlns:cx="http://schemas.microsoft.com/office/drawing/2014/chartex" xmlns:cx1="http://schemas.microsoft.com/office/drawing/2015/9/8/chartex" xmlns:cx2="http://schemas.microsoft.com/office/drawing/2015/10/21/chartex" xmlns:cx3="http://schemas.microsoft.com/office/drawing/2016/5/9/chartex" xmlns:cx4="http://schemas.microsoft.com/office/drawing/2016/5/10/chartex" xmlns:cx5="http://schemas.microsoft.com/office/drawing/2016/5/11/chartex" xmlns:cx6="http://schemas.microsoft.com/office/drawing/2016/5/12/chartex" xmlns:cx7="http://schemas.microsoft.com/office/drawing/2016/5/13/chartex" xmlns:cx8="http://schemas.microsoft.com/office/drawing/2016/5/14/chartex" xmlns:mc="http://schemas.openxmlformats.org/markup-compatibility/2006" xmlns:aink="http://schemas.microsoft.com/office/drawing/2016/ink" xmlns:am3d="http://schemas.microsoft.com/office/drawing/2017/model3d" xmlns:o="urn:schemas-microsoft-com:office:office" xmlns:oel="http://schemas.microsoft.com/office/2019/extlst" xmlns:r="http://schemas.openxmlformats.org/officeDocument/2006/relationships" xmlns:m="http://schemas.openxmlformats.org/officeDocument/2006/math" xmlns:v="urn:schemas-microsoft-com:vml" xmlns:wp14="http://schemas.microsoft.com/office/word/2010/wordprocessingDrawing" xmlns:wp="http://schemas.openxmlformats.org/drawingml/2006/wordprocessingDrawing" xmlns:w10="urn:schemas-microsoft-com:office:word" xmlns:w="http://schemas.openxmlformats.org/wordprocessingml/2006/main" xmlns:w14="http://schemas.microsoft.com/office/word/2010/wordml" xmlns:w15="http://schemas.microsoft.com/office/word/2012/wordml" xmlns:w16cei="http://schemas.microsoft.com/office/word/2026/wordml/cei" xmlns:w16cex="http://schemas.microsoft.com/office/word/2018/wordml/cex" xmlns:w16cid="http://schemas.microsoft.com/office/word/2016/wordml/cid" xmlns:w16="http://schemas.microsoft.com/office/word/2018/wordml" xmlns:w16du="http://schemas.microsoft.com/office/word/2023/wordml/word16du" xmlns:w16sdtdh="http://schemas.microsoft.com/office/word/2020/wordml/sdtdatahash" xmlns:w16sdtfl="http://schemas.microsoft.com/office/word/2024/wordml/sdtformatlock" xmlns:w16se="http://schemas.microsoft.com/office/word/2015/wordml/symex" xmlns:wpg="http://schemas.microsoft.com/office/word/2010/wordprocessingGroup" xmlns:wpi="http://schemas.microsoft.com/office/word/2010/wordprocessingInk" xmlns:wne="http://schemas.microsoft.com/office/word/2006/wordml" xmlns:wps="http://schemas.microsoft.com/office/word/2010/wordprocessingShape" mc:Ignorable="w14 w15 w16se w16cid w16 w16cex w16sdtdh w16sdtfl w16du wp14">
+<w:ftr xmlns:wpc="http://schemas.microsoft.com/office/word/2010/wordprocessingCanvas" xmlns:cx="http://schemas.microsoft.com/office/drawing/2014/chartex" xmlns:cx1="http://schemas.microsoft.com/office/drawing/2015/9/8/chartex" xmlns:cx2="http://schemas.microsoft.com/office/drawing/2015/10/21/chartex" xmlns:cx3="http://schemas.microsoft.com/office/drawing/2016/5/9/chartex" xmlns:cx4="http://schemas.microsoft.com/office/drawing/2016/5/10/chartex" xmlns:cx5="http://schemas.microsoft.com/office/drawing/2016/5/11/chartex" xmlns:cx6="http://schemas.microsoft.com/office/drawing/2016/5/12/chartex" xmlns:cx7="http://schemas.microsoft.com/office/drawing/2016/5/13/chartex" xmlns:cx8="http://schemas.microsoft.com/office/drawing/2016/5/14/chartex" xmlns:mc="http://schemas.openxmlformats.org/markup-compatibility/2006" xmlns:aink="http://schemas.microsoft.com/office/drawing/2016/ink" xmlns:am3d="http://schemas.microsoft.com/office/drawing/2017/model3d" xmlns:o="urn:schemas-microsoft-com:office:office" xmlns:oel="http://schemas.microsoft.com/office/2019/extlst" xmlns:r="http://schemas.openxmlformats.org/officeDocument/2006/relationships" xmlns:m="http://schemas.openxmlformats.org/officeDocument/2006/math" xmlns:v="urn:schemas-microsoft-com:vml" xmlns:wp14="http://schemas.microsoft.com/office/word/2010/wordprocessingDrawing" xmlns:wp="http://schemas.openxmlformats.org/drawingml/2006/wordprocessingDrawing" xmlns:w10="urn:schemas-microsoft-com:office:word" xmlns:w="http://schemas.openxmlformats.org/wordprocessingml/2006/main" xmlns:w14="http://schemas.microsoft.com/office/word/2010/wordml" xmlns:w15="http://schemas.microsoft.com/office/word/2012/wordml" xmlns:w16cex="http://schemas.microsoft.com/office/word/2018/wordml/cex" xmlns:w16cid="http://schemas.microsoft.com/office/word/2016/wordml/cid" xmlns:w16="http://schemas.microsoft.com/office/word/2018/wordml" xmlns:w16du="http://schemas.microsoft.com/office/word/2023/wordml/word16du" xmlns:w16sdtdh="http://schemas.microsoft.com/office/word/2020/wordml/sdtdatahash" xmlns:w16sdtfl="http://schemas.microsoft.com/office/word/2024/wordml/sdtformatlock" xmlns:w16se="http://schemas.microsoft.com/office/word/2015/wordml/symex" xmlns:wpg="http://schemas.microsoft.com/office/word/2010/wordprocessingGroup" xmlns:wpi="http://schemas.microsoft.com/office/word/2010/wordprocessingInk" xmlns:wne="http://schemas.microsoft.com/office/word/2006/wordml" xmlns:wps="http://schemas.microsoft.com/office/word/2010/wordprocessingShape" mc:Ignorable="w14 w15 w16se w16cid w16 w16cex w16sdtdh w16sdtfl w16du wp14">
   <w:p>
     <w:pPr>
       <w:pStyle w:val="Piedepgina"/>
@@ -16252,7 +13557,7 @@
 </file>
 
 <file path=word/footer4.xml><?xml version="1.0" encoding="utf-8"?>
-<w:ftr xmlns:wpc="http://schemas.microsoft.com/office/word/2010/wordprocessingCanvas" xmlns:cx="http://schemas.microsoft.com/office/drawing/2014/chartex" xmlns:cx1="http://schemas.microsoft.com/office/drawing/2015/9/8/chartex" xmlns:cx2="http://schemas.microsoft.com/office/drawing/2015/10/21/chartex" xmlns:cx3="http://schemas.microsoft.com/office/drawing/2016/5/9/chartex" xmlns:cx4="http://schemas.microsoft.com/office/drawing/2016/5/10/chartex" xmlns:cx5="http://schemas.microsoft.com/office/drawing/2016/5/11/chartex" xmlns:cx6="http://schemas.microsoft.com/office/drawing/2016/5/12/chartex" xmlns:cx7="http://schemas.microsoft.com/office/drawing/2016/5/13/chartex" xmlns:cx8="http://schemas.microsoft.com/office/drawing/2016/5/14/chartex" xmlns:mc="http://schemas.openxmlformats.org/markup-compatibility/2006" xmlns:aink="http://schemas.microsoft.com/office/drawing/2016/ink" xmlns:am3d="http://schemas.microsoft.com/office/drawing/2017/model3d" xmlns:o="urn:schemas-microsoft-com:office:office" xmlns:oel="http://schemas.microsoft.com/office/2019/extlst" xmlns:r="http://schemas.openxmlformats.org/officeDocument/2006/relationships" xmlns:m="http://schemas.openxmlformats.org/officeDocument/2006/math" xmlns:v="urn:schemas-microsoft-com:vml" xmlns:wp14="http://schemas.microsoft.com/office/word/2010/wordprocessingDrawing" xmlns:wp="http://schemas.openxmlformats.org/drawingml/2006/wordprocessingDrawing" xmlns:w10="urn:schemas-microsoft-com:office:word" xmlns:w="http://schemas.openxmlformats.org/wordprocessingml/2006/main" xmlns:w14="http://schemas.microsoft.com/office/word/2010/wordml" xmlns:w15="http://schemas.microsoft.com/office/word/2012/wordml" xmlns:w16cei="http://schemas.microsoft.com/office/word/2026/wordml/cei" xmlns:w16cex="http://schemas.microsoft.com/office/word/2018/wordml/cex" xmlns:w16cid="http://schemas.microsoft.com/office/word/2016/wordml/cid" xmlns:w16="http://schemas.microsoft.com/office/word/2018/wordml" xmlns:w16du="http://schemas.microsoft.com/office/word/2023/wordml/word16du" xmlns:w16sdtdh="http://schemas.microsoft.com/office/word/2020/wordml/sdtdatahash" xmlns:w16sdtfl="http://schemas.microsoft.com/office/word/2024/wordml/sdtformatlock" xmlns:w16se="http://schemas.microsoft.com/office/word/2015/wordml/symex" xmlns:wpg="http://schemas.microsoft.com/office/word/2010/wordprocessingGroup" xmlns:wpi="http://schemas.microsoft.com/office/word/2010/wordprocessingInk" xmlns:wne="http://schemas.microsoft.com/office/word/2006/wordml" xmlns:wps="http://schemas.microsoft.com/office/word/2010/wordprocessingShape" mc:Ignorable="w14 w15 w16se w16cid w16 w16cex w16sdtdh w16sdtfl w16du wp14">
+<w:ftr xmlns:wpc="http://schemas.microsoft.com/office/word/2010/wordprocessingCanvas" xmlns:cx="http://schemas.microsoft.com/office/drawing/2014/chartex" xmlns:cx1="http://schemas.microsoft.com/office/drawing/2015/9/8/chartex" xmlns:cx2="http://schemas.microsoft.com/office/drawing/2015/10/21/chartex" xmlns:cx3="http://schemas.microsoft.com/office/drawing/2016/5/9/chartex" xmlns:cx4="http://schemas.microsoft.com/office/drawing/2016/5/10/chartex" xmlns:cx5="http://schemas.microsoft.com/office/drawing/2016/5/11/chartex" xmlns:cx6="http://schemas.microsoft.com/office/drawing/2016/5/12/chartex" xmlns:cx7="http://schemas.microsoft.com/office/drawing/2016/5/13/chartex" xmlns:cx8="http://schemas.microsoft.com/office/drawing/2016/5/14/chartex" xmlns:mc="http://schemas.openxmlformats.org/markup-compatibility/2006" xmlns:aink="http://schemas.microsoft.com/office/drawing/2016/ink" xmlns:am3d="http://schemas.microsoft.com/office/drawing/2017/model3d" xmlns:o="urn:schemas-microsoft-com:office:office" xmlns:oel="http://schemas.microsoft.com/office/2019/extlst" xmlns:r="http://schemas.openxmlformats.org/officeDocument/2006/relationships" xmlns:m="http://schemas.openxmlformats.org/officeDocument/2006/math" xmlns:v="urn:schemas-microsoft-com:vml" xmlns:wp14="http://schemas.microsoft.com/office/word/2010/wordprocessingDrawing" xmlns:wp="http://schemas.openxmlformats.org/drawingml/2006/wordprocessingDrawing" xmlns:w10="urn:schemas-microsoft-com:office:word" xmlns:w="http://schemas.openxmlformats.org/wordprocessingml/2006/main" xmlns:w14="http://schemas.microsoft.com/office/word/2010/wordml" xmlns:w15="http://schemas.microsoft.com/office/word/2012/wordml" xmlns:w16cex="http://schemas.microsoft.com/office/word/2018/wordml/cex" xmlns:w16cid="http://schemas.microsoft.com/office/word/2016/wordml/cid" xmlns:w16="http://schemas.microsoft.com/office/word/2018/wordml" xmlns:w16du="http://schemas.microsoft.com/office/word/2023/wordml/word16du" xmlns:w16sdtdh="http://schemas.microsoft.com/office/word/2020/wordml/sdtdatahash" xmlns:w16sdtfl="http://schemas.microsoft.com/office/word/2024/wordml/sdtformatlock" xmlns:w16se="http://schemas.microsoft.com/office/word/2015/wordml/symex" xmlns:wpg="http://schemas.microsoft.com/office/word/2010/wordprocessingGroup" xmlns:wpi="http://schemas.microsoft.com/office/word/2010/wordprocessingInk" xmlns:wne="http://schemas.microsoft.com/office/word/2006/wordml" xmlns:wps="http://schemas.microsoft.com/office/word/2010/wordprocessingShape" mc:Ignorable="w14 w15 w16se w16cid w16 w16cex w16sdtdh w16sdtfl w16du wp14">
   <w:p>
     <w:pPr>
       <w:pStyle w:val="Piedepgina"/>
@@ -16267,7 +13572,7 @@
 </file>
 
 <file path=word/footnotes.xml><?xml version="1.0" encoding="utf-8"?>
-<w:footnotes xmlns:wpc="http://schemas.microsoft.com/office/word/2010/wordprocessingCanvas" xmlns:cx="http://schemas.microsoft.com/office/drawing/2014/chartex" xmlns:cx1="http://schemas.microsoft.com/office/drawing/2015/9/8/chartex" xmlns:cx2="http://schemas.microsoft.com/office/drawing/2015/10/21/chartex" xmlns:cx3="http://schemas.microsoft.com/office/drawing/2016/5/9/chartex" xmlns:cx4="http://schemas.microsoft.com/office/drawing/2016/5/10/chartex" xmlns:cx5="http://schemas.microsoft.com/office/drawing/2016/5/11/chartex" xmlns:cx6="http://schemas.microsoft.com/office/drawing/2016/5/12/chartex" xmlns:cx7="http://schemas.microsoft.com/office/drawing/2016/5/13/chartex" xmlns:cx8="http://schemas.microsoft.com/office/drawing/2016/5/14/chartex" xmlns:mc="http://schemas.openxmlformats.org/markup-compatibility/2006" xmlns:aink="http://schemas.microsoft.com/office/drawing/2016/ink" xmlns:am3d="http://schemas.microsoft.com/office/drawing/2017/model3d" xmlns:o="urn:schemas-microsoft-com:office:office" xmlns:oel="http://schemas.microsoft.com/office/2019/extlst" xmlns:r="http://schemas.openxmlformats.org/officeDocument/2006/relationships" xmlns:m="http://schemas.openxmlformats.org/officeDocument/2006/math" xmlns:v="urn:schemas-microsoft-com:vml" xmlns:wp14="http://schemas.microsoft.com/office/word/2010/wordprocessingDrawing" xmlns:wp="http://schemas.openxmlformats.org/drawingml/2006/wordprocessingDrawing" xmlns:w10="urn:schemas-microsoft-com:office:word" xmlns:w="http://schemas.openxmlformats.org/wordprocessingml/2006/main" xmlns:w14="http://schemas.microsoft.com/office/word/2010/wordml" xmlns:w15="http://schemas.microsoft.com/office/word/2012/wordml" xmlns:w16cei="http://schemas.microsoft.com/office/word/2026/wordml/cei" xmlns:w16cex="http://schemas.microsoft.com/office/word/2018/wordml/cex" xmlns:w16cid="http://schemas.microsoft.com/office/word/2016/wordml/cid" xmlns:w16="http://schemas.microsoft.com/office/word/2018/wordml" xmlns:w16du="http://schemas.microsoft.com/office/word/2023/wordml/word16du" xmlns:w16sdtdh="http://schemas.microsoft.com/office/word/2020/wordml/sdtdatahash" xmlns:w16sdtfl="http://schemas.microsoft.com/office/word/2024/wordml/sdtformatlock" xmlns:w16se="http://schemas.microsoft.com/office/word/2015/wordml/symex" xmlns:wpg="http://schemas.microsoft.com/office/word/2010/wordprocessingGroup" xmlns:wpi="http://schemas.microsoft.com/office/word/2010/wordprocessingInk" xmlns:wne="http://schemas.microsoft.com/office/word/2006/wordml" xmlns:wps="http://schemas.microsoft.com/office/word/2010/wordprocessingShape" mc:Ignorable="w14 w15 w16se w16cid w16 w16cex w16sdtdh w16sdtfl w16du wp14">
+<w:footnotes xmlns:wpc="http://schemas.microsoft.com/office/word/2010/wordprocessingCanvas" xmlns:cx="http://schemas.microsoft.com/office/drawing/2014/chartex" xmlns:cx1="http://schemas.microsoft.com/office/drawing/2015/9/8/chartex" xmlns:cx2="http://schemas.microsoft.com/office/drawing/2015/10/21/chartex" xmlns:cx3="http://schemas.microsoft.com/office/drawing/2016/5/9/chartex" xmlns:cx4="http://schemas.microsoft.com/office/drawing/2016/5/10/chartex" xmlns:cx5="http://schemas.microsoft.com/office/drawing/2016/5/11/chartex" xmlns:cx6="http://schemas.microsoft.com/office/drawing/2016/5/12/chartex" xmlns:cx7="http://schemas.microsoft.com/office/drawing/2016/5/13/chartex" xmlns:cx8="http://schemas.microsoft.com/office/drawing/2016/5/14/chartex" xmlns:mc="http://schemas.openxmlformats.org/markup-compatibility/2006" xmlns:aink="http://schemas.microsoft.com/office/drawing/2016/ink" xmlns:am3d="http://schemas.microsoft.com/office/drawing/2017/model3d" xmlns:o="urn:schemas-microsoft-com:office:office" xmlns:oel="http://schemas.microsoft.com/office/2019/extlst" xmlns:r="http://schemas.openxmlformats.org/officeDocument/2006/relationships" xmlns:m="http://schemas.openxmlformats.org/officeDocument/2006/math" xmlns:v="urn:schemas-microsoft-com:vml" xmlns:wp14="http://schemas.microsoft.com/office/word/2010/wordprocessingDrawing" xmlns:wp="http://schemas.openxmlformats.org/drawingml/2006/wordprocessingDrawing" xmlns:w10="urn:schemas-microsoft-com:office:word" xmlns:w="http://schemas.openxmlformats.org/wordprocessingml/2006/main" xmlns:w14="http://schemas.microsoft.com/office/word/2010/wordml" xmlns:w15="http://schemas.microsoft.com/office/word/2012/wordml" xmlns:w16cex="http://schemas.microsoft.com/office/word/2018/wordml/cex" xmlns:w16cid="http://schemas.microsoft.com/office/word/2016/wordml/cid" xmlns:w16="http://schemas.microsoft.com/office/word/2018/wordml" xmlns:w16du="http://schemas.microsoft.com/office/word/2023/wordml/word16du" xmlns:w16sdtdh="http://schemas.microsoft.com/office/word/2020/wordml/sdtdatahash" xmlns:w16sdtfl="http://schemas.microsoft.com/office/word/2024/wordml/sdtformatlock" xmlns:w16se="http://schemas.microsoft.com/office/word/2015/wordml/symex" xmlns:wpg="http://schemas.microsoft.com/office/word/2010/wordprocessingGroup" xmlns:wpi="http://schemas.microsoft.com/office/word/2010/wordprocessingInk" xmlns:wne="http://schemas.microsoft.com/office/word/2006/wordml" xmlns:wps="http://schemas.microsoft.com/office/word/2010/wordprocessingShape" mc:Ignorable="w14 w15 w16se w16cid w16 w16cex w16sdtdh w16sdtfl w16du wp14">
   <w:footnote w:type="separator" w:id="-1">
     <w:p>
       <w:r>
@@ -16289,7 +13594,7 @@
 </file>
 
 <file path=word/header1.xml><?xml version="1.0" encoding="utf-8"?>
-<w:hdr xmlns:wpc="http://schemas.microsoft.com/office/word/2010/wordprocessingCanvas" xmlns:cx="http://schemas.microsoft.com/office/drawing/2014/chartex" xmlns:cx1="http://schemas.microsoft.com/office/drawing/2015/9/8/chartex" xmlns:cx2="http://schemas.microsoft.com/office/drawing/2015/10/21/chartex" xmlns:cx3="http://schemas.microsoft.com/office/drawing/2016/5/9/chartex" xmlns:cx4="http://schemas.microsoft.com/office/drawing/2016/5/10/chartex" xmlns:cx5="http://schemas.microsoft.com/office/drawing/2016/5/11/chartex" xmlns:cx6="http://schemas.microsoft.com/office/drawing/2016/5/12/chartex" xmlns:cx7="http://schemas.microsoft.com/office/drawing/2016/5/13/chartex" xmlns:cx8="http://schemas.microsoft.com/office/drawing/2016/5/14/chartex" xmlns:mc="http://schemas.openxmlformats.org/markup-compatibility/2006" xmlns:aink="http://schemas.microsoft.com/office/drawing/2016/ink" xmlns:am3d="http://schemas.microsoft.com/office/drawing/2017/model3d" xmlns:o="urn:schemas-microsoft-com:office:office" xmlns:oel="http://schemas.microsoft.com/office/2019/extlst" xmlns:r="http://schemas.openxmlformats.org/officeDocument/2006/relationships" xmlns:m="http://schemas.openxmlformats.org/officeDocument/2006/math" xmlns:v="urn:schemas-microsoft-com:vml" xmlns:wp14="http://schemas.microsoft.com/office/word/2010/wordprocessingDrawing" xmlns:wp="http://schemas.openxmlformats.org/drawingml/2006/wordprocessingDrawing" xmlns:w10="urn:schemas-microsoft-com:office:word" xmlns:w="http://schemas.openxmlformats.org/wordprocessingml/2006/main" xmlns:w14="http://schemas.microsoft.com/office/word/2010/wordml" xmlns:w15="http://schemas.microsoft.com/office/word/2012/wordml" xmlns:w16cei="http://schemas.microsoft.com/office/word/2026/wordml/cei" xmlns:w16cex="http://schemas.microsoft.com/office/word/2018/wordml/cex" xmlns:w16cid="http://schemas.microsoft.com/office/word/2016/wordml/cid" xmlns:w16="http://schemas.microsoft.com/office/word/2018/wordml" xmlns:w16du="http://schemas.microsoft.com/office/word/2023/wordml/word16du" xmlns:w16sdtdh="http://schemas.microsoft.com/office/word/2020/wordml/sdtdatahash" xmlns:w16sdtfl="http://schemas.microsoft.com/office/word/2024/wordml/sdtformatlock" xmlns:w16se="http://schemas.microsoft.com/office/word/2015/wordml/symex" xmlns:wpg="http://schemas.microsoft.com/office/word/2010/wordprocessingGroup" xmlns:wpi="http://schemas.microsoft.com/office/word/2010/wordprocessingInk" xmlns:wne="http://schemas.microsoft.com/office/word/2006/wordml" xmlns:wps="http://schemas.microsoft.com/office/word/2010/wordprocessingShape" mc:Ignorable="w14 w15 w16se w16cid w16 w16cex w16sdtdh w16sdtfl w16du wp14">
+<w:hdr xmlns:wpc="http://schemas.microsoft.com/office/word/2010/wordprocessingCanvas" xmlns:cx="http://schemas.microsoft.com/office/drawing/2014/chartex" xmlns:cx1="http://schemas.microsoft.com/office/drawing/2015/9/8/chartex" xmlns:cx2="http://schemas.microsoft.com/office/drawing/2015/10/21/chartex" xmlns:cx3="http://schemas.microsoft.com/office/drawing/2016/5/9/chartex" xmlns:cx4="http://schemas.microsoft.com/office/drawing/2016/5/10/chartex" xmlns:cx5="http://schemas.microsoft.com/office/drawing/2016/5/11/chartex" xmlns:cx6="http://schemas.microsoft.com/office/drawing/2016/5/12/chartex" xmlns:cx7="http://schemas.microsoft.com/office/drawing/2016/5/13/chartex" xmlns:cx8="http://schemas.microsoft.com/office/drawing/2016/5/14/chartex" xmlns:mc="http://schemas.openxmlformats.org/markup-compatibility/2006" xmlns:aink="http://schemas.microsoft.com/office/drawing/2016/ink" xmlns:am3d="http://schemas.microsoft.com/office/drawing/2017/model3d" xmlns:o="urn:schemas-microsoft-com:office:office" xmlns:oel="http://schemas.microsoft.com/office/2019/extlst" xmlns:r="http://schemas.openxmlformats.org/officeDocument/2006/relationships" xmlns:m="http://schemas.openxmlformats.org/officeDocument/2006/math" xmlns:v="urn:schemas-microsoft-com:vml" xmlns:wp14="http://schemas.microsoft.com/office/word/2010/wordprocessingDrawing" xmlns:wp="http://schemas.openxmlformats.org/drawingml/2006/wordprocessingDrawing" xmlns:w10="urn:schemas-microsoft-com:office:word" xmlns:w="http://schemas.openxmlformats.org/wordprocessingml/2006/main" xmlns:w14="http://schemas.microsoft.com/office/word/2010/wordml" xmlns:w15="http://schemas.microsoft.com/office/word/2012/wordml" xmlns:w16cex="http://schemas.microsoft.com/office/word/2018/wordml/cex" xmlns:w16cid="http://schemas.microsoft.com/office/word/2016/wordml/cid" xmlns:w16="http://schemas.microsoft.com/office/word/2018/wordml" xmlns:w16du="http://schemas.microsoft.com/office/word/2023/wordml/word16du" xmlns:w16sdtdh="http://schemas.microsoft.com/office/word/2020/wordml/sdtdatahash" xmlns:w16sdtfl="http://schemas.microsoft.com/office/word/2024/wordml/sdtformatlock" xmlns:w16se="http://schemas.microsoft.com/office/word/2015/wordml/symex" xmlns:wpg="http://schemas.microsoft.com/office/word/2010/wordprocessingGroup" xmlns:wpi="http://schemas.microsoft.com/office/word/2010/wordprocessingInk" xmlns:wne="http://schemas.microsoft.com/office/word/2006/wordml" xmlns:wps="http://schemas.microsoft.com/office/word/2010/wordprocessingShape" mc:Ignorable="w14 w15 w16se w16cid w16 w16cex w16sdtdh w16sdtfl w16du wp14">
   <w:tbl>
     <w:tblPr>
       <w:tblW w:w="0" w:type="auto"/>
@@ -16440,7 +13745,7 @@
 </file>
 
 <file path=word/header10.xml><?xml version="1.0" encoding="utf-8"?>
-<w:hdr xmlns:wpc="http://schemas.microsoft.com/office/word/2010/wordprocessingCanvas" xmlns:cx="http://schemas.microsoft.com/office/drawing/2014/chartex" xmlns:cx1="http://schemas.microsoft.com/office/drawing/2015/9/8/chartex" xmlns:cx2="http://schemas.microsoft.com/office/drawing/2015/10/21/chartex" xmlns:cx3="http://schemas.microsoft.com/office/drawing/2016/5/9/chartex" xmlns:cx4="http://schemas.microsoft.com/office/drawing/2016/5/10/chartex" xmlns:cx5="http://schemas.microsoft.com/office/drawing/2016/5/11/chartex" xmlns:cx6="http://schemas.microsoft.com/office/drawing/2016/5/12/chartex" xmlns:cx7="http://schemas.microsoft.com/office/drawing/2016/5/13/chartex" xmlns:cx8="http://schemas.microsoft.com/office/drawing/2016/5/14/chartex" xmlns:mc="http://schemas.openxmlformats.org/markup-compatibility/2006" xmlns:aink="http://schemas.microsoft.com/office/drawing/2016/ink" xmlns:am3d="http://schemas.microsoft.com/office/drawing/2017/model3d" xmlns:o="urn:schemas-microsoft-com:office:office" xmlns:oel="http://schemas.microsoft.com/office/2019/extlst" xmlns:r="http://schemas.openxmlformats.org/officeDocument/2006/relationships" xmlns:m="http://schemas.openxmlformats.org/officeDocument/2006/math" xmlns:v="urn:schemas-microsoft-com:vml" xmlns:wp14="http://schemas.microsoft.com/office/word/2010/wordprocessingDrawing" xmlns:wp="http://schemas.openxmlformats.org/drawingml/2006/wordprocessingDrawing" xmlns:w10="urn:schemas-microsoft-com:office:word" xmlns:w="http://schemas.openxmlformats.org/wordprocessingml/2006/main" xmlns:w14="http://schemas.microsoft.com/office/word/2010/wordml" xmlns:w15="http://schemas.microsoft.com/office/word/2012/wordml" xmlns:w16cei="http://schemas.microsoft.com/office/word/2026/wordml/cei" xmlns:w16cex="http://schemas.microsoft.com/office/word/2018/wordml/cex" xmlns:w16cid="http://schemas.microsoft.com/office/word/2016/wordml/cid" xmlns:w16="http://schemas.microsoft.com/office/word/2018/wordml" xmlns:w16du="http://schemas.microsoft.com/office/word/2023/wordml/word16du" xmlns:w16sdtdh="http://schemas.microsoft.com/office/word/2020/wordml/sdtdatahash" xmlns:w16sdtfl="http://schemas.microsoft.com/office/word/2024/wordml/sdtformatlock" xmlns:w16se="http://schemas.microsoft.com/office/word/2015/wordml/symex" xmlns:wpg="http://schemas.microsoft.com/office/word/2010/wordprocessingGroup" xmlns:wpi="http://schemas.microsoft.com/office/word/2010/wordprocessingInk" xmlns:wne="http://schemas.microsoft.com/office/word/2006/wordml" xmlns:wps="http://schemas.microsoft.com/office/word/2010/wordprocessingShape" mc:Ignorable="w14 w15 w16se w16cid w16 w16cex w16sdtdh w16sdtfl w16du wp14">
+<w:hdr xmlns:wpc="http://schemas.microsoft.com/office/word/2010/wordprocessingCanvas" xmlns:cx="http://schemas.microsoft.com/office/drawing/2014/chartex" xmlns:cx1="http://schemas.microsoft.com/office/drawing/2015/9/8/chartex" xmlns:cx2="http://schemas.microsoft.com/office/drawing/2015/10/21/chartex" xmlns:cx3="http://schemas.microsoft.com/office/drawing/2016/5/9/chartex" xmlns:cx4="http://schemas.microsoft.com/office/drawing/2016/5/10/chartex" xmlns:cx5="http://schemas.microsoft.com/office/drawing/2016/5/11/chartex" xmlns:cx6="http://schemas.microsoft.com/office/drawing/2016/5/12/chartex" xmlns:cx7="http://schemas.microsoft.com/office/drawing/2016/5/13/chartex" xmlns:cx8="http://schemas.microsoft.com/office/drawing/2016/5/14/chartex" xmlns:mc="http://schemas.openxmlformats.org/markup-compatibility/2006" xmlns:aink="http://schemas.microsoft.com/office/drawing/2016/ink" xmlns:am3d="http://schemas.microsoft.com/office/drawing/2017/model3d" xmlns:o="urn:schemas-microsoft-com:office:office" xmlns:oel="http://schemas.microsoft.com/office/2019/extlst" xmlns:r="http://schemas.openxmlformats.org/officeDocument/2006/relationships" xmlns:m="http://schemas.openxmlformats.org/officeDocument/2006/math" xmlns:v="urn:schemas-microsoft-com:vml" xmlns:wp14="http://schemas.microsoft.com/office/word/2010/wordprocessingDrawing" xmlns:wp="http://schemas.openxmlformats.org/drawingml/2006/wordprocessingDrawing" xmlns:w10="urn:schemas-microsoft-com:office:word" xmlns:w="http://schemas.openxmlformats.org/wordprocessingml/2006/main" xmlns:w14="http://schemas.microsoft.com/office/word/2010/wordml" xmlns:w15="http://schemas.microsoft.com/office/word/2012/wordml" xmlns:w16cex="http://schemas.microsoft.com/office/word/2018/wordml/cex" xmlns:w16cid="http://schemas.microsoft.com/office/word/2016/wordml/cid" xmlns:w16="http://schemas.microsoft.com/office/word/2018/wordml" xmlns:w16du="http://schemas.microsoft.com/office/word/2023/wordml/word16du" xmlns:w16sdtdh="http://schemas.microsoft.com/office/word/2020/wordml/sdtdatahash" xmlns:w16sdtfl="http://schemas.microsoft.com/office/word/2024/wordml/sdtformatlock" xmlns:w16se="http://schemas.microsoft.com/office/word/2015/wordml/symex" xmlns:wpg="http://schemas.microsoft.com/office/word/2010/wordprocessingGroup" xmlns:wpi="http://schemas.microsoft.com/office/word/2010/wordprocessingInk" xmlns:wne="http://schemas.microsoft.com/office/word/2006/wordml" xmlns:wps="http://schemas.microsoft.com/office/word/2010/wordprocessingShape" mc:Ignorable="w14 w15 w16se w16cid w16 w16cex w16sdtdh w16sdtfl w16du wp14">
   <w:p>
     <w:pPr>
       <w:pStyle w:val="Encabezado"/>
@@ -16520,7 +13825,7 @@
 </file>
 
 <file path=word/header11.xml><?xml version="1.0" encoding="utf-8"?>
-<w:hdr xmlns:wpc="http://schemas.microsoft.com/office/word/2010/wordprocessingCanvas" xmlns:cx="http://schemas.microsoft.com/office/drawing/2014/chartex" xmlns:cx1="http://schemas.microsoft.com/office/drawing/2015/9/8/chartex" xmlns:cx2="http://schemas.microsoft.com/office/drawing/2015/10/21/chartex" xmlns:cx3="http://schemas.microsoft.com/office/drawing/2016/5/9/chartex" xmlns:cx4="http://schemas.microsoft.com/office/drawing/2016/5/10/chartex" xmlns:cx5="http://schemas.microsoft.com/office/drawing/2016/5/11/chartex" xmlns:cx6="http://schemas.microsoft.com/office/drawing/2016/5/12/chartex" xmlns:cx7="http://schemas.microsoft.com/office/drawing/2016/5/13/chartex" xmlns:cx8="http://schemas.microsoft.com/office/drawing/2016/5/14/chartex" xmlns:mc="http://schemas.openxmlformats.org/markup-compatibility/2006" xmlns:aink="http://schemas.microsoft.com/office/drawing/2016/ink" xmlns:am3d="http://schemas.microsoft.com/office/drawing/2017/model3d" xmlns:o="urn:schemas-microsoft-com:office:office" xmlns:oel="http://schemas.microsoft.com/office/2019/extlst" xmlns:r="http://schemas.openxmlformats.org/officeDocument/2006/relationships" xmlns:m="http://schemas.openxmlformats.org/officeDocument/2006/math" xmlns:v="urn:schemas-microsoft-com:vml" xmlns:wp14="http://schemas.microsoft.com/office/word/2010/wordprocessingDrawing" xmlns:wp="http://schemas.openxmlformats.org/drawingml/2006/wordprocessingDrawing" xmlns:w10="urn:schemas-microsoft-com:office:word" xmlns:w="http://schemas.openxmlformats.org/wordprocessingml/2006/main" xmlns:w14="http://schemas.microsoft.com/office/word/2010/wordml" xmlns:w15="http://schemas.microsoft.com/office/word/2012/wordml" xmlns:w16cei="http://schemas.microsoft.com/office/word/2026/wordml/cei" xmlns:w16cex="http://schemas.microsoft.com/office/word/2018/wordml/cex" xmlns:w16cid="http://schemas.microsoft.com/office/word/2016/wordml/cid" xmlns:w16="http://schemas.microsoft.com/office/word/2018/wordml" xmlns:w16du="http://schemas.microsoft.com/office/word/2023/wordml/word16du" xmlns:w16sdtdh="http://schemas.microsoft.com/office/word/2020/wordml/sdtdatahash" xmlns:w16sdtfl="http://schemas.microsoft.com/office/word/2024/wordml/sdtformatlock" xmlns:w16se="http://schemas.microsoft.com/office/word/2015/wordml/symex" xmlns:wpg="http://schemas.microsoft.com/office/word/2010/wordprocessingGroup" xmlns:wpi="http://schemas.microsoft.com/office/word/2010/wordprocessingInk" xmlns:wne="http://schemas.microsoft.com/office/word/2006/wordml" xmlns:wps="http://schemas.microsoft.com/office/word/2010/wordprocessingShape" mc:Ignorable="w14 w15 w16se w16cid w16 w16cex w16sdtdh w16sdtfl w16du wp14">
+<w:hdr xmlns:wpc="http://schemas.microsoft.com/office/word/2010/wordprocessingCanvas" xmlns:cx="http://schemas.microsoft.com/office/drawing/2014/chartex" xmlns:cx1="http://schemas.microsoft.com/office/drawing/2015/9/8/chartex" xmlns:cx2="http://schemas.microsoft.com/office/drawing/2015/10/21/chartex" xmlns:cx3="http://schemas.microsoft.com/office/drawing/2016/5/9/chartex" xmlns:cx4="http://schemas.microsoft.com/office/drawing/2016/5/10/chartex" xmlns:cx5="http://schemas.microsoft.com/office/drawing/2016/5/11/chartex" xmlns:cx6="http://schemas.microsoft.com/office/drawing/2016/5/12/chartex" xmlns:cx7="http://schemas.microsoft.com/office/drawing/2016/5/13/chartex" xmlns:cx8="http://schemas.microsoft.com/office/drawing/2016/5/14/chartex" xmlns:mc="http://schemas.openxmlformats.org/markup-compatibility/2006" xmlns:aink="http://schemas.microsoft.com/office/drawing/2016/ink" xmlns:am3d="http://schemas.microsoft.com/office/drawing/2017/model3d" xmlns:o="urn:schemas-microsoft-com:office:office" xmlns:oel="http://schemas.microsoft.com/office/2019/extlst" xmlns:r="http://schemas.openxmlformats.org/officeDocument/2006/relationships" xmlns:m="http://schemas.openxmlformats.org/officeDocument/2006/math" xmlns:v="urn:schemas-microsoft-com:vml" xmlns:wp14="http://schemas.microsoft.com/office/word/2010/wordprocessingDrawing" xmlns:wp="http://schemas.openxmlformats.org/drawingml/2006/wordprocessingDrawing" xmlns:w10="urn:schemas-microsoft-com:office:word" xmlns:w="http://schemas.openxmlformats.org/wordprocessingml/2006/main" xmlns:w14="http://schemas.microsoft.com/office/word/2010/wordml" xmlns:w15="http://schemas.microsoft.com/office/word/2012/wordml" xmlns:w16cex="http://schemas.microsoft.com/office/word/2018/wordml/cex" xmlns:w16cid="http://schemas.microsoft.com/office/word/2016/wordml/cid" xmlns:w16="http://schemas.microsoft.com/office/word/2018/wordml" xmlns:w16du="http://schemas.microsoft.com/office/word/2023/wordml/word16du" xmlns:w16sdtdh="http://schemas.microsoft.com/office/word/2020/wordml/sdtdatahash" xmlns:w16sdtfl="http://schemas.microsoft.com/office/word/2024/wordml/sdtformatlock" xmlns:w16se="http://schemas.microsoft.com/office/word/2015/wordml/symex" xmlns:wpg="http://schemas.microsoft.com/office/word/2010/wordprocessingGroup" xmlns:wpi="http://schemas.microsoft.com/office/word/2010/wordprocessingInk" xmlns:wne="http://schemas.microsoft.com/office/word/2006/wordml" xmlns:wps="http://schemas.microsoft.com/office/word/2010/wordprocessingShape" mc:Ignorable="w14 w15 w16se w16cid w16 w16cex w16sdtdh w16sdtfl w16du wp14">
   <w:tbl>
     <w:tblPr>
       <w:tblW w:w="0" w:type="auto"/>
@@ -16581,7 +13886,7 @@
 </file>
 
 <file path=word/header12.xml><?xml version="1.0" encoding="utf-8"?>
-<w:hdr xmlns:wpc="http://schemas.microsoft.com/office/word/2010/wordprocessingCanvas" xmlns:cx="http://schemas.microsoft.com/office/drawing/2014/chartex" xmlns:cx1="http://schemas.microsoft.com/office/drawing/2015/9/8/chartex" xmlns:cx2="http://schemas.microsoft.com/office/drawing/2015/10/21/chartex" xmlns:cx3="http://schemas.microsoft.com/office/drawing/2016/5/9/chartex" xmlns:cx4="http://schemas.microsoft.com/office/drawing/2016/5/10/chartex" xmlns:cx5="http://schemas.microsoft.com/office/drawing/2016/5/11/chartex" xmlns:cx6="http://schemas.microsoft.com/office/drawing/2016/5/12/chartex" xmlns:cx7="http://schemas.microsoft.com/office/drawing/2016/5/13/chartex" xmlns:cx8="http://schemas.microsoft.com/office/drawing/2016/5/14/chartex" xmlns:mc="http://schemas.openxmlformats.org/markup-compatibility/2006" xmlns:aink="http://schemas.microsoft.com/office/drawing/2016/ink" xmlns:am3d="http://schemas.microsoft.com/office/drawing/2017/model3d" xmlns:o="urn:schemas-microsoft-com:office:office" xmlns:oel="http://schemas.microsoft.com/office/2019/extlst" xmlns:r="http://schemas.openxmlformats.org/officeDocument/2006/relationships" xmlns:m="http://schemas.openxmlformats.org/officeDocument/2006/math" xmlns:v="urn:schemas-microsoft-com:vml" xmlns:wp14="http://schemas.microsoft.com/office/word/2010/wordprocessingDrawing" xmlns:wp="http://schemas.openxmlformats.org/drawingml/2006/wordprocessingDrawing" xmlns:w10="urn:schemas-microsoft-com:office:word" xmlns:w="http://schemas.openxmlformats.org/wordprocessingml/2006/main" xmlns:w14="http://schemas.microsoft.com/office/word/2010/wordml" xmlns:w15="http://schemas.microsoft.com/office/word/2012/wordml" xmlns:w16cei="http://schemas.microsoft.com/office/word/2026/wordml/cei" xmlns:w16cex="http://schemas.microsoft.com/office/word/2018/wordml/cex" xmlns:w16cid="http://schemas.microsoft.com/office/word/2016/wordml/cid" xmlns:w16="http://schemas.microsoft.com/office/word/2018/wordml" xmlns:w16du="http://schemas.microsoft.com/office/word/2023/wordml/word16du" xmlns:w16sdtdh="http://schemas.microsoft.com/office/word/2020/wordml/sdtdatahash" xmlns:w16sdtfl="http://schemas.microsoft.com/office/word/2024/wordml/sdtformatlock" xmlns:w16se="http://schemas.microsoft.com/office/word/2015/wordml/symex" xmlns:wpg="http://schemas.microsoft.com/office/word/2010/wordprocessingGroup" xmlns:wpi="http://schemas.microsoft.com/office/word/2010/wordprocessingInk" xmlns:wne="http://schemas.microsoft.com/office/word/2006/wordml" xmlns:wps="http://schemas.microsoft.com/office/word/2010/wordprocessingShape" mc:Ignorable="w14 w15 w16se w16cid w16 w16cex w16sdtdh w16sdtfl w16du wp14">
+<w:hdr xmlns:wpc="http://schemas.microsoft.com/office/word/2010/wordprocessingCanvas" xmlns:cx="http://schemas.microsoft.com/office/drawing/2014/chartex" xmlns:cx1="http://schemas.microsoft.com/office/drawing/2015/9/8/chartex" xmlns:cx2="http://schemas.microsoft.com/office/drawing/2015/10/21/chartex" xmlns:cx3="http://schemas.microsoft.com/office/drawing/2016/5/9/chartex" xmlns:cx4="http://schemas.microsoft.com/office/drawing/2016/5/10/chartex" xmlns:cx5="http://schemas.microsoft.com/office/drawing/2016/5/11/chartex" xmlns:cx6="http://schemas.microsoft.com/office/drawing/2016/5/12/chartex" xmlns:cx7="http://schemas.microsoft.com/office/drawing/2016/5/13/chartex" xmlns:cx8="http://schemas.microsoft.com/office/drawing/2016/5/14/chartex" xmlns:mc="http://schemas.openxmlformats.org/markup-compatibility/2006" xmlns:aink="http://schemas.microsoft.com/office/drawing/2016/ink" xmlns:am3d="http://schemas.microsoft.com/office/drawing/2017/model3d" xmlns:o="urn:schemas-microsoft-com:office:office" xmlns:oel="http://schemas.microsoft.com/office/2019/extlst" xmlns:r="http://schemas.openxmlformats.org/officeDocument/2006/relationships" xmlns:m="http://schemas.openxmlformats.org/officeDocument/2006/math" xmlns:v="urn:schemas-microsoft-com:vml" xmlns:wp14="http://schemas.microsoft.com/office/word/2010/wordprocessingDrawing" xmlns:wp="http://schemas.openxmlformats.org/drawingml/2006/wordprocessingDrawing" xmlns:w10="urn:schemas-microsoft-com:office:word" xmlns:w="http://schemas.openxmlformats.org/wordprocessingml/2006/main" xmlns:w14="http://schemas.microsoft.com/office/word/2010/wordml" xmlns:w15="http://schemas.microsoft.com/office/word/2012/wordml" xmlns:w16cex="http://schemas.microsoft.com/office/word/2018/wordml/cex" xmlns:w16cid="http://schemas.microsoft.com/office/word/2016/wordml/cid" xmlns:w16="http://schemas.microsoft.com/office/word/2018/wordml" xmlns:w16du="http://schemas.microsoft.com/office/word/2023/wordml/word16du" xmlns:w16sdtdh="http://schemas.microsoft.com/office/word/2020/wordml/sdtdatahash" xmlns:w16sdtfl="http://schemas.microsoft.com/office/word/2024/wordml/sdtformatlock" xmlns:w16se="http://schemas.microsoft.com/office/word/2015/wordml/symex" xmlns:wpg="http://schemas.microsoft.com/office/word/2010/wordprocessingGroup" xmlns:wpi="http://schemas.microsoft.com/office/word/2010/wordprocessingInk" xmlns:wne="http://schemas.microsoft.com/office/word/2006/wordml" xmlns:wps="http://schemas.microsoft.com/office/word/2010/wordprocessingShape" mc:Ignorable="w14 w15 w16se w16cid w16 w16cex w16sdtdh w16sdtfl w16du wp14">
   <w:p>
     <w:pPr>
       <w:pStyle w:val="Encabezado"/>
@@ -16672,7 +13977,7 @@
 </file>
 
 <file path=word/header13.xml><?xml version="1.0" encoding="utf-8"?>
-<w:hdr xmlns:wpc="http://schemas.microsoft.com/office/word/2010/wordprocessingCanvas" xmlns:cx="http://schemas.microsoft.com/office/drawing/2014/chartex" xmlns:cx1="http://schemas.microsoft.com/office/drawing/2015/9/8/chartex" xmlns:cx2="http://schemas.microsoft.com/office/drawing/2015/10/21/chartex" xmlns:cx3="http://schemas.microsoft.com/office/drawing/2016/5/9/chartex" xmlns:cx4="http://schemas.microsoft.com/office/drawing/2016/5/10/chartex" xmlns:cx5="http://schemas.microsoft.com/office/drawing/2016/5/11/chartex" xmlns:cx6="http://schemas.microsoft.com/office/drawing/2016/5/12/chartex" xmlns:cx7="http://schemas.microsoft.com/office/drawing/2016/5/13/chartex" xmlns:cx8="http://schemas.microsoft.com/office/drawing/2016/5/14/chartex" xmlns:mc="http://schemas.openxmlformats.org/markup-compatibility/2006" xmlns:aink="http://schemas.microsoft.com/office/drawing/2016/ink" xmlns:am3d="http://schemas.microsoft.com/office/drawing/2017/model3d" xmlns:o="urn:schemas-microsoft-com:office:office" xmlns:oel="http://schemas.microsoft.com/office/2019/extlst" xmlns:r="http://schemas.openxmlformats.org/officeDocument/2006/relationships" xmlns:m="http://schemas.openxmlformats.org/officeDocument/2006/math" xmlns:v="urn:schemas-microsoft-com:vml" xmlns:wp14="http://schemas.microsoft.com/office/word/2010/wordprocessingDrawing" xmlns:wp="http://schemas.openxmlformats.org/drawingml/2006/wordprocessingDrawing" xmlns:w10="urn:schemas-microsoft-com:office:word" xmlns:w="http://schemas.openxmlformats.org/wordprocessingml/2006/main" xmlns:w14="http://schemas.microsoft.com/office/word/2010/wordml" xmlns:w15="http://schemas.microsoft.com/office/word/2012/wordml" xmlns:w16cei="http://schemas.microsoft.com/office/word/2026/wordml/cei" xmlns:w16cex="http://schemas.microsoft.com/office/word/2018/wordml/cex" xmlns:w16cid="http://schemas.microsoft.com/office/word/2016/wordml/cid" xmlns:w16="http://schemas.microsoft.com/office/word/2018/wordml" xmlns:w16du="http://schemas.microsoft.com/office/word/2023/wordml/word16du" xmlns:w16sdtdh="http://schemas.microsoft.com/office/word/2020/wordml/sdtdatahash" xmlns:w16sdtfl="http://schemas.microsoft.com/office/word/2024/wordml/sdtformatlock" xmlns:w16se="http://schemas.microsoft.com/office/word/2015/wordml/symex" xmlns:wpg="http://schemas.microsoft.com/office/word/2010/wordprocessingGroup" xmlns:wpi="http://schemas.microsoft.com/office/word/2010/wordprocessingInk" xmlns:wne="http://schemas.microsoft.com/office/word/2006/wordml" xmlns:wps="http://schemas.microsoft.com/office/word/2010/wordprocessingShape" mc:Ignorable="w14 w15 w16se w16cid w16 w16cex w16sdtdh w16sdtfl w16du wp14">
+<w:hdr xmlns:wpc="http://schemas.microsoft.com/office/word/2010/wordprocessingCanvas" xmlns:cx="http://schemas.microsoft.com/office/drawing/2014/chartex" xmlns:cx1="http://schemas.microsoft.com/office/drawing/2015/9/8/chartex" xmlns:cx2="http://schemas.microsoft.com/office/drawing/2015/10/21/chartex" xmlns:cx3="http://schemas.microsoft.com/office/drawing/2016/5/9/chartex" xmlns:cx4="http://schemas.microsoft.com/office/drawing/2016/5/10/chartex" xmlns:cx5="http://schemas.microsoft.com/office/drawing/2016/5/11/chartex" xmlns:cx6="http://schemas.microsoft.com/office/drawing/2016/5/12/chartex" xmlns:cx7="http://schemas.microsoft.com/office/drawing/2016/5/13/chartex" xmlns:cx8="http://schemas.microsoft.com/office/drawing/2016/5/14/chartex" xmlns:mc="http://schemas.openxmlformats.org/markup-compatibility/2006" xmlns:aink="http://schemas.microsoft.com/office/drawing/2016/ink" xmlns:am3d="http://schemas.microsoft.com/office/drawing/2017/model3d" xmlns:o="urn:schemas-microsoft-com:office:office" xmlns:oel="http://schemas.microsoft.com/office/2019/extlst" xmlns:r="http://schemas.openxmlformats.org/officeDocument/2006/relationships" xmlns:m="http://schemas.openxmlformats.org/officeDocument/2006/math" xmlns:v="urn:schemas-microsoft-com:vml" xmlns:wp14="http://schemas.microsoft.com/office/word/2010/wordprocessingDrawing" xmlns:wp="http://schemas.openxmlformats.org/drawingml/2006/wordprocessingDrawing" xmlns:w10="urn:schemas-microsoft-com:office:word" xmlns:w="http://schemas.openxmlformats.org/wordprocessingml/2006/main" xmlns:w14="http://schemas.microsoft.com/office/word/2010/wordml" xmlns:w15="http://schemas.microsoft.com/office/word/2012/wordml" xmlns:w16cex="http://schemas.microsoft.com/office/word/2018/wordml/cex" xmlns:w16cid="http://schemas.microsoft.com/office/word/2016/wordml/cid" xmlns:w16="http://schemas.microsoft.com/office/word/2018/wordml" xmlns:w16du="http://schemas.microsoft.com/office/word/2023/wordml/word16du" xmlns:w16sdtdh="http://schemas.microsoft.com/office/word/2020/wordml/sdtdatahash" xmlns:w16sdtfl="http://schemas.microsoft.com/office/word/2024/wordml/sdtformatlock" xmlns:w16se="http://schemas.microsoft.com/office/word/2015/wordml/symex" xmlns:wpg="http://schemas.microsoft.com/office/word/2010/wordprocessingGroup" xmlns:wpi="http://schemas.microsoft.com/office/word/2010/wordprocessingInk" xmlns:wne="http://schemas.microsoft.com/office/word/2006/wordml" xmlns:wps="http://schemas.microsoft.com/office/word/2010/wordprocessingShape" mc:Ignorable="w14 w15 w16se w16cid w16 w16cex w16sdtdh w16sdtfl w16du wp14">
   <w:tbl>
     <w:tblPr>
       <w:tblW w:w="0" w:type="auto"/>
@@ -16733,7 +14038,7 @@
 </file>
 
 <file path=word/header14.xml><?xml version="1.0" encoding="utf-8"?>
-<w:hdr xmlns:wpc="http://schemas.microsoft.com/office/word/2010/wordprocessingCanvas" xmlns:cx="http://schemas.microsoft.com/office/drawing/2014/chartex" xmlns:cx1="http://schemas.microsoft.com/office/drawing/2015/9/8/chartex" xmlns:cx2="http://schemas.microsoft.com/office/drawing/2015/10/21/chartex" xmlns:cx3="http://schemas.microsoft.com/office/drawing/2016/5/9/chartex" xmlns:cx4="http://schemas.microsoft.com/office/drawing/2016/5/10/chartex" xmlns:cx5="http://schemas.microsoft.com/office/drawing/2016/5/11/chartex" xmlns:cx6="http://schemas.microsoft.com/office/drawing/2016/5/12/chartex" xmlns:cx7="http://schemas.microsoft.com/office/drawing/2016/5/13/chartex" xmlns:cx8="http://schemas.microsoft.com/office/drawing/2016/5/14/chartex" xmlns:mc="http://schemas.openxmlformats.org/markup-compatibility/2006" xmlns:aink="http://schemas.microsoft.com/office/drawing/2016/ink" xmlns:am3d="http://schemas.microsoft.com/office/drawing/2017/model3d" xmlns:o="urn:schemas-microsoft-com:office:office" xmlns:oel="http://schemas.microsoft.com/office/2019/extlst" xmlns:r="http://schemas.openxmlformats.org/officeDocument/2006/relationships" xmlns:m="http://schemas.openxmlformats.org/officeDocument/2006/math" xmlns:v="urn:schemas-microsoft-com:vml" xmlns:wp14="http://schemas.microsoft.com/office/word/2010/wordprocessingDrawing" xmlns:wp="http://schemas.openxmlformats.org/drawingml/2006/wordprocessingDrawing" xmlns:w10="urn:schemas-microsoft-com:office:word" xmlns:w="http://schemas.openxmlformats.org/wordprocessingml/2006/main" xmlns:w14="http://schemas.microsoft.com/office/word/2010/wordml" xmlns:w15="http://schemas.microsoft.com/office/word/2012/wordml" xmlns:w16cei="http://schemas.microsoft.com/office/word/2026/wordml/cei" xmlns:w16cex="http://schemas.microsoft.com/office/word/2018/wordml/cex" xmlns:w16cid="http://schemas.microsoft.com/office/word/2016/wordml/cid" xmlns:w16="http://schemas.microsoft.com/office/word/2018/wordml" xmlns:w16du="http://schemas.microsoft.com/office/word/2023/wordml/word16du" xmlns:w16sdtdh="http://schemas.microsoft.com/office/word/2020/wordml/sdtdatahash" xmlns:w16sdtfl="http://schemas.microsoft.com/office/word/2024/wordml/sdtformatlock" xmlns:w16se="http://schemas.microsoft.com/office/word/2015/wordml/symex" xmlns:wpg="http://schemas.microsoft.com/office/word/2010/wordprocessingGroup" xmlns:wpi="http://schemas.microsoft.com/office/word/2010/wordprocessingInk" xmlns:wne="http://schemas.microsoft.com/office/word/2006/wordml" xmlns:wps="http://schemas.microsoft.com/office/word/2010/wordprocessingShape" mc:Ignorable="w14 w15 w16se w16cid w16 w16cex w16sdtdh w16sdtfl w16du wp14">
+<w:hdr xmlns:wpc="http://schemas.microsoft.com/office/word/2010/wordprocessingCanvas" xmlns:cx="http://schemas.microsoft.com/office/drawing/2014/chartex" xmlns:cx1="http://schemas.microsoft.com/office/drawing/2015/9/8/chartex" xmlns:cx2="http://schemas.microsoft.com/office/drawing/2015/10/21/chartex" xmlns:cx3="http://schemas.microsoft.com/office/drawing/2016/5/9/chartex" xmlns:cx4="http://schemas.microsoft.com/office/drawing/2016/5/10/chartex" xmlns:cx5="http://schemas.microsoft.com/office/drawing/2016/5/11/chartex" xmlns:cx6="http://schemas.microsoft.com/office/drawing/2016/5/12/chartex" xmlns:cx7="http://schemas.microsoft.com/office/drawing/2016/5/13/chartex" xmlns:cx8="http://schemas.microsoft.com/office/drawing/2016/5/14/chartex" xmlns:mc="http://schemas.openxmlformats.org/markup-compatibility/2006" xmlns:aink="http://schemas.microsoft.com/office/drawing/2016/ink" xmlns:am3d="http://schemas.microsoft.com/office/drawing/2017/model3d" xmlns:o="urn:schemas-microsoft-com:office:office" xmlns:oel="http://schemas.microsoft.com/office/2019/extlst" xmlns:r="http://schemas.openxmlformats.org/officeDocument/2006/relationships" xmlns:m="http://schemas.openxmlformats.org/officeDocument/2006/math" xmlns:v="urn:schemas-microsoft-com:vml" xmlns:wp14="http://schemas.microsoft.com/office/word/2010/wordprocessingDrawing" xmlns:wp="http://schemas.openxmlformats.org/drawingml/2006/wordprocessingDrawing" xmlns:w10="urn:schemas-microsoft-com:office:word" xmlns:w="http://schemas.openxmlformats.org/wordprocessingml/2006/main" xmlns:w14="http://schemas.microsoft.com/office/word/2010/wordml" xmlns:w15="http://schemas.microsoft.com/office/word/2012/wordml" xmlns:w16cex="http://schemas.microsoft.com/office/word/2018/wordml/cex" xmlns:w16cid="http://schemas.microsoft.com/office/word/2016/wordml/cid" xmlns:w16="http://schemas.microsoft.com/office/word/2018/wordml" xmlns:w16du="http://schemas.microsoft.com/office/word/2023/wordml/word16du" xmlns:w16sdtdh="http://schemas.microsoft.com/office/word/2020/wordml/sdtdatahash" xmlns:w16sdtfl="http://schemas.microsoft.com/office/word/2024/wordml/sdtformatlock" xmlns:w16se="http://schemas.microsoft.com/office/word/2015/wordml/symex" xmlns:wpg="http://schemas.microsoft.com/office/word/2010/wordprocessingGroup" xmlns:wpi="http://schemas.microsoft.com/office/word/2010/wordprocessingInk" xmlns:wne="http://schemas.microsoft.com/office/word/2006/wordml" xmlns:wps="http://schemas.microsoft.com/office/word/2010/wordprocessingShape" mc:Ignorable="w14 w15 w16se w16cid w16 w16cex w16sdtdh w16sdtfl w16du wp14">
   <w:p>
     <w:pPr>
       <w:pStyle w:val="Encabezado"/>
@@ -16812,7 +14117,7 @@
 </file>
 
 <file path=word/header15.xml><?xml version="1.0" encoding="utf-8"?>
-<w:hdr xmlns:wpc="http://schemas.microsoft.com/office/word/2010/wordprocessingCanvas" xmlns:cx="http://schemas.microsoft.com/office/drawing/2014/chartex" xmlns:cx1="http://schemas.microsoft.com/office/drawing/2015/9/8/chartex" xmlns:cx2="http://schemas.microsoft.com/office/drawing/2015/10/21/chartex" xmlns:cx3="http://schemas.microsoft.com/office/drawing/2016/5/9/chartex" xmlns:cx4="http://schemas.microsoft.com/office/drawing/2016/5/10/chartex" xmlns:cx5="http://schemas.microsoft.com/office/drawing/2016/5/11/chartex" xmlns:cx6="http://schemas.microsoft.com/office/drawing/2016/5/12/chartex" xmlns:cx7="http://schemas.microsoft.com/office/drawing/2016/5/13/chartex" xmlns:cx8="http://schemas.microsoft.com/office/drawing/2016/5/14/chartex" xmlns:mc="http://schemas.openxmlformats.org/markup-compatibility/2006" xmlns:aink="http://schemas.microsoft.com/office/drawing/2016/ink" xmlns:am3d="http://schemas.microsoft.com/office/drawing/2017/model3d" xmlns:o="urn:schemas-microsoft-com:office:office" xmlns:oel="http://schemas.microsoft.com/office/2019/extlst" xmlns:r="http://schemas.openxmlformats.org/officeDocument/2006/relationships" xmlns:m="http://schemas.openxmlformats.org/officeDocument/2006/math" xmlns:v="urn:schemas-microsoft-com:vml" xmlns:wp14="http://schemas.microsoft.com/office/word/2010/wordprocessingDrawing" xmlns:wp="http://schemas.openxmlformats.org/drawingml/2006/wordprocessingDrawing" xmlns:w10="urn:schemas-microsoft-com:office:word" xmlns:w="http://schemas.openxmlformats.org/wordprocessingml/2006/main" xmlns:w14="http://schemas.microsoft.com/office/word/2010/wordml" xmlns:w15="http://schemas.microsoft.com/office/word/2012/wordml" xmlns:w16cei="http://schemas.microsoft.com/office/word/2026/wordml/cei" xmlns:w16cex="http://schemas.microsoft.com/office/word/2018/wordml/cex" xmlns:w16cid="http://schemas.microsoft.com/office/word/2016/wordml/cid" xmlns:w16="http://schemas.microsoft.com/office/word/2018/wordml" xmlns:w16du="http://schemas.microsoft.com/office/word/2023/wordml/word16du" xmlns:w16sdtdh="http://schemas.microsoft.com/office/word/2020/wordml/sdtdatahash" xmlns:w16sdtfl="http://schemas.microsoft.com/office/word/2024/wordml/sdtformatlock" xmlns:w16se="http://schemas.microsoft.com/office/word/2015/wordml/symex" xmlns:wpg="http://schemas.microsoft.com/office/word/2010/wordprocessingGroup" xmlns:wpi="http://schemas.microsoft.com/office/word/2010/wordprocessingInk" xmlns:wne="http://schemas.microsoft.com/office/word/2006/wordml" xmlns:wps="http://schemas.microsoft.com/office/word/2010/wordprocessingShape" mc:Ignorable="w14 w15 w16se w16cid w16 w16cex w16sdtdh w16sdtfl w16du wp14">
+<w:hdr xmlns:wpc="http://schemas.microsoft.com/office/word/2010/wordprocessingCanvas" xmlns:cx="http://schemas.microsoft.com/office/drawing/2014/chartex" xmlns:cx1="http://schemas.microsoft.com/office/drawing/2015/9/8/chartex" xmlns:cx2="http://schemas.microsoft.com/office/drawing/2015/10/21/chartex" xmlns:cx3="http://schemas.microsoft.com/office/drawing/2016/5/9/chartex" xmlns:cx4="http://schemas.microsoft.com/office/drawing/2016/5/10/chartex" xmlns:cx5="http://schemas.microsoft.com/office/drawing/2016/5/11/chartex" xmlns:cx6="http://schemas.microsoft.com/office/drawing/2016/5/12/chartex" xmlns:cx7="http://schemas.microsoft.com/office/drawing/2016/5/13/chartex" xmlns:cx8="http://schemas.microsoft.com/office/drawing/2016/5/14/chartex" xmlns:mc="http://schemas.openxmlformats.org/markup-compatibility/2006" xmlns:aink="http://schemas.microsoft.com/office/drawing/2016/ink" xmlns:am3d="http://schemas.microsoft.com/office/drawing/2017/model3d" xmlns:o="urn:schemas-microsoft-com:office:office" xmlns:oel="http://schemas.microsoft.com/office/2019/extlst" xmlns:r="http://schemas.openxmlformats.org/officeDocument/2006/relationships" xmlns:m="http://schemas.openxmlformats.org/officeDocument/2006/math" xmlns:v="urn:schemas-microsoft-com:vml" xmlns:wp14="http://schemas.microsoft.com/office/word/2010/wordprocessingDrawing" xmlns:wp="http://schemas.openxmlformats.org/drawingml/2006/wordprocessingDrawing" xmlns:w10="urn:schemas-microsoft-com:office:word" xmlns:w="http://schemas.openxmlformats.org/wordprocessingml/2006/main" xmlns:w14="http://schemas.microsoft.com/office/word/2010/wordml" xmlns:w15="http://schemas.microsoft.com/office/word/2012/wordml" xmlns:w16cex="http://schemas.microsoft.com/office/word/2018/wordml/cex" xmlns:w16cid="http://schemas.microsoft.com/office/word/2016/wordml/cid" xmlns:w16="http://schemas.microsoft.com/office/word/2018/wordml" xmlns:w16du="http://schemas.microsoft.com/office/word/2023/wordml/word16du" xmlns:w16sdtdh="http://schemas.microsoft.com/office/word/2020/wordml/sdtdatahash" xmlns:w16sdtfl="http://schemas.microsoft.com/office/word/2024/wordml/sdtformatlock" xmlns:w16se="http://schemas.microsoft.com/office/word/2015/wordml/symex" xmlns:wpg="http://schemas.microsoft.com/office/word/2010/wordprocessingGroup" xmlns:wpi="http://schemas.microsoft.com/office/word/2010/wordprocessingInk" xmlns:wne="http://schemas.microsoft.com/office/word/2006/wordml" xmlns:wps="http://schemas.microsoft.com/office/word/2010/wordprocessingShape" mc:Ignorable="w14 w15 w16se w16cid w16 w16cex w16sdtdh w16sdtfl w16du wp14">
   <w:tbl>
     <w:tblPr>
       <w:tblW w:w="0" w:type="auto"/>
@@ -16873,7 +14178,7 @@
 </file>
 
 <file path=word/header16.xml><?xml version="1.0" encoding="utf-8"?>
-<w:hdr xmlns:wpc="http://schemas.microsoft.com/office/word/2010/wordprocessingCanvas" xmlns:cx="http://schemas.microsoft.com/office/drawing/2014/chartex" xmlns:cx1="http://schemas.microsoft.com/office/drawing/2015/9/8/chartex" xmlns:cx2="http://schemas.microsoft.com/office/drawing/2015/10/21/chartex" xmlns:cx3="http://schemas.microsoft.com/office/drawing/2016/5/9/chartex" xmlns:cx4="http://schemas.microsoft.com/office/drawing/2016/5/10/chartex" xmlns:cx5="http://schemas.microsoft.com/office/drawing/2016/5/11/chartex" xmlns:cx6="http://schemas.microsoft.com/office/drawing/2016/5/12/chartex" xmlns:cx7="http://schemas.microsoft.com/office/drawing/2016/5/13/chartex" xmlns:cx8="http://schemas.microsoft.com/office/drawing/2016/5/14/chartex" xmlns:mc="http://schemas.openxmlformats.org/markup-compatibility/2006" xmlns:aink="http://schemas.microsoft.com/office/drawing/2016/ink" xmlns:am3d="http://schemas.microsoft.com/office/drawing/2017/model3d" xmlns:o="urn:schemas-microsoft-com:office:office" xmlns:oel="http://schemas.microsoft.com/office/2019/extlst" xmlns:r="http://schemas.openxmlformats.org/officeDocument/2006/relationships" xmlns:m="http://schemas.openxmlformats.org/officeDocument/2006/math" xmlns:v="urn:schemas-microsoft-com:vml" xmlns:wp14="http://schemas.microsoft.com/office/word/2010/wordprocessingDrawing" xmlns:wp="http://schemas.openxmlformats.org/drawingml/2006/wordprocessingDrawing" xmlns:w10="urn:schemas-microsoft-com:office:word" xmlns:w="http://schemas.openxmlformats.org/wordprocessingml/2006/main" xmlns:w14="http://schemas.microsoft.com/office/word/2010/wordml" xmlns:w15="http://schemas.microsoft.com/office/word/2012/wordml" xmlns:w16cei="http://schemas.microsoft.com/office/word/2026/wordml/cei" xmlns:w16cex="http://schemas.microsoft.com/office/word/2018/wordml/cex" xmlns:w16cid="http://schemas.microsoft.com/office/word/2016/wordml/cid" xmlns:w16="http://schemas.microsoft.com/office/word/2018/wordml" xmlns:w16du="http://schemas.microsoft.com/office/word/2023/wordml/word16du" xmlns:w16sdtdh="http://schemas.microsoft.com/office/word/2020/wordml/sdtdatahash" xmlns:w16sdtfl="http://schemas.microsoft.com/office/word/2024/wordml/sdtformatlock" xmlns:w16se="http://schemas.microsoft.com/office/word/2015/wordml/symex" xmlns:wpg="http://schemas.microsoft.com/office/word/2010/wordprocessingGroup" xmlns:wpi="http://schemas.microsoft.com/office/word/2010/wordprocessingInk" xmlns:wne="http://schemas.microsoft.com/office/word/2006/wordml" xmlns:wps="http://schemas.microsoft.com/office/word/2010/wordprocessingShape" mc:Ignorable="w14 w15 w16se w16cid w16 w16cex w16sdtdh w16sdtfl w16du wp14">
+<w:hdr xmlns:wpc="http://schemas.microsoft.com/office/word/2010/wordprocessingCanvas" xmlns:cx="http://schemas.microsoft.com/office/drawing/2014/chartex" xmlns:cx1="http://schemas.microsoft.com/office/drawing/2015/9/8/chartex" xmlns:cx2="http://schemas.microsoft.com/office/drawing/2015/10/21/chartex" xmlns:cx3="http://schemas.microsoft.com/office/drawing/2016/5/9/chartex" xmlns:cx4="http://schemas.microsoft.com/office/drawing/2016/5/10/chartex" xmlns:cx5="http://schemas.microsoft.com/office/drawing/2016/5/11/chartex" xmlns:cx6="http://schemas.microsoft.com/office/drawing/2016/5/12/chartex" xmlns:cx7="http://schemas.microsoft.com/office/drawing/2016/5/13/chartex" xmlns:cx8="http://schemas.microsoft.com/office/drawing/2016/5/14/chartex" xmlns:mc="http://schemas.openxmlformats.org/markup-compatibility/2006" xmlns:aink="http://schemas.microsoft.com/office/drawing/2016/ink" xmlns:am3d="http://schemas.microsoft.com/office/drawing/2017/model3d" xmlns:o="urn:schemas-microsoft-com:office:office" xmlns:oel="http://schemas.microsoft.com/office/2019/extlst" xmlns:r="http://schemas.openxmlformats.org/officeDocument/2006/relationships" xmlns:m="http://schemas.openxmlformats.org/officeDocument/2006/math" xmlns:v="urn:schemas-microsoft-com:vml" xmlns:wp14="http://schemas.microsoft.com/office/word/2010/wordprocessingDrawing" xmlns:wp="http://schemas.openxmlformats.org/drawingml/2006/wordprocessingDrawing" xmlns:w10="urn:schemas-microsoft-com:office:word" xmlns:w="http://schemas.openxmlformats.org/wordprocessingml/2006/main" xmlns:w14="http://schemas.microsoft.com/office/word/2010/wordml" xmlns:w15="http://schemas.microsoft.com/office/word/2012/wordml" xmlns:w16cex="http://schemas.microsoft.com/office/word/2018/wordml/cex" xmlns:w16cid="http://schemas.microsoft.com/office/word/2016/wordml/cid" xmlns:w16="http://schemas.microsoft.com/office/word/2018/wordml" xmlns:w16du="http://schemas.microsoft.com/office/word/2023/wordml/word16du" xmlns:w16sdtdh="http://schemas.microsoft.com/office/word/2020/wordml/sdtdatahash" xmlns:w16sdtfl="http://schemas.microsoft.com/office/word/2024/wordml/sdtformatlock" xmlns:w16se="http://schemas.microsoft.com/office/word/2015/wordml/symex" xmlns:wpg="http://schemas.microsoft.com/office/word/2010/wordprocessingGroup" xmlns:wpi="http://schemas.microsoft.com/office/word/2010/wordprocessingInk" xmlns:wne="http://schemas.microsoft.com/office/word/2006/wordml" xmlns:wps="http://schemas.microsoft.com/office/word/2010/wordprocessingShape" mc:Ignorable="w14 w15 w16se w16cid w16 w16cex w16sdtdh w16sdtfl w16du wp14">
   <w:p>
     <w:pPr>
       <w:pStyle w:val="Encabezado"/>
@@ -16952,7 +14257,7 @@
 </file>
 
 <file path=word/header17.xml><?xml version="1.0" encoding="utf-8"?>
-<w:hdr xmlns:wpc="http://schemas.microsoft.com/office/word/2010/wordprocessingCanvas" xmlns:cx="http://schemas.microsoft.com/office/drawing/2014/chartex" xmlns:cx1="http://schemas.microsoft.com/office/drawing/2015/9/8/chartex" xmlns:cx2="http://schemas.microsoft.com/office/drawing/2015/10/21/chartex" xmlns:cx3="http://schemas.microsoft.com/office/drawing/2016/5/9/chartex" xmlns:cx4="http://schemas.microsoft.com/office/drawing/2016/5/10/chartex" xmlns:cx5="http://schemas.microsoft.com/office/drawing/2016/5/11/chartex" xmlns:cx6="http://schemas.microsoft.com/office/drawing/2016/5/12/chartex" xmlns:cx7="http://schemas.microsoft.com/office/drawing/2016/5/13/chartex" xmlns:cx8="http://schemas.microsoft.com/office/drawing/2016/5/14/chartex" xmlns:mc="http://schemas.openxmlformats.org/markup-compatibility/2006" xmlns:aink="http://schemas.microsoft.com/office/drawing/2016/ink" xmlns:am3d="http://schemas.microsoft.com/office/drawing/2017/model3d" xmlns:o="urn:schemas-microsoft-com:office:office" xmlns:oel="http://schemas.microsoft.com/office/2019/extlst" xmlns:r="http://schemas.openxmlformats.org/officeDocument/2006/relationships" xmlns:m="http://schemas.openxmlformats.org/officeDocument/2006/math" xmlns:v="urn:schemas-microsoft-com:vml" xmlns:wp14="http://schemas.microsoft.com/office/word/2010/wordprocessingDrawing" xmlns:wp="http://schemas.openxmlformats.org/drawingml/2006/wordprocessingDrawing" xmlns:w10="urn:schemas-microsoft-com:office:word" xmlns:w="http://schemas.openxmlformats.org/wordprocessingml/2006/main" xmlns:w14="http://schemas.microsoft.com/office/word/2010/wordml" xmlns:w15="http://schemas.microsoft.com/office/word/2012/wordml" xmlns:w16cei="http://schemas.microsoft.com/office/word/2026/wordml/cei" xmlns:w16cex="http://schemas.microsoft.com/office/word/2018/wordml/cex" xmlns:w16cid="http://schemas.microsoft.com/office/word/2016/wordml/cid" xmlns:w16="http://schemas.microsoft.com/office/word/2018/wordml" xmlns:w16du="http://schemas.microsoft.com/office/word/2023/wordml/word16du" xmlns:w16sdtdh="http://schemas.microsoft.com/office/word/2020/wordml/sdtdatahash" xmlns:w16sdtfl="http://schemas.microsoft.com/office/word/2024/wordml/sdtformatlock" xmlns:w16se="http://schemas.microsoft.com/office/word/2015/wordml/symex" xmlns:wpg="http://schemas.microsoft.com/office/word/2010/wordprocessingGroup" xmlns:wpi="http://schemas.microsoft.com/office/word/2010/wordprocessingInk" xmlns:wne="http://schemas.microsoft.com/office/word/2006/wordml" xmlns:wps="http://schemas.microsoft.com/office/word/2010/wordprocessingShape" mc:Ignorable="w14 w15 w16se w16cid w16 w16cex w16sdtdh w16sdtfl w16du wp14">
+<w:hdr xmlns:wpc="http://schemas.microsoft.com/office/word/2010/wordprocessingCanvas" xmlns:cx="http://schemas.microsoft.com/office/drawing/2014/chartex" xmlns:cx1="http://schemas.microsoft.com/office/drawing/2015/9/8/chartex" xmlns:cx2="http://schemas.microsoft.com/office/drawing/2015/10/21/chartex" xmlns:cx3="http://schemas.microsoft.com/office/drawing/2016/5/9/chartex" xmlns:cx4="http://schemas.microsoft.com/office/drawing/2016/5/10/chartex" xmlns:cx5="http://schemas.microsoft.com/office/drawing/2016/5/11/chartex" xmlns:cx6="http://schemas.microsoft.com/office/drawing/2016/5/12/chartex" xmlns:cx7="http://schemas.microsoft.com/office/drawing/2016/5/13/chartex" xmlns:cx8="http://schemas.microsoft.com/office/drawing/2016/5/14/chartex" xmlns:mc="http://schemas.openxmlformats.org/markup-compatibility/2006" xmlns:aink="http://schemas.microsoft.com/office/drawing/2016/ink" xmlns:am3d="http://schemas.microsoft.com/office/drawing/2017/model3d" xmlns:o="urn:schemas-microsoft-com:office:office" xmlns:oel="http://schemas.microsoft.com/office/2019/extlst" xmlns:r="http://schemas.openxmlformats.org/officeDocument/2006/relationships" xmlns:m="http://schemas.openxmlformats.org/officeDocument/2006/math" xmlns:v="urn:schemas-microsoft-com:vml" xmlns:wp14="http://schemas.microsoft.com/office/word/2010/wordprocessingDrawing" xmlns:wp="http://schemas.openxmlformats.org/drawingml/2006/wordprocessingDrawing" xmlns:w10="urn:schemas-microsoft-com:office:word" xmlns:w="http://schemas.openxmlformats.org/wordprocessingml/2006/main" xmlns:w14="http://schemas.microsoft.com/office/word/2010/wordml" xmlns:w15="http://schemas.microsoft.com/office/word/2012/wordml" xmlns:w16cex="http://schemas.microsoft.com/office/word/2018/wordml/cex" xmlns:w16cid="http://schemas.microsoft.com/office/word/2016/wordml/cid" xmlns:w16="http://schemas.microsoft.com/office/word/2018/wordml" xmlns:w16du="http://schemas.microsoft.com/office/word/2023/wordml/word16du" xmlns:w16sdtdh="http://schemas.microsoft.com/office/word/2020/wordml/sdtdatahash" xmlns:w16sdtfl="http://schemas.microsoft.com/office/word/2024/wordml/sdtformatlock" xmlns:w16se="http://schemas.microsoft.com/office/word/2015/wordml/symex" xmlns:wpg="http://schemas.microsoft.com/office/word/2010/wordprocessingGroup" xmlns:wpi="http://schemas.microsoft.com/office/word/2010/wordprocessingInk" xmlns:wne="http://schemas.microsoft.com/office/word/2006/wordml" xmlns:wps="http://schemas.microsoft.com/office/word/2010/wordprocessingShape" mc:Ignorable="w14 w15 w16se w16cid w16 w16cex w16sdtdh w16sdtfl w16du wp14">
   <w:tbl>
     <w:tblPr>
       <w:tblW w:w="0" w:type="auto"/>
@@ -17013,7 +14318,7 @@
 </file>
 
 <file path=word/header2.xml><?xml version="1.0" encoding="utf-8"?>
-<w:hdr xmlns:wpc="http://schemas.microsoft.com/office/word/2010/wordprocessingCanvas" xmlns:cx="http://schemas.microsoft.com/office/drawing/2014/chartex" xmlns:cx1="http://schemas.microsoft.com/office/drawing/2015/9/8/chartex" xmlns:cx2="http://schemas.microsoft.com/office/drawing/2015/10/21/chartex" xmlns:cx3="http://schemas.microsoft.com/office/drawing/2016/5/9/chartex" xmlns:cx4="http://schemas.microsoft.com/office/drawing/2016/5/10/chartex" xmlns:cx5="http://schemas.microsoft.com/office/drawing/2016/5/11/chartex" xmlns:cx6="http://schemas.microsoft.com/office/drawing/2016/5/12/chartex" xmlns:cx7="http://schemas.microsoft.com/office/drawing/2016/5/13/chartex" xmlns:cx8="http://schemas.microsoft.com/office/drawing/2016/5/14/chartex" xmlns:mc="http://schemas.openxmlformats.org/markup-compatibility/2006" xmlns:aink="http://schemas.microsoft.com/office/drawing/2016/ink" xmlns:am3d="http://schemas.microsoft.com/office/drawing/2017/model3d" xmlns:o="urn:schemas-microsoft-com:office:office" xmlns:oel="http://schemas.microsoft.com/office/2019/extlst" xmlns:r="http://schemas.openxmlformats.org/officeDocument/2006/relationships" xmlns:m="http://schemas.openxmlformats.org/officeDocument/2006/math" xmlns:v="urn:schemas-microsoft-com:vml" xmlns:wp14="http://schemas.microsoft.com/office/word/2010/wordprocessingDrawing" xmlns:wp="http://schemas.openxmlformats.org/drawingml/2006/wordprocessingDrawing" xmlns:w10="urn:schemas-microsoft-com:office:word" xmlns:w="http://schemas.openxmlformats.org/wordprocessingml/2006/main" xmlns:w14="http://schemas.microsoft.com/office/word/2010/wordml" xmlns:w15="http://schemas.microsoft.com/office/word/2012/wordml" xmlns:w16cei="http://schemas.microsoft.com/office/word/2026/wordml/cei" xmlns:w16cex="http://schemas.microsoft.com/office/word/2018/wordml/cex" xmlns:w16cid="http://schemas.microsoft.com/office/word/2016/wordml/cid" xmlns:w16="http://schemas.microsoft.com/office/word/2018/wordml" xmlns:w16du="http://schemas.microsoft.com/office/word/2023/wordml/word16du" xmlns:w16sdtdh="http://schemas.microsoft.com/office/word/2020/wordml/sdtdatahash" xmlns:w16sdtfl="http://schemas.microsoft.com/office/word/2024/wordml/sdtformatlock" xmlns:w16se="http://schemas.microsoft.com/office/word/2015/wordml/symex" xmlns:wpg="http://schemas.microsoft.com/office/word/2010/wordprocessingGroup" xmlns:wpi="http://schemas.microsoft.com/office/word/2010/wordprocessingInk" xmlns:wne="http://schemas.microsoft.com/office/word/2006/wordml" xmlns:wps="http://schemas.microsoft.com/office/word/2010/wordprocessingShape" mc:Ignorable="w14 w15 w16se w16cid w16 w16cex w16sdtdh w16sdtfl w16du wp14">
+<w:hdr xmlns:wpc="http://schemas.microsoft.com/office/word/2010/wordprocessingCanvas" xmlns:cx="http://schemas.microsoft.com/office/drawing/2014/chartex" xmlns:cx1="http://schemas.microsoft.com/office/drawing/2015/9/8/chartex" xmlns:cx2="http://schemas.microsoft.com/office/drawing/2015/10/21/chartex" xmlns:cx3="http://schemas.microsoft.com/office/drawing/2016/5/9/chartex" xmlns:cx4="http://schemas.microsoft.com/office/drawing/2016/5/10/chartex" xmlns:cx5="http://schemas.microsoft.com/office/drawing/2016/5/11/chartex" xmlns:cx6="http://schemas.microsoft.com/office/drawing/2016/5/12/chartex" xmlns:cx7="http://schemas.microsoft.com/office/drawing/2016/5/13/chartex" xmlns:cx8="http://schemas.microsoft.com/office/drawing/2016/5/14/chartex" xmlns:mc="http://schemas.openxmlformats.org/markup-compatibility/2006" xmlns:aink="http://schemas.microsoft.com/office/drawing/2016/ink" xmlns:am3d="http://schemas.microsoft.com/office/drawing/2017/model3d" xmlns:o="urn:schemas-microsoft-com:office:office" xmlns:oel="http://schemas.microsoft.com/office/2019/extlst" xmlns:r="http://schemas.openxmlformats.org/officeDocument/2006/relationships" xmlns:m="http://schemas.openxmlformats.org/officeDocument/2006/math" xmlns:v="urn:schemas-microsoft-com:vml" xmlns:wp14="http://schemas.microsoft.com/office/word/2010/wordprocessingDrawing" xmlns:wp="http://schemas.openxmlformats.org/drawingml/2006/wordprocessingDrawing" xmlns:w10="urn:schemas-microsoft-com:office:word" xmlns:w="http://schemas.openxmlformats.org/wordprocessingml/2006/main" xmlns:w14="http://schemas.microsoft.com/office/word/2010/wordml" xmlns:w15="http://schemas.microsoft.com/office/word/2012/wordml" xmlns:w16cex="http://schemas.microsoft.com/office/word/2018/wordml/cex" xmlns:w16cid="http://schemas.microsoft.com/office/word/2016/wordml/cid" xmlns:w16="http://schemas.microsoft.com/office/word/2018/wordml" xmlns:w16du="http://schemas.microsoft.com/office/word/2023/wordml/word16du" xmlns:w16sdtdh="http://schemas.microsoft.com/office/word/2020/wordml/sdtdatahash" xmlns:w16sdtfl="http://schemas.microsoft.com/office/word/2024/wordml/sdtformatlock" xmlns:w16se="http://schemas.microsoft.com/office/word/2015/wordml/symex" xmlns:wpg="http://schemas.microsoft.com/office/word/2010/wordprocessingGroup" xmlns:wpi="http://schemas.microsoft.com/office/word/2010/wordprocessingInk" xmlns:wne="http://schemas.microsoft.com/office/word/2006/wordml" xmlns:wps="http://schemas.microsoft.com/office/word/2010/wordprocessingShape" mc:Ignorable="w14 w15 w16se w16cid w16 w16cex w16sdtdh w16sdtfl w16du wp14">
   <w:p>
     <w:pPr>
       <w:pStyle w:val="Encabezado"/>
@@ -17026,7 +14331,7 @@
 </file>
 
 <file path=word/header3.xml><?xml version="1.0" encoding="utf-8"?>
-<w:hdr xmlns:wpc="http://schemas.microsoft.com/office/word/2010/wordprocessingCanvas" xmlns:cx="http://schemas.microsoft.com/office/drawing/2014/chartex" xmlns:cx1="http://schemas.microsoft.com/office/drawing/2015/9/8/chartex" xmlns:cx2="http://schemas.microsoft.com/office/drawing/2015/10/21/chartex" xmlns:cx3="http://schemas.microsoft.com/office/drawing/2016/5/9/chartex" xmlns:cx4="http://schemas.microsoft.com/office/drawing/2016/5/10/chartex" xmlns:cx5="http://schemas.microsoft.com/office/drawing/2016/5/11/chartex" xmlns:cx6="http://schemas.microsoft.com/office/drawing/2016/5/12/chartex" xmlns:cx7="http://schemas.microsoft.com/office/drawing/2016/5/13/chartex" xmlns:cx8="http://schemas.microsoft.com/office/drawing/2016/5/14/chartex" xmlns:mc="http://schemas.openxmlformats.org/markup-compatibility/2006" xmlns:aink="http://schemas.microsoft.com/office/drawing/2016/ink" xmlns:am3d="http://schemas.microsoft.com/office/drawing/2017/model3d" xmlns:o="urn:schemas-microsoft-com:office:office" xmlns:oel="http://schemas.microsoft.com/office/2019/extlst" xmlns:r="http://schemas.openxmlformats.org/officeDocument/2006/relationships" xmlns:m="http://schemas.openxmlformats.org/officeDocument/2006/math" xmlns:v="urn:schemas-microsoft-com:vml" xmlns:wp14="http://schemas.microsoft.com/office/word/2010/wordprocessingDrawing" xmlns:wp="http://schemas.openxmlformats.org/drawingml/2006/wordprocessingDrawing" xmlns:w10="urn:schemas-microsoft-com:office:word" xmlns:w="http://schemas.openxmlformats.org/wordprocessingml/2006/main" xmlns:w14="http://schemas.microsoft.com/office/word/2010/wordml" xmlns:w15="http://schemas.microsoft.com/office/word/2012/wordml" xmlns:w16cei="http://schemas.microsoft.com/office/word/2026/wordml/cei" xmlns:w16cex="http://schemas.microsoft.com/office/word/2018/wordml/cex" xmlns:w16cid="http://schemas.microsoft.com/office/word/2016/wordml/cid" xmlns:w16="http://schemas.microsoft.com/office/word/2018/wordml" xmlns:w16du="http://schemas.microsoft.com/office/word/2023/wordml/word16du" xmlns:w16sdtdh="http://schemas.microsoft.com/office/word/2020/wordml/sdtdatahash" xmlns:w16sdtfl="http://schemas.microsoft.com/office/word/2024/wordml/sdtformatlock" xmlns:w16se="http://schemas.microsoft.com/office/word/2015/wordml/symex" xmlns:wpg="http://schemas.microsoft.com/office/word/2010/wordprocessingGroup" xmlns:wpi="http://schemas.microsoft.com/office/word/2010/wordprocessingInk" xmlns:wne="http://schemas.microsoft.com/office/word/2006/wordml" xmlns:wps="http://schemas.microsoft.com/office/word/2010/wordprocessingShape" mc:Ignorable="w14 w15 w16se w16cid w16 w16cex w16sdtdh w16sdtfl w16du wp14">
+<w:hdr xmlns:wpc="http://schemas.microsoft.com/office/word/2010/wordprocessingCanvas" xmlns:cx="http://schemas.microsoft.com/office/drawing/2014/chartex" xmlns:cx1="http://schemas.microsoft.com/office/drawing/2015/9/8/chartex" xmlns:cx2="http://schemas.microsoft.com/office/drawing/2015/10/21/chartex" xmlns:cx3="http://schemas.microsoft.com/office/drawing/2016/5/9/chartex" xmlns:cx4="http://schemas.microsoft.com/office/drawing/2016/5/10/chartex" xmlns:cx5="http://schemas.microsoft.com/office/drawing/2016/5/11/chartex" xmlns:cx6="http://schemas.microsoft.com/office/drawing/2016/5/12/chartex" xmlns:cx7="http://schemas.microsoft.com/office/drawing/2016/5/13/chartex" xmlns:cx8="http://schemas.microsoft.com/office/drawing/2016/5/14/chartex" xmlns:mc="http://schemas.openxmlformats.org/markup-compatibility/2006" xmlns:aink="http://schemas.microsoft.com/office/drawing/2016/ink" xmlns:am3d="http://schemas.microsoft.com/office/drawing/2017/model3d" xmlns:o="urn:schemas-microsoft-com:office:office" xmlns:oel="http://schemas.microsoft.com/office/2019/extlst" xmlns:r="http://schemas.openxmlformats.org/officeDocument/2006/relationships" xmlns:m="http://schemas.openxmlformats.org/officeDocument/2006/math" xmlns:v="urn:schemas-microsoft-com:vml" xmlns:wp14="http://schemas.microsoft.com/office/word/2010/wordprocessingDrawing" xmlns:wp="http://schemas.openxmlformats.org/drawingml/2006/wordprocessingDrawing" xmlns:w10="urn:schemas-microsoft-com:office:word" xmlns:w="http://schemas.openxmlformats.org/wordprocessingml/2006/main" xmlns:w14="http://schemas.microsoft.com/office/word/2010/wordml" xmlns:w15="http://schemas.microsoft.com/office/word/2012/wordml" xmlns:w16cex="http://schemas.microsoft.com/office/word/2018/wordml/cex" xmlns:w16cid="http://schemas.microsoft.com/office/word/2016/wordml/cid" xmlns:w16="http://schemas.microsoft.com/office/word/2018/wordml" xmlns:w16du="http://schemas.microsoft.com/office/word/2023/wordml/word16du" xmlns:w16sdtdh="http://schemas.microsoft.com/office/word/2020/wordml/sdtdatahash" xmlns:w16sdtfl="http://schemas.microsoft.com/office/word/2024/wordml/sdtformatlock" xmlns:w16se="http://schemas.microsoft.com/office/word/2015/wordml/symex" xmlns:wpg="http://schemas.microsoft.com/office/word/2010/wordprocessingGroup" xmlns:wpi="http://schemas.microsoft.com/office/word/2010/wordprocessingInk" xmlns:wne="http://schemas.microsoft.com/office/word/2006/wordml" xmlns:wps="http://schemas.microsoft.com/office/word/2010/wordprocessingShape" mc:Ignorable="w14 w15 w16se w16cid w16 w16cex w16sdtdh w16sdtfl w16du wp14">
   <w:tbl>
     <w:tblPr>
       <w:tblW w:w="0" w:type="auto"/>
@@ -17087,7 +14392,7 @@
 </file>
 
 <file path=word/header4.xml><?xml version="1.0" encoding="utf-8"?>
-<w:hdr xmlns:wpc="http://schemas.microsoft.com/office/word/2010/wordprocessingCanvas" xmlns:cx="http://schemas.microsoft.com/office/drawing/2014/chartex" xmlns:cx1="http://schemas.microsoft.com/office/drawing/2015/9/8/chartex" xmlns:cx2="http://schemas.microsoft.com/office/drawing/2015/10/21/chartex" xmlns:cx3="http://schemas.microsoft.com/office/drawing/2016/5/9/chartex" xmlns:cx4="http://schemas.microsoft.com/office/drawing/2016/5/10/chartex" xmlns:cx5="http://schemas.microsoft.com/office/drawing/2016/5/11/chartex" xmlns:cx6="http://schemas.microsoft.com/office/drawing/2016/5/12/chartex" xmlns:cx7="http://schemas.microsoft.com/office/drawing/2016/5/13/chartex" xmlns:cx8="http://schemas.microsoft.com/office/drawing/2016/5/14/chartex" xmlns:mc="http://schemas.openxmlformats.org/markup-compatibility/2006" xmlns:aink="http://schemas.microsoft.com/office/drawing/2016/ink" xmlns:am3d="http://schemas.microsoft.com/office/drawing/2017/model3d" xmlns:o="urn:schemas-microsoft-com:office:office" xmlns:oel="http://schemas.microsoft.com/office/2019/extlst" xmlns:r="http://schemas.openxmlformats.org/officeDocument/2006/relationships" xmlns:m="http://schemas.openxmlformats.org/officeDocument/2006/math" xmlns:v="urn:schemas-microsoft-com:vml" xmlns:wp14="http://schemas.microsoft.com/office/word/2010/wordprocessingDrawing" xmlns:wp="http://schemas.openxmlformats.org/drawingml/2006/wordprocessingDrawing" xmlns:w10="urn:schemas-microsoft-com:office:word" xmlns:w="http://schemas.openxmlformats.org/wordprocessingml/2006/main" xmlns:w14="http://schemas.microsoft.com/office/word/2010/wordml" xmlns:w15="http://schemas.microsoft.com/office/word/2012/wordml" xmlns:w16cei="http://schemas.microsoft.com/office/word/2026/wordml/cei" xmlns:w16cex="http://schemas.microsoft.com/office/word/2018/wordml/cex" xmlns:w16cid="http://schemas.microsoft.com/office/word/2016/wordml/cid" xmlns:w16="http://schemas.microsoft.com/office/word/2018/wordml" xmlns:w16du="http://schemas.microsoft.com/office/word/2023/wordml/word16du" xmlns:w16sdtdh="http://schemas.microsoft.com/office/word/2020/wordml/sdtdatahash" xmlns:w16sdtfl="http://schemas.microsoft.com/office/word/2024/wordml/sdtformatlock" xmlns:w16se="http://schemas.microsoft.com/office/word/2015/wordml/symex" xmlns:wpg="http://schemas.microsoft.com/office/word/2010/wordprocessingGroup" xmlns:wpi="http://schemas.microsoft.com/office/word/2010/wordprocessingInk" xmlns:wne="http://schemas.microsoft.com/office/word/2006/wordml" xmlns:wps="http://schemas.microsoft.com/office/word/2010/wordprocessingShape" mc:Ignorable="w14 w15 w16se w16cid w16 w16cex w16sdtdh w16sdtfl w16du wp14">
+<w:hdr xmlns:wpc="http://schemas.microsoft.com/office/word/2010/wordprocessingCanvas" xmlns:cx="http://schemas.microsoft.com/office/drawing/2014/chartex" xmlns:cx1="http://schemas.microsoft.com/office/drawing/2015/9/8/chartex" xmlns:cx2="http://schemas.microsoft.com/office/drawing/2015/10/21/chartex" xmlns:cx3="http://schemas.microsoft.com/office/drawing/2016/5/9/chartex" xmlns:cx4="http://schemas.microsoft.com/office/drawing/2016/5/10/chartex" xmlns:cx5="http://schemas.microsoft.com/office/drawing/2016/5/11/chartex" xmlns:cx6="http://schemas.microsoft.com/office/drawing/2016/5/12/chartex" xmlns:cx7="http://schemas.microsoft.com/office/drawing/2016/5/13/chartex" xmlns:cx8="http://schemas.microsoft.com/office/drawing/2016/5/14/chartex" xmlns:mc="http://schemas.openxmlformats.org/markup-compatibility/2006" xmlns:aink="http://schemas.microsoft.com/office/drawing/2016/ink" xmlns:am3d="http://schemas.microsoft.com/office/drawing/2017/model3d" xmlns:o="urn:schemas-microsoft-com:office:office" xmlns:oel="http://schemas.microsoft.com/office/2019/extlst" xmlns:r="http://schemas.openxmlformats.org/officeDocument/2006/relationships" xmlns:m="http://schemas.openxmlformats.org/officeDocument/2006/math" xmlns:v="urn:schemas-microsoft-com:vml" xmlns:wp14="http://schemas.microsoft.com/office/word/2010/wordprocessingDrawing" xmlns:wp="http://schemas.openxmlformats.org/drawingml/2006/wordprocessingDrawing" xmlns:w10="urn:schemas-microsoft-com:office:word" xmlns:w="http://schemas.openxmlformats.org/wordprocessingml/2006/main" xmlns:w14="http://schemas.microsoft.com/office/word/2010/wordml" xmlns:w15="http://schemas.microsoft.com/office/word/2012/wordml" xmlns:w16cex="http://schemas.microsoft.com/office/word/2018/wordml/cex" xmlns:w16cid="http://schemas.microsoft.com/office/word/2016/wordml/cid" xmlns:w16="http://schemas.microsoft.com/office/word/2018/wordml" xmlns:w16du="http://schemas.microsoft.com/office/word/2023/wordml/word16du" xmlns:w16sdtdh="http://schemas.microsoft.com/office/word/2020/wordml/sdtdatahash" xmlns:w16sdtfl="http://schemas.microsoft.com/office/word/2024/wordml/sdtformatlock" xmlns:w16se="http://schemas.microsoft.com/office/word/2015/wordml/symex" xmlns:wpg="http://schemas.microsoft.com/office/word/2010/wordprocessingGroup" xmlns:wpi="http://schemas.microsoft.com/office/word/2010/wordprocessingInk" xmlns:wne="http://schemas.microsoft.com/office/word/2006/wordml" xmlns:wps="http://schemas.microsoft.com/office/word/2010/wordprocessingShape" mc:Ignorable="w14 w15 w16se w16cid w16 w16cex w16sdtdh w16sdtfl w16du wp14">
   <w:tbl>
     <w:tblPr>
       <w:tblW w:w="0" w:type="auto"/>
@@ -17148,7 +14453,7 @@
 </file>
 
 <file path=word/header5.xml><?xml version="1.0" encoding="utf-8"?>
-<w:hdr xmlns:wpc="http://schemas.microsoft.com/office/word/2010/wordprocessingCanvas" xmlns:cx="http://schemas.microsoft.com/office/drawing/2014/chartex" xmlns:cx1="http://schemas.microsoft.com/office/drawing/2015/9/8/chartex" xmlns:cx2="http://schemas.microsoft.com/office/drawing/2015/10/21/chartex" xmlns:cx3="http://schemas.microsoft.com/office/drawing/2016/5/9/chartex" xmlns:cx4="http://schemas.microsoft.com/office/drawing/2016/5/10/chartex" xmlns:cx5="http://schemas.microsoft.com/office/drawing/2016/5/11/chartex" xmlns:cx6="http://schemas.microsoft.com/office/drawing/2016/5/12/chartex" xmlns:cx7="http://schemas.microsoft.com/office/drawing/2016/5/13/chartex" xmlns:cx8="http://schemas.microsoft.com/office/drawing/2016/5/14/chartex" xmlns:mc="http://schemas.openxmlformats.org/markup-compatibility/2006" xmlns:aink="http://schemas.microsoft.com/office/drawing/2016/ink" xmlns:am3d="http://schemas.microsoft.com/office/drawing/2017/model3d" xmlns:o="urn:schemas-microsoft-com:office:office" xmlns:oel="http://schemas.microsoft.com/office/2019/extlst" xmlns:r="http://schemas.openxmlformats.org/officeDocument/2006/relationships" xmlns:m="http://schemas.openxmlformats.org/officeDocument/2006/math" xmlns:v="urn:schemas-microsoft-com:vml" xmlns:wp14="http://schemas.microsoft.com/office/word/2010/wordprocessingDrawing" xmlns:wp="http://schemas.openxmlformats.org/drawingml/2006/wordprocessingDrawing" xmlns:w10="urn:schemas-microsoft-com:office:word" xmlns:w="http://schemas.openxmlformats.org/wordprocessingml/2006/main" xmlns:w14="http://schemas.microsoft.com/office/word/2010/wordml" xmlns:w15="http://schemas.microsoft.com/office/word/2012/wordml" xmlns:w16cei="http://schemas.microsoft.com/office/word/2026/wordml/cei" xmlns:w16cex="http://schemas.microsoft.com/office/word/2018/wordml/cex" xmlns:w16cid="http://schemas.microsoft.com/office/word/2016/wordml/cid" xmlns:w16="http://schemas.microsoft.com/office/word/2018/wordml" xmlns:w16du="http://schemas.microsoft.com/office/word/2023/wordml/word16du" xmlns:w16sdtdh="http://schemas.microsoft.com/office/word/2020/wordml/sdtdatahash" xmlns:w16sdtfl="http://schemas.microsoft.com/office/word/2024/wordml/sdtformatlock" xmlns:w16se="http://schemas.microsoft.com/office/word/2015/wordml/symex" xmlns:wpg="http://schemas.microsoft.com/office/word/2010/wordprocessingGroup" xmlns:wpi="http://schemas.microsoft.com/office/word/2010/wordprocessingInk" xmlns:wne="http://schemas.microsoft.com/office/word/2006/wordml" xmlns:wps="http://schemas.microsoft.com/office/word/2010/wordprocessingShape" mc:Ignorable="w14 w15 w16se w16cid w16 w16cex w16sdtdh w16sdtfl w16du wp14">
+<w:hdr xmlns:wpc="http://schemas.microsoft.com/office/word/2010/wordprocessingCanvas" xmlns:cx="http://schemas.microsoft.com/office/drawing/2014/chartex" xmlns:cx1="http://schemas.microsoft.com/office/drawing/2015/9/8/chartex" xmlns:cx2="http://schemas.microsoft.com/office/drawing/2015/10/21/chartex" xmlns:cx3="http://schemas.microsoft.com/office/drawing/2016/5/9/chartex" xmlns:cx4="http://schemas.microsoft.com/office/drawing/2016/5/10/chartex" xmlns:cx5="http://schemas.microsoft.com/office/drawing/2016/5/11/chartex" xmlns:cx6="http://schemas.microsoft.com/office/drawing/2016/5/12/chartex" xmlns:cx7="http://schemas.microsoft.com/office/drawing/2016/5/13/chartex" xmlns:cx8="http://schemas.microsoft.com/office/drawing/2016/5/14/chartex" xmlns:mc="http://schemas.openxmlformats.org/markup-compatibility/2006" xmlns:aink="http://schemas.microsoft.com/office/drawing/2016/ink" xmlns:am3d="http://schemas.microsoft.com/office/drawing/2017/model3d" xmlns:o="urn:schemas-microsoft-com:office:office" xmlns:oel="http://schemas.microsoft.com/office/2019/extlst" xmlns:r="http://schemas.openxmlformats.org/officeDocument/2006/relationships" xmlns:m="http://schemas.openxmlformats.org/officeDocument/2006/math" xmlns:v="urn:schemas-microsoft-com:vml" xmlns:wp14="http://schemas.microsoft.com/office/word/2010/wordprocessingDrawing" xmlns:wp="http://schemas.openxmlformats.org/drawingml/2006/wordprocessingDrawing" xmlns:w10="urn:schemas-microsoft-com:office:word" xmlns:w="http://schemas.openxmlformats.org/wordprocessingml/2006/main" xmlns:w14="http://schemas.microsoft.com/office/word/2010/wordml" xmlns:w15="http://schemas.microsoft.com/office/word/2012/wordml" xmlns:w16cex="http://schemas.microsoft.com/office/word/2018/wordml/cex" xmlns:w16cid="http://schemas.microsoft.com/office/word/2016/wordml/cid" xmlns:w16="http://schemas.microsoft.com/office/word/2018/wordml" xmlns:w16du="http://schemas.microsoft.com/office/word/2023/wordml/word16du" xmlns:w16sdtdh="http://schemas.microsoft.com/office/word/2020/wordml/sdtdatahash" xmlns:w16sdtfl="http://schemas.microsoft.com/office/word/2024/wordml/sdtformatlock" xmlns:w16se="http://schemas.microsoft.com/office/word/2015/wordml/symex" xmlns:wpg="http://schemas.microsoft.com/office/word/2010/wordprocessingGroup" xmlns:wpi="http://schemas.microsoft.com/office/word/2010/wordprocessingInk" xmlns:wne="http://schemas.microsoft.com/office/word/2006/wordml" xmlns:wps="http://schemas.microsoft.com/office/word/2010/wordprocessingShape" mc:Ignorable="w14 w15 w16se w16cid w16 w16cex w16sdtdh w16sdtfl w16du wp14">
   <w:tbl>
     <w:tblPr>
       <w:tblW w:w="0" w:type="auto"/>
@@ -17209,7 +14514,7 @@
 </file>
 
 <file path=word/header6.xml><?xml version="1.0" encoding="utf-8"?>
-<w:hdr xmlns:wpc="http://schemas.microsoft.com/office/word/2010/wordprocessingCanvas" xmlns:cx="http://schemas.microsoft.com/office/drawing/2014/chartex" xmlns:cx1="http://schemas.microsoft.com/office/drawing/2015/9/8/chartex" xmlns:cx2="http://schemas.microsoft.com/office/drawing/2015/10/21/chartex" xmlns:cx3="http://schemas.microsoft.com/office/drawing/2016/5/9/chartex" xmlns:cx4="http://schemas.microsoft.com/office/drawing/2016/5/10/chartex" xmlns:cx5="http://schemas.microsoft.com/office/drawing/2016/5/11/chartex" xmlns:cx6="http://schemas.microsoft.com/office/drawing/2016/5/12/chartex" xmlns:cx7="http://schemas.microsoft.com/office/drawing/2016/5/13/chartex" xmlns:cx8="http://schemas.microsoft.com/office/drawing/2016/5/14/chartex" xmlns:mc="http://schemas.openxmlformats.org/markup-compatibility/2006" xmlns:aink="http://schemas.microsoft.com/office/drawing/2016/ink" xmlns:am3d="http://schemas.microsoft.com/office/drawing/2017/model3d" xmlns:o="urn:schemas-microsoft-com:office:office" xmlns:oel="http://schemas.microsoft.com/office/2019/extlst" xmlns:r="http://schemas.openxmlformats.org/officeDocument/2006/relationships" xmlns:m="http://schemas.openxmlformats.org/officeDocument/2006/math" xmlns:v="urn:schemas-microsoft-com:vml" xmlns:wp14="http://schemas.microsoft.com/office/word/2010/wordprocessingDrawing" xmlns:wp="http://schemas.openxmlformats.org/drawingml/2006/wordprocessingDrawing" xmlns:w10="urn:schemas-microsoft-com:office:word" xmlns:w="http://schemas.openxmlformats.org/wordprocessingml/2006/main" xmlns:w14="http://schemas.microsoft.com/office/word/2010/wordml" xmlns:w15="http://schemas.microsoft.com/office/word/2012/wordml" xmlns:w16cei="http://schemas.microsoft.com/office/word/2026/wordml/cei" xmlns:w16cex="http://schemas.microsoft.com/office/word/2018/wordml/cex" xmlns:w16cid="http://schemas.microsoft.com/office/word/2016/wordml/cid" xmlns:w16="http://schemas.microsoft.com/office/word/2018/wordml" xmlns:w16du="http://schemas.microsoft.com/office/word/2023/wordml/word16du" xmlns:w16sdtdh="http://schemas.microsoft.com/office/word/2020/wordml/sdtdatahash" xmlns:w16sdtfl="http://schemas.microsoft.com/office/word/2024/wordml/sdtformatlock" xmlns:w16se="http://schemas.microsoft.com/office/word/2015/wordml/symex" xmlns:wpg="http://schemas.microsoft.com/office/word/2010/wordprocessingGroup" xmlns:wpi="http://schemas.microsoft.com/office/word/2010/wordprocessingInk" xmlns:wne="http://schemas.microsoft.com/office/word/2006/wordml" xmlns:wps="http://schemas.microsoft.com/office/word/2010/wordprocessingShape" mc:Ignorable="w14 w15 w16se w16cid w16 w16cex w16sdtdh w16sdtfl w16du wp14">
+<w:hdr xmlns:wpc="http://schemas.microsoft.com/office/word/2010/wordprocessingCanvas" xmlns:cx="http://schemas.microsoft.com/office/drawing/2014/chartex" xmlns:cx1="http://schemas.microsoft.com/office/drawing/2015/9/8/chartex" xmlns:cx2="http://schemas.microsoft.com/office/drawing/2015/10/21/chartex" xmlns:cx3="http://schemas.microsoft.com/office/drawing/2016/5/9/chartex" xmlns:cx4="http://schemas.microsoft.com/office/drawing/2016/5/10/chartex" xmlns:cx5="http://schemas.microsoft.com/office/drawing/2016/5/11/chartex" xmlns:cx6="http://schemas.microsoft.com/office/drawing/2016/5/12/chartex" xmlns:cx7="http://schemas.microsoft.com/office/drawing/2016/5/13/chartex" xmlns:cx8="http://schemas.microsoft.com/office/drawing/2016/5/14/chartex" xmlns:mc="http://schemas.openxmlformats.org/markup-compatibility/2006" xmlns:aink="http://schemas.microsoft.com/office/drawing/2016/ink" xmlns:am3d="http://schemas.microsoft.com/office/drawing/2017/model3d" xmlns:o="urn:schemas-microsoft-com:office:office" xmlns:oel="http://schemas.microsoft.com/office/2019/extlst" xmlns:r="http://schemas.openxmlformats.org/officeDocument/2006/relationships" xmlns:m="http://schemas.openxmlformats.org/officeDocument/2006/math" xmlns:v="urn:schemas-microsoft-com:vml" xmlns:wp14="http://schemas.microsoft.com/office/word/2010/wordprocessingDrawing" xmlns:wp="http://schemas.openxmlformats.org/drawingml/2006/wordprocessingDrawing" xmlns:w10="urn:schemas-microsoft-com:office:word" xmlns:w="http://schemas.openxmlformats.org/wordprocessingml/2006/main" xmlns:w14="http://schemas.microsoft.com/office/word/2010/wordml" xmlns:w15="http://schemas.microsoft.com/office/word/2012/wordml" xmlns:w16cex="http://schemas.microsoft.com/office/word/2018/wordml/cex" xmlns:w16cid="http://schemas.microsoft.com/office/word/2016/wordml/cid" xmlns:w16="http://schemas.microsoft.com/office/word/2018/wordml" xmlns:w16du="http://schemas.microsoft.com/office/word/2023/wordml/word16du" xmlns:w16sdtdh="http://schemas.microsoft.com/office/word/2020/wordml/sdtdatahash" xmlns:w16sdtfl="http://schemas.microsoft.com/office/word/2024/wordml/sdtformatlock" xmlns:w16se="http://schemas.microsoft.com/office/word/2015/wordml/symex" xmlns:wpg="http://schemas.microsoft.com/office/word/2010/wordprocessingGroup" xmlns:wpi="http://schemas.microsoft.com/office/word/2010/wordprocessingInk" xmlns:wne="http://schemas.microsoft.com/office/word/2006/wordml" xmlns:wps="http://schemas.microsoft.com/office/word/2010/wordprocessingShape" mc:Ignorable="w14 w15 w16se w16cid w16 w16cex w16sdtdh w16sdtfl w16du wp14">
   <w:p>
     <w:pPr>
       <w:pStyle w:val="Encabezado"/>
@@ -17288,7 +14593,7 @@
 </file>
 
 <file path=word/header7.xml><?xml version="1.0" encoding="utf-8"?>
-<w:hdr xmlns:wpc="http://schemas.microsoft.com/office/word/2010/wordprocessingCanvas" xmlns:cx="http://schemas.microsoft.com/office/drawing/2014/chartex" xmlns:cx1="http://schemas.microsoft.com/office/drawing/2015/9/8/chartex" xmlns:cx2="http://schemas.microsoft.com/office/drawing/2015/10/21/chartex" xmlns:cx3="http://schemas.microsoft.com/office/drawing/2016/5/9/chartex" xmlns:cx4="http://schemas.microsoft.com/office/drawing/2016/5/10/chartex" xmlns:cx5="http://schemas.microsoft.com/office/drawing/2016/5/11/chartex" xmlns:cx6="http://schemas.microsoft.com/office/drawing/2016/5/12/chartex" xmlns:cx7="http://schemas.microsoft.com/office/drawing/2016/5/13/chartex" xmlns:cx8="http://schemas.microsoft.com/office/drawing/2016/5/14/chartex" xmlns:mc="http://schemas.openxmlformats.org/markup-compatibility/2006" xmlns:aink="http://schemas.microsoft.com/office/drawing/2016/ink" xmlns:am3d="http://schemas.microsoft.com/office/drawing/2017/model3d" xmlns:o="urn:schemas-microsoft-com:office:office" xmlns:oel="http://schemas.microsoft.com/office/2019/extlst" xmlns:r="http://schemas.openxmlformats.org/officeDocument/2006/relationships" xmlns:m="http://schemas.openxmlformats.org/officeDocument/2006/math" xmlns:v="urn:schemas-microsoft-com:vml" xmlns:wp14="http://schemas.microsoft.com/office/word/2010/wordprocessingDrawing" xmlns:wp="http://schemas.openxmlformats.org/drawingml/2006/wordprocessingDrawing" xmlns:w10="urn:schemas-microsoft-com:office:word" xmlns:w="http://schemas.openxmlformats.org/wordprocessingml/2006/main" xmlns:w14="http://schemas.microsoft.com/office/word/2010/wordml" xmlns:w15="http://schemas.microsoft.com/office/word/2012/wordml" xmlns:w16cei="http://schemas.microsoft.com/office/word/2026/wordml/cei" xmlns:w16cex="http://schemas.microsoft.com/office/word/2018/wordml/cex" xmlns:w16cid="http://schemas.microsoft.com/office/word/2016/wordml/cid" xmlns:w16="http://schemas.microsoft.com/office/word/2018/wordml" xmlns:w16du="http://schemas.microsoft.com/office/word/2023/wordml/word16du" xmlns:w16sdtdh="http://schemas.microsoft.com/office/word/2020/wordml/sdtdatahash" xmlns:w16sdtfl="http://schemas.microsoft.com/office/word/2024/wordml/sdtformatlock" xmlns:w16se="http://schemas.microsoft.com/office/word/2015/wordml/symex" xmlns:wpg="http://schemas.microsoft.com/office/word/2010/wordprocessingGroup" xmlns:wpi="http://schemas.microsoft.com/office/word/2010/wordprocessingInk" xmlns:wne="http://schemas.microsoft.com/office/word/2006/wordml" xmlns:wps="http://schemas.microsoft.com/office/word/2010/wordprocessingShape" mc:Ignorable="w14 w15 w16se w16cid w16 w16cex w16sdtdh w16sdtfl w16du wp14">
+<w:hdr xmlns:wpc="http://schemas.microsoft.com/office/word/2010/wordprocessingCanvas" xmlns:cx="http://schemas.microsoft.com/office/drawing/2014/chartex" xmlns:cx1="http://schemas.microsoft.com/office/drawing/2015/9/8/chartex" xmlns:cx2="http://schemas.microsoft.com/office/drawing/2015/10/21/chartex" xmlns:cx3="http://schemas.microsoft.com/office/drawing/2016/5/9/chartex" xmlns:cx4="http://schemas.microsoft.com/office/drawing/2016/5/10/chartex" xmlns:cx5="http://schemas.microsoft.com/office/drawing/2016/5/11/chartex" xmlns:cx6="http://schemas.microsoft.com/office/drawing/2016/5/12/chartex" xmlns:cx7="http://schemas.microsoft.com/office/drawing/2016/5/13/chartex" xmlns:cx8="http://schemas.microsoft.com/office/drawing/2016/5/14/chartex" xmlns:mc="http://schemas.openxmlformats.org/markup-compatibility/2006" xmlns:aink="http://schemas.microsoft.com/office/drawing/2016/ink" xmlns:am3d="http://schemas.microsoft.com/office/drawing/2017/model3d" xmlns:o="urn:schemas-microsoft-com:office:office" xmlns:oel="http://schemas.microsoft.com/office/2019/extlst" xmlns:r="http://schemas.openxmlformats.org/officeDocument/2006/relationships" xmlns:m="http://schemas.openxmlformats.org/officeDocument/2006/math" xmlns:v="urn:schemas-microsoft-com:vml" xmlns:wp14="http://schemas.microsoft.com/office/word/2010/wordprocessingDrawing" xmlns:wp="http://schemas.openxmlformats.org/drawingml/2006/wordprocessingDrawing" xmlns:w10="urn:schemas-microsoft-com:office:word" xmlns:w="http://schemas.openxmlformats.org/wordprocessingml/2006/main" xmlns:w14="http://schemas.microsoft.com/office/word/2010/wordml" xmlns:w15="http://schemas.microsoft.com/office/word/2012/wordml" xmlns:w16cex="http://schemas.microsoft.com/office/word/2018/wordml/cex" xmlns:w16cid="http://schemas.microsoft.com/office/word/2016/wordml/cid" xmlns:w16="http://schemas.microsoft.com/office/word/2018/wordml" xmlns:w16du="http://schemas.microsoft.com/office/word/2023/wordml/word16du" xmlns:w16sdtdh="http://schemas.microsoft.com/office/word/2020/wordml/sdtdatahash" xmlns:w16sdtfl="http://schemas.microsoft.com/office/word/2024/wordml/sdtformatlock" xmlns:w16se="http://schemas.microsoft.com/office/word/2015/wordml/symex" xmlns:wpg="http://schemas.microsoft.com/office/word/2010/wordprocessingGroup" xmlns:wpi="http://schemas.microsoft.com/office/word/2010/wordprocessingInk" xmlns:wne="http://schemas.microsoft.com/office/word/2006/wordml" xmlns:wps="http://schemas.microsoft.com/office/word/2010/wordprocessingShape" mc:Ignorable="w14 w15 w16se w16cid w16 w16cex w16sdtdh w16sdtfl w16du wp14">
   <w:tbl>
     <w:tblPr>
       <w:tblW w:w="0" w:type="auto"/>
@@ -17349,7 +14654,7 @@
 </file>
 
 <file path=word/header8.xml><?xml version="1.0" encoding="utf-8"?>
-<w:hdr xmlns:wpc="http://schemas.microsoft.com/office/word/2010/wordprocessingCanvas" xmlns:cx="http://schemas.microsoft.com/office/drawing/2014/chartex" xmlns:cx1="http://schemas.microsoft.com/office/drawing/2015/9/8/chartex" xmlns:cx2="http://schemas.microsoft.com/office/drawing/2015/10/21/chartex" xmlns:cx3="http://schemas.microsoft.com/office/drawing/2016/5/9/chartex" xmlns:cx4="http://schemas.microsoft.com/office/drawing/2016/5/10/chartex" xmlns:cx5="http://schemas.microsoft.com/office/drawing/2016/5/11/chartex" xmlns:cx6="http://schemas.microsoft.com/office/drawing/2016/5/12/chartex" xmlns:cx7="http://schemas.microsoft.com/office/drawing/2016/5/13/chartex" xmlns:cx8="http://schemas.microsoft.com/office/drawing/2016/5/14/chartex" xmlns:mc="http://schemas.openxmlformats.org/markup-compatibility/2006" xmlns:aink="http://schemas.microsoft.com/office/drawing/2016/ink" xmlns:am3d="http://schemas.microsoft.com/office/drawing/2017/model3d" xmlns:o="urn:schemas-microsoft-com:office:office" xmlns:oel="http://schemas.microsoft.com/office/2019/extlst" xmlns:r="http://schemas.openxmlformats.org/officeDocument/2006/relationships" xmlns:m="http://schemas.openxmlformats.org/officeDocument/2006/math" xmlns:v="urn:schemas-microsoft-com:vml" xmlns:wp14="http://schemas.microsoft.com/office/word/2010/wordprocessingDrawing" xmlns:wp="http://schemas.openxmlformats.org/drawingml/2006/wordprocessingDrawing" xmlns:w10="urn:schemas-microsoft-com:office:word" xmlns:w="http://schemas.openxmlformats.org/wordprocessingml/2006/main" xmlns:w14="http://schemas.microsoft.com/office/word/2010/wordml" xmlns:w15="http://schemas.microsoft.com/office/word/2012/wordml" xmlns:w16cei="http://schemas.microsoft.com/office/word/2026/wordml/cei" xmlns:w16cex="http://schemas.microsoft.com/office/word/2018/wordml/cex" xmlns:w16cid="http://schemas.microsoft.com/office/word/2016/wordml/cid" xmlns:w16="http://schemas.microsoft.com/office/word/2018/wordml" xmlns:w16du="http://schemas.microsoft.com/office/word/2023/wordml/word16du" xmlns:w16sdtdh="http://schemas.microsoft.com/office/word/2020/wordml/sdtdatahash" xmlns:w16sdtfl="http://schemas.microsoft.com/office/word/2024/wordml/sdtformatlock" xmlns:w16se="http://schemas.microsoft.com/office/word/2015/wordml/symex" xmlns:wpg="http://schemas.microsoft.com/office/word/2010/wordprocessingGroup" xmlns:wpi="http://schemas.microsoft.com/office/word/2010/wordprocessingInk" xmlns:wne="http://schemas.microsoft.com/office/word/2006/wordml" xmlns:wps="http://schemas.microsoft.com/office/word/2010/wordprocessingShape" mc:Ignorable="w14 w15 w16se w16cid w16 w16cex w16sdtdh w16sdtfl w16du wp14">
+<w:hdr xmlns:wpc="http://schemas.microsoft.com/office/word/2010/wordprocessingCanvas" xmlns:cx="http://schemas.microsoft.com/office/drawing/2014/chartex" xmlns:cx1="http://schemas.microsoft.com/office/drawing/2015/9/8/chartex" xmlns:cx2="http://schemas.microsoft.com/office/drawing/2015/10/21/chartex" xmlns:cx3="http://schemas.microsoft.com/office/drawing/2016/5/9/chartex" xmlns:cx4="http://schemas.microsoft.com/office/drawing/2016/5/10/chartex" xmlns:cx5="http://schemas.microsoft.com/office/drawing/2016/5/11/chartex" xmlns:cx6="http://schemas.microsoft.com/office/drawing/2016/5/12/chartex" xmlns:cx7="http://schemas.microsoft.com/office/drawing/2016/5/13/chartex" xmlns:cx8="http://schemas.microsoft.com/office/drawing/2016/5/14/chartex" xmlns:mc="http://schemas.openxmlformats.org/markup-compatibility/2006" xmlns:aink="http://schemas.microsoft.com/office/drawing/2016/ink" xmlns:am3d="http://schemas.microsoft.com/office/drawing/2017/model3d" xmlns:o="urn:schemas-microsoft-com:office:office" xmlns:oel="http://schemas.microsoft.com/office/2019/extlst" xmlns:r="http://schemas.openxmlformats.org/officeDocument/2006/relationships" xmlns:m="http://schemas.openxmlformats.org/officeDocument/2006/math" xmlns:v="urn:schemas-microsoft-com:vml" xmlns:wp14="http://schemas.microsoft.com/office/word/2010/wordprocessingDrawing" xmlns:wp="http://schemas.openxmlformats.org/drawingml/2006/wordprocessingDrawing" xmlns:w10="urn:schemas-microsoft-com:office:word" xmlns:w="http://schemas.openxmlformats.org/wordprocessingml/2006/main" xmlns:w14="http://schemas.microsoft.com/office/word/2010/wordml" xmlns:w15="http://schemas.microsoft.com/office/word/2012/wordml" xmlns:w16cex="http://schemas.microsoft.com/office/word/2018/wordml/cex" xmlns:w16cid="http://schemas.microsoft.com/office/word/2016/wordml/cid" xmlns:w16="http://schemas.microsoft.com/office/word/2018/wordml" xmlns:w16du="http://schemas.microsoft.com/office/word/2023/wordml/word16du" xmlns:w16sdtdh="http://schemas.microsoft.com/office/word/2020/wordml/sdtdatahash" xmlns:w16sdtfl="http://schemas.microsoft.com/office/word/2024/wordml/sdtformatlock" xmlns:w16se="http://schemas.microsoft.com/office/word/2015/wordml/symex" xmlns:wpg="http://schemas.microsoft.com/office/word/2010/wordprocessingGroup" xmlns:wpi="http://schemas.microsoft.com/office/word/2010/wordprocessingInk" xmlns:wne="http://schemas.microsoft.com/office/word/2006/wordml" xmlns:wps="http://schemas.microsoft.com/office/word/2010/wordprocessingShape" mc:Ignorable="w14 w15 w16se w16cid w16 w16cex w16sdtdh w16sdtfl w16du wp14">
   <w:p>
     <w:pPr>
       <w:pStyle w:val="Encabezado"/>
@@ -17410,7 +14715,7 @@
 </file>
 
 <file path=word/header9.xml><?xml version="1.0" encoding="utf-8"?>
-<w:hdr xmlns:wpc="http://schemas.microsoft.com/office/word/2010/wordprocessingCanvas" xmlns:cx="http://schemas.microsoft.com/office/drawing/2014/chartex" xmlns:cx1="http://schemas.microsoft.com/office/drawing/2015/9/8/chartex" xmlns:cx2="http://schemas.microsoft.com/office/drawing/2015/10/21/chartex" xmlns:cx3="http://schemas.microsoft.com/office/drawing/2016/5/9/chartex" xmlns:cx4="http://schemas.microsoft.com/office/drawing/2016/5/10/chartex" xmlns:cx5="http://schemas.microsoft.com/office/drawing/2016/5/11/chartex" xmlns:cx6="http://schemas.microsoft.com/office/drawing/2016/5/12/chartex" xmlns:cx7="http://schemas.microsoft.com/office/drawing/2016/5/13/chartex" xmlns:cx8="http://schemas.microsoft.com/office/drawing/2016/5/14/chartex" xmlns:mc="http://schemas.openxmlformats.org/markup-compatibility/2006" xmlns:aink="http://schemas.microsoft.com/office/drawing/2016/ink" xmlns:am3d="http://schemas.microsoft.com/office/drawing/2017/model3d" xmlns:o="urn:schemas-microsoft-com:office:office" xmlns:oel="http://schemas.microsoft.com/office/2019/extlst" xmlns:r="http://schemas.openxmlformats.org/officeDocument/2006/relationships" xmlns:m="http://schemas.openxmlformats.org/officeDocument/2006/math" xmlns:v="urn:schemas-microsoft-com:vml" xmlns:wp14="http://schemas.microsoft.com/office/word/2010/wordprocessingDrawing" xmlns:wp="http://schemas.openxmlformats.org/drawingml/2006/wordprocessingDrawing" xmlns:w10="urn:schemas-microsoft-com:office:word" xmlns:w="http://schemas.openxmlformats.org/wordprocessingml/2006/main" xmlns:w14="http://schemas.microsoft.com/office/word/2010/wordml" xmlns:w15="http://schemas.microsoft.com/office/word/2012/wordml" xmlns:w16cei="http://schemas.microsoft.com/office/word/2026/wordml/cei" xmlns:w16cex="http://schemas.microsoft.com/office/word/2018/wordml/cex" xmlns:w16cid="http://schemas.microsoft.com/office/word/2016/wordml/cid" xmlns:w16="http://schemas.microsoft.com/office/word/2018/wordml" xmlns:w16du="http://schemas.microsoft.com/office/word/2023/wordml/word16du" xmlns:w16sdtdh="http://schemas.microsoft.com/office/word/2020/wordml/sdtdatahash" xmlns:w16sdtfl="http://schemas.microsoft.com/office/word/2024/wordml/sdtformatlock" xmlns:w16se="http://schemas.microsoft.com/office/word/2015/wordml/symex" xmlns:wpg="http://schemas.microsoft.com/office/word/2010/wordprocessingGroup" xmlns:wpi="http://schemas.microsoft.com/office/word/2010/wordprocessingInk" xmlns:wne="http://schemas.microsoft.com/office/word/2006/wordml" xmlns:wps="http://schemas.microsoft.com/office/word/2010/wordprocessingShape" mc:Ignorable="w14 w15 w16se w16cid w16 w16cex w16sdtdh w16sdtfl w16du wp14">
+<w:hdr xmlns:wpc="http://schemas.microsoft.com/office/word/2010/wordprocessingCanvas" xmlns:cx="http://schemas.microsoft.com/office/drawing/2014/chartex" xmlns:cx1="http://schemas.microsoft.com/office/drawing/2015/9/8/chartex" xmlns:cx2="http://schemas.microsoft.com/office/drawing/2015/10/21/chartex" xmlns:cx3="http://schemas.microsoft.com/office/drawing/2016/5/9/chartex" xmlns:cx4="http://schemas.microsoft.com/office/drawing/2016/5/10/chartex" xmlns:cx5="http://schemas.microsoft.com/office/drawing/2016/5/11/chartex" xmlns:cx6="http://schemas.microsoft.com/office/drawing/2016/5/12/chartex" xmlns:cx7="http://schemas.microsoft.com/office/drawing/2016/5/13/chartex" xmlns:cx8="http://schemas.microsoft.com/office/drawing/2016/5/14/chartex" xmlns:mc="http://schemas.openxmlformats.org/markup-compatibility/2006" xmlns:aink="http://schemas.microsoft.com/office/drawing/2016/ink" xmlns:am3d="http://schemas.microsoft.com/office/drawing/2017/model3d" xmlns:o="urn:schemas-microsoft-com:office:office" xmlns:oel="http://schemas.microsoft.com/office/2019/extlst" xmlns:r="http://schemas.openxmlformats.org/officeDocument/2006/relationships" xmlns:m="http://schemas.openxmlformats.org/officeDocument/2006/math" xmlns:v="urn:schemas-microsoft-com:vml" xmlns:wp14="http://schemas.microsoft.com/office/word/2010/wordprocessingDrawing" xmlns:wp="http://schemas.openxmlformats.org/drawingml/2006/wordprocessingDrawing" xmlns:w10="urn:schemas-microsoft-com:office:word" xmlns:w="http://schemas.openxmlformats.org/wordprocessingml/2006/main" xmlns:w14="http://schemas.microsoft.com/office/word/2010/wordml" xmlns:w15="http://schemas.microsoft.com/office/word/2012/wordml" xmlns:w16cex="http://schemas.microsoft.com/office/word/2018/wordml/cex" xmlns:w16cid="http://schemas.microsoft.com/office/word/2016/wordml/cid" xmlns:w16="http://schemas.microsoft.com/office/word/2018/wordml" xmlns:w16du="http://schemas.microsoft.com/office/word/2023/wordml/word16du" xmlns:w16sdtdh="http://schemas.microsoft.com/office/word/2020/wordml/sdtdatahash" xmlns:w16sdtfl="http://schemas.microsoft.com/office/word/2024/wordml/sdtformatlock" xmlns:w16se="http://schemas.microsoft.com/office/word/2015/wordml/symex" xmlns:wpg="http://schemas.microsoft.com/office/word/2010/wordprocessingGroup" xmlns:wpi="http://schemas.microsoft.com/office/word/2010/wordprocessingInk" xmlns:wne="http://schemas.microsoft.com/office/word/2006/wordml" xmlns:wps="http://schemas.microsoft.com/office/word/2010/wordprocessingShape" mc:Ignorable="w14 w15 w16se w16cid w16 w16cex w16sdtdh w16sdtfl w16du wp14">
   <w:tbl>
     <w:tblPr>
       <w:tblW w:w="0" w:type="auto"/>
@@ -17471,7 +14776,7 @@
 </file>
 
 <file path=word/numbering.xml><?xml version="1.0" encoding="utf-8"?>
-<w:numbering xmlns:wpc="http://schemas.microsoft.com/office/word/2010/wordprocessingCanvas" xmlns:cx="http://schemas.microsoft.com/office/drawing/2014/chartex" xmlns:cx1="http://schemas.microsoft.com/office/drawing/2015/9/8/chartex" xmlns:cx2="http://schemas.microsoft.com/office/drawing/2015/10/21/chartex" xmlns:cx3="http://schemas.microsoft.com/office/drawing/2016/5/9/chartex" xmlns:cx4="http://schemas.microsoft.com/office/drawing/2016/5/10/chartex" xmlns:cx5="http://schemas.microsoft.com/office/drawing/2016/5/11/chartex" xmlns:cx6="http://schemas.microsoft.com/office/drawing/2016/5/12/chartex" xmlns:cx7="http://schemas.microsoft.com/office/drawing/2016/5/13/chartex" xmlns:cx8="http://schemas.microsoft.com/office/drawing/2016/5/14/chartex" xmlns:mc="http://schemas.openxmlformats.org/markup-compatibility/2006" xmlns:aink="http://schemas.microsoft.com/office/drawing/2016/ink" xmlns:am3d="http://schemas.microsoft.com/office/drawing/2017/model3d" xmlns:o="urn:schemas-microsoft-com:office:office" xmlns:oel="http://schemas.microsoft.com/office/2019/extlst" xmlns:r="http://schemas.openxmlformats.org/officeDocument/2006/relationships" xmlns:m="http://schemas.openxmlformats.org/officeDocument/2006/math" xmlns:v="urn:schemas-microsoft-com:vml" xmlns:wp14="http://schemas.microsoft.com/office/word/2010/wordprocessingDrawing" xmlns:wp="http://schemas.openxmlformats.org/drawingml/2006/wordprocessingDrawing" xmlns:w10="urn:schemas-microsoft-com:office:word" xmlns:w="http://schemas.openxmlformats.org/wordprocessingml/2006/main" xmlns:w14="http://schemas.microsoft.com/office/word/2010/wordml" xmlns:w15="http://schemas.microsoft.com/office/word/2012/wordml" xmlns:w16cei="http://schemas.microsoft.com/office/word/2026/wordml/cei" xmlns:w16cex="http://schemas.microsoft.com/office/word/2018/wordml/cex" xmlns:w16cid="http://schemas.microsoft.com/office/word/2016/wordml/cid" xmlns:w16="http://schemas.microsoft.com/office/word/2018/wordml" xmlns:w16du="http://schemas.microsoft.com/office/word/2023/wordml/word16du" xmlns:w16sdtdh="http://schemas.microsoft.com/office/word/2020/wordml/sdtdatahash" xmlns:w16sdtfl="http://schemas.microsoft.com/office/word/2024/wordml/sdtformatlock" xmlns:w16se="http://schemas.microsoft.com/office/word/2015/wordml/symex" xmlns:wpg="http://schemas.microsoft.com/office/word/2010/wordprocessingGroup" xmlns:wpi="http://schemas.microsoft.com/office/word/2010/wordprocessingInk" xmlns:wne="http://schemas.microsoft.com/office/word/2006/wordml" xmlns:wps="http://schemas.microsoft.com/office/word/2010/wordprocessingShape" mc:Ignorable="w14 w15 w16se w16cid w16 w16cex w16sdtdh w16sdtfl w16du wp14">
+<w:numbering xmlns:wpc="http://schemas.microsoft.com/office/word/2010/wordprocessingCanvas" xmlns:cx="http://schemas.microsoft.com/office/drawing/2014/chartex" xmlns:cx1="http://schemas.microsoft.com/office/drawing/2015/9/8/chartex" xmlns:cx2="http://schemas.microsoft.com/office/drawing/2015/10/21/chartex" xmlns:cx3="http://schemas.microsoft.com/office/drawing/2016/5/9/chartex" xmlns:cx4="http://schemas.microsoft.com/office/drawing/2016/5/10/chartex" xmlns:cx5="http://schemas.microsoft.com/office/drawing/2016/5/11/chartex" xmlns:cx6="http://schemas.microsoft.com/office/drawing/2016/5/12/chartex" xmlns:cx7="http://schemas.microsoft.com/office/drawing/2016/5/13/chartex" xmlns:cx8="http://schemas.microsoft.com/office/drawing/2016/5/14/chartex" xmlns:mc="http://schemas.openxmlformats.org/markup-compatibility/2006" xmlns:aink="http://schemas.microsoft.com/office/drawing/2016/ink" xmlns:am3d="http://schemas.microsoft.com/office/drawing/2017/model3d" xmlns:o="urn:schemas-microsoft-com:office:office" xmlns:oel="http://schemas.microsoft.com/office/2019/extlst" xmlns:r="http://schemas.openxmlformats.org/officeDocument/2006/relationships" xmlns:m="http://schemas.openxmlformats.org/officeDocument/2006/math" xmlns:v="urn:schemas-microsoft-com:vml" xmlns:wp14="http://schemas.microsoft.com/office/word/2010/wordprocessingDrawing" xmlns:wp="http://schemas.openxmlformats.org/drawingml/2006/wordprocessingDrawing" xmlns:w10="urn:schemas-microsoft-com:office:word" xmlns:w="http://schemas.openxmlformats.org/wordprocessingml/2006/main" xmlns:w14="http://schemas.microsoft.com/office/word/2010/wordml" xmlns:w15="http://schemas.microsoft.com/office/word/2012/wordml" xmlns:w16cex="http://schemas.microsoft.com/office/word/2018/wordml/cex" xmlns:w16cid="http://schemas.microsoft.com/office/word/2016/wordml/cid" xmlns:w16="http://schemas.microsoft.com/office/word/2018/wordml" xmlns:w16du="http://schemas.microsoft.com/office/word/2023/wordml/word16du" xmlns:w16sdtdh="http://schemas.microsoft.com/office/word/2020/wordml/sdtdatahash" xmlns:w16sdtfl="http://schemas.microsoft.com/office/word/2024/wordml/sdtformatlock" xmlns:w16se="http://schemas.microsoft.com/office/word/2015/wordml/symex" xmlns:wpg="http://schemas.microsoft.com/office/word/2010/wordprocessingGroup" xmlns:wpi="http://schemas.microsoft.com/office/word/2010/wordprocessingInk" xmlns:wne="http://schemas.microsoft.com/office/word/2006/wordml" xmlns:wps="http://schemas.microsoft.com/office/word/2010/wordprocessingShape" mc:Ignorable="w14 w15 w16se w16cid w16 w16cex w16sdtdh w16sdtfl w16du wp14">
   <w:abstractNum w:abstractNumId="0" w15:restartNumberingAfterBreak="0">
     <w:nsid w:val="00000001"/>
     <w:multiLevelType w:val="hybridMultilevel"/>

--- a/Mio/Memoria_Damian.docx
+++ b/Mio/Memoria_Damian.docx
@@ -135,7 +135,7 @@
           <w:sz w:val="28"/>
           <w:szCs w:val="28"/>
         </w:rPr>
-        <w:t xml:space="preserve">NOMBRE DEL TÍTULO DE LA MEMORIA </w:t>
+        <w:t xml:space="preserve">MANTENIMIENTO DEL SISTEMA WEB DE VINCULACIÓN CON EL MEDIO PARA LA FACULTAD DE CIENCIA DE LA INGENIERÍA DE LA UNIVERSIDAD CATÓLICA DEL MAULE  </w:t>
       </w:r>
     </w:p>
     <w:p>
@@ -238,8 +238,17 @@
           <w:rFonts w:ascii="Arial" w:eastAsia="Calibri" w:hAnsi="Arial" w:cs="Arial"/>
           <w:bCs/>
         </w:rPr>
-        <w:t xml:space="preserve"> xxxxxxx</w:t>
-      </w:r>
+        <w:t xml:space="preserve"> </w:t>
+      </w:r>
+      <w:proofErr w:type="spellStart"/>
+      <w:r>
+        <w:rPr>
+          <w:rFonts w:ascii="Arial" w:eastAsia="Calibri" w:hAnsi="Arial" w:cs="Arial"/>
+          <w:bCs/>
+        </w:rPr>
+        <w:t>xxxxxxx</w:t>
+      </w:r>
+      <w:proofErr w:type="spellEnd"/>
     </w:p>
     <w:p>
       <w:pPr>
@@ -480,18 +489,21 @@
         </w:rPr>
         <w:t xml:space="preserve">Talca, </w:t>
       </w:r>
+      <w:proofErr w:type="gramStart"/>
       <w:r>
         <w:rPr>
           <w:rFonts w:ascii="Arial" w:eastAsia="Verdana" w:hAnsi="Arial" w:cs="Arial"/>
         </w:rPr>
         <w:t>Diciembre</w:t>
       </w:r>
+      <w:proofErr w:type="gramEnd"/>
       <w:r>
         <w:rPr>
           <w:rFonts w:ascii="Arial" w:eastAsia="Verdana" w:hAnsi="Arial" w:cs="Arial"/>
         </w:rPr>
         <w:t xml:space="preserve"> </w:t>
       </w:r>
+      <w:proofErr w:type="gramStart"/>
       <w:r>
         <w:rPr>
           <w:rFonts w:ascii="Arial" w:eastAsia="Verdana" w:hAnsi="Arial" w:cs="Arial"/>
@@ -510,6 +522,7 @@
         </w:rPr>
         <w:t>6</w:t>
       </w:r>
+      <w:proofErr w:type="gramEnd"/>
     </w:p>
     <w:p>
       <w:pPr>
@@ -523,7 +536,6 @@
         <w:rPr>
           <w:rFonts w:ascii="Arial" w:hAnsi="Arial" w:cs="Arial"/>
         </w:rPr>
-        <w:lastRenderedPageBreak/>
         <w:t>AGRADECIMIENTOS</w:t>
       </w:r>
     </w:p>
@@ -921,6 +933,7 @@
         </w:rPr>
         <w:t xml:space="preserve">antes de </w:t>
       </w:r>
+      <w:proofErr w:type="gramStart"/>
       <w:r>
         <w:rPr>
           <w:rFonts w:ascii="Arial" w:hAnsi="Arial" w:cs="Arial"/>
@@ -939,7 +952,18 @@
           <w:highlight w:val="yellow"/>
           <w:lang w:val="es-ES"/>
         </w:rPr>
-        <w:t xml:space="preserve">enzar </w:t>
+        <w:t>enzar</w:t>
+      </w:r>
+      <w:proofErr w:type="gramEnd"/>
+      <w:r>
+        <w:rPr>
+          <w:rFonts w:ascii="Arial" w:hAnsi="Arial" w:cs="Arial"/>
+          <w:color w:val="000000"/>
+          <w:szCs w:val="36"/>
+          <w:highlight w:val="yellow"/>
+          <w:lang w:val="es-ES"/>
+        </w:rPr>
+        <w:t xml:space="preserve"> </w:t>
       </w:r>
       <w:r>
         <w:rPr>
@@ -4642,7 +4666,21 @@
         <w:rPr>
           <w:highlight w:val="yellow"/>
         </w:rPr>
-        <w:t>Importante: Después de cada figura debe venir un texto explicatorio de la figura en cuestión. Algunos ejemplos:</w:t>
+        <w:t xml:space="preserve">Importante: Después de cada figura debe venir un texto </w:t>
+      </w:r>
+      <w:proofErr w:type="spellStart"/>
+      <w:r>
+        <w:rPr>
+          <w:highlight w:val="yellow"/>
+        </w:rPr>
+        <w:t>explicatorio</w:t>
+      </w:r>
+      <w:proofErr w:type="spellEnd"/>
+      <w:r>
+        <w:rPr>
+          <w:highlight w:val="yellow"/>
+        </w:rPr>
+        <w:t xml:space="preserve"> de la figura en cuestión. Algunos ejemplos:</w:t>
       </w:r>
     </w:p>
     <w:p>
@@ -4890,7 +4928,21 @@
         <w:rPr>
           <w:highlight w:val="yellow"/>
         </w:rPr>
-        <w:t>Ejemplo de numeración de tabla  por cada capítulo:</w:t>
+        <w:t xml:space="preserve">Ejemplo de numeración de </w:t>
+      </w:r>
+      <w:proofErr w:type="gramStart"/>
+      <w:r>
+        <w:rPr>
+          <w:highlight w:val="yellow"/>
+        </w:rPr>
+        <w:t>tabla  por</w:t>
+      </w:r>
+      <w:proofErr w:type="gramEnd"/>
+      <w:r>
+        <w:rPr>
+          <w:highlight w:val="yellow"/>
+        </w:rPr>
+        <w:t xml:space="preserve"> cada capítulo:</w:t>
       </w:r>
     </w:p>
     <w:p>
@@ -5148,7 +5200,21 @@
         <w:rPr>
           <w:highlight w:val="yellow"/>
         </w:rPr>
-        <w:t>La siguiente tabla  ilustra….</w:t>
+        <w:t xml:space="preserve">La siguiente </w:t>
+      </w:r>
+      <w:proofErr w:type="gramStart"/>
+      <w:r>
+        <w:rPr>
+          <w:highlight w:val="yellow"/>
+        </w:rPr>
+        <w:t>tabla  ilustra</w:t>
+      </w:r>
+      <w:proofErr w:type="gramEnd"/>
+      <w:r>
+        <w:rPr>
+          <w:highlight w:val="yellow"/>
+        </w:rPr>
+        <w:t>….</w:t>
       </w:r>
     </w:p>
     <w:p>
@@ -5200,7 +5266,21 @@
         <w:rPr>
           <w:highlight w:val="yellow"/>
         </w:rPr>
-        <w:t>Importante: Después de cada tabla debe venir un texto explicatorio de la tabla en cuestión. Algunos ejemplos:</w:t>
+        <w:t xml:space="preserve">Importante: Después de cada tabla debe venir un texto </w:t>
+      </w:r>
+      <w:proofErr w:type="spellStart"/>
+      <w:r>
+        <w:rPr>
+          <w:highlight w:val="yellow"/>
+        </w:rPr>
+        <w:t>explicatorio</w:t>
+      </w:r>
+      <w:proofErr w:type="spellEnd"/>
+      <w:r>
+        <w:rPr>
+          <w:highlight w:val="yellow"/>
+        </w:rPr>
+        <w:t xml:space="preserve"> de la tabla en cuestión. Algunos ejemplos:</w:t>
       </w:r>
     </w:p>
     <w:p>
@@ -5859,7 +5939,23 @@
           <w:rFonts w:ascii="Arial" w:hAnsi="Arial" w:cs="Arial"/>
           <w:lang w:val="es-CL"/>
         </w:rPr>
-        <w:t>La Vinculación con el Medio (VcM) constituye una función relevante dentro de las instituciones de educación superior, debido a la relación que establece entre la universidad y su entorno social, cultural y productivo. En este contexto, las instituciones requieren mecanismos que permitan gestionar de manera organizada las iniciativas desarrolladas con actores externos y mantener información que permita realizar seguimiento y generar evidencias de sus actividades.</w:t>
+        <w:t>La Vinculación con el Medio (</w:t>
+      </w:r>
+      <w:proofErr w:type="spellStart"/>
+      <w:r>
+        <w:rPr>
+          <w:rFonts w:ascii="Arial" w:hAnsi="Arial" w:cs="Arial"/>
+          <w:lang w:val="es-CL"/>
+        </w:rPr>
+        <w:t>VcM</w:t>
+      </w:r>
+      <w:proofErr w:type="spellEnd"/>
+      <w:r>
+        <w:rPr>
+          <w:rFonts w:ascii="Arial" w:hAnsi="Arial" w:cs="Arial"/>
+          <w:lang w:val="es-CL"/>
+        </w:rPr>
+        <w:t>) constituye una función relevante dentro de las instituciones de educación superior, debido a la relación que establece entre la universidad y su entorno social, cultural y productivo. En este contexto, las instituciones requieren mecanismos que permitan gestionar de manera organizada las iniciativas desarrolladas con actores externos y mantener información que permita realizar seguimiento y generar evidencias de sus actividades.</w:t>
       </w:r>
     </w:p>
     <w:p>
@@ -5958,7 +6054,87 @@
           <w:rFonts w:ascii="Arial" w:hAnsi="Arial" w:cs="Arial"/>
           <w:lang w:val="es-CL"/>
         </w:rPr>
-        <w:t>El sistema fue implementado utilizando una arquitectura cliente-servidor desacoplada en capas. El frontend fue desarrollado utilizando Angular y PrimeNG, mientras que el backend fue construido con NestJS y TypeScript. La persistencia de información se realiza mediante MySQL y Prisma, complementándose con servicios externos para la gestión de archivos y notificaciones.</w:t>
+        <w:t xml:space="preserve">El sistema fue implementado utilizando una arquitectura cliente-servidor desacoplada en capas. El </w:t>
+      </w:r>
+      <w:proofErr w:type="spellStart"/>
+      <w:r>
+        <w:rPr>
+          <w:rFonts w:ascii="Arial" w:hAnsi="Arial" w:cs="Arial"/>
+          <w:lang w:val="es-CL"/>
+        </w:rPr>
+        <w:t>frontend</w:t>
+      </w:r>
+      <w:proofErr w:type="spellEnd"/>
+      <w:r>
+        <w:rPr>
+          <w:rFonts w:ascii="Arial" w:hAnsi="Arial" w:cs="Arial"/>
+          <w:lang w:val="es-CL"/>
+        </w:rPr>
+        <w:t xml:space="preserve"> fue desarrollado utilizando Angular y </w:t>
+      </w:r>
+      <w:proofErr w:type="spellStart"/>
+      <w:r>
+        <w:rPr>
+          <w:rFonts w:ascii="Arial" w:hAnsi="Arial" w:cs="Arial"/>
+          <w:lang w:val="es-CL"/>
+        </w:rPr>
+        <w:t>PrimeNG</w:t>
+      </w:r>
+      <w:proofErr w:type="spellEnd"/>
+      <w:r>
+        <w:rPr>
+          <w:rFonts w:ascii="Arial" w:hAnsi="Arial" w:cs="Arial"/>
+          <w:lang w:val="es-CL"/>
+        </w:rPr>
+        <w:t xml:space="preserve">, mientras que el </w:t>
+      </w:r>
+      <w:proofErr w:type="spellStart"/>
+      <w:r>
+        <w:rPr>
+          <w:rFonts w:ascii="Arial" w:hAnsi="Arial" w:cs="Arial"/>
+          <w:lang w:val="es-CL"/>
+        </w:rPr>
+        <w:t>backend</w:t>
+      </w:r>
+      <w:proofErr w:type="spellEnd"/>
+      <w:r>
+        <w:rPr>
+          <w:rFonts w:ascii="Arial" w:hAnsi="Arial" w:cs="Arial"/>
+          <w:lang w:val="es-CL"/>
+        </w:rPr>
+        <w:t xml:space="preserve"> fue construido con </w:t>
+      </w:r>
+      <w:proofErr w:type="spellStart"/>
+      <w:r>
+        <w:rPr>
+          <w:rFonts w:ascii="Arial" w:hAnsi="Arial" w:cs="Arial"/>
+          <w:lang w:val="es-CL"/>
+        </w:rPr>
+        <w:t>NestJS</w:t>
+      </w:r>
+      <w:proofErr w:type="spellEnd"/>
+      <w:r>
+        <w:rPr>
+          <w:rFonts w:ascii="Arial" w:hAnsi="Arial" w:cs="Arial"/>
+          <w:lang w:val="es-CL"/>
+        </w:rPr>
+        <w:t xml:space="preserve"> y </w:t>
+      </w:r>
+      <w:proofErr w:type="spellStart"/>
+      <w:r>
+        <w:rPr>
+          <w:rFonts w:ascii="Arial" w:hAnsi="Arial" w:cs="Arial"/>
+          <w:lang w:val="es-CL"/>
+        </w:rPr>
+        <w:t>TypeScript</w:t>
+      </w:r>
+      <w:proofErr w:type="spellEnd"/>
+      <w:r>
+        <w:rPr>
+          <w:rFonts w:ascii="Arial" w:hAnsi="Arial" w:cs="Arial"/>
+          <w:lang w:val="es-CL"/>
+        </w:rPr>
+        <w:t>. La persistencia de información se realiza mediante MySQL y Prisma, complementándose con servicios externos para la gestión de archivos y notificaciones.</w:t>
       </w:r>
     </w:p>
     <w:p>
@@ -6151,7 +6327,23 @@
           <w:rFonts w:ascii="Arial" w:hAnsi="Arial" w:cs="Arial"/>
           <w:lang w:val="es-CL"/>
         </w:rPr>
-        <w:t>No obstante, durante el desarrollo y validación del sistema se identificaron aspectos que no fueron abordados completamente y que quedaron establecidos como limitaciones o trabajos futuros. Entre ellos se encuentra la optimización de la interfaz para dispositivos móviles, debido a que la versión desarrollada se encontraba principalmente orientada a computadores de escritorio. También se identificó una limitación relacionada con el servicio de notificaciones por correo, que se encontraba operando en modo sandbox.</w:t>
+        <w:t xml:space="preserve">No obstante, durante el desarrollo y validación del sistema se identificaron aspectos que no fueron abordados completamente y que quedaron establecidos como limitaciones o trabajos futuros. Entre ellos se encuentra la optimización de la interfaz para dispositivos móviles, debido a que la versión desarrollada se encontraba principalmente orientada a computadores de escritorio. También se identificó una limitación relacionada con el servicio de notificaciones por correo, que se encontraba operando en modo </w:t>
+      </w:r>
+      <w:proofErr w:type="spellStart"/>
+      <w:r>
+        <w:rPr>
+          <w:rFonts w:ascii="Arial" w:hAnsi="Arial" w:cs="Arial"/>
+          <w:lang w:val="es-CL"/>
+        </w:rPr>
+        <w:t>sandbox</w:t>
+      </w:r>
+      <w:proofErr w:type="spellEnd"/>
+      <w:r>
+        <w:rPr>
+          <w:rFonts w:ascii="Arial" w:hAnsi="Arial" w:cs="Arial"/>
+          <w:lang w:val="es-CL"/>
+        </w:rPr>
+        <w:t>.</w:t>
       </w:r>
     </w:p>
     <w:p>
@@ -7443,8 +7635,16 @@
         <w:rPr>
           <w:rFonts w:ascii="Arial" w:hAnsi="Arial" w:cs="Arial"/>
         </w:rPr>
-        <w:t xml:space="preserve"> de :</w:t>
-      </w:r>
+        <w:t xml:space="preserve"> </w:t>
+      </w:r>
+      <w:proofErr w:type="gramStart"/>
+      <w:r>
+        <w:rPr>
+          <w:rFonts w:ascii="Arial" w:hAnsi="Arial" w:cs="Arial"/>
+        </w:rPr>
+        <w:t>de :</w:t>
+      </w:r>
+      <w:proofErr w:type="gramEnd"/>
       <w:r>
         <w:rPr>
           <w:rFonts w:ascii="Arial" w:hAnsi="Arial" w:cs="Arial"/>
@@ -7696,14 +7896,36 @@
         <w:rPr>
           <w:rFonts w:ascii="Arial" w:hAnsi="Arial" w:cs="Arial"/>
         </w:rPr>
-        <w:t>, por ejemplo, Workben</w:t>
-      </w:r>
-      <w:r>
-        <w:rPr>
-          <w:rFonts w:ascii="Arial" w:hAnsi="Arial" w:cs="Arial"/>
-        </w:rPr>
-        <w:t>ch para MySql</w:t>
-      </w:r>
+        <w:t xml:space="preserve">, por ejemplo, </w:t>
+      </w:r>
+      <w:proofErr w:type="spellStart"/>
+      <w:r>
+        <w:rPr>
+          <w:rFonts w:ascii="Arial" w:hAnsi="Arial" w:cs="Arial"/>
+        </w:rPr>
+        <w:t>Workben</w:t>
+      </w:r>
+      <w:r>
+        <w:rPr>
+          <w:rFonts w:ascii="Arial" w:hAnsi="Arial" w:cs="Arial"/>
+        </w:rPr>
+        <w:t>ch</w:t>
+      </w:r>
+      <w:proofErr w:type="spellEnd"/>
+      <w:r>
+        <w:rPr>
+          <w:rFonts w:ascii="Arial" w:hAnsi="Arial" w:cs="Arial"/>
+        </w:rPr>
+        <w:t xml:space="preserve"> para </w:t>
+      </w:r>
+      <w:proofErr w:type="spellStart"/>
+      <w:r>
+        <w:rPr>
+          <w:rFonts w:ascii="Arial" w:hAnsi="Arial" w:cs="Arial"/>
+        </w:rPr>
+        <w:t>MySql</w:t>
+      </w:r>
+      <w:proofErr w:type="spellEnd"/>
     </w:p>
     <w:p>
       <w:pPr>
@@ -7766,15 +7988,56 @@
           <w:rFonts w:ascii="Arial" w:hAnsi="Arial" w:cs="Arial"/>
           <w:highlight w:val="yellow"/>
         </w:rPr>
-        <w:t>Lenguaje de programación o frame</w:t>
-      </w:r>
-      <w:r>
-        <w:rPr>
-          <w:rFonts w:ascii="Arial" w:hAnsi="Arial" w:cs="Arial"/>
-          <w:highlight w:val="yellow"/>
-        </w:rPr>
-        <w:t>work de front-end y backend</w:t>
-      </w:r>
+        <w:t xml:space="preserve">Lenguaje de programación o </w:t>
+      </w:r>
+      <w:proofErr w:type="spellStart"/>
+      <w:r>
+        <w:rPr>
+          <w:rFonts w:ascii="Arial" w:hAnsi="Arial" w:cs="Arial"/>
+          <w:highlight w:val="yellow"/>
+        </w:rPr>
+        <w:t>frame</w:t>
+      </w:r>
+      <w:r>
+        <w:rPr>
+          <w:rFonts w:ascii="Arial" w:hAnsi="Arial" w:cs="Arial"/>
+          <w:highlight w:val="yellow"/>
+        </w:rPr>
+        <w:t>work</w:t>
+      </w:r>
+      <w:proofErr w:type="spellEnd"/>
+      <w:r>
+        <w:rPr>
+          <w:rFonts w:ascii="Arial" w:hAnsi="Arial" w:cs="Arial"/>
+          <w:highlight w:val="yellow"/>
+        </w:rPr>
+        <w:t xml:space="preserve"> de </w:t>
+      </w:r>
+      <w:proofErr w:type="spellStart"/>
+      <w:r>
+        <w:rPr>
+          <w:rFonts w:ascii="Arial" w:hAnsi="Arial" w:cs="Arial"/>
+          <w:highlight w:val="yellow"/>
+        </w:rPr>
+        <w:t>front-end</w:t>
+      </w:r>
+      <w:proofErr w:type="spellEnd"/>
+      <w:r>
+        <w:rPr>
+          <w:rFonts w:ascii="Arial" w:hAnsi="Arial" w:cs="Arial"/>
+          <w:highlight w:val="yellow"/>
+        </w:rPr>
+        <w:t xml:space="preserve"> y </w:t>
+      </w:r>
+      <w:proofErr w:type="spellStart"/>
+      <w:r>
+        <w:rPr>
+          <w:rFonts w:ascii="Arial" w:hAnsi="Arial" w:cs="Arial"/>
+          <w:highlight w:val="yellow"/>
+        </w:rPr>
+        <w:t>backend</w:t>
+      </w:r>
+      <w:proofErr w:type="spellEnd"/>
     </w:p>
     <w:p>
       <w:pPr>
@@ -8156,7 +8419,23 @@
           <w:rFonts w:ascii="Arial" w:hAnsi="Arial" w:cs="Arial"/>
           <w:highlight w:val="yellow"/>
         </w:rPr>
-        <w:t>Administración de usuario:…..</w:t>
+        <w:t xml:space="preserve">Administración de </w:t>
+      </w:r>
+      <w:proofErr w:type="gramStart"/>
+      <w:r>
+        <w:rPr>
+          <w:rFonts w:ascii="Arial" w:hAnsi="Arial" w:cs="Arial"/>
+          <w:highlight w:val="yellow"/>
+        </w:rPr>
+        <w:t>usuario:…</w:t>
+      </w:r>
+      <w:proofErr w:type="gramEnd"/>
+      <w:r>
+        <w:rPr>
+          <w:rFonts w:ascii="Arial" w:hAnsi="Arial" w:cs="Arial"/>
+          <w:highlight w:val="yellow"/>
+        </w:rPr>
+        <w:t>..</w:t>
       </w:r>
     </w:p>
     <w:p>
@@ -8176,8 +8455,17 @@
           <w:rFonts w:ascii="Arial" w:hAnsi="Arial" w:cs="Arial"/>
           <w:highlight w:val="yellow"/>
         </w:rPr>
-        <w:t>Administración de venta:…</w:t>
-      </w:r>
+        <w:t xml:space="preserve">Administración de </w:t>
+      </w:r>
+      <w:proofErr w:type="gramStart"/>
+      <w:r>
+        <w:rPr>
+          <w:rFonts w:ascii="Arial" w:hAnsi="Arial" w:cs="Arial"/>
+          <w:highlight w:val="yellow"/>
+        </w:rPr>
+        <w:t>venta:…</w:t>
+      </w:r>
+      <w:proofErr w:type="gramEnd"/>
     </w:p>
     <w:p>
       <w:pPr>
@@ -8211,12 +8499,21 @@
           <w:highlight w:val="yellow"/>
         </w:rPr>
       </w:pPr>
-      <w:r>
-        <w:rPr>
-          <w:rFonts w:ascii="Arial" w:hAnsi="Arial" w:cs="Arial"/>
-          <w:highlight w:val="yellow"/>
-        </w:rPr>
-        <w:t>Ingresos:….</w:t>
+      <w:proofErr w:type="gramStart"/>
+      <w:r>
+        <w:rPr>
+          <w:rFonts w:ascii="Arial" w:hAnsi="Arial" w:cs="Arial"/>
+          <w:highlight w:val="yellow"/>
+        </w:rPr>
+        <w:t>Ingresos:…</w:t>
+      </w:r>
+      <w:proofErr w:type="gramEnd"/>
+      <w:r>
+        <w:rPr>
+          <w:rFonts w:ascii="Arial" w:hAnsi="Arial" w:cs="Arial"/>
+          <w:highlight w:val="yellow"/>
+        </w:rPr>
+        <w:t>.</w:t>
       </w:r>
     </w:p>
     <w:p>
@@ -8231,12 +8528,21 @@
           <w:highlight w:val="yellow"/>
         </w:rPr>
       </w:pPr>
-      <w:r>
-        <w:rPr>
-          <w:rFonts w:ascii="Arial" w:hAnsi="Arial" w:cs="Arial"/>
-          <w:highlight w:val="yellow"/>
-        </w:rPr>
-        <w:t>Salidas:……</w:t>
+      <w:proofErr w:type="gramStart"/>
+      <w:r>
+        <w:rPr>
+          <w:rFonts w:ascii="Arial" w:hAnsi="Arial" w:cs="Arial"/>
+          <w:highlight w:val="yellow"/>
+        </w:rPr>
+        <w:t>Salidas:…</w:t>
+      </w:r>
+      <w:proofErr w:type="gramEnd"/>
+      <w:r>
+        <w:rPr>
+          <w:rFonts w:ascii="Arial" w:hAnsi="Arial" w:cs="Arial"/>
+          <w:highlight w:val="yellow"/>
+        </w:rPr>
+        <w:t>…</w:t>
       </w:r>
     </w:p>
     <w:p>
@@ -8256,7 +8562,23 @@
           <w:rFonts w:ascii="Arial" w:hAnsi="Arial" w:cs="Arial"/>
           <w:highlight w:val="yellow"/>
         </w:rPr>
-        <w:t>Control interno:…..</w:t>
+        <w:t xml:space="preserve">Control </w:t>
+      </w:r>
+      <w:proofErr w:type="gramStart"/>
+      <w:r>
+        <w:rPr>
+          <w:rFonts w:ascii="Arial" w:hAnsi="Arial" w:cs="Arial"/>
+          <w:highlight w:val="yellow"/>
+        </w:rPr>
+        <w:t>interno:…</w:t>
+      </w:r>
+      <w:proofErr w:type="gramEnd"/>
+      <w:r>
+        <w:rPr>
+          <w:rFonts w:ascii="Arial" w:hAnsi="Arial" w:cs="Arial"/>
+          <w:highlight w:val="yellow"/>
+        </w:rPr>
+        <w:t>..</w:t>
       </w:r>
     </w:p>
     <w:p>
@@ -8331,6 +8653,7 @@
           <w:highlight w:val="yellow"/>
         </w:rPr>
       </w:pPr>
+      <w:proofErr w:type="spellStart"/>
       <w:r>
         <w:rPr>
           <w:rFonts w:ascii="Arial" w:hAnsi="Arial" w:cs="Arial"/>
@@ -8338,6 +8661,7 @@
         </w:rPr>
         <w:t>etc</w:t>
       </w:r>
+      <w:proofErr w:type="spellEnd"/>
     </w:p>
     <w:p>
       <w:pPr>
@@ -8493,7 +8817,21 @@
         <w:rPr>
           <w:lang w:val="es-ES" w:eastAsia="ar-SA"/>
         </w:rPr>
-        <w:t>La siguiente tabla presenta…..</w:t>
+        <w:t xml:space="preserve">La siguiente tabla </w:t>
+      </w:r>
+      <w:proofErr w:type="gramStart"/>
+      <w:r>
+        <w:rPr>
+          <w:lang w:val="es-ES" w:eastAsia="ar-SA"/>
+        </w:rPr>
+        <w:t>presenta….</w:t>
+      </w:r>
+      <w:proofErr w:type="gramEnd"/>
+      <w:r>
+        <w:rPr>
+          <w:lang w:val="es-ES" w:eastAsia="ar-SA"/>
+        </w:rPr>
+        <w:t>.</w:t>
       </w:r>
     </w:p>
     <w:tbl>
@@ -8534,6 +8872,7 @@
                 <w:lang w:val="es-ES"/>
               </w:rPr>
             </w:pPr>
+            <w:proofErr w:type="spellStart"/>
             <w:r>
               <w:rPr>
                 <w:rFonts w:ascii="Arial" w:eastAsia="Times New Roman" w:hAnsi="Arial" w:cs="Arial"/>
@@ -8544,6 +8883,7 @@
               </w:rPr>
               <w:t>Nº</w:t>
             </w:r>
+            <w:proofErr w:type="spellEnd"/>
           </w:p>
         </w:tc>
         <w:tc>
@@ -9196,7 +9536,21 @@
         <w:rPr>
           <w:rFonts w:ascii="Arial" w:hAnsi="Arial" w:cs="Arial"/>
         </w:rPr>
-        <w:t>Es posible afirmar que…..………</w:t>
+        <w:t xml:space="preserve">Es posible afirmar </w:t>
+      </w:r>
+      <w:proofErr w:type="gramStart"/>
+      <w:r>
+        <w:rPr>
+          <w:rFonts w:ascii="Arial" w:hAnsi="Arial" w:cs="Arial"/>
+        </w:rPr>
+        <w:t>que….</w:t>
+      </w:r>
+      <w:proofErr w:type="gramEnd"/>
+      <w:r>
+        <w:rPr>
+          <w:rFonts w:ascii="Arial" w:hAnsi="Arial" w:cs="Arial"/>
+        </w:rPr>
+        <w:t>.………</w:t>
       </w:r>
     </w:p>
     <w:p>
@@ -9214,7 +9568,21 @@
         <w:rPr>
           <w:rFonts w:ascii="Arial" w:hAnsi="Arial" w:cs="Arial"/>
         </w:rPr>
-        <w:t>Con respecto a los aspectos tecnológicos del  proyecto….</w:t>
+        <w:t xml:space="preserve">Con respecto a los aspectos tecnológicos </w:t>
+      </w:r>
+      <w:proofErr w:type="gramStart"/>
+      <w:r>
+        <w:rPr>
+          <w:rFonts w:ascii="Arial" w:hAnsi="Arial" w:cs="Arial"/>
+        </w:rPr>
+        <w:t>del  proyecto</w:t>
+      </w:r>
+      <w:proofErr w:type="gramEnd"/>
+      <w:r>
+        <w:rPr>
+          <w:rFonts w:ascii="Arial" w:hAnsi="Arial" w:cs="Arial"/>
+        </w:rPr>
+        <w:t>….</w:t>
       </w:r>
     </w:p>
     <w:p>
@@ -10145,13 +10513,31 @@
           <w:highlight w:val="yellow"/>
           <w:lang w:val="es-ES" w:eastAsia="ar-SA"/>
         </w:rPr>
-        <w:t xml:space="preserve"> de acuerdo a la adaptación metodológica</w:t>
-      </w:r>
-      <w:r>
-        <w:rPr>
-          <w:rFonts w:ascii="Arial" w:hAnsi="Arial" w:cs="Arial"/>
+        <w:t xml:space="preserve"> </w:t>
+      </w:r>
+      <w:proofErr w:type="gramStart"/>
+      <w:r>
+        <w:rPr>
+          <w:rFonts w:ascii="Arial" w:hAnsi="Arial" w:cs="Arial"/>
+          <w:highlight w:val="yellow"/>
           <w:lang w:val="es-ES" w:eastAsia="ar-SA"/>
         </w:rPr>
+        <w:t>de acuerdo a</w:t>
+      </w:r>
+      <w:proofErr w:type="gramEnd"/>
+      <w:r>
+        <w:rPr>
+          <w:rFonts w:ascii="Arial" w:hAnsi="Arial" w:cs="Arial"/>
+          <w:highlight w:val="yellow"/>
+          <w:lang w:val="es-ES" w:eastAsia="ar-SA"/>
+        </w:rPr>
+        <w:t xml:space="preserve"> la adaptación metodológica</w:t>
+      </w:r>
+      <w:r>
+        <w:rPr>
+          <w:rFonts w:ascii="Arial" w:hAnsi="Arial" w:cs="Arial"/>
+          <w:lang w:val="es-ES" w:eastAsia="ar-SA"/>
+        </w:rPr>
         <w:t>.</w:t>
       </w:r>
     </w:p>
@@ -10168,7 +10554,39 @@
           <w:rFonts w:ascii="Arial" w:hAnsi="Arial" w:cs="Arial"/>
           <w:lang w:val="es-ES" w:eastAsia="ar-SA"/>
         </w:rPr>
-        <w:t>A continuación se presenta la carta Gantt del proyecto cuya duración es de xx meses.</w:t>
+        <w:t xml:space="preserve">A </w:t>
+      </w:r>
+      <w:proofErr w:type="gramStart"/>
+      <w:r>
+        <w:rPr>
+          <w:rFonts w:ascii="Arial" w:hAnsi="Arial" w:cs="Arial"/>
+          <w:lang w:val="es-ES" w:eastAsia="ar-SA"/>
+        </w:rPr>
+        <w:t>continuación</w:t>
+      </w:r>
+      <w:proofErr w:type="gramEnd"/>
+      <w:r>
+        <w:rPr>
+          <w:rFonts w:ascii="Arial" w:hAnsi="Arial" w:cs="Arial"/>
+          <w:lang w:val="es-ES" w:eastAsia="ar-SA"/>
+        </w:rPr>
+        <w:t xml:space="preserve"> se presenta la carta Gantt del proyecto cuya duración es de </w:t>
+      </w:r>
+      <w:proofErr w:type="spellStart"/>
+      <w:r>
+        <w:rPr>
+          <w:rFonts w:ascii="Arial" w:hAnsi="Arial" w:cs="Arial"/>
+          <w:lang w:val="es-ES" w:eastAsia="ar-SA"/>
+        </w:rPr>
+        <w:t>xx</w:t>
+      </w:r>
+      <w:proofErr w:type="spellEnd"/>
+      <w:r>
+        <w:rPr>
+          <w:rFonts w:ascii="Arial" w:hAnsi="Arial" w:cs="Arial"/>
+          <w:lang w:val="es-ES" w:eastAsia="ar-SA"/>
+        </w:rPr>
+        <w:t xml:space="preserve"> meses.</w:t>
       </w:r>
     </w:p>
     <w:p>
@@ -10263,7 +10681,23 @@
           <w:rFonts w:ascii="Arial" w:hAnsi="Arial" w:cs="Arial"/>
           <w:lang w:val="es-ES"/>
         </w:rPr>
-        <w:t xml:space="preserve">Debe de acuerdo a lo investigado en capítulos anteriores, detallar esta factibilidad para trabajar en su solución. Si </w:t>
+        <w:t xml:space="preserve">Debe </w:t>
+      </w:r>
+      <w:proofErr w:type="gramStart"/>
+      <w:r>
+        <w:rPr>
+          <w:rFonts w:ascii="Arial" w:hAnsi="Arial" w:cs="Arial"/>
+          <w:lang w:val="es-ES"/>
+        </w:rPr>
+        <w:t>de acuerdo a</w:t>
+      </w:r>
+      <w:proofErr w:type="gramEnd"/>
+      <w:r>
+        <w:rPr>
+          <w:rFonts w:ascii="Arial" w:hAnsi="Arial" w:cs="Arial"/>
+          <w:lang w:val="es-ES"/>
+        </w:rPr>
+        <w:t xml:space="preserve"> lo investigado en capítulos anteriores, detallar esta factibilidad para trabajar en su solución. Si </w:t>
       </w:r>
       <w:r>
         <w:rPr>
@@ -10386,7 +10820,23 @@
           <w:rFonts w:ascii="Arial" w:hAnsi="Arial" w:cs="Arial"/>
           <w:lang w:val="es-ES"/>
         </w:rPr>
-        <w:t>Debe de acuerdo a lo investigado en capítulos anteriores, detallar esta factibilidad para trabajar en su solución. Si no aplica, escribir: “No aplica”, sin borrar el título.</w:t>
+        <w:t xml:space="preserve">Debe </w:t>
+      </w:r>
+      <w:proofErr w:type="gramStart"/>
+      <w:r>
+        <w:rPr>
+          <w:rFonts w:ascii="Arial" w:hAnsi="Arial" w:cs="Arial"/>
+          <w:lang w:val="es-ES"/>
+        </w:rPr>
+        <w:t>de acuerdo a</w:t>
+      </w:r>
+      <w:proofErr w:type="gramEnd"/>
+      <w:r>
+        <w:rPr>
+          <w:rFonts w:ascii="Arial" w:hAnsi="Arial" w:cs="Arial"/>
+          <w:lang w:val="es-ES"/>
+        </w:rPr>
+        <w:t xml:space="preserve"> lo investigado en capítulos anteriores, detallar esta factibilidad para trabajar en su solución. Si no aplica, escribir: “No aplica”, sin borrar el título.</w:t>
       </w:r>
     </w:p>
     <w:p>
@@ -10437,7 +10887,23 @@
           <w:rFonts w:ascii="Arial" w:hAnsi="Arial" w:cs="Arial"/>
           <w:lang w:val="es-ES"/>
         </w:rPr>
-        <w:t>Debe de acuerdo a lo investigado en capítulos anteriores, detallar esta factibilidad para trabajar en su solución. Si no aplica, escribir: “No aplica”, sin borrar el título.</w:t>
+        <w:t xml:space="preserve">Debe </w:t>
+      </w:r>
+      <w:proofErr w:type="gramStart"/>
+      <w:r>
+        <w:rPr>
+          <w:rFonts w:ascii="Arial" w:hAnsi="Arial" w:cs="Arial"/>
+          <w:lang w:val="es-ES"/>
+        </w:rPr>
+        <w:t>de acuerdo a</w:t>
+      </w:r>
+      <w:proofErr w:type="gramEnd"/>
+      <w:r>
+        <w:rPr>
+          <w:rFonts w:ascii="Arial" w:hAnsi="Arial" w:cs="Arial"/>
+          <w:lang w:val="es-ES"/>
+        </w:rPr>
+        <w:t xml:space="preserve"> lo investigado en capítulos anteriores, detallar esta factibilidad para trabajar en su solución. Si no aplica, escribir: “No aplica”, sin borrar el título.</w:t>
       </w:r>
     </w:p>
     <w:p>
@@ -10488,7 +10954,23 @@
           <w:rFonts w:ascii="Arial" w:hAnsi="Arial" w:cs="Arial"/>
           <w:lang w:val="es-ES"/>
         </w:rPr>
-        <w:t>Debe de acuerdo a lo investigado en capítulos anteriores, detallar esta factibilidad para trabajar en su solución. Si no aplica, escribir: “No aplica”, sin borrar el título.</w:t>
+        <w:t xml:space="preserve">Debe </w:t>
+      </w:r>
+      <w:proofErr w:type="gramStart"/>
+      <w:r>
+        <w:rPr>
+          <w:rFonts w:ascii="Arial" w:hAnsi="Arial" w:cs="Arial"/>
+          <w:lang w:val="es-ES"/>
+        </w:rPr>
+        <w:t>de acuerdo a</w:t>
+      </w:r>
+      <w:proofErr w:type="gramEnd"/>
+      <w:r>
+        <w:rPr>
+          <w:rFonts w:ascii="Arial" w:hAnsi="Arial" w:cs="Arial"/>
+          <w:lang w:val="es-ES"/>
+        </w:rPr>
+        <w:t xml:space="preserve"> lo investigado en capítulos anteriores, detallar esta factibilidad para trabajar en su solución. Si no aplica, escribir: “No aplica”, sin borrar el título.</w:t>
       </w:r>
     </w:p>
     <w:p>
@@ -10539,7 +11021,23 @@
           <w:rFonts w:ascii="Arial" w:hAnsi="Arial" w:cs="Arial"/>
           <w:lang w:val="es-ES"/>
         </w:rPr>
-        <w:t>Debe de acuerdo a lo investigado en capítulos anteriores, detallar esta factibilidad para trabajar en su solución. Si no aplica, escribir: “No aplica”, sin borrar el título.</w:t>
+        <w:t xml:space="preserve">Debe </w:t>
+      </w:r>
+      <w:proofErr w:type="gramStart"/>
+      <w:r>
+        <w:rPr>
+          <w:rFonts w:ascii="Arial" w:hAnsi="Arial" w:cs="Arial"/>
+          <w:lang w:val="es-ES"/>
+        </w:rPr>
+        <w:t>de acuerdo a</w:t>
+      </w:r>
+      <w:proofErr w:type="gramEnd"/>
+      <w:r>
+        <w:rPr>
+          <w:rFonts w:ascii="Arial" w:hAnsi="Arial" w:cs="Arial"/>
+          <w:lang w:val="es-ES"/>
+        </w:rPr>
+        <w:t xml:space="preserve"> lo investigado en capítulos anteriores, detallar esta factibilidad para trabajar en su solución. Si no aplica, escribir: “No aplica”, sin borrar el título.</w:t>
       </w:r>
     </w:p>
     <w:p>
@@ -10599,6 +11097,7 @@
         </w:rPr>
       </w:pPr>
       <w:bookmarkStart w:id="63" w:name="_Toc205997463"/>
+      <w:proofErr w:type="gramStart"/>
       <w:r>
         <w:rPr>
           <w:rFonts w:ascii="Arial" w:hAnsi="Arial" w:cs="Arial"/>
@@ -10609,7 +11108,14 @@
         <w:rPr>
           <w:rFonts w:ascii="Arial" w:hAnsi="Arial" w:cs="Arial"/>
         </w:rPr>
-        <w:t>.4  Consideraciones finales</w:t>
+        <w:t>.4  Consideraciones</w:t>
+      </w:r>
+      <w:proofErr w:type="gramEnd"/>
+      <w:r>
+        <w:rPr>
+          <w:rFonts w:ascii="Arial" w:hAnsi="Arial" w:cs="Arial"/>
+        </w:rPr>
+        <w:t xml:space="preserve"> finales</w:t>
       </w:r>
       <w:bookmarkEnd w:id="63"/>
     </w:p>
@@ -10644,7 +11150,21 @@
         <w:rPr>
           <w:rFonts w:ascii="Arial" w:hAnsi="Arial" w:cs="Arial"/>
         </w:rPr>
-        <w:t>Es posible afirmar que…..………</w:t>
+        <w:t xml:space="preserve">Es posible afirmar </w:t>
+      </w:r>
+      <w:proofErr w:type="gramStart"/>
+      <w:r>
+        <w:rPr>
+          <w:rFonts w:ascii="Arial" w:hAnsi="Arial" w:cs="Arial"/>
+        </w:rPr>
+        <w:t>que….</w:t>
+      </w:r>
+      <w:proofErr w:type="gramEnd"/>
+      <w:r>
+        <w:rPr>
+          <w:rFonts w:ascii="Arial" w:hAnsi="Arial" w:cs="Arial"/>
+        </w:rPr>
+        <w:t>.………</w:t>
       </w:r>
     </w:p>
     <w:p>
@@ -10662,7 +11182,21 @@
         <w:rPr>
           <w:rFonts w:ascii="Arial" w:hAnsi="Arial" w:cs="Arial"/>
         </w:rPr>
-        <w:t>Con respecto a los aspectos tecnológicos del  proyecto….</w:t>
+        <w:t xml:space="preserve">Con respecto a los aspectos tecnológicos </w:t>
+      </w:r>
+      <w:proofErr w:type="gramStart"/>
+      <w:r>
+        <w:rPr>
+          <w:rFonts w:ascii="Arial" w:hAnsi="Arial" w:cs="Arial"/>
+        </w:rPr>
+        <w:t>del  proyecto</w:t>
+      </w:r>
+      <w:proofErr w:type="gramEnd"/>
+      <w:r>
+        <w:rPr>
+          <w:rFonts w:ascii="Arial" w:hAnsi="Arial" w:cs="Arial"/>
+        </w:rPr>
+        <w:t>….</w:t>
       </w:r>
     </w:p>
     <w:p>
@@ -11220,6 +11754,7 @@
       </w:pPr>
       <w:bookmarkStart w:id="77" w:name="_Toc165898252"/>
       <w:bookmarkStart w:id="78" w:name="_Toc205997469"/>
+      <w:proofErr w:type="gramStart"/>
       <w:r>
         <w:rPr>
           <w:rFonts w:ascii="Arial" w:hAnsi="Arial" w:cs="Arial"/>
@@ -11236,7 +11771,14 @@
         <w:rPr>
           <w:rFonts w:ascii="Arial" w:hAnsi="Arial" w:cs="Arial"/>
         </w:rPr>
-        <w:t xml:space="preserve"> Etapa X del desarrollo</w:t>
+        <w:t xml:space="preserve"> Etapa</w:t>
+      </w:r>
+      <w:proofErr w:type="gramEnd"/>
+      <w:r>
+        <w:rPr>
+          <w:rFonts w:ascii="Arial" w:hAnsi="Arial" w:cs="Arial"/>
+        </w:rPr>
+        <w:t xml:space="preserve"> X del desarrollo</w:t>
       </w:r>
       <w:bookmarkEnd w:id="77"/>
       <w:bookmarkEnd w:id="78"/>
@@ -11271,7 +11813,23 @@
           <w:rFonts w:ascii="Arial" w:hAnsi="Arial" w:cs="Arial"/>
           <w:lang w:val="es-ES"/>
         </w:rPr>
-        <w:t xml:space="preserve"> la carta gantt y los elementos comprometidos en el capítulo </w:t>
+        <w:t xml:space="preserve"> la carta </w:t>
+      </w:r>
+      <w:proofErr w:type="spellStart"/>
+      <w:r>
+        <w:rPr>
+          <w:rFonts w:ascii="Arial" w:hAnsi="Arial" w:cs="Arial"/>
+          <w:lang w:val="es-ES"/>
+        </w:rPr>
+        <w:t>gantt</w:t>
+      </w:r>
+      <w:proofErr w:type="spellEnd"/>
+      <w:r>
+        <w:rPr>
+          <w:rFonts w:ascii="Arial" w:hAnsi="Arial" w:cs="Arial"/>
+          <w:lang w:val="es-ES"/>
+        </w:rPr>
+        <w:t xml:space="preserve"> y los elementos comprometidos en el capítulo </w:t>
       </w:r>
       <w:r>
         <w:rPr>
@@ -11355,6 +11913,7 @@
         </w:rPr>
       </w:pPr>
       <w:bookmarkStart w:id="79" w:name="_Toc205997470"/>
+      <w:proofErr w:type="gramStart"/>
       <w:r>
         <w:rPr>
           <w:rFonts w:ascii="Arial" w:hAnsi="Arial" w:cs="Arial"/>
@@ -11365,7 +11924,14 @@
         <w:rPr>
           <w:rFonts w:ascii="Arial" w:hAnsi="Arial" w:cs="Arial"/>
         </w:rPr>
-        <w:t>.X  Consideraciones finales</w:t>
+        <w:t>.X  Consideraciones</w:t>
+      </w:r>
+      <w:proofErr w:type="gramEnd"/>
+      <w:r>
+        <w:rPr>
+          <w:rFonts w:ascii="Arial" w:hAnsi="Arial" w:cs="Arial"/>
+        </w:rPr>
+        <w:t xml:space="preserve"> finales</w:t>
       </w:r>
       <w:bookmarkEnd w:id="79"/>
     </w:p>
@@ -11400,7 +11966,21 @@
         <w:rPr>
           <w:rFonts w:ascii="Arial" w:hAnsi="Arial" w:cs="Arial"/>
         </w:rPr>
-        <w:t>Es posible afirmar que…..………</w:t>
+        <w:t xml:space="preserve">Es posible afirmar </w:t>
+      </w:r>
+      <w:proofErr w:type="gramStart"/>
+      <w:r>
+        <w:rPr>
+          <w:rFonts w:ascii="Arial" w:hAnsi="Arial" w:cs="Arial"/>
+        </w:rPr>
+        <w:t>que….</w:t>
+      </w:r>
+      <w:proofErr w:type="gramEnd"/>
+      <w:r>
+        <w:rPr>
+          <w:rFonts w:ascii="Arial" w:hAnsi="Arial" w:cs="Arial"/>
+        </w:rPr>
+        <w:t>.………</w:t>
       </w:r>
     </w:p>
     <w:p>
@@ -11418,7 +11998,21 @@
         <w:rPr>
           <w:rFonts w:ascii="Arial" w:hAnsi="Arial" w:cs="Arial"/>
         </w:rPr>
-        <w:t>Con respecto a los aspectos tecnológicos del  proyecto….</w:t>
+        <w:t xml:space="preserve">Con respecto a los aspectos tecnológicos </w:t>
+      </w:r>
+      <w:proofErr w:type="gramStart"/>
+      <w:r>
+        <w:rPr>
+          <w:rFonts w:ascii="Arial" w:hAnsi="Arial" w:cs="Arial"/>
+        </w:rPr>
+        <w:t>del  proyecto</w:t>
+      </w:r>
+      <w:proofErr w:type="gramEnd"/>
+      <w:r>
+        <w:rPr>
+          <w:rFonts w:ascii="Arial" w:hAnsi="Arial" w:cs="Arial"/>
+        </w:rPr>
+        <w:t>….</w:t>
       </w:r>
     </w:p>
     <w:p>
@@ -12256,7 +12850,23 @@
           <w:rFonts w:ascii="Arial" w:hAnsi="Arial" w:cs="Arial"/>
           <w:highlight w:val="yellow"/>
         </w:rPr>
-        <w:t>La aplicación de lenguajes/framework que el mercado laboral requiere.</w:t>
+        <w:t>La aplicación de lenguajes/</w:t>
+      </w:r>
+      <w:proofErr w:type="spellStart"/>
+      <w:r>
+        <w:rPr>
+          <w:rFonts w:ascii="Arial" w:hAnsi="Arial" w:cs="Arial"/>
+          <w:highlight w:val="yellow"/>
+        </w:rPr>
+        <w:t>framework</w:t>
+      </w:r>
+      <w:proofErr w:type="spellEnd"/>
+      <w:r>
+        <w:rPr>
+          <w:rFonts w:ascii="Arial" w:hAnsi="Arial" w:cs="Arial"/>
+          <w:highlight w:val="yellow"/>
+        </w:rPr>
+        <w:t xml:space="preserve"> que el mercado laboral requiere.</w:t>
       </w:r>
     </w:p>
     <w:p>
@@ -20704,6 +21314,7 @@
   <w:style w:type="character" w:default="1" w:styleId="Fuentedeprrafopredeter">
     <w:name w:val="Default Paragraph Font"/>
     <w:uiPriority w:val="1"/>
+    <w:semiHidden/>
     <w:unhideWhenUsed/>
   </w:style>
   <w:style w:type="table" w:default="1" w:styleId="Tablanormal">

--- a/Mio/Memoria_Damian.docx
+++ b/Mio/Memoria_Damian.docx
@@ -489,21 +489,18 @@
         </w:rPr>
         <w:t xml:space="preserve">Talca, </w:t>
       </w:r>
-      <w:proofErr w:type="gramStart"/>
       <w:r>
         <w:rPr>
           <w:rFonts w:ascii="Arial" w:eastAsia="Verdana" w:hAnsi="Arial" w:cs="Arial"/>
         </w:rPr>
         <w:t>Diciembre</w:t>
       </w:r>
-      <w:proofErr w:type="gramEnd"/>
       <w:r>
         <w:rPr>
           <w:rFonts w:ascii="Arial" w:eastAsia="Verdana" w:hAnsi="Arial" w:cs="Arial"/>
         </w:rPr>
         <w:t xml:space="preserve"> </w:t>
       </w:r>
-      <w:proofErr w:type="gramStart"/>
       <w:r>
         <w:rPr>
           <w:rFonts w:ascii="Arial" w:eastAsia="Verdana" w:hAnsi="Arial" w:cs="Arial"/>
@@ -522,7 +519,6 @@
         </w:rPr>
         <w:t>6</w:t>
       </w:r>
-      <w:proofErr w:type="gramEnd"/>
     </w:p>
     <w:p>
       <w:pPr>
@@ -933,7 +929,6 @@
         </w:rPr>
         <w:t xml:space="preserve">antes de </w:t>
       </w:r>
-      <w:proofErr w:type="gramStart"/>
       <w:r>
         <w:rPr>
           <w:rFonts w:ascii="Arial" w:hAnsi="Arial" w:cs="Arial"/>
@@ -952,18 +947,7 @@
           <w:highlight w:val="yellow"/>
           <w:lang w:val="es-ES"/>
         </w:rPr>
-        <w:t>enzar</w:t>
-      </w:r>
-      <w:proofErr w:type="gramEnd"/>
-      <w:r>
-        <w:rPr>
-          <w:rFonts w:ascii="Arial" w:hAnsi="Arial" w:cs="Arial"/>
-          <w:color w:val="000000"/>
-          <w:szCs w:val="36"/>
-          <w:highlight w:val="yellow"/>
-          <w:lang w:val="es-ES"/>
-        </w:rPr>
-        <w:t xml:space="preserve"> </w:t>
+        <w:t xml:space="preserve">enzar </w:t>
       </w:r>
       <w:r>
         <w:rPr>
@@ -4928,21 +4912,7 @@
         <w:rPr>
           <w:highlight w:val="yellow"/>
         </w:rPr>
-        <w:t xml:space="preserve">Ejemplo de numeración de </w:t>
-      </w:r>
-      <w:proofErr w:type="gramStart"/>
-      <w:r>
-        <w:rPr>
-          <w:highlight w:val="yellow"/>
-        </w:rPr>
-        <w:t>tabla  por</w:t>
-      </w:r>
-      <w:proofErr w:type="gramEnd"/>
-      <w:r>
-        <w:rPr>
-          <w:highlight w:val="yellow"/>
-        </w:rPr>
-        <w:t xml:space="preserve"> cada capítulo:</w:t>
+        <w:t>Ejemplo de numeración de tabla  por cada capítulo:</w:t>
       </w:r>
     </w:p>
     <w:p>
@@ -5200,21 +5170,7 @@
         <w:rPr>
           <w:highlight w:val="yellow"/>
         </w:rPr>
-        <w:t xml:space="preserve">La siguiente </w:t>
-      </w:r>
-      <w:proofErr w:type="gramStart"/>
-      <w:r>
-        <w:rPr>
-          <w:highlight w:val="yellow"/>
-        </w:rPr>
-        <w:t>tabla  ilustra</w:t>
-      </w:r>
-      <w:proofErr w:type="gramEnd"/>
-      <w:r>
-        <w:rPr>
-          <w:highlight w:val="yellow"/>
-        </w:rPr>
-        <w:t>….</w:t>
+        <w:t>La siguiente tabla  ilustra….</w:t>
       </w:r>
     </w:p>
     <w:p>
@@ -5924,10 +5880,6 @@
     </w:p>
     <w:p>
       <w:pPr>
-        <w:autoSpaceDE w:val="0"/>
-        <w:autoSpaceDN w:val="0"/>
-        <w:adjustRightInd w:val="0"/>
-        <w:spacing w:line="276" w:lineRule="auto"/>
         <w:ind w:firstLine="708"/>
         <w:rPr>
           <w:rFonts w:ascii="Arial" w:hAnsi="Arial" w:cs="Arial"/>
@@ -5939,268 +5891,73 @@
           <w:rFonts w:ascii="Arial" w:hAnsi="Arial" w:cs="Arial"/>
           <w:lang w:val="es-CL"/>
         </w:rPr>
-        <w:t>La Vinculación con el Medio (</w:t>
-      </w:r>
-      <w:proofErr w:type="spellStart"/>
+        <w:t>La Vinculación con el Medio (VCM) constituye una función relevante dentro de las instituciones de educación superior, debido a que permite establecer una relación bidireccional entre la universidad y su entorno. En este contexto, la Facultad de Ciencias de la Ingeniería de la Universidad Católica del Maule (FCI-UCM) cuenta con un sistema web destinado a apoyar la gestión de sus actividades de Vinculación con el Medio, permitiendo centralizar y organizar el proceso asociado a las solicitudes provenientes de entidades externas.</w:t>
+      </w:r>
       <w:r>
         <w:rPr>
           <w:rFonts w:ascii="Arial" w:hAnsi="Arial" w:cs="Arial"/>
           <w:lang w:val="es-CL"/>
         </w:rPr>
-        <w:t>VcM</w:t>
-      </w:r>
-      <w:proofErr w:type="spellEnd"/>
+        <w:t xml:space="preserve"> </w:t>
+      </w:r>
       <w:r>
         <w:rPr>
           <w:rFonts w:ascii="Arial" w:hAnsi="Arial" w:cs="Arial"/>
           <w:lang w:val="es-CL"/>
         </w:rPr>
-        <w:t>) constituye una función relevante dentro de las instituciones de educación superior, debido a la relación que establece entre la universidad y su entorno social, cultural y productivo. En este contexto, las instituciones requieren mecanismos que permitan gestionar de manera organizada las iniciativas desarrolladas con actores externos y mantener información que permita realizar seguimiento y generar evidencias de sus actividades.</w:t>
-      </w:r>
-    </w:p>
-    <w:p>
-      <w:pPr>
-        <w:autoSpaceDE w:val="0"/>
-        <w:autoSpaceDN w:val="0"/>
-        <w:adjustRightInd w:val="0"/>
-        <w:spacing w:line="276" w:lineRule="auto"/>
+        <w:t xml:space="preserve">El sistema fue desarrollado con el propósito de mejorar la gestión de las solicitudes de VCM, reemplazando procesos que anteriormente se realizaban mediante canales informales, como correos electrónicos y reuniones, por un flujo digital que permite registrar, derivar y realizar seguimiento de las iniciativas. </w:t>
+      </w:r>
+      <w:r>
+        <w:rPr>
+          <w:rFonts w:ascii="Arial" w:hAnsi="Arial" w:cs="Arial"/>
+          <w:highlight w:val="yellow"/>
+          <w:lang w:val="es-CL"/>
+        </w:rPr>
+        <w:t>La solución contempla distintos perfiles de usuario, entre ellos administrador, gestor de Vinculación con el Medio, encargado de Vinculación por carrera, docente, decano y cliente externo.</w:t>
+      </w:r>
+    </w:p>
+    <w:p>
+      <w:pPr>
         <w:ind w:firstLine="708"/>
         <w:rPr>
           <w:rFonts w:ascii="Arial" w:hAnsi="Arial" w:cs="Arial"/>
           <w:lang w:val="es-CL"/>
         </w:rPr>
       </w:pPr>
-    </w:p>
-    <w:p>
-      <w:pPr>
-        <w:autoSpaceDE w:val="0"/>
-        <w:autoSpaceDN w:val="0"/>
-        <w:adjustRightInd w:val="0"/>
-        <w:spacing w:line="276" w:lineRule="auto"/>
-        <w:ind w:firstLine="708"/>
+      <w:r>
         <w:rPr>
           <w:rFonts w:ascii="Arial" w:hAnsi="Arial" w:cs="Arial"/>
           <w:lang w:val="es-CL"/>
         </w:rPr>
-      </w:pPr>
+        <w:t>La implementación de esta plataforma permitió disponer de una herramienta operativa para la gestión de las actividades de VCM. El sistema fue desplegado en un entorno de producción y sometido a un plan formal de pruebas, verificándose el funcionamiento de sus módulos y el cumplimiento de los objetivos definidos para su desarrollo.</w:t>
+      </w:r>
       <w:r>
         <w:rPr>
           <w:rFonts w:ascii="Arial" w:hAnsi="Arial" w:cs="Arial"/>
           <w:lang w:val="es-CL"/>
         </w:rPr>
-        <w:t>En la Facultad de Ciencias de la Ingeniería de la Universidad Católica del Maule se desarrolló previamente un sistema web destinado a gestionar el proceso de Vinculación con el Medio. El sistema fue concebido para centralizar la recepción, evaluación y seguimiento de solicitudes provenientes de la comunidad, reemplazando una gestión basada principalmente en correos electrónicos, reuniones y conversaciones que no permitían mantener una trazabilidad completa del proceso.</w:t>
-      </w:r>
-    </w:p>
-    <w:p>
-      <w:pPr>
-        <w:autoSpaceDE w:val="0"/>
-        <w:autoSpaceDN w:val="0"/>
-        <w:adjustRightInd w:val="0"/>
-        <w:spacing w:line="276" w:lineRule="auto"/>
-        <w:ind w:firstLine="708"/>
+        <w:t xml:space="preserve"> </w:t>
+      </w:r>
+      <w:r>
         <w:rPr>
           <w:rFonts w:ascii="Arial" w:hAnsi="Arial" w:cs="Arial"/>
           <w:lang w:val="es-CL"/>
         </w:rPr>
-      </w:pPr>
-    </w:p>
-    <w:p>
-      <w:pPr>
-        <w:autoSpaceDE w:val="0"/>
-        <w:autoSpaceDN w:val="0"/>
-        <w:adjustRightInd w:val="0"/>
-        <w:spacing w:line="276" w:lineRule="auto"/>
-        <w:ind w:firstLine="708"/>
+        <w:t>Sin embargo, la puesta en producción de un sistema no representa el término de su ciclo de vida. A medida que una aplicación es utilizada, pueden aparecer nuevas necesidades, restricciones, problemas funcionales, oportunidades de optimización o requerimientos derivados de la experiencia de sus usuarios. Por esta razón, resulta necesario realizar un proceso de análisis y evaluación que permita determinar el estado actual del sistema y establecer qué aspectos pueden ser mejorados.</w:t>
+      </w:r>
+      <w:r>
         <w:rPr>
           <w:rFonts w:ascii="Arial" w:hAnsi="Arial" w:cs="Arial"/>
           <w:lang w:val="es-CL"/>
         </w:rPr>
-      </w:pPr>
+        <w:t xml:space="preserve"> Frente a este </w:t>
+      </w:r>
       <w:r>
         <w:rPr>
           <w:rFonts w:ascii="Arial" w:hAnsi="Arial" w:cs="Arial"/>
           <w:lang w:val="es-CL"/>
         </w:rPr>
-        <w:t>La solución desarrollada contempla el ciclo de una iniciativa desde el ingreso de una solicitud por parte de un cliente externo hasta el cierre formal del proyecto. Para ello, incorpora diferentes perfiles de usuario, entre ellos administrador, gestor de Vinculación con el Medio, encargado por carrera, docente, decano y cliente externo. Además, dispone de mecanismos de control de acceso según roles, gestión de documentos, notificaciones y generación de reportes.</w:t>
-      </w:r>
-    </w:p>
-    <w:p>
-      <w:pPr>
-        <w:autoSpaceDE w:val="0"/>
-        <w:autoSpaceDN w:val="0"/>
-        <w:adjustRightInd w:val="0"/>
-        <w:spacing w:line="276" w:lineRule="auto"/>
-        <w:ind w:firstLine="708"/>
-        <w:rPr>
-          <w:rFonts w:ascii="Arial" w:hAnsi="Arial" w:cs="Arial"/>
-          <w:lang w:val="es-CL"/>
-        </w:rPr>
-      </w:pPr>
-    </w:p>
-    <w:p>
-      <w:pPr>
-        <w:autoSpaceDE w:val="0"/>
-        <w:autoSpaceDN w:val="0"/>
-        <w:adjustRightInd w:val="0"/>
-        <w:spacing w:line="276" w:lineRule="auto"/>
-        <w:ind w:firstLine="708"/>
-        <w:rPr>
-          <w:rFonts w:ascii="Arial" w:hAnsi="Arial" w:cs="Arial"/>
-          <w:lang w:val="es-CL"/>
-        </w:rPr>
-      </w:pPr>
-      <w:r>
-        <w:rPr>
-          <w:rFonts w:ascii="Arial" w:hAnsi="Arial" w:cs="Arial"/>
-          <w:lang w:val="es-CL"/>
-        </w:rPr>
-        <w:t xml:space="preserve">El sistema fue implementado utilizando una arquitectura cliente-servidor desacoplada en capas. El </w:t>
-      </w:r>
-      <w:proofErr w:type="spellStart"/>
-      <w:r>
-        <w:rPr>
-          <w:rFonts w:ascii="Arial" w:hAnsi="Arial" w:cs="Arial"/>
-          <w:lang w:val="es-CL"/>
-        </w:rPr>
-        <w:t>frontend</w:t>
-      </w:r>
-      <w:proofErr w:type="spellEnd"/>
-      <w:r>
-        <w:rPr>
-          <w:rFonts w:ascii="Arial" w:hAnsi="Arial" w:cs="Arial"/>
-          <w:lang w:val="es-CL"/>
-        </w:rPr>
-        <w:t xml:space="preserve"> fue desarrollado utilizando Angular y </w:t>
-      </w:r>
-      <w:proofErr w:type="spellStart"/>
-      <w:r>
-        <w:rPr>
-          <w:rFonts w:ascii="Arial" w:hAnsi="Arial" w:cs="Arial"/>
-          <w:lang w:val="es-CL"/>
-        </w:rPr>
-        <w:t>PrimeNG</w:t>
-      </w:r>
-      <w:proofErr w:type="spellEnd"/>
-      <w:r>
-        <w:rPr>
-          <w:rFonts w:ascii="Arial" w:hAnsi="Arial" w:cs="Arial"/>
-          <w:lang w:val="es-CL"/>
-        </w:rPr>
-        <w:t xml:space="preserve">, mientras que el </w:t>
-      </w:r>
-      <w:proofErr w:type="spellStart"/>
-      <w:r>
-        <w:rPr>
-          <w:rFonts w:ascii="Arial" w:hAnsi="Arial" w:cs="Arial"/>
-          <w:lang w:val="es-CL"/>
-        </w:rPr>
-        <w:t>backend</w:t>
-      </w:r>
-      <w:proofErr w:type="spellEnd"/>
-      <w:r>
-        <w:rPr>
-          <w:rFonts w:ascii="Arial" w:hAnsi="Arial" w:cs="Arial"/>
-          <w:lang w:val="es-CL"/>
-        </w:rPr>
-        <w:t xml:space="preserve"> fue construido con </w:t>
-      </w:r>
-      <w:proofErr w:type="spellStart"/>
-      <w:r>
-        <w:rPr>
-          <w:rFonts w:ascii="Arial" w:hAnsi="Arial" w:cs="Arial"/>
-          <w:lang w:val="es-CL"/>
-        </w:rPr>
-        <w:t>NestJS</w:t>
-      </w:r>
-      <w:proofErr w:type="spellEnd"/>
-      <w:r>
-        <w:rPr>
-          <w:rFonts w:ascii="Arial" w:hAnsi="Arial" w:cs="Arial"/>
-          <w:lang w:val="es-CL"/>
-        </w:rPr>
-        <w:t xml:space="preserve"> y </w:t>
-      </w:r>
-      <w:proofErr w:type="spellStart"/>
-      <w:r>
-        <w:rPr>
-          <w:rFonts w:ascii="Arial" w:hAnsi="Arial" w:cs="Arial"/>
-          <w:lang w:val="es-CL"/>
-        </w:rPr>
-        <w:t>TypeScript</w:t>
-      </w:r>
-      <w:proofErr w:type="spellEnd"/>
-      <w:r>
-        <w:rPr>
-          <w:rFonts w:ascii="Arial" w:hAnsi="Arial" w:cs="Arial"/>
-          <w:lang w:val="es-CL"/>
-        </w:rPr>
-        <w:t>. La persistencia de información se realiza mediante MySQL y Prisma, complementándose con servicios externos para la gestión de archivos y notificaciones.</w:t>
-      </w:r>
-    </w:p>
-    <w:p>
-      <w:pPr>
-        <w:autoSpaceDE w:val="0"/>
-        <w:autoSpaceDN w:val="0"/>
-        <w:adjustRightInd w:val="0"/>
-        <w:spacing w:line="276" w:lineRule="auto"/>
-        <w:ind w:firstLine="708"/>
-        <w:rPr>
-          <w:rFonts w:ascii="Arial" w:hAnsi="Arial" w:cs="Arial"/>
-          <w:lang w:val="es-CL"/>
-        </w:rPr>
-      </w:pPr>
-    </w:p>
-    <w:p>
-      <w:pPr>
-        <w:autoSpaceDE w:val="0"/>
-        <w:autoSpaceDN w:val="0"/>
-        <w:adjustRightInd w:val="0"/>
-        <w:spacing w:line="276" w:lineRule="auto"/>
-        <w:ind w:firstLine="708"/>
-        <w:rPr>
-          <w:rFonts w:ascii="Arial" w:hAnsi="Arial" w:cs="Arial"/>
-          <w:lang w:val="es-CL"/>
-        </w:rPr>
-      </w:pPr>
-      <w:r>
-        <w:rPr>
-          <w:rFonts w:ascii="Arial" w:hAnsi="Arial" w:cs="Arial"/>
-          <w:lang w:val="es-CL"/>
-        </w:rPr>
-        <w:t>Sin embargo, el desarrollo de un sistema de software no finaliza con su implementación y puesta en producción. Una vez que una solución se encuentra operativa, pueden identificarse necesidades de corrección, adaptación, optimización y evolución de sus funcionalidades. En este contexto, el presente proyecto se plantea como un trabajo de mantenimiento de software sobre el sistema de gestión de Vinculación con el Medio desarrollado previamente.</w:t>
-      </w:r>
-    </w:p>
-    <w:p>
-      <w:pPr>
-        <w:autoSpaceDE w:val="0"/>
-        <w:autoSpaceDN w:val="0"/>
-        <w:adjustRightInd w:val="0"/>
-        <w:spacing w:line="276" w:lineRule="auto"/>
-        <w:ind w:firstLine="708"/>
-        <w:rPr>
-          <w:rFonts w:ascii="Arial" w:hAnsi="Arial" w:cs="Arial"/>
-          <w:lang w:val="es-CL"/>
-        </w:rPr>
-      </w:pPr>
-    </w:p>
-    <w:p>
-      <w:pPr>
-        <w:autoSpaceDE w:val="0"/>
-        <w:autoSpaceDN w:val="0"/>
-        <w:adjustRightInd w:val="0"/>
-        <w:spacing w:line="276" w:lineRule="auto"/>
-        <w:ind w:firstLine="708"/>
-        <w:rPr>
-          <w:rFonts w:ascii="Arial" w:hAnsi="Arial" w:cs="Arial"/>
-          <w:lang w:val="es-CL"/>
-        </w:rPr>
-      </w:pPr>
-      <w:r>
-        <w:rPr>
-          <w:rFonts w:ascii="Arial" w:hAnsi="Arial" w:cs="Arial"/>
-          <w:lang w:val="es-CL"/>
-        </w:rPr>
-        <w:t>De esta manera, la presente memoria busca dar continuidad al trabajo realizado, interviniendo el software existente mediante actividades de análisis, modificación y validación, con el propósito de mantener y mejorar su funcionamiento de acuerdo con las necesidades identificadas durante su utilización.</w:t>
+        <w:t>contexto, la presente memoria aborda el mantenimiento del sistema web de gestión de Vinculación con el Medio de la Facultad de Ciencias de la Ingeniería de la Universidad Católica del Maule. El proyecto se orienta inicialmente al análisis del sistema existente y a la identificación, evaluación y priorización de oportunidades de mejora, para posteriormente realizar las intervenciones que resulten pertinentes y validar sus resultados.</w:t>
       </w:r>
     </w:p>
     <w:p>
@@ -6238,7 +5995,6 @@
         <w:rPr>
           <w:rFonts w:ascii="Arial" w:hAnsi="Arial" w:cs="Arial"/>
         </w:rPr>
-        <w:lastRenderedPageBreak/>
         <w:t>1.1</w:t>
       </w:r>
       <w:r>
@@ -6272,187 +6028,55 @@
           <w:lang w:val="es-CL"/>
         </w:rPr>
       </w:pPr>
-      <w:r>
-        <w:rPr>
-          <w:rFonts w:ascii="Arial" w:hAnsi="Arial" w:cs="Arial"/>
-          <w:lang w:val="es-CL"/>
-        </w:rPr>
-        <w:t>La Facultad de Ciencias de la Ingeniería de la Universidad Católica del Maule cuenta con un sistema web destinado a apoyar la gestión de las iniciativas de Vinculación con el Medio. Este sistema fue desarrollado para solucionar una problemática relacionada con la gestión dispersa de solicitudes provenientes de la comunidad, estableciendo un flujo centralizado y trazable para su recepción, evaluación, derivación, ejecución y cierre.</w:t>
-      </w:r>
-    </w:p>
-    <w:p>
-      <w:pPr>
-        <w:ind w:firstLine="708"/>
-        <w:rPr>
-          <w:rFonts w:ascii="Arial" w:hAnsi="Arial" w:cs="Arial"/>
-          <w:lang w:val="es-CL"/>
-        </w:rPr>
-      </w:pPr>
-    </w:p>
-    <w:p>
-      <w:pPr>
-        <w:ind w:firstLine="708"/>
-        <w:rPr>
-          <w:rFonts w:ascii="Arial" w:hAnsi="Arial" w:cs="Arial"/>
-          <w:lang w:val="es-CL"/>
-        </w:rPr>
-      </w:pPr>
-      <w:r>
-        <w:rPr>
-          <w:rFonts w:ascii="Arial" w:hAnsi="Arial" w:cs="Arial"/>
-          <w:lang w:val="es-CL"/>
-        </w:rPr>
-        <w:t>La implementación del sistema permitió disponer de una plataforma operativa para gestionar las iniciativas y establecer diferentes niveles de acceso según los roles de los usuarios. Asimismo, se incorporaron mecanismos de seguimiento y generación de reportes que permiten disponer de información sobre los proyectos desarrollados.</w:t>
-      </w:r>
-    </w:p>
-    <w:p>
-      <w:pPr>
-        <w:ind w:firstLine="708"/>
-        <w:rPr>
-          <w:rFonts w:ascii="Arial" w:hAnsi="Arial" w:cs="Arial"/>
-          <w:lang w:val="es-CL"/>
-        </w:rPr>
-      </w:pPr>
-    </w:p>
-    <w:p>
-      <w:pPr>
-        <w:ind w:firstLine="708"/>
-        <w:rPr>
-          <w:rFonts w:ascii="Arial" w:hAnsi="Arial" w:cs="Arial"/>
-          <w:lang w:val="es-CL"/>
-        </w:rPr>
-      </w:pPr>
-      <w:r>
-        <w:rPr>
-          <w:rFonts w:ascii="Arial" w:hAnsi="Arial" w:cs="Arial"/>
-          <w:lang w:val="es-CL"/>
-        </w:rPr>
-        <w:t xml:space="preserve">No obstante, durante el desarrollo y validación del sistema se identificaron aspectos que no fueron abordados completamente y que quedaron establecidos como limitaciones o trabajos futuros. Entre ellos se encuentra la optimización de la interfaz para dispositivos móviles, debido a que la versión desarrollada se encontraba principalmente orientada a computadores de escritorio. También se identificó una limitación relacionada con el servicio de notificaciones por correo, que se encontraba operando en modo </w:t>
-      </w:r>
-      <w:proofErr w:type="spellStart"/>
-      <w:r>
-        <w:rPr>
-          <w:rFonts w:ascii="Arial" w:hAnsi="Arial" w:cs="Arial"/>
-          <w:lang w:val="es-CL"/>
-        </w:rPr>
-        <w:t>sandbox</w:t>
-      </w:r>
-      <w:proofErr w:type="spellEnd"/>
-      <w:r>
-        <w:rPr>
-          <w:rFonts w:ascii="Arial" w:hAnsi="Arial" w:cs="Arial"/>
-          <w:lang w:val="es-CL"/>
-        </w:rPr>
-        <w:t>.</w:t>
-      </w:r>
-    </w:p>
-    <w:p>
-      <w:pPr>
-        <w:ind w:firstLine="708"/>
-        <w:rPr>
-          <w:rFonts w:ascii="Arial" w:hAnsi="Arial" w:cs="Arial"/>
-          <w:lang w:val="es-CL"/>
-        </w:rPr>
-      </w:pPr>
-    </w:p>
-    <w:p>
-      <w:pPr>
-        <w:ind w:firstLine="708"/>
-        <w:rPr>
-          <w:rFonts w:ascii="Arial" w:hAnsi="Arial" w:cs="Arial"/>
-          <w:lang w:val="es-CL"/>
-        </w:rPr>
-      </w:pPr>
-      <w:r>
-        <w:rPr>
-          <w:rFonts w:ascii="Arial" w:hAnsi="Arial" w:cs="Arial"/>
-          <w:lang w:val="es-CL"/>
-        </w:rPr>
-        <w:t>Además, dentro de los trabajos futuros identificados se encuentra la implementación de un mecanismo de recuperación automática de contraseña, la adaptación completa del sistema a dispositivos móviles y la incorporación de un módulo de indicadores y estadísticas de Vinculación con el Medio que permita apoyar la toma de decisiones y generar evidencia para procesos de acreditación.</w:t>
-      </w:r>
-    </w:p>
-    <w:p>
-      <w:pPr>
-        <w:ind w:firstLine="708"/>
-        <w:rPr>
-          <w:rFonts w:ascii="Arial" w:hAnsi="Arial" w:cs="Arial"/>
-          <w:lang w:val="es-CL"/>
-        </w:rPr>
-      </w:pPr>
-    </w:p>
-    <w:p>
-      <w:pPr>
-        <w:ind w:firstLine="708"/>
-        <w:rPr>
-          <w:rFonts w:ascii="Arial" w:hAnsi="Arial" w:cs="Arial"/>
-          <w:lang w:val="es-CL"/>
-        </w:rPr>
-      </w:pPr>
-      <w:r>
-        <w:rPr>
-          <w:rFonts w:ascii="Arial" w:hAnsi="Arial" w:cs="Arial"/>
-          <w:lang w:val="es-CL"/>
-        </w:rPr>
-        <w:t>Estas situaciones evidencian que, pese a que el sistema se encuentra operativo, existen necesidades que requieren continuar interviniendo y evolucionando el software. Mantener una aplicación en funcionamiento implica abordar las modificaciones necesarias para corregir problemas, adaptarla a nuevos requerimientos y mejorar sus características con el paso del tiempo.</w:t>
-      </w:r>
-    </w:p>
-    <w:p>
-      <w:pPr>
-        <w:ind w:firstLine="708"/>
-        <w:rPr>
-          <w:rFonts w:ascii="Arial" w:hAnsi="Arial" w:cs="Arial"/>
-          <w:lang w:val="es-CL"/>
-        </w:rPr>
-      </w:pPr>
-    </w:p>
-    <w:p>
-      <w:pPr>
-        <w:ind w:firstLine="708"/>
-        <w:rPr>
-          <w:rFonts w:ascii="Arial" w:hAnsi="Arial" w:cs="Arial"/>
-          <w:lang w:val="es-CL"/>
-        </w:rPr>
-      </w:pPr>
-      <w:r>
-        <w:rPr>
-          <w:rFonts w:ascii="Arial" w:hAnsi="Arial" w:cs="Arial"/>
-          <w:lang w:val="es-CL"/>
-        </w:rPr>
-        <w:t>Por lo tanto, el problema abordado por esta memoria corresponde a la necesidad de mantener y mejorar un sistema web existente de gestión de Vinculación con el Medio, atendiendo aspectos que requieren corrección, adaptación o evolución después de su implementación inicial.</w:t>
-      </w:r>
-    </w:p>
-    <w:p>
-      <w:pPr>
-        <w:ind w:firstLine="708"/>
-        <w:rPr>
-          <w:rFonts w:ascii="Arial" w:hAnsi="Arial" w:cs="Arial"/>
-          <w:lang w:val="es-CL"/>
-        </w:rPr>
-      </w:pPr>
-    </w:p>
-    <w:p>
-      <w:pPr>
-        <w:ind w:firstLine="708"/>
-        <w:rPr>
-          <w:rFonts w:ascii="Arial" w:hAnsi="Arial" w:cs="Arial"/>
-          <w:lang w:val="es-CL"/>
-        </w:rPr>
-      </w:pPr>
-      <w:r>
-        <w:rPr>
-          <w:rFonts w:ascii="Arial" w:hAnsi="Arial" w:cs="Arial"/>
-          <w:lang w:val="es-CL"/>
-        </w:rPr>
-        <w:t>En este contexto, el mantenimiento del software representa una oportunidad para dar continuidad al desarrollo realizado anteriormente, aprovechando la arquitectura, funcionalidades y componentes existentes en lugar de construir nuevamente una solución desde cero.</w:t>
-      </w:r>
-    </w:p>
-    <w:p>
-      <w:pPr>
-        <w:spacing w:line="360" w:lineRule="auto"/>
-        <w:rPr>
-          <w:rFonts w:ascii="Arial" w:hAnsi="Arial" w:cs="Arial"/>
-        </w:rPr>
-      </w:pPr>
+    </w:p>
+    <w:p>
+      <w:pPr>
+        <w:spacing w:line="360" w:lineRule="auto"/>
+        <w:rPr>
+          <w:rFonts w:ascii="Arial" w:hAnsi="Arial" w:cs="Arial"/>
+        </w:rPr>
+      </w:pPr>
+      <w:r>
+        <w:rPr>
+          <w:rFonts w:ascii="Arial" w:hAnsi="Arial" w:cs="Arial"/>
+        </w:rPr>
+        <w:t>La Facultad de Ciencias de la Ingeniería de la Universidad Católica del Maule cuenta actualmente con un sistema web destinado a gestionar las actividades de Vinculación con el Medio. Esta plataforma surgió como respuesta a una problemática asociada a la gestión de solicitudes provenientes de la comunidad, las cuales anteriormente eran atendidas mediante canales como correo electrónico y reuniones presenciales. Dichos mecanismos dificultaban la centralización de la información, el seguimiento de las iniciativas y la coordinación entre las distintas unidades involucradas.</w:t>
+      </w:r>
+      <w:r>
+        <w:rPr>
+          <w:rFonts w:ascii="Arial" w:hAnsi="Arial" w:cs="Arial"/>
+        </w:rPr>
+        <w:t>}</w:t>
+      </w:r>
+    </w:p>
+    <w:p>
+      <w:pPr>
+        <w:spacing w:line="360" w:lineRule="auto"/>
+        <w:rPr>
+          <w:rFonts w:ascii="Arial" w:hAnsi="Arial" w:cs="Arial"/>
+        </w:rPr>
+      </w:pPr>
+      <w:r>
+        <w:rPr>
+          <w:rFonts w:ascii="Arial" w:hAnsi="Arial" w:cs="Arial"/>
+        </w:rPr>
+        <w:lastRenderedPageBreak/>
+        <w:t xml:space="preserve">Como resultado del desarrollo realizado, actualmente existe una plataforma que permite gestionar el flujo de las solicitudes de Vinculación con el Medio y entregar distintos niveles de acceso de acuerdo con el rol de cada usuario. </w:t>
+      </w:r>
+    </w:p>
+    <w:p>
+      <w:pPr>
+        <w:spacing w:line="360" w:lineRule="auto"/>
+        <w:rPr>
+          <w:rFonts w:ascii="Arial" w:hAnsi="Arial" w:cs="Arial"/>
+        </w:rPr>
+      </w:pPr>
+      <w:r>
+        <w:rPr>
+          <w:rFonts w:ascii="Arial" w:hAnsi="Arial" w:cs="Arial"/>
+        </w:rPr>
+        <w:t>No obstante, el sistema se encuentra en una etapa en la que resulta necesario evaluar su funcionamiento y determinar nuevas oportunidades de mejora. La existencia de funcionalidades implementadas no implica que todas las necesidades actuales o futuras de sus usuarios hayan sido completamente abordadas. Además, durante el desarrollo original fueron identificadas algunas limitaciones y trabajos futuros que pueden constituir puntos de partida para un proceso de mantenimiento y evolución del software.</w:t>
+      </w:r>
     </w:p>
     <w:p>
       <w:pPr>
@@ -6599,57 +6223,8 @@
         <w:rPr>
           <w:rFonts w:ascii="Arial" w:hAnsi="Arial" w:cs="Arial"/>
         </w:rPr>
-        <w:t>El objetivo general</w:t>
-      </w:r>
-      <w:r>
-        <w:rPr>
-          <w:rFonts w:ascii="Arial" w:hAnsi="Arial" w:cs="Arial"/>
-        </w:rPr>
-        <w:t xml:space="preserve"> de la memoria</w:t>
-      </w:r>
-      <w:r>
-        <w:rPr>
-          <w:rFonts w:ascii="Arial" w:hAnsi="Arial" w:cs="Arial"/>
-        </w:rPr>
-        <w:t xml:space="preserve"> es</w:t>
-      </w:r>
-      <w:r>
-        <w:rPr>
-          <w:rFonts w:ascii="Arial" w:hAnsi="Arial" w:cs="Arial"/>
-        </w:rPr>
-        <w:t xml:space="preserve"> el siguiente</w:t>
-      </w:r>
-      <w:r>
-        <w:rPr>
-          <w:rFonts w:ascii="Arial" w:hAnsi="Arial" w:cs="Arial"/>
-        </w:rPr>
-        <w:t>:</w:t>
-      </w:r>
-    </w:p>
-    <w:p>
-      <w:pPr>
-        <w:pStyle w:val="Prrafodelista"/>
-        <w:numPr>
-          <w:ilvl w:val="0"/>
-          <w:numId w:val="34"/>
-        </w:numPr>
-        <w:rPr>
-          <w:rFonts w:ascii="Arial" w:hAnsi="Arial" w:cs="Arial"/>
-        </w:rPr>
-      </w:pPr>
-      <w:r>
-        <w:rPr>
-          <w:rFonts w:ascii="Arial" w:hAnsi="Arial" w:cs="Arial"/>
-        </w:rPr>
-        <w:t>Realizar el mantenimiento del sistema web de gestión de Vinculación con el Medio de la Facultad de Ciencias de la Ingeniería de la Universidad Católica del Maule, mediante el análisis, modificación y validación de sus funcionalidades, con el propósito de mantener y mejorar su funcionamiento.</w:t>
-      </w:r>
-    </w:p>
-    <w:p>
-      <w:pPr>
-        <w:rPr>
-          <w:rFonts w:ascii="Arial" w:hAnsi="Arial" w:cs="Arial"/>
-        </w:rPr>
-      </w:pPr>
+        <w:t>Evaluar el sistema web de gestión de Vinculación con el Medio de la Facultad de Ciencias de la Ingeniería de la Universidad Católica del Maule, con el propósito de identificar, priorizar e implementar oportunidades de mejora que contribuyan a fortalecer su funcionamiento, mantenibilidad y evolución.</w:t>
+      </w:r>
     </w:p>
     <w:p>
       <w:pPr>
@@ -6763,22 +6338,21 @@
       <w:r>
         <w:rPr>
           <w:rFonts w:ascii="Arial" w:hAnsi="Arial" w:cs="Arial"/>
-        </w:rPr>
-        <w:t>Diseñar las modificaciones requeridas para atender las necesidades de mantenimiento identificadas, considerando la arquitectura y funcionamiento del sistema existente.</w:t>
+          <w:b/>
+          <w:bCs/>
+        </w:rPr>
+        <w:t>Analizar</w:t>
+      </w:r>
+      <w:r>
+        <w:rPr>
+          <w:rFonts w:ascii="Arial" w:hAnsi="Arial" w:cs="Arial"/>
+        </w:rPr>
+        <w:t xml:space="preserve"> el estado actual del sistema web de gestión de Vinculación con el Medio, considerando su arquitectura, funcionalidades, comportamiento y componentes tecnológicos.</w:t>
       </w:r>
     </w:p>
     <w:p>
       <w:pPr>
         <w:pStyle w:val="Prrafodelista"/>
-        <w:rPr>
-          <w:rFonts w:ascii="Arial" w:hAnsi="Arial" w:cs="Arial"/>
-        </w:rPr>
-      </w:pPr>
-    </w:p>
-    <w:p>
-      <w:pPr>
-        <w:pStyle w:val="Prrafodelista"/>
-        <w:ind w:left="1428"/>
         <w:rPr>
           <w:rFonts w:ascii="Arial" w:hAnsi="Arial" w:cs="Arial"/>
         </w:rPr>
@@ -6798,14 +6372,22 @@
       <w:r>
         <w:rPr>
           <w:rFonts w:ascii="Arial" w:hAnsi="Arial" w:cs="Arial"/>
-        </w:rPr>
-        <w:t>Implementar las modificaciones y mejoras definidas sobre el sistema web existente, manteniendo la integración con sus componentes y funcionalidades principales.</w:t>
+          <w:b/>
+          <w:bCs/>
+        </w:rPr>
+        <w:lastRenderedPageBreak/>
+        <w:t>Identificar</w:t>
+      </w:r>
+      <w:r>
+        <w:rPr>
+          <w:rFonts w:ascii="Arial" w:hAnsi="Arial" w:cs="Arial"/>
+        </w:rPr>
+        <w:t xml:space="preserve"> oportunidades de mejora en el sistema existente, considerando aspectos funcionales, técnicos, de usabilidad, accesibilidad y mantenibilidad.</w:t>
       </w:r>
     </w:p>
     <w:p>
       <w:pPr>
         <w:pStyle w:val="Prrafodelista"/>
-        <w:ind w:left="1428"/>
         <w:rPr>
           <w:rFonts w:ascii="Arial" w:hAnsi="Arial" w:cs="Arial"/>
         </w:rPr>
@@ -6825,6 +6407,171 @@
       <w:r>
         <w:rPr>
           <w:rFonts w:ascii="Arial" w:hAnsi="Arial" w:cs="Arial"/>
+          <w:b/>
+          <w:bCs/>
+        </w:rPr>
+        <w:t>Evaluar</w:t>
+      </w:r>
+      <w:r>
+        <w:rPr>
+          <w:rFonts w:ascii="Arial" w:hAnsi="Arial" w:cs="Arial"/>
+        </w:rPr>
+        <w:t xml:space="preserve"> las oportunidades de mejora identificadas, determinando su factibilidad, impacto y prioridad de acuerdo con las necesidades del sistema y sus usuarios.</w:t>
+      </w:r>
+    </w:p>
+    <w:p>
+      <w:pPr>
+        <w:pStyle w:val="Prrafodelista"/>
+        <w:rPr>
+          <w:rFonts w:ascii="Arial" w:hAnsi="Arial" w:cs="Arial"/>
+        </w:rPr>
+      </w:pPr>
+    </w:p>
+    <w:p>
+      <w:pPr>
+        <w:pStyle w:val="Prrafodelista"/>
+        <w:numPr>
+          <w:ilvl w:val="0"/>
+          <w:numId w:val="40"/>
+        </w:numPr>
+        <w:rPr>
+          <w:rFonts w:ascii="Arial" w:hAnsi="Arial" w:cs="Arial"/>
+        </w:rPr>
+      </w:pPr>
+      <w:r>
+        <w:rPr>
+          <w:rFonts w:ascii="Arial" w:hAnsi="Arial" w:cs="Arial"/>
+          <w:b/>
+          <w:bCs/>
+        </w:rPr>
+        <w:t>Implementar</w:t>
+      </w:r>
+      <w:r>
+        <w:rPr>
+          <w:rFonts w:ascii="Arial" w:hAnsi="Arial" w:cs="Arial"/>
+        </w:rPr>
+        <w:t xml:space="preserve"> las mejoras seleccionadas sobre el sistema existente, manteniendo la compatibilidad con su arquitectura y procurando no afectar negativamente las funcionalidades actualmente operativas.</w:t>
+      </w:r>
+    </w:p>
+    <w:p>
+      <w:pPr>
+        <w:pStyle w:val="Prrafodelista"/>
+        <w:rPr>
+          <w:rFonts w:ascii="Arial" w:hAnsi="Arial" w:cs="Arial"/>
+        </w:rPr>
+      </w:pPr>
+    </w:p>
+    <w:p>
+      <w:pPr>
+        <w:pStyle w:val="Prrafodelista"/>
+        <w:numPr>
+          <w:ilvl w:val="0"/>
+          <w:numId w:val="40"/>
+        </w:numPr>
+        <w:rPr>
+          <w:rFonts w:ascii="Arial" w:hAnsi="Arial" w:cs="Arial"/>
+        </w:rPr>
+      </w:pPr>
+      <w:r>
+        <w:rPr>
+          <w:rFonts w:ascii="Arial" w:hAnsi="Arial" w:cs="Arial"/>
+          <w:b/>
+          <w:bCs/>
+        </w:rPr>
+        <w:t>Validar</w:t>
+      </w:r>
+      <w:r>
+        <w:rPr>
+          <w:rFonts w:ascii="Arial" w:hAnsi="Arial" w:cs="Arial"/>
+        </w:rPr>
+        <w:t xml:space="preserve"> las modificaciones realizadas mediante pruebas que permitan verificar su correcto funcionamiento y comprobar que las mejoras implementadas cumplen con los objetivos establecidos.</w:t>
+      </w:r>
+    </w:p>
+    <w:p>
+      <w:pPr>
+        <w:pStyle w:val="Prrafodelista"/>
+        <w:ind w:left="1428"/>
+        <w:rPr>
+          <w:rFonts w:ascii="Arial" w:hAnsi="Arial" w:cs="Arial"/>
+        </w:rPr>
+      </w:pPr>
+    </w:p>
+    <w:p>
+      <w:pPr>
+        <w:pStyle w:val="Prrafodelista"/>
+        <w:numPr>
+          <w:ilvl w:val="0"/>
+          <w:numId w:val="40"/>
+        </w:numPr>
+        <w:rPr>
+          <w:rFonts w:ascii="Arial" w:hAnsi="Arial" w:cs="Arial"/>
+        </w:rPr>
+      </w:pPr>
+      <w:r>
+        <w:rPr>
+          <w:rFonts w:ascii="Arial" w:hAnsi="Arial" w:cs="Arial"/>
+        </w:rPr>
+        <w:t>Diseñar las modificaciones requeridas para atender las necesidades de mantenimiento identificadas, considerando la arquitectura y funcionamiento del sistema existente.</w:t>
+      </w:r>
+    </w:p>
+    <w:p>
+      <w:pPr>
+        <w:pStyle w:val="Prrafodelista"/>
+        <w:rPr>
+          <w:rFonts w:ascii="Arial" w:hAnsi="Arial" w:cs="Arial"/>
+        </w:rPr>
+      </w:pPr>
+    </w:p>
+    <w:p>
+      <w:pPr>
+        <w:pStyle w:val="Prrafodelista"/>
+        <w:ind w:left="1428"/>
+        <w:rPr>
+          <w:rFonts w:ascii="Arial" w:hAnsi="Arial" w:cs="Arial"/>
+        </w:rPr>
+      </w:pPr>
+    </w:p>
+    <w:p>
+      <w:pPr>
+        <w:pStyle w:val="Prrafodelista"/>
+        <w:numPr>
+          <w:ilvl w:val="0"/>
+          <w:numId w:val="40"/>
+        </w:numPr>
+        <w:rPr>
+          <w:rFonts w:ascii="Arial" w:hAnsi="Arial" w:cs="Arial"/>
+        </w:rPr>
+      </w:pPr>
+      <w:r>
+        <w:rPr>
+          <w:rFonts w:ascii="Arial" w:hAnsi="Arial" w:cs="Arial"/>
+        </w:rPr>
+        <w:t>Implementar las modificaciones y mejoras definidas sobre el sistema web existente, manteniendo la integración con sus componentes y funcionalidades principales.</w:t>
+      </w:r>
+    </w:p>
+    <w:p>
+      <w:pPr>
+        <w:pStyle w:val="Prrafodelista"/>
+        <w:ind w:left="1428"/>
+        <w:rPr>
+          <w:rFonts w:ascii="Arial" w:hAnsi="Arial" w:cs="Arial"/>
+        </w:rPr>
+      </w:pPr>
+    </w:p>
+    <w:p>
+      <w:pPr>
+        <w:pStyle w:val="Prrafodelista"/>
+        <w:numPr>
+          <w:ilvl w:val="0"/>
+          <w:numId w:val="40"/>
+        </w:numPr>
+        <w:rPr>
+          <w:rFonts w:ascii="Arial" w:hAnsi="Arial" w:cs="Arial"/>
+        </w:rPr>
+      </w:pPr>
+      <w:r>
+        <w:rPr>
+          <w:rFonts w:ascii="Arial" w:hAnsi="Arial" w:cs="Arial"/>
         </w:rPr>
         <w:t>Validar las modificaciones realizadas mediante pruebas que permitan comprobar el correcto funcionamiento del sistema después de las actividades de mantenimiento.</w:t>
       </w:r>
@@ -6876,7 +6623,6 @@
         <w:rPr>
           <w:rFonts w:ascii="Arial" w:hAnsi="Arial" w:cs="Arial"/>
         </w:rPr>
-        <w:lastRenderedPageBreak/>
         <w:t>1.</w:t>
       </w:r>
       <w:r>
@@ -6925,7 +6671,7 @@
         <w:rPr>
           <w:rFonts w:ascii="Arial" w:hAnsi="Arial" w:cs="Arial"/>
         </w:rPr>
-        <w:t>El presente proyecto contempla el mantenimiento del sistema web de gestión de Vinculación con el Medio desarrollado previamente para la Facultad de Ciencias de la Ingeniería de la Universidad Católica del Maule.</w:t>
+        <w:t>El presente proyecto comprende el mantenimiento y evolución del sistema web de gestión de Vinculación con el Medio desarrollado para la Facultad de Ciencias de la Ingeniería de la Universidad Católica del Maule. El proyecto parte de una plataforma existente, por lo que no contempla el desarrollo de un sistema completamente nuevo.</w:t>
       </w:r>
     </w:p>
     <w:p>
@@ -6949,7 +6695,14 @@
         <w:rPr>
           <w:rFonts w:ascii="Arial" w:hAnsi="Arial" w:cs="Arial"/>
         </w:rPr>
-        <w:t>El proyecto se desarrollará sobre la solución existente, por lo que no contempla la construcción de un sistema completamente nuevo. Las actividades estarán orientadas al análisis del software actual, identificación de necesidades de mantenimiento, diseño de las modificaciones correspondientes, implementación de los cambios y posterior validación.</w:t>
+        <w:t xml:space="preserve">En una primera etapa se realizará un análisis del sistema actual, considerando su arquitectura, funcionalidades, estructura de datos, perfiles de usuario y relaciones </w:t>
+      </w:r>
+      <w:r>
+        <w:rPr>
+          <w:rFonts w:ascii="Arial" w:hAnsi="Arial" w:cs="Arial"/>
+        </w:rPr>
+        <w:lastRenderedPageBreak/>
+        <w:t>existentes entre sus componentes. Este análisis permitirá determinar la forma en que las nuevas funcionalidades serán incorporadas sin afectar el funcionamiento de la plataforma existente.</w:t>
       </w:r>
     </w:p>
     <w:p>
@@ -6973,7 +6726,7 @@
         <w:rPr>
           <w:rFonts w:ascii="Arial" w:hAnsi="Arial" w:cs="Arial"/>
         </w:rPr>
-        <w:t>El mantenimiento podrá involucrar modificaciones sobre funcionalidades existentes y la incorporación de mejoras que sean necesarias para mantener y ampliar las capacidades del sistema. Estas modificaciones deberán integrarse con la arquitectura y los componentes desarrollados previamente.</w:t>
+        <w:t>El proyecto contempla la incorporación de nuevos perfiles de usuario asociados a la gestión institucional de Vinculación con el Medio. Entre ellos se consideran el Director de Vinculación, el Director o Directora de Docencia y el Decano. Para cada perfil se deberán establecer los permisos y funcionalidades correspondientes, considerando además la interacción entre estos actores y los demás usuarios de la plataforma.</w:t>
       </w:r>
     </w:p>
     <w:p>
@@ -6997,7 +6750,7 @@
         <w:rPr>
           <w:rFonts w:ascii="Arial" w:hAnsi="Arial" w:cs="Arial"/>
         </w:rPr>
-        <w:t>Asimismo, se contempla la realización de pruebas sobre las funcionalidades intervenidas, con el propósito de verificar que las modificaciones implementadas funcionen correctamente y no afecten negativamente las funcionalidades existentes.</w:t>
+        <w:t>También se contempla el fortalecimiento de la estructura académica del sistema mediante la incorporación y gestión de facultades, carreras y asignaturas. Esta información deberá relacionarse con las actividades y proyectos de Vinculación con el Medio, permitiendo posteriormente utilizarla como criterio de clasificación y desagregación en los informes.</w:t>
       </w:r>
     </w:p>
     <w:p>
@@ -7015,6 +6768,227 @@
         <w:ind w:firstLine="708"/>
         <w:rPr>
           <w:rFonts w:ascii="Arial" w:hAnsi="Arial" w:cs="Arial"/>
+        </w:rPr>
+      </w:pPr>
+      <w:r>
+        <w:rPr>
+          <w:rFonts w:ascii="Arial" w:hAnsi="Arial" w:cs="Arial"/>
+        </w:rPr>
+        <w:t>Otro componente del alcance corresponde a la gestión presupuestaria. Se incorporará una planilla de presupuesto asociada a los proyectos, destinada a registrar y valorar los elementos relacionados con los recursos y el trabajo involucrado en su ejecución. Esta funcionalidad permitirá disponer de información que contribuya a dimensionar el valor asociado a las actividades realizadas.</w:t>
+      </w:r>
+    </w:p>
+    <w:p>
+      <w:pPr>
+        <w:spacing w:line="360" w:lineRule="auto"/>
+        <w:ind w:firstLine="708"/>
+        <w:rPr>
+          <w:rFonts w:ascii="Arial" w:hAnsi="Arial" w:cs="Arial"/>
+        </w:rPr>
+      </w:pPr>
+    </w:p>
+    <w:p>
+      <w:pPr>
+        <w:spacing w:line="360" w:lineRule="auto"/>
+        <w:ind w:firstLine="708"/>
+        <w:rPr>
+          <w:rFonts w:ascii="Arial" w:hAnsi="Arial" w:cs="Arial"/>
+        </w:rPr>
+      </w:pPr>
+      <w:r>
+        <w:rPr>
+          <w:rFonts w:ascii="Arial" w:hAnsi="Arial" w:cs="Arial"/>
+        </w:rPr>
+        <w:t>El proyecto contempla además el desarrollo de un conjunto de informes orientados al análisis de las actividades de Vinculación con el Medio. Estos informes deberán permitir seleccionar un intervalo de tiempo y presentar la información desde una perspectiva macro hacia una perspectiva micro.</w:t>
+      </w:r>
+    </w:p>
+    <w:p>
+      <w:pPr>
+        <w:spacing w:line="360" w:lineRule="auto"/>
+        <w:ind w:firstLine="708"/>
+        <w:rPr>
+          <w:rFonts w:ascii="Arial" w:hAnsi="Arial" w:cs="Arial"/>
+        </w:rPr>
+      </w:pPr>
+    </w:p>
+    <w:p>
+      <w:pPr>
+        <w:spacing w:line="360" w:lineRule="auto"/>
+        <w:ind w:firstLine="708"/>
+        <w:rPr>
+          <w:rFonts w:ascii="Arial" w:hAnsi="Arial" w:cs="Arial"/>
+        </w:rPr>
+      </w:pPr>
+      <w:r>
+        <w:rPr>
+          <w:rFonts w:ascii="Arial" w:hAnsi="Arial" w:cs="Arial"/>
+        </w:rPr>
+        <w:t xml:space="preserve">Entre los análisis considerados se encuentra el de proyectos ejecutados, que podrá organizarse inicialmente por año y posteriormente desagregarse por facultad, carrera y asignatura. Asimismo, se contempla la generación de informes similares para </w:t>
+      </w:r>
+      <w:r>
+        <w:rPr>
+          <w:rFonts w:ascii="Arial" w:hAnsi="Arial" w:cs="Arial"/>
+        </w:rPr>
+        <w:lastRenderedPageBreak/>
+        <w:t>analizar la participación de profesores, los proyectos rechazados y las solicitudes recibidas.</w:t>
+      </w:r>
+    </w:p>
+    <w:p>
+      <w:pPr>
+        <w:spacing w:line="360" w:lineRule="auto"/>
+        <w:ind w:firstLine="708"/>
+        <w:rPr>
+          <w:rFonts w:ascii="Arial" w:hAnsi="Arial" w:cs="Arial"/>
+        </w:rPr>
+      </w:pPr>
+    </w:p>
+    <w:p>
+      <w:pPr>
+        <w:spacing w:line="360" w:lineRule="auto"/>
+        <w:ind w:firstLine="708"/>
+        <w:rPr>
+          <w:rFonts w:ascii="Arial" w:hAnsi="Arial" w:cs="Arial"/>
+        </w:rPr>
+      </w:pPr>
+      <w:r>
+        <w:rPr>
+          <w:rFonts w:ascii="Arial" w:hAnsi="Arial" w:cs="Arial"/>
+        </w:rPr>
+        <w:t>La estructura de los informes permitirá que la información pueda ser analizada en diferentes niveles. De esta manera, un usuario podrá partir de una visión general de las actividades realizadas durante un período y posteriormente profundizar en categorías específicas, facilitando la identificación de patrones, distribución de actividades y comportamiento de las solicitudes y proyectos.</w:t>
+      </w:r>
+    </w:p>
+    <w:p>
+      <w:pPr>
+        <w:spacing w:line="360" w:lineRule="auto"/>
+        <w:ind w:firstLine="708"/>
+        <w:rPr>
+          <w:rFonts w:ascii="Arial" w:hAnsi="Arial" w:cs="Arial"/>
+        </w:rPr>
+      </w:pPr>
+    </w:p>
+    <w:p>
+      <w:pPr>
+        <w:spacing w:line="360" w:lineRule="auto"/>
+        <w:ind w:firstLine="708"/>
+        <w:rPr>
+          <w:rFonts w:ascii="Arial" w:hAnsi="Arial" w:cs="Arial"/>
+        </w:rPr>
+      </w:pPr>
+      <w:r>
+        <w:rPr>
+          <w:rFonts w:ascii="Arial" w:hAnsi="Arial" w:cs="Arial"/>
+        </w:rPr>
+        <w:t xml:space="preserve">Las modificaciones se realizarán sobre la arquitectura tecnológica existente. El sistema utiliza una arquitectura cliente-servidor, con Angular y </w:t>
+      </w:r>
+      <w:proofErr w:type="spellStart"/>
+      <w:r>
+        <w:rPr>
+          <w:rFonts w:ascii="Arial" w:hAnsi="Arial" w:cs="Arial"/>
+        </w:rPr>
+        <w:t>PrimeNG</w:t>
+      </w:r>
+      <w:proofErr w:type="spellEnd"/>
+      <w:r>
+        <w:rPr>
+          <w:rFonts w:ascii="Arial" w:hAnsi="Arial" w:cs="Arial"/>
+        </w:rPr>
+        <w:t xml:space="preserve"> en el </w:t>
+      </w:r>
+      <w:proofErr w:type="spellStart"/>
+      <w:r>
+        <w:rPr>
+          <w:rFonts w:ascii="Arial" w:hAnsi="Arial" w:cs="Arial"/>
+        </w:rPr>
+        <w:t>frontend</w:t>
+      </w:r>
+      <w:proofErr w:type="spellEnd"/>
+      <w:r>
+        <w:rPr>
+          <w:rFonts w:ascii="Arial" w:hAnsi="Arial" w:cs="Arial"/>
+        </w:rPr>
+        <w:t xml:space="preserve">, </w:t>
+      </w:r>
+      <w:proofErr w:type="spellStart"/>
+      <w:r>
+        <w:rPr>
+          <w:rFonts w:ascii="Arial" w:hAnsi="Arial" w:cs="Arial"/>
+        </w:rPr>
+        <w:t>NestJS</w:t>
+      </w:r>
+      <w:proofErr w:type="spellEnd"/>
+      <w:r>
+        <w:rPr>
+          <w:rFonts w:ascii="Arial" w:hAnsi="Arial" w:cs="Arial"/>
+        </w:rPr>
+        <w:t xml:space="preserve"> con </w:t>
+      </w:r>
+      <w:proofErr w:type="spellStart"/>
+      <w:r>
+        <w:rPr>
+          <w:rFonts w:ascii="Arial" w:hAnsi="Arial" w:cs="Arial"/>
+        </w:rPr>
+        <w:t>TypeScript</w:t>
+      </w:r>
+      <w:proofErr w:type="spellEnd"/>
+      <w:r>
+        <w:rPr>
+          <w:rFonts w:ascii="Arial" w:hAnsi="Arial" w:cs="Arial"/>
+        </w:rPr>
+        <w:t xml:space="preserve"> y Prisma en el </w:t>
+      </w:r>
+      <w:proofErr w:type="spellStart"/>
+      <w:r>
+        <w:rPr>
+          <w:rFonts w:ascii="Arial" w:hAnsi="Arial" w:cs="Arial"/>
+        </w:rPr>
+        <w:t>backend</w:t>
+      </w:r>
+      <w:proofErr w:type="spellEnd"/>
+      <w:r>
+        <w:rPr>
+          <w:rFonts w:ascii="Arial" w:hAnsi="Arial" w:cs="Arial"/>
+        </w:rPr>
+        <w:t xml:space="preserve"> y MySQL como sistema de gestión de base de datos.</w:t>
+      </w:r>
+    </w:p>
+    <w:p>
+      <w:pPr>
+        <w:spacing w:line="360" w:lineRule="auto"/>
+        <w:ind w:firstLine="708"/>
+        <w:rPr>
+          <w:rFonts w:ascii="Arial" w:hAnsi="Arial" w:cs="Arial"/>
+        </w:rPr>
+      </w:pPr>
+    </w:p>
+    <w:p>
+      <w:pPr>
+        <w:spacing w:line="360" w:lineRule="auto"/>
+        <w:ind w:firstLine="708"/>
+        <w:rPr>
+          <w:rFonts w:ascii="Arial" w:hAnsi="Arial" w:cs="Arial"/>
+        </w:rPr>
+      </w:pPr>
+      <w:r>
+        <w:rPr>
+          <w:rFonts w:ascii="Arial" w:hAnsi="Arial" w:cs="Arial"/>
+        </w:rPr>
+        <w:t>Finalmente, se realizarán pruebas sobre las funcionalidades nuevas y sobre las áreas del sistema que hayan sido modificadas. Estas pruebas tendrán como propósito verificar el correcto funcionamiento de los nuevos perfiles, la consistencia de las relaciones entre facultades, carreras y asignaturas, el funcionamiento de la gestión presupuestaria y la generación correcta de los informes.</w:t>
+      </w:r>
+    </w:p>
+    <w:p>
+      <w:pPr>
+        <w:spacing w:line="360" w:lineRule="auto"/>
+        <w:ind w:firstLine="708"/>
+        <w:rPr>
+          <w:rFonts w:ascii="Arial" w:hAnsi="Arial" w:cs="Arial"/>
+        </w:rPr>
+      </w:pPr>
+    </w:p>
+    <w:p>
+      <w:pPr>
+        <w:spacing w:line="360" w:lineRule="auto"/>
+        <w:ind w:firstLine="708"/>
+        <w:rPr>
+          <w:rFonts w:ascii="Arial" w:hAnsi="Arial" w:cs="Arial"/>
           <w:lang w:val="es-CL"/>
         </w:rPr>
       </w:pPr>
@@ -7022,7 +6996,7 @@
         <w:rPr>
           <w:rFonts w:ascii="Arial" w:hAnsi="Arial" w:cs="Arial"/>
         </w:rPr>
-        <w:t>El alcance específico de las funcionalidades que serán intervenidas estará determinado por las necesidades de mantenimiento identificadas durante el desarrollo del proyecto. Por lo tanto, aquellas modificaciones que no formen parte de los requerimientos definidos para esta memoria quedarán fuera de su alcance.</w:t>
+        <w:t>Quedan fuera del alcance el desarrollo de una plataforma completamente nueva, la sustitución total de la arquitectura tecnológica existente y la modificación de funcionalidades que no estén relacionadas con los objetivos definidos para esta memoria, salvo aquellas modificaciones necesarias para garantizar la integración y correcto funcionamiento de las nuevas funcionalidades.</w:t>
       </w:r>
     </w:p>
     <w:p>
@@ -7083,107 +7057,244 @@
     </w:p>
     <w:p>
       <w:pPr>
-        <w:ind w:firstLine="708"/>
-        <w:rPr>
-          <w:rFonts w:ascii="Arial" w:hAnsi="Arial" w:cs="Arial"/>
-        </w:rPr>
-      </w:pPr>
-      <w:r>
-        <w:rPr>
-          <w:rFonts w:ascii="Arial" w:hAnsi="Arial" w:cs="Arial"/>
-        </w:rPr>
-        <w:t>Las contribuciones de</w:t>
-      </w:r>
-      <w:r>
-        <w:rPr>
-          <w:rFonts w:ascii="Arial" w:hAnsi="Arial" w:cs="Arial"/>
-        </w:rPr>
-        <w:t xml:space="preserve"> la memoria </w:t>
-      </w:r>
-      <w:r>
-        <w:rPr>
-          <w:rFonts w:ascii="Arial" w:hAnsi="Arial" w:cs="Arial"/>
-        </w:rPr>
-        <w:t>son las siguientes:</w:t>
-      </w:r>
-    </w:p>
-    <w:p>
-      <w:pPr>
-        <w:pStyle w:val="Prrafodelista"/>
+        <w:rPr>
+          <w:rFonts w:ascii="Arial" w:hAnsi="Arial" w:cs="Arial"/>
+          <w:lang w:val="es-CL"/>
+        </w:rPr>
+      </w:pPr>
+      <w:r>
+        <w:rPr>
+          <w:rFonts w:ascii="Arial" w:hAnsi="Arial" w:cs="Arial"/>
+          <w:lang w:val="es-CL"/>
+        </w:rPr>
+        <w:t>La principal contribución de esta memoria consiste en fortalecer y ampliar el sistema web de gestión de Vinculación con el Medio de la Facultad de Ciencias de la Ingeniería de la Universidad Católica del Maule, permitiendo que la plataforma responda a nuevas necesidades de gestión institucional y aproveche de mejor manera la información generada durante el desarrollo de las actividades de VCM.</w:t>
+      </w:r>
+    </w:p>
+    <w:p>
+      <w:pPr>
+        <w:rPr>
+          <w:rFonts w:ascii="Arial" w:hAnsi="Arial" w:cs="Arial"/>
+          <w:lang w:val="es-CL"/>
+        </w:rPr>
+      </w:pPr>
+      <w:r>
+        <w:rPr>
+          <w:rFonts w:ascii="Arial" w:hAnsi="Arial" w:cs="Arial"/>
+          <w:lang w:val="es-CL"/>
+        </w:rPr>
+        <w:lastRenderedPageBreak/>
+        <w:t>Las contribuciones esperadas son las siguientes:</w:t>
+      </w:r>
+    </w:p>
+    <w:p>
+      <w:pPr>
         <w:numPr>
-          <w:ilvl w:val="1"/>
-          <w:numId w:val="33"/>
+          <w:ilvl w:val="0"/>
+          <w:numId w:val="49"/>
         </w:numPr>
         <w:rPr>
           <w:rFonts w:ascii="Arial" w:hAnsi="Arial" w:cs="Arial"/>
-        </w:rPr>
-      </w:pPr>
-      <w:r>
-        <w:rPr>
-          <w:rFonts w:ascii="Arial" w:hAnsi="Arial" w:cs="Arial"/>
-        </w:rPr>
-        <w:t>La principal contribución esperada de este proyecto consiste en dar continuidad al desarrollo del sistema web de gestión de Vinculación con el Medio mediante actividades de mantenimiento de software, permitiendo que la solución pueda mantenerse operativa y evolucionar después de su implementación inicial.</w:t>
-      </w:r>
-    </w:p>
-    <w:p>
-      <w:pPr>
-        <w:pStyle w:val="Prrafodelista"/>
+          <w:lang w:val="es-CL"/>
+        </w:rPr>
+      </w:pPr>
+      <w:r>
+        <w:rPr>
+          <w:rFonts w:ascii="Arial" w:hAnsi="Arial" w:cs="Arial"/>
+          <w:b/>
+          <w:bCs/>
+          <w:lang w:val="es-CL"/>
+        </w:rPr>
+        <w:t>Ampliación de la gestión de usuarios:</w:t>
+      </w:r>
+      <w:r>
+        <w:rPr>
+          <w:rFonts w:ascii="Arial" w:hAnsi="Arial" w:cs="Arial"/>
+          <w:lang w:val="es-CL"/>
+        </w:rPr>
+        <w:t xml:space="preserve"> la incorporación de nuevos perfiles permitirá representar de mejor manera a los actores institucionales involucrados en la gestión de Vinculación con el Medio y establecer responsabilidades diferenciadas dentro de la plataforma.</w:t>
+      </w:r>
+    </w:p>
+    <w:p>
+      <w:pPr>
         <w:numPr>
-          <w:ilvl w:val="1"/>
-          <w:numId w:val="33"/>
+          <w:ilvl w:val="0"/>
+          <w:numId w:val="49"/>
         </w:numPr>
         <w:rPr>
           <w:rFonts w:ascii="Arial" w:hAnsi="Arial" w:cs="Arial"/>
-        </w:rPr>
-      </w:pPr>
-      <w:r>
-        <w:rPr>
-          <w:rFonts w:ascii="Arial" w:hAnsi="Arial" w:cs="Arial"/>
-        </w:rPr>
-        <w:lastRenderedPageBreak/>
-        <w:t>El proyecto busca contribuir a mejorar el funcionamiento del sistema mediante la identificación y resolución de necesidades presentes en sus funcionalidades, además de incorporar las modificaciones que resulten necesarias de acuerdo con los requerimientos definidos.</w:t>
-      </w:r>
-    </w:p>
-    <w:p>
-      <w:pPr>
-        <w:pStyle w:val="Prrafodelista"/>
-        <w:ind w:left="1080"/>
-        <w:rPr>
-          <w:rFonts w:ascii="Arial" w:hAnsi="Arial" w:cs="Arial"/>
-        </w:rPr>
-      </w:pPr>
-      <w:r>
-        <w:rPr>
-          <w:rFonts w:ascii="Arial" w:hAnsi="Arial" w:cs="Arial"/>
-        </w:rPr>
-        <w:t>Asimismo, el mantenimiento permitirá aprovechar la infraestructura y arquitectura desarrolladas previamente, evitando la necesidad de reconstruir la solución y facilitando la evolución progresiva del sistema.</w:t>
-      </w:r>
-    </w:p>
-    <w:p>
-      <w:pPr>
-        <w:pStyle w:val="Prrafodelista"/>
-        <w:ind w:left="1080"/>
-        <w:rPr>
-          <w:rFonts w:ascii="Arial" w:hAnsi="Arial" w:cs="Arial"/>
-        </w:rPr>
-      </w:pPr>
-    </w:p>
-    <w:p>
-      <w:pPr>
-        <w:pStyle w:val="Prrafodelista"/>
+          <w:lang w:val="es-CL"/>
+        </w:rPr>
+      </w:pPr>
+      <w:r>
+        <w:rPr>
+          <w:rFonts w:ascii="Arial" w:hAnsi="Arial" w:cs="Arial"/>
+          <w:b/>
+          <w:bCs/>
+          <w:lang w:val="es-CL"/>
+        </w:rPr>
+        <w:t>Fortalecimiento de la estructura académica:</w:t>
+      </w:r>
+      <w:r>
+        <w:rPr>
+          <w:rFonts w:ascii="Arial" w:hAnsi="Arial" w:cs="Arial"/>
+          <w:lang w:val="es-CL"/>
+        </w:rPr>
+        <w:t xml:space="preserve"> la incorporación de facultades, carreras y asignaturas permitirá organizar y relacionar las actividades de Vinculación con el Medio con la estructura académica correspondiente.</w:t>
+      </w:r>
+    </w:p>
+    <w:p>
+      <w:pPr>
         <w:numPr>
-          <w:ilvl w:val="1"/>
-          <w:numId w:val="33"/>
+          <w:ilvl w:val="0"/>
+          <w:numId w:val="49"/>
         </w:numPr>
         <w:rPr>
           <w:rFonts w:ascii="Arial" w:hAnsi="Arial" w:cs="Arial"/>
-        </w:rPr>
-      </w:pPr>
-      <w:r>
-        <w:rPr>
-          <w:rFonts w:ascii="Arial" w:hAnsi="Arial" w:cs="Arial"/>
-        </w:rPr>
-        <w:t>Finalmente, se espera que las modificaciones realizadas permitan fortalecer la utilidad y continuidad del sistema como herramienta para la gestión de las iniciativas de Vinculación con el Medio de la Facultad de Ciencias de la Ingeniería, manteniendo sus capacidades de centralización, seguimiento y trazabilidad.</w:t>
+          <w:lang w:val="es-CL"/>
+        </w:rPr>
+      </w:pPr>
+      <w:r>
+        <w:rPr>
+          <w:rFonts w:ascii="Arial" w:hAnsi="Arial" w:cs="Arial"/>
+          <w:b/>
+          <w:bCs/>
+          <w:lang w:val="es-CL"/>
+        </w:rPr>
+        <w:t>Incorporación de la gestión presupuestaria:</w:t>
+      </w:r>
+      <w:r>
+        <w:rPr>
+          <w:rFonts w:ascii="Arial" w:hAnsi="Arial" w:cs="Arial"/>
+          <w:lang w:val="es-CL"/>
+        </w:rPr>
+        <w:t xml:space="preserve"> la implementación de una planilla de presupuesto permitirá registrar y valorar los recursos y el trabajo asociados a los proyectos, proporcionando información adicional para su gestión y evaluación.</w:t>
+      </w:r>
+    </w:p>
+    <w:p>
+      <w:pPr>
+        <w:numPr>
+          <w:ilvl w:val="0"/>
+          <w:numId w:val="49"/>
+        </w:numPr>
+        <w:rPr>
+          <w:rFonts w:ascii="Arial" w:hAnsi="Arial" w:cs="Arial"/>
+          <w:lang w:val="es-CL"/>
+        </w:rPr>
+      </w:pPr>
+      <w:r>
+        <w:rPr>
+          <w:rFonts w:ascii="Arial" w:hAnsi="Arial" w:cs="Arial"/>
+          <w:b/>
+          <w:bCs/>
+          <w:lang w:val="es-CL"/>
+        </w:rPr>
+        <w:t>Mejora de la capacidad de análisis:</w:t>
+      </w:r>
+      <w:r>
+        <w:rPr>
+          <w:rFonts w:ascii="Arial" w:hAnsi="Arial" w:cs="Arial"/>
+          <w:lang w:val="es-CL"/>
+        </w:rPr>
+        <w:t xml:space="preserve"> los nuevos informes permitirán transformar los datos registrados por el sistema en información organizada y consultable, facilitando el análisis de las actividades de Vinculación con el Medio.</w:t>
+      </w:r>
+    </w:p>
+    <w:p>
+      <w:pPr>
+        <w:numPr>
+          <w:ilvl w:val="0"/>
+          <w:numId w:val="49"/>
+        </w:numPr>
+        <w:rPr>
+          <w:rFonts w:ascii="Arial" w:hAnsi="Arial" w:cs="Arial"/>
+          <w:lang w:val="es-CL"/>
+        </w:rPr>
+      </w:pPr>
+      <w:r>
+        <w:rPr>
+          <w:rFonts w:ascii="Arial" w:hAnsi="Arial" w:cs="Arial"/>
+          <w:b/>
+          <w:bCs/>
+          <w:lang w:val="es-CL"/>
+        </w:rPr>
+        <w:t>Análisis de información de lo macro a lo micro:</w:t>
+      </w:r>
+      <w:r>
+        <w:rPr>
+          <w:rFonts w:ascii="Arial" w:hAnsi="Arial" w:cs="Arial"/>
+          <w:lang w:val="es-CL"/>
+        </w:rPr>
+        <w:t xml:space="preserve"> la posibilidad de consultar información por intervalos de tiempo y desagregarla progresivamente por diferentes categorías permitirá obtener una visión general de las actividades y posteriormente profundizar en facultades, carreras, asignaturas, profesores u otros elementos relevantes.</w:t>
+      </w:r>
+    </w:p>
+    <w:p>
+      <w:pPr>
+        <w:numPr>
+          <w:ilvl w:val="0"/>
+          <w:numId w:val="49"/>
+        </w:numPr>
+        <w:rPr>
+          <w:rFonts w:ascii="Arial" w:hAnsi="Arial" w:cs="Arial"/>
+          <w:lang w:val="es-CL"/>
+        </w:rPr>
+      </w:pPr>
+      <w:r>
+        <w:rPr>
+          <w:rFonts w:ascii="Arial" w:hAnsi="Arial" w:cs="Arial"/>
+          <w:b/>
+          <w:bCs/>
+          <w:lang w:val="es-CL"/>
+        </w:rPr>
+        <w:t>Apoyo a la toma de decisiones institucionales:</w:t>
+      </w:r>
+      <w:r>
+        <w:rPr>
+          <w:rFonts w:ascii="Arial" w:hAnsi="Arial" w:cs="Arial"/>
+          <w:lang w:val="es-CL"/>
+        </w:rPr>
+        <w:t xml:space="preserve"> la disponibilidad de información consolidada mediante informes permitirá facilitar el seguimiento de las actividades de Vinculación con el Medio y proporcionar antecedentes para los procesos de análisis, planificación y toma de decisiones.</w:t>
+      </w:r>
+    </w:p>
+    <w:p>
+      <w:pPr>
+        <w:numPr>
+          <w:ilvl w:val="0"/>
+          <w:numId w:val="49"/>
+        </w:numPr>
+        <w:rPr>
+          <w:rFonts w:ascii="Arial" w:hAnsi="Arial" w:cs="Arial"/>
+          <w:lang w:val="es-CL"/>
+        </w:rPr>
+      </w:pPr>
+      <w:r>
+        <w:rPr>
+          <w:rFonts w:ascii="Arial" w:hAnsi="Arial" w:cs="Arial"/>
+          <w:b/>
+          <w:bCs/>
+          <w:lang w:val="es-CL"/>
+        </w:rPr>
+        <w:t>Evolución del sistema existente:</w:t>
+      </w:r>
+      <w:r>
+        <w:rPr>
+          <w:rFonts w:ascii="Arial" w:hAnsi="Arial" w:cs="Arial"/>
+          <w:lang w:val="es-CL"/>
+        </w:rPr>
+        <w:t xml:space="preserve"> las modificaciones permitirán extender las capacidades de una plataforma actualmente operativa, contribuyendo a su mantenimiento y evolución sin requerir el reemplazo de la solución existente.</w:t>
+      </w:r>
+    </w:p>
+    <w:p>
+      <w:pPr>
+        <w:rPr>
+          <w:rFonts w:ascii="Arial" w:hAnsi="Arial" w:cs="Arial"/>
+          <w:lang w:val="es-CL"/>
+        </w:rPr>
+      </w:pPr>
+      <w:r>
+        <w:rPr>
+          <w:rFonts w:ascii="Arial" w:hAnsi="Arial" w:cs="Arial"/>
+          <w:lang w:val="es-CL"/>
+        </w:rPr>
+        <w:t xml:space="preserve">En este sentido, la memoria busca aportar no solo mediante la incorporación de nuevas funcionalidades, sino también mediante un mejor aprovechamiento de la información generada por el sistema. </w:t>
       </w:r>
     </w:p>
     <w:p>
@@ -7635,16 +7746,8 @@
         <w:rPr>
           <w:rFonts w:ascii="Arial" w:hAnsi="Arial" w:cs="Arial"/>
         </w:rPr>
-        <w:t xml:space="preserve"> </w:t>
-      </w:r>
-      <w:proofErr w:type="gramStart"/>
-      <w:r>
-        <w:rPr>
-          <w:rFonts w:ascii="Arial" w:hAnsi="Arial" w:cs="Arial"/>
-        </w:rPr>
-        <w:t>de :</w:t>
-      </w:r>
-      <w:proofErr w:type="gramEnd"/>
+        <w:t xml:space="preserve"> de :</w:t>
+      </w:r>
       <w:r>
         <w:rPr>
           <w:rFonts w:ascii="Arial" w:hAnsi="Arial" w:cs="Arial"/>
@@ -8419,23 +8522,7 @@
           <w:rFonts w:ascii="Arial" w:hAnsi="Arial" w:cs="Arial"/>
           <w:highlight w:val="yellow"/>
         </w:rPr>
-        <w:t xml:space="preserve">Administración de </w:t>
-      </w:r>
-      <w:proofErr w:type="gramStart"/>
-      <w:r>
-        <w:rPr>
-          <w:rFonts w:ascii="Arial" w:hAnsi="Arial" w:cs="Arial"/>
-          <w:highlight w:val="yellow"/>
-        </w:rPr>
-        <w:t>usuario:…</w:t>
-      </w:r>
-      <w:proofErr w:type="gramEnd"/>
-      <w:r>
-        <w:rPr>
-          <w:rFonts w:ascii="Arial" w:hAnsi="Arial" w:cs="Arial"/>
-          <w:highlight w:val="yellow"/>
-        </w:rPr>
-        <w:t>..</w:t>
+        <w:t>Administración de usuario:…..</w:t>
       </w:r>
     </w:p>
     <w:p>
@@ -8455,17 +8542,8 @@
           <w:rFonts w:ascii="Arial" w:hAnsi="Arial" w:cs="Arial"/>
           <w:highlight w:val="yellow"/>
         </w:rPr>
-        <w:t xml:space="preserve">Administración de </w:t>
-      </w:r>
-      <w:proofErr w:type="gramStart"/>
-      <w:r>
-        <w:rPr>
-          <w:rFonts w:ascii="Arial" w:hAnsi="Arial" w:cs="Arial"/>
-          <w:highlight w:val="yellow"/>
-        </w:rPr>
-        <w:t>venta:…</w:t>
-      </w:r>
-      <w:proofErr w:type="gramEnd"/>
+        <w:t>Administración de venta:…</w:t>
+      </w:r>
     </w:p>
     <w:p>
       <w:pPr>
@@ -8499,21 +8577,12 @@
           <w:highlight w:val="yellow"/>
         </w:rPr>
       </w:pPr>
-      <w:proofErr w:type="gramStart"/>
-      <w:r>
-        <w:rPr>
-          <w:rFonts w:ascii="Arial" w:hAnsi="Arial" w:cs="Arial"/>
-          <w:highlight w:val="yellow"/>
-        </w:rPr>
-        <w:t>Ingresos:…</w:t>
-      </w:r>
-      <w:proofErr w:type="gramEnd"/>
-      <w:r>
-        <w:rPr>
-          <w:rFonts w:ascii="Arial" w:hAnsi="Arial" w:cs="Arial"/>
-          <w:highlight w:val="yellow"/>
-        </w:rPr>
-        <w:t>.</w:t>
+      <w:r>
+        <w:rPr>
+          <w:rFonts w:ascii="Arial" w:hAnsi="Arial" w:cs="Arial"/>
+          <w:highlight w:val="yellow"/>
+        </w:rPr>
+        <w:t>Ingresos:….</w:t>
       </w:r>
     </w:p>
     <w:p>
@@ -8528,21 +8597,12 @@
           <w:highlight w:val="yellow"/>
         </w:rPr>
       </w:pPr>
-      <w:proofErr w:type="gramStart"/>
-      <w:r>
-        <w:rPr>
-          <w:rFonts w:ascii="Arial" w:hAnsi="Arial" w:cs="Arial"/>
-          <w:highlight w:val="yellow"/>
-        </w:rPr>
-        <w:t>Salidas:…</w:t>
-      </w:r>
-      <w:proofErr w:type="gramEnd"/>
-      <w:r>
-        <w:rPr>
-          <w:rFonts w:ascii="Arial" w:hAnsi="Arial" w:cs="Arial"/>
-          <w:highlight w:val="yellow"/>
-        </w:rPr>
-        <w:t>…</w:t>
+      <w:r>
+        <w:rPr>
+          <w:rFonts w:ascii="Arial" w:hAnsi="Arial" w:cs="Arial"/>
+          <w:highlight w:val="yellow"/>
+        </w:rPr>
+        <w:t>Salidas:……</w:t>
       </w:r>
     </w:p>
     <w:p>
@@ -8562,23 +8622,7 @@
           <w:rFonts w:ascii="Arial" w:hAnsi="Arial" w:cs="Arial"/>
           <w:highlight w:val="yellow"/>
         </w:rPr>
-        <w:t xml:space="preserve">Control </w:t>
-      </w:r>
-      <w:proofErr w:type="gramStart"/>
-      <w:r>
-        <w:rPr>
-          <w:rFonts w:ascii="Arial" w:hAnsi="Arial" w:cs="Arial"/>
-          <w:highlight w:val="yellow"/>
-        </w:rPr>
-        <w:t>interno:…</w:t>
-      </w:r>
-      <w:proofErr w:type="gramEnd"/>
-      <w:r>
-        <w:rPr>
-          <w:rFonts w:ascii="Arial" w:hAnsi="Arial" w:cs="Arial"/>
-          <w:highlight w:val="yellow"/>
-        </w:rPr>
-        <w:t>..</w:t>
+        <w:t>Control interno:…..</w:t>
       </w:r>
     </w:p>
     <w:p>
@@ -8817,21 +8861,7 @@
         <w:rPr>
           <w:lang w:val="es-ES" w:eastAsia="ar-SA"/>
         </w:rPr>
-        <w:t xml:space="preserve">La siguiente tabla </w:t>
-      </w:r>
-      <w:proofErr w:type="gramStart"/>
-      <w:r>
-        <w:rPr>
-          <w:lang w:val="es-ES" w:eastAsia="ar-SA"/>
-        </w:rPr>
-        <w:t>presenta….</w:t>
-      </w:r>
-      <w:proofErr w:type="gramEnd"/>
-      <w:r>
-        <w:rPr>
-          <w:lang w:val="es-ES" w:eastAsia="ar-SA"/>
-        </w:rPr>
-        <w:t>.</w:t>
+        <w:t>La siguiente tabla presenta…..</w:t>
       </w:r>
     </w:p>
     <w:tbl>
@@ -9536,21 +9566,7 @@
         <w:rPr>
           <w:rFonts w:ascii="Arial" w:hAnsi="Arial" w:cs="Arial"/>
         </w:rPr>
-        <w:t xml:space="preserve">Es posible afirmar </w:t>
-      </w:r>
-      <w:proofErr w:type="gramStart"/>
-      <w:r>
-        <w:rPr>
-          <w:rFonts w:ascii="Arial" w:hAnsi="Arial" w:cs="Arial"/>
-        </w:rPr>
-        <w:t>que….</w:t>
-      </w:r>
-      <w:proofErr w:type="gramEnd"/>
-      <w:r>
-        <w:rPr>
-          <w:rFonts w:ascii="Arial" w:hAnsi="Arial" w:cs="Arial"/>
-        </w:rPr>
-        <w:t>.………</w:t>
+        <w:t>Es posible afirmar que…..………</w:t>
       </w:r>
     </w:p>
     <w:p>
@@ -9568,21 +9584,7 @@
         <w:rPr>
           <w:rFonts w:ascii="Arial" w:hAnsi="Arial" w:cs="Arial"/>
         </w:rPr>
-        <w:t xml:space="preserve">Con respecto a los aspectos tecnológicos </w:t>
-      </w:r>
-      <w:proofErr w:type="gramStart"/>
-      <w:r>
-        <w:rPr>
-          <w:rFonts w:ascii="Arial" w:hAnsi="Arial" w:cs="Arial"/>
-        </w:rPr>
-        <w:t>del  proyecto</w:t>
-      </w:r>
-      <w:proofErr w:type="gramEnd"/>
-      <w:r>
-        <w:rPr>
-          <w:rFonts w:ascii="Arial" w:hAnsi="Arial" w:cs="Arial"/>
-        </w:rPr>
-        <w:t>….</w:t>
+        <w:t>Con respecto a los aspectos tecnológicos del  proyecto….</w:t>
       </w:r>
     </w:p>
     <w:p>
@@ -10513,64 +10515,30 @@
           <w:highlight w:val="yellow"/>
           <w:lang w:val="es-ES" w:eastAsia="ar-SA"/>
         </w:rPr>
-        <w:t xml:space="preserve"> </w:t>
-      </w:r>
-      <w:proofErr w:type="gramStart"/>
-      <w:r>
-        <w:rPr>
-          <w:rFonts w:ascii="Arial" w:hAnsi="Arial" w:cs="Arial"/>
-          <w:highlight w:val="yellow"/>
+        <w:t xml:space="preserve"> de acuerdo a la adaptación metodológica</w:t>
+      </w:r>
+      <w:r>
+        <w:rPr>
+          <w:rFonts w:ascii="Arial" w:hAnsi="Arial" w:cs="Arial"/>
           <w:lang w:val="es-ES" w:eastAsia="ar-SA"/>
         </w:rPr>
-        <w:t>de acuerdo a</w:t>
-      </w:r>
-      <w:proofErr w:type="gramEnd"/>
-      <w:r>
-        <w:rPr>
-          <w:rFonts w:ascii="Arial" w:hAnsi="Arial" w:cs="Arial"/>
-          <w:highlight w:val="yellow"/>
+        <w:t>.</w:t>
+      </w:r>
+    </w:p>
+    <w:p>
+      <w:pPr>
+        <w:pStyle w:val="Textoindependiente"/>
+        <w:rPr>
+          <w:rFonts w:ascii="Arial" w:hAnsi="Arial" w:cs="Arial"/>
           <w:lang w:val="es-ES" w:eastAsia="ar-SA"/>
         </w:rPr>
-        <w:t xml:space="preserve"> la adaptación metodológica</w:t>
-      </w:r>
+      </w:pPr>
       <w:r>
         <w:rPr>
           <w:rFonts w:ascii="Arial" w:hAnsi="Arial" w:cs="Arial"/>
           <w:lang w:val="es-ES" w:eastAsia="ar-SA"/>
         </w:rPr>
-        <w:t>.</w:t>
-      </w:r>
-    </w:p>
-    <w:p>
-      <w:pPr>
-        <w:pStyle w:val="Textoindependiente"/>
-        <w:rPr>
-          <w:rFonts w:ascii="Arial" w:hAnsi="Arial" w:cs="Arial"/>
-          <w:lang w:val="es-ES" w:eastAsia="ar-SA"/>
-        </w:rPr>
-      </w:pPr>
-      <w:r>
-        <w:rPr>
-          <w:rFonts w:ascii="Arial" w:hAnsi="Arial" w:cs="Arial"/>
-          <w:lang w:val="es-ES" w:eastAsia="ar-SA"/>
-        </w:rPr>
-        <w:t xml:space="preserve">A </w:t>
-      </w:r>
-      <w:proofErr w:type="gramStart"/>
-      <w:r>
-        <w:rPr>
-          <w:rFonts w:ascii="Arial" w:hAnsi="Arial" w:cs="Arial"/>
-          <w:lang w:val="es-ES" w:eastAsia="ar-SA"/>
-        </w:rPr>
-        <w:t>continuación</w:t>
-      </w:r>
-      <w:proofErr w:type="gramEnd"/>
-      <w:r>
-        <w:rPr>
-          <w:rFonts w:ascii="Arial" w:hAnsi="Arial" w:cs="Arial"/>
-          <w:lang w:val="es-ES" w:eastAsia="ar-SA"/>
-        </w:rPr>
-        <w:t xml:space="preserve"> se presenta la carta Gantt del proyecto cuya duración es de </w:t>
+        <w:t xml:space="preserve">A continuación se presenta la carta Gantt del proyecto cuya duración es de </w:t>
       </w:r>
       <w:proofErr w:type="spellStart"/>
       <w:r>
@@ -10681,23 +10649,7 @@
           <w:rFonts w:ascii="Arial" w:hAnsi="Arial" w:cs="Arial"/>
           <w:lang w:val="es-ES"/>
         </w:rPr>
-        <w:t xml:space="preserve">Debe </w:t>
-      </w:r>
-      <w:proofErr w:type="gramStart"/>
-      <w:r>
-        <w:rPr>
-          <w:rFonts w:ascii="Arial" w:hAnsi="Arial" w:cs="Arial"/>
-          <w:lang w:val="es-ES"/>
-        </w:rPr>
-        <w:t>de acuerdo a</w:t>
-      </w:r>
-      <w:proofErr w:type="gramEnd"/>
-      <w:r>
-        <w:rPr>
-          <w:rFonts w:ascii="Arial" w:hAnsi="Arial" w:cs="Arial"/>
-          <w:lang w:val="es-ES"/>
-        </w:rPr>
-        <w:t xml:space="preserve"> lo investigado en capítulos anteriores, detallar esta factibilidad para trabajar en su solución. Si </w:t>
+        <w:t xml:space="preserve">Debe de acuerdo a lo investigado en capítulos anteriores, detallar esta factibilidad para trabajar en su solución. Si </w:t>
       </w:r>
       <w:r>
         <w:rPr>
@@ -10820,23 +10772,7 @@
           <w:rFonts w:ascii="Arial" w:hAnsi="Arial" w:cs="Arial"/>
           <w:lang w:val="es-ES"/>
         </w:rPr>
-        <w:t xml:space="preserve">Debe </w:t>
-      </w:r>
-      <w:proofErr w:type="gramStart"/>
-      <w:r>
-        <w:rPr>
-          <w:rFonts w:ascii="Arial" w:hAnsi="Arial" w:cs="Arial"/>
-          <w:lang w:val="es-ES"/>
-        </w:rPr>
-        <w:t>de acuerdo a</w:t>
-      </w:r>
-      <w:proofErr w:type="gramEnd"/>
-      <w:r>
-        <w:rPr>
-          <w:rFonts w:ascii="Arial" w:hAnsi="Arial" w:cs="Arial"/>
-          <w:lang w:val="es-ES"/>
-        </w:rPr>
-        <w:t xml:space="preserve"> lo investigado en capítulos anteriores, detallar esta factibilidad para trabajar en su solución. Si no aplica, escribir: “No aplica”, sin borrar el título.</w:t>
+        <w:t>Debe de acuerdo a lo investigado en capítulos anteriores, detallar esta factibilidad para trabajar en su solución. Si no aplica, escribir: “No aplica”, sin borrar el título.</w:t>
       </w:r>
     </w:p>
     <w:p>
@@ -10887,23 +10823,7 @@
           <w:rFonts w:ascii="Arial" w:hAnsi="Arial" w:cs="Arial"/>
           <w:lang w:val="es-ES"/>
         </w:rPr>
-        <w:t xml:space="preserve">Debe </w:t>
-      </w:r>
-      <w:proofErr w:type="gramStart"/>
-      <w:r>
-        <w:rPr>
-          <w:rFonts w:ascii="Arial" w:hAnsi="Arial" w:cs="Arial"/>
-          <w:lang w:val="es-ES"/>
-        </w:rPr>
-        <w:t>de acuerdo a</w:t>
-      </w:r>
-      <w:proofErr w:type="gramEnd"/>
-      <w:r>
-        <w:rPr>
-          <w:rFonts w:ascii="Arial" w:hAnsi="Arial" w:cs="Arial"/>
-          <w:lang w:val="es-ES"/>
-        </w:rPr>
-        <w:t xml:space="preserve"> lo investigado en capítulos anteriores, detallar esta factibilidad para trabajar en su solución. Si no aplica, escribir: “No aplica”, sin borrar el título.</w:t>
+        <w:t>Debe de acuerdo a lo investigado en capítulos anteriores, detallar esta factibilidad para trabajar en su solución. Si no aplica, escribir: “No aplica”, sin borrar el título.</w:t>
       </w:r>
     </w:p>
     <w:p>
@@ -10954,23 +10874,7 @@
           <w:rFonts w:ascii="Arial" w:hAnsi="Arial" w:cs="Arial"/>
           <w:lang w:val="es-ES"/>
         </w:rPr>
-        <w:t xml:space="preserve">Debe </w:t>
-      </w:r>
-      <w:proofErr w:type="gramStart"/>
-      <w:r>
-        <w:rPr>
-          <w:rFonts w:ascii="Arial" w:hAnsi="Arial" w:cs="Arial"/>
-          <w:lang w:val="es-ES"/>
-        </w:rPr>
-        <w:t>de acuerdo a</w:t>
-      </w:r>
-      <w:proofErr w:type="gramEnd"/>
-      <w:r>
-        <w:rPr>
-          <w:rFonts w:ascii="Arial" w:hAnsi="Arial" w:cs="Arial"/>
-          <w:lang w:val="es-ES"/>
-        </w:rPr>
-        <w:t xml:space="preserve"> lo investigado en capítulos anteriores, detallar esta factibilidad para trabajar en su solución. Si no aplica, escribir: “No aplica”, sin borrar el título.</w:t>
+        <w:t>Debe de acuerdo a lo investigado en capítulos anteriores, detallar esta factibilidad para trabajar en su solución. Si no aplica, escribir: “No aplica”, sin borrar el título.</w:t>
       </w:r>
     </w:p>
     <w:p>
@@ -11021,23 +10925,7 @@
           <w:rFonts w:ascii="Arial" w:hAnsi="Arial" w:cs="Arial"/>
           <w:lang w:val="es-ES"/>
         </w:rPr>
-        <w:t xml:space="preserve">Debe </w:t>
-      </w:r>
-      <w:proofErr w:type="gramStart"/>
-      <w:r>
-        <w:rPr>
-          <w:rFonts w:ascii="Arial" w:hAnsi="Arial" w:cs="Arial"/>
-          <w:lang w:val="es-ES"/>
-        </w:rPr>
-        <w:t>de acuerdo a</w:t>
-      </w:r>
-      <w:proofErr w:type="gramEnd"/>
-      <w:r>
-        <w:rPr>
-          <w:rFonts w:ascii="Arial" w:hAnsi="Arial" w:cs="Arial"/>
-          <w:lang w:val="es-ES"/>
-        </w:rPr>
-        <w:t xml:space="preserve"> lo investigado en capítulos anteriores, detallar esta factibilidad para trabajar en su solución. Si no aplica, escribir: “No aplica”, sin borrar el título.</w:t>
+        <w:t>Debe de acuerdo a lo investigado en capítulos anteriores, detallar esta factibilidad para trabajar en su solución. Si no aplica, escribir: “No aplica”, sin borrar el título.</w:t>
       </w:r>
     </w:p>
     <w:p>
@@ -11097,7 +10985,6 @@
         </w:rPr>
       </w:pPr>
       <w:bookmarkStart w:id="63" w:name="_Toc205997463"/>
-      <w:proofErr w:type="gramStart"/>
       <w:r>
         <w:rPr>
           <w:rFonts w:ascii="Arial" w:hAnsi="Arial" w:cs="Arial"/>
@@ -11108,14 +10995,7 @@
         <w:rPr>
           <w:rFonts w:ascii="Arial" w:hAnsi="Arial" w:cs="Arial"/>
         </w:rPr>
-        <w:t>.4  Consideraciones</w:t>
-      </w:r>
-      <w:proofErr w:type="gramEnd"/>
-      <w:r>
-        <w:rPr>
-          <w:rFonts w:ascii="Arial" w:hAnsi="Arial" w:cs="Arial"/>
-        </w:rPr>
-        <w:t xml:space="preserve"> finales</w:t>
+        <w:t>.4  Consideraciones finales</w:t>
       </w:r>
       <w:bookmarkEnd w:id="63"/>
     </w:p>
@@ -11150,21 +11030,7 @@
         <w:rPr>
           <w:rFonts w:ascii="Arial" w:hAnsi="Arial" w:cs="Arial"/>
         </w:rPr>
-        <w:t xml:space="preserve">Es posible afirmar </w:t>
-      </w:r>
-      <w:proofErr w:type="gramStart"/>
-      <w:r>
-        <w:rPr>
-          <w:rFonts w:ascii="Arial" w:hAnsi="Arial" w:cs="Arial"/>
-        </w:rPr>
-        <w:t>que….</w:t>
-      </w:r>
-      <w:proofErr w:type="gramEnd"/>
-      <w:r>
-        <w:rPr>
-          <w:rFonts w:ascii="Arial" w:hAnsi="Arial" w:cs="Arial"/>
-        </w:rPr>
-        <w:t>.………</w:t>
+        <w:t>Es posible afirmar que…..………</w:t>
       </w:r>
     </w:p>
     <w:p>
@@ -11182,21 +11048,7 @@
         <w:rPr>
           <w:rFonts w:ascii="Arial" w:hAnsi="Arial" w:cs="Arial"/>
         </w:rPr>
-        <w:t xml:space="preserve">Con respecto a los aspectos tecnológicos </w:t>
-      </w:r>
-      <w:proofErr w:type="gramStart"/>
-      <w:r>
-        <w:rPr>
-          <w:rFonts w:ascii="Arial" w:hAnsi="Arial" w:cs="Arial"/>
-        </w:rPr>
-        <w:t>del  proyecto</w:t>
-      </w:r>
-      <w:proofErr w:type="gramEnd"/>
-      <w:r>
-        <w:rPr>
-          <w:rFonts w:ascii="Arial" w:hAnsi="Arial" w:cs="Arial"/>
-        </w:rPr>
-        <w:t>….</w:t>
+        <w:t>Con respecto a los aspectos tecnológicos del  proyecto….</w:t>
       </w:r>
     </w:p>
     <w:p>
@@ -11754,7 +11606,6 @@
       </w:pPr>
       <w:bookmarkStart w:id="77" w:name="_Toc165898252"/>
       <w:bookmarkStart w:id="78" w:name="_Toc205997469"/>
-      <w:proofErr w:type="gramStart"/>
       <w:r>
         <w:rPr>
           <w:rFonts w:ascii="Arial" w:hAnsi="Arial" w:cs="Arial"/>
@@ -11771,14 +11622,7 @@
         <w:rPr>
           <w:rFonts w:ascii="Arial" w:hAnsi="Arial" w:cs="Arial"/>
         </w:rPr>
-        <w:t xml:space="preserve"> Etapa</w:t>
-      </w:r>
-      <w:proofErr w:type="gramEnd"/>
-      <w:r>
-        <w:rPr>
-          <w:rFonts w:ascii="Arial" w:hAnsi="Arial" w:cs="Arial"/>
-        </w:rPr>
-        <w:t xml:space="preserve"> X del desarrollo</w:t>
+        <w:t xml:space="preserve"> Etapa X del desarrollo</w:t>
       </w:r>
       <w:bookmarkEnd w:id="77"/>
       <w:bookmarkEnd w:id="78"/>
@@ -11913,7 +11757,6 @@
         </w:rPr>
       </w:pPr>
       <w:bookmarkStart w:id="79" w:name="_Toc205997470"/>
-      <w:proofErr w:type="gramStart"/>
       <w:r>
         <w:rPr>
           <w:rFonts w:ascii="Arial" w:hAnsi="Arial" w:cs="Arial"/>
@@ -11924,14 +11767,7 @@
         <w:rPr>
           <w:rFonts w:ascii="Arial" w:hAnsi="Arial" w:cs="Arial"/>
         </w:rPr>
-        <w:t>.X  Consideraciones</w:t>
-      </w:r>
-      <w:proofErr w:type="gramEnd"/>
-      <w:r>
-        <w:rPr>
-          <w:rFonts w:ascii="Arial" w:hAnsi="Arial" w:cs="Arial"/>
-        </w:rPr>
-        <w:t xml:space="preserve"> finales</w:t>
+        <w:t>.X  Consideraciones finales</w:t>
       </w:r>
       <w:bookmarkEnd w:id="79"/>
     </w:p>
@@ -11966,21 +11802,7 @@
         <w:rPr>
           <w:rFonts w:ascii="Arial" w:hAnsi="Arial" w:cs="Arial"/>
         </w:rPr>
-        <w:t xml:space="preserve">Es posible afirmar </w:t>
-      </w:r>
-      <w:proofErr w:type="gramStart"/>
-      <w:r>
-        <w:rPr>
-          <w:rFonts w:ascii="Arial" w:hAnsi="Arial" w:cs="Arial"/>
-        </w:rPr>
-        <w:t>que….</w:t>
-      </w:r>
-      <w:proofErr w:type="gramEnd"/>
-      <w:r>
-        <w:rPr>
-          <w:rFonts w:ascii="Arial" w:hAnsi="Arial" w:cs="Arial"/>
-        </w:rPr>
-        <w:t>.………</w:t>
+        <w:t>Es posible afirmar que…..………</w:t>
       </w:r>
     </w:p>
     <w:p>
@@ -11998,21 +11820,7 @@
         <w:rPr>
           <w:rFonts w:ascii="Arial" w:hAnsi="Arial" w:cs="Arial"/>
         </w:rPr>
-        <w:t xml:space="preserve">Con respecto a los aspectos tecnológicos </w:t>
-      </w:r>
-      <w:proofErr w:type="gramStart"/>
-      <w:r>
-        <w:rPr>
-          <w:rFonts w:ascii="Arial" w:hAnsi="Arial" w:cs="Arial"/>
-        </w:rPr>
-        <w:t>del  proyecto</w:t>
-      </w:r>
-      <w:proofErr w:type="gramEnd"/>
-      <w:r>
-        <w:rPr>
-          <w:rFonts w:ascii="Arial" w:hAnsi="Arial" w:cs="Arial"/>
-        </w:rPr>
-        <w:t>….</w:t>
+        <w:t>Con respecto a los aspectos tecnológicos del  proyecto….</w:t>
       </w:r>
     </w:p>
     <w:p>
@@ -17248,6 +17056,119 @@
     </w:lvl>
   </w:abstractNum>
   <w:abstractNum w:abstractNumId="17" w15:restartNumberingAfterBreak="0">
+    <w:nsid w:val="38DC09A6"/>
+    <w:multiLevelType w:val="multilevel"/>
+    <w:tmpl w:val="A2A8B87C"/>
+    <w:lvl w:ilvl="0">
+      <w:start w:val="1"/>
+      <w:numFmt w:val="decimal"/>
+      <w:lvlText w:val="%1."/>
+      <w:lvlJc w:val="left"/>
+      <w:pPr>
+        <w:tabs>
+          <w:tab w:val="num" w:pos="720"/>
+        </w:tabs>
+        <w:ind w:left="720" w:hanging="360"/>
+      </w:pPr>
+    </w:lvl>
+    <w:lvl w:ilvl="1" w:tentative="1">
+      <w:start w:val="1"/>
+      <w:numFmt w:val="decimal"/>
+      <w:lvlText w:val="%2."/>
+      <w:lvlJc w:val="left"/>
+      <w:pPr>
+        <w:tabs>
+          <w:tab w:val="num" w:pos="1440"/>
+        </w:tabs>
+        <w:ind w:left="1440" w:hanging="360"/>
+      </w:pPr>
+    </w:lvl>
+    <w:lvl w:ilvl="2" w:tentative="1">
+      <w:start w:val="1"/>
+      <w:numFmt w:val="decimal"/>
+      <w:lvlText w:val="%3."/>
+      <w:lvlJc w:val="left"/>
+      <w:pPr>
+        <w:tabs>
+          <w:tab w:val="num" w:pos="2160"/>
+        </w:tabs>
+        <w:ind w:left="2160" w:hanging="360"/>
+      </w:pPr>
+    </w:lvl>
+    <w:lvl w:ilvl="3" w:tentative="1">
+      <w:start w:val="1"/>
+      <w:numFmt w:val="decimal"/>
+      <w:lvlText w:val="%4."/>
+      <w:lvlJc w:val="left"/>
+      <w:pPr>
+        <w:tabs>
+          <w:tab w:val="num" w:pos="2880"/>
+        </w:tabs>
+        <w:ind w:left="2880" w:hanging="360"/>
+      </w:pPr>
+    </w:lvl>
+    <w:lvl w:ilvl="4" w:tentative="1">
+      <w:start w:val="1"/>
+      <w:numFmt w:val="decimal"/>
+      <w:lvlText w:val="%5."/>
+      <w:lvlJc w:val="left"/>
+      <w:pPr>
+        <w:tabs>
+          <w:tab w:val="num" w:pos="3600"/>
+        </w:tabs>
+        <w:ind w:left="3600" w:hanging="360"/>
+      </w:pPr>
+    </w:lvl>
+    <w:lvl w:ilvl="5" w:tentative="1">
+      <w:start w:val="1"/>
+      <w:numFmt w:val="decimal"/>
+      <w:lvlText w:val="%6."/>
+      <w:lvlJc w:val="left"/>
+      <w:pPr>
+        <w:tabs>
+          <w:tab w:val="num" w:pos="4320"/>
+        </w:tabs>
+        <w:ind w:left="4320" w:hanging="360"/>
+      </w:pPr>
+    </w:lvl>
+    <w:lvl w:ilvl="6" w:tentative="1">
+      <w:start w:val="1"/>
+      <w:numFmt w:val="decimal"/>
+      <w:lvlText w:val="%7."/>
+      <w:lvlJc w:val="left"/>
+      <w:pPr>
+        <w:tabs>
+          <w:tab w:val="num" w:pos="5040"/>
+        </w:tabs>
+        <w:ind w:left="5040" w:hanging="360"/>
+      </w:pPr>
+    </w:lvl>
+    <w:lvl w:ilvl="7" w:tentative="1">
+      <w:start w:val="1"/>
+      <w:numFmt w:val="decimal"/>
+      <w:lvlText w:val="%8."/>
+      <w:lvlJc w:val="left"/>
+      <w:pPr>
+        <w:tabs>
+          <w:tab w:val="num" w:pos="5760"/>
+        </w:tabs>
+        <w:ind w:left="5760" w:hanging="360"/>
+      </w:pPr>
+    </w:lvl>
+    <w:lvl w:ilvl="8" w:tentative="1">
+      <w:start w:val="1"/>
+      <w:numFmt w:val="decimal"/>
+      <w:lvlText w:val="%9."/>
+      <w:lvlJc w:val="left"/>
+      <w:pPr>
+        <w:tabs>
+          <w:tab w:val="num" w:pos="6480"/>
+        </w:tabs>
+        <w:ind w:left="6480" w:hanging="360"/>
+      </w:pPr>
+    </w:lvl>
+  </w:abstractNum>
+  <w:abstractNum w:abstractNumId="18" w15:restartNumberingAfterBreak="0">
     <w:nsid w:val="39D15085"/>
     <w:multiLevelType w:val="hybridMultilevel"/>
     <w:tmpl w:val="6F381530"/>
@@ -17360,7 +17281,7 @@
       </w:rPr>
     </w:lvl>
   </w:abstractNum>
-  <w:abstractNum w:abstractNumId="18" w15:restartNumberingAfterBreak="0">
+  <w:abstractNum w:abstractNumId="19" w15:restartNumberingAfterBreak="0">
     <w:nsid w:val="3B4B70FB"/>
     <w:multiLevelType w:val="hybridMultilevel"/>
     <w:tmpl w:val="4E90848C"/>
@@ -17473,7 +17394,7 @@
       </w:rPr>
     </w:lvl>
   </w:abstractNum>
-  <w:abstractNum w:abstractNumId="19" w15:restartNumberingAfterBreak="0">
+  <w:abstractNum w:abstractNumId="20" w15:restartNumberingAfterBreak="0">
     <w:nsid w:val="3C887D46"/>
     <w:multiLevelType w:val="hybridMultilevel"/>
     <w:tmpl w:val="7FF45C4E"/>
@@ -17586,7 +17507,7 @@
       </w:rPr>
     </w:lvl>
   </w:abstractNum>
-  <w:abstractNum w:abstractNumId="20" w15:restartNumberingAfterBreak="0">
+  <w:abstractNum w:abstractNumId="21" w15:restartNumberingAfterBreak="0">
     <w:nsid w:val="44CF7942"/>
     <w:multiLevelType w:val="hybridMultilevel"/>
     <w:tmpl w:val="B9FA2E62"/>
@@ -17672,7 +17593,7 @@
       </w:pPr>
     </w:lvl>
   </w:abstractNum>
-  <w:abstractNum w:abstractNumId="21" w15:restartNumberingAfterBreak="0">
+  <w:abstractNum w:abstractNumId="22" w15:restartNumberingAfterBreak="0">
     <w:nsid w:val="510866F2"/>
     <w:multiLevelType w:val="hybridMultilevel"/>
     <w:tmpl w:val="B9FA2E62"/>
@@ -17758,7 +17679,7 @@
       </w:pPr>
     </w:lvl>
   </w:abstractNum>
-  <w:abstractNum w:abstractNumId="22" w15:restartNumberingAfterBreak="0">
+  <w:abstractNum w:abstractNumId="23" w15:restartNumberingAfterBreak="0">
     <w:nsid w:val="51C41613"/>
     <w:multiLevelType w:val="hybridMultilevel"/>
     <w:tmpl w:val="B920ADD4"/>
@@ -17871,7 +17792,7 @@
       </w:rPr>
     </w:lvl>
   </w:abstractNum>
-  <w:abstractNum w:abstractNumId="23" w15:restartNumberingAfterBreak="0">
+  <w:abstractNum w:abstractNumId="24" w15:restartNumberingAfterBreak="0">
     <w:nsid w:val="51C77EB1"/>
     <w:multiLevelType w:val="hybridMultilevel"/>
     <w:tmpl w:val="169E305A"/>
@@ -17957,7 +17878,7 @@
       </w:pPr>
     </w:lvl>
   </w:abstractNum>
-  <w:abstractNum w:abstractNumId="24" w15:restartNumberingAfterBreak="0">
+  <w:abstractNum w:abstractNumId="25" w15:restartNumberingAfterBreak="0">
     <w:nsid w:val="520B487A"/>
     <w:multiLevelType w:val="hybridMultilevel"/>
     <w:tmpl w:val="54C0DD1A"/>
@@ -18043,7 +17964,7 @@
       </w:pPr>
     </w:lvl>
   </w:abstractNum>
-  <w:abstractNum w:abstractNumId="25" w15:restartNumberingAfterBreak="0">
+  <w:abstractNum w:abstractNumId="26" w15:restartNumberingAfterBreak="0">
     <w:nsid w:val="53C45065"/>
     <w:multiLevelType w:val="hybridMultilevel"/>
     <w:tmpl w:val="DBA03108"/>
@@ -18156,7 +18077,7 @@
       </w:rPr>
     </w:lvl>
   </w:abstractNum>
-  <w:abstractNum w:abstractNumId="26" w15:restartNumberingAfterBreak="0">
+  <w:abstractNum w:abstractNumId="27" w15:restartNumberingAfterBreak="0">
     <w:nsid w:val="567E560B"/>
     <w:multiLevelType w:val="hybridMultilevel"/>
     <w:tmpl w:val="D45ECAB8"/>
@@ -18244,7 +18165,7 @@
       </w:pPr>
     </w:lvl>
   </w:abstractNum>
-  <w:abstractNum w:abstractNumId="27" w15:restartNumberingAfterBreak="0">
+  <w:abstractNum w:abstractNumId="28" w15:restartNumberingAfterBreak="0">
     <w:nsid w:val="57E07864"/>
     <w:multiLevelType w:val="hybridMultilevel"/>
     <w:tmpl w:val="C98A3E58"/>
@@ -18357,7 +18278,7 @@
       </w:rPr>
     </w:lvl>
   </w:abstractNum>
-  <w:abstractNum w:abstractNumId="28" w15:restartNumberingAfterBreak="0">
+  <w:abstractNum w:abstractNumId="29" w15:restartNumberingAfterBreak="0">
     <w:nsid w:val="58477186"/>
     <w:multiLevelType w:val="hybridMultilevel"/>
     <w:tmpl w:val="BF3CD1B4"/>
@@ -18470,7 +18391,7 @@
       </w:rPr>
     </w:lvl>
   </w:abstractNum>
-  <w:abstractNum w:abstractNumId="29" w15:restartNumberingAfterBreak="0">
+  <w:abstractNum w:abstractNumId="30" w15:restartNumberingAfterBreak="0">
     <w:nsid w:val="58591013"/>
     <w:multiLevelType w:val="hybridMultilevel"/>
     <w:tmpl w:val="ACC6D4EC"/>
@@ -18583,7 +18504,7 @@
       </w:rPr>
     </w:lvl>
   </w:abstractNum>
-  <w:abstractNum w:abstractNumId="30" w15:restartNumberingAfterBreak="0">
+  <w:abstractNum w:abstractNumId="31" w15:restartNumberingAfterBreak="0">
     <w:nsid w:val="5DD21608"/>
     <w:multiLevelType w:val="hybridMultilevel"/>
     <w:tmpl w:val="B9FA2E62"/>
@@ -18669,7 +18590,7 @@
       </w:pPr>
     </w:lvl>
   </w:abstractNum>
-  <w:abstractNum w:abstractNumId="31" w15:restartNumberingAfterBreak="0">
+  <w:abstractNum w:abstractNumId="32" w15:restartNumberingAfterBreak="0">
     <w:nsid w:val="5DF969A1"/>
     <w:multiLevelType w:val="hybridMultilevel"/>
     <w:tmpl w:val="3BF80BA6"/>
@@ -18782,7 +18703,7 @@
       </w:rPr>
     </w:lvl>
   </w:abstractNum>
-  <w:abstractNum w:abstractNumId="32" w15:restartNumberingAfterBreak="0">
+  <w:abstractNum w:abstractNumId="33" w15:restartNumberingAfterBreak="0">
     <w:nsid w:val="61512185"/>
     <w:multiLevelType w:val="hybridMultilevel"/>
     <w:tmpl w:val="2EAE42E2"/>
@@ -18895,7 +18816,7 @@
       </w:rPr>
     </w:lvl>
   </w:abstractNum>
-  <w:abstractNum w:abstractNumId="33" w15:restartNumberingAfterBreak="0">
+  <w:abstractNum w:abstractNumId="34" w15:restartNumberingAfterBreak="0">
     <w:nsid w:val="647A793B"/>
     <w:multiLevelType w:val="hybridMultilevel"/>
     <w:tmpl w:val="42922C7A"/>
@@ -19008,7 +18929,7 @@
       </w:rPr>
     </w:lvl>
   </w:abstractNum>
-  <w:abstractNum w:abstractNumId="34" w15:restartNumberingAfterBreak="0">
+  <w:abstractNum w:abstractNumId="35" w15:restartNumberingAfterBreak="0">
     <w:nsid w:val="656947FE"/>
     <w:multiLevelType w:val="hybridMultilevel"/>
     <w:tmpl w:val="34BA22C8"/>
@@ -19121,7 +19042,7 @@
       </w:rPr>
     </w:lvl>
   </w:abstractNum>
-  <w:abstractNum w:abstractNumId="35" w15:restartNumberingAfterBreak="0">
+  <w:abstractNum w:abstractNumId="36" w15:restartNumberingAfterBreak="0">
     <w:nsid w:val="657C02AC"/>
     <w:multiLevelType w:val="hybridMultilevel"/>
     <w:tmpl w:val="6E3C5EFE"/>
@@ -19234,7 +19155,7 @@
       </w:rPr>
     </w:lvl>
   </w:abstractNum>
-  <w:abstractNum w:abstractNumId="36" w15:restartNumberingAfterBreak="0">
+  <w:abstractNum w:abstractNumId="37" w15:restartNumberingAfterBreak="0">
     <w:nsid w:val="676E45A9"/>
     <w:multiLevelType w:val="multilevel"/>
     <w:tmpl w:val="4046484E"/>
@@ -19383,7 +19304,7 @@
       </w:rPr>
     </w:lvl>
   </w:abstractNum>
-  <w:abstractNum w:abstractNumId="37" w15:restartNumberingAfterBreak="0">
+  <w:abstractNum w:abstractNumId="38" w15:restartNumberingAfterBreak="0">
     <w:nsid w:val="68CF6C2C"/>
     <w:multiLevelType w:val="hybridMultilevel"/>
     <w:tmpl w:val="8DBC0B6A"/>
@@ -19469,7 +19390,7 @@
       </w:pPr>
     </w:lvl>
   </w:abstractNum>
-  <w:abstractNum w:abstractNumId="38" w15:restartNumberingAfterBreak="0">
+  <w:abstractNum w:abstractNumId="39" w15:restartNumberingAfterBreak="0">
     <w:nsid w:val="6ABB5FED"/>
     <w:multiLevelType w:val="hybridMultilevel"/>
     <w:tmpl w:val="BF36FB1E"/>
@@ -19582,7 +19503,7 @@
       </w:rPr>
     </w:lvl>
   </w:abstractNum>
-  <w:abstractNum w:abstractNumId="39" w15:restartNumberingAfterBreak="0">
+  <w:abstractNum w:abstractNumId="40" w15:restartNumberingAfterBreak="0">
     <w:nsid w:val="6C8FBD3A"/>
     <w:multiLevelType w:val="hybridMultilevel"/>
     <w:tmpl w:val="A4B4F7A8"/>
@@ -19695,7 +19616,7 @@
       </w:rPr>
     </w:lvl>
   </w:abstractNum>
-  <w:abstractNum w:abstractNumId="40" w15:restartNumberingAfterBreak="0">
+  <w:abstractNum w:abstractNumId="41" w15:restartNumberingAfterBreak="0">
     <w:nsid w:val="6E2835F8"/>
     <w:multiLevelType w:val="hybridMultilevel"/>
     <w:tmpl w:val="65C002BA"/>
@@ -19781,7 +19702,7 @@
       </w:pPr>
     </w:lvl>
   </w:abstractNum>
-  <w:abstractNum w:abstractNumId="41" w15:restartNumberingAfterBreak="0">
+  <w:abstractNum w:abstractNumId="42" w15:restartNumberingAfterBreak="0">
     <w:nsid w:val="6E6019C4"/>
     <w:multiLevelType w:val="hybridMultilevel"/>
     <w:tmpl w:val="38101634"/>
@@ -19894,7 +19815,7 @@
       </w:rPr>
     </w:lvl>
   </w:abstractNum>
-  <w:abstractNum w:abstractNumId="42" w15:restartNumberingAfterBreak="0">
+  <w:abstractNum w:abstractNumId="43" w15:restartNumberingAfterBreak="0">
     <w:nsid w:val="6FE91AC2"/>
     <w:multiLevelType w:val="hybridMultilevel"/>
     <w:tmpl w:val="FD3EF2A4"/>
@@ -20007,7 +19928,7 @@
       </w:rPr>
     </w:lvl>
   </w:abstractNum>
-  <w:abstractNum w:abstractNumId="43" w15:restartNumberingAfterBreak="0">
+  <w:abstractNum w:abstractNumId="44" w15:restartNumberingAfterBreak="0">
     <w:nsid w:val="71F876BF"/>
     <w:multiLevelType w:val="hybridMultilevel"/>
     <w:tmpl w:val="7D3005DC"/>
@@ -20120,7 +20041,7 @@
       </w:rPr>
     </w:lvl>
   </w:abstractNum>
-  <w:abstractNum w:abstractNumId="44" w15:restartNumberingAfterBreak="0">
+  <w:abstractNum w:abstractNumId="45" w15:restartNumberingAfterBreak="0">
     <w:nsid w:val="78EA790E"/>
     <w:multiLevelType w:val="hybridMultilevel"/>
     <w:tmpl w:val="15BC0E14"/>
@@ -20233,7 +20154,7 @@
       </w:rPr>
     </w:lvl>
   </w:abstractNum>
-  <w:abstractNum w:abstractNumId="45" w15:restartNumberingAfterBreak="0">
+  <w:abstractNum w:abstractNumId="46" w15:restartNumberingAfterBreak="0">
     <w:nsid w:val="7D561710"/>
     <w:multiLevelType w:val="hybridMultilevel"/>
     <w:tmpl w:val="D7C8D56A"/>
@@ -20346,7 +20267,7 @@
       </w:rPr>
     </w:lvl>
   </w:abstractNum>
-  <w:abstractNum w:abstractNumId="46" w15:restartNumberingAfterBreak="0">
+  <w:abstractNum w:abstractNumId="47" w15:restartNumberingAfterBreak="0">
     <w:nsid w:val="7DBB47A1"/>
     <w:multiLevelType w:val="hybridMultilevel"/>
     <w:tmpl w:val="3D3C8AC0"/>
@@ -20459,7 +20380,7 @@
       </w:rPr>
     </w:lvl>
   </w:abstractNum>
-  <w:abstractNum w:abstractNumId="47" w15:restartNumberingAfterBreak="0">
+  <w:abstractNum w:abstractNumId="48" w15:restartNumberingAfterBreak="0">
     <w:nsid w:val="7E4564E4"/>
     <w:multiLevelType w:val="hybridMultilevel"/>
     <w:tmpl w:val="7C24EA6A"/>
@@ -20576,7 +20497,7 @@
     <w:abstractNumId w:val="0"/>
   </w:num>
   <w:num w:numId="2" w16cid:durableId="327291802">
-    <w:abstractNumId w:val="45"/>
+    <w:abstractNumId w:val="46"/>
   </w:num>
   <w:num w:numId="3" w16cid:durableId="1986855537">
     <w:abstractNumId w:val="14"/>
@@ -20585,10 +20506,10 @@
     <w:abstractNumId w:val="6"/>
   </w:num>
   <w:num w:numId="5" w16cid:durableId="1087505500">
-    <w:abstractNumId w:val="17"/>
+    <w:abstractNumId w:val="18"/>
   </w:num>
   <w:num w:numId="6" w16cid:durableId="1083641996">
-    <w:abstractNumId w:val="26"/>
+    <w:abstractNumId w:val="27"/>
   </w:num>
   <w:num w:numId="7" w16cid:durableId="1333413984">
     <w:abstractNumId w:val="15"/>
@@ -20600,10 +20521,10 @@
     <w:abstractNumId w:val="9"/>
   </w:num>
   <w:num w:numId="10" w16cid:durableId="326251746">
-    <w:abstractNumId w:val="46"/>
+    <w:abstractNumId w:val="47"/>
   </w:num>
   <w:num w:numId="11" w16cid:durableId="135613855">
-    <w:abstractNumId w:val="29"/>
+    <w:abstractNumId w:val="30"/>
   </w:num>
   <w:num w:numId="12" w16cid:durableId="1247154112">
     <w:abstractNumId w:val="13"/>
@@ -20612,109 +20533,112 @@
     <w:abstractNumId w:val="11"/>
   </w:num>
   <w:num w:numId="14" w16cid:durableId="2077241883">
-    <w:abstractNumId w:val="23"/>
+    <w:abstractNumId w:val="24"/>
   </w:num>
   <w:num w:numId="15" w16cid:durableId="95905575">
     <w:abstractNumId w:val="10"/>
   </w:num>
   <w:num w:numId="16" w16cid:durableId="829559550">
-    <w:abstractNumId w:val="38"/>
+    <w:abstractNumId w:val="39"/>
   </w:num>
   <w:num w:numId="17" w16cid:durableId="1133594908">
-    <w:abstractNumId w:val="43"/>
+    <w:abstractNumId w:val="44"/>
   </w:num>
   <w:num w:numId="18" w16cid:durableId="1893690355">
-    <w:abstractNumId w:val="28"/>
+    <w:abstractNumId w:val="29"/>
   </w:num>
   <w:num w:numId="19" w16cid:durableId="638654005">
+    <w:abstractNumId w:val="34"/>
+  </w:num>
+  <w:num w:numId="20" w16cid:durableId="1932817066">
+    <w:abstractNumId w:val="45"/>
+  </w:num>
+  <w:num w:numId="21" w16cid:durableId="510484920">
+    <w:abstractNumId w:val="32"/>
+  </w:num>
+  <w:num w:numId="22" w16cid:durableId="1471827670">
     <w:abstractNumId w:val="33"/>
   </w:num>
-  <w:num w:numId="20" w16cid:durableId="1932817066">
-    <w:abstractNumId w:val="44"/>
-  </w:num>
-  <w:num w:numId="21" w16cid:durableId="510484920">
-    <w:abstractNumId w:val="31"/>
-  </w:num>
-  <w:num w:numId="22" w16cid:durableId="1471827670">
-    <w:abstractNumId w:val="32"/>
-  </w:num>
   <w:num w:numId="23" w16cid:durableId="1809349233">
-    <w:abstractNumId w:val="34"/>
+    <w:abstractNumId w:val="35"/>
   </w:num>
   <w:num w:numId="24" w16cid:durableId="498930362">
-    <w:abstractNumId w:val="24"/>
+    <w:abstractNumId w:val="25"/>
   </w:num>
   <w:num w:numId="25" w16cid:durableId="445391259">
-    <w:abstractNumId w:val="19"/>
+    <w:abstractNumId w:val="20"/>
   </w:num>
   <w:num w:numId="26" w16cid:durableId="69161941">
     <w:abstractNumId w:val="7"/>
   </w:num>
   <w:num w:numId="27" w16cid:durableId="1688561462">
-    <w:abstractNumId w:val="39"/>
+    <w:abstractNumId w:val="40"/>
   </w:num>
   <w:num w:numId="28" w16cid:durableId="402989505">
-    <w:abstractNumId w:val="37"/>
+    <w:abstractNumId w:val="38"/>
   </w:num>
   <w:num w:numId="29" w16cid:durableId="2902941">
-    <w:abstractNumId w:val="30"/>
+    <w:abstractNumId w:val="31"/>
   </w:num>
   <w:num w:numId="30" w16cid:durableId="1320235682">
     <w:abstractNumId w:val="1"/>
   </w:num>
   <w:num w:numId="31" w16cid:durableId="1792821168">
-    <w:abstractNumId w:val="40"/>
+    <w:abstractNumId w:val="41"/>
   </w:num>
   <w:num w:numId="32" w16cid:durableId="989556618">
-    <w:abstractNumId w:val="35"/>
+    <w:abstractNumId w:val="36"/>
   </w:num>
   <w:num w:numId="33" w16cid:durableId="1141117205">
-    <w:abstractNumId w:val="42"/>
+    <w:abstractNumId w:val="43"/>
   </w:num>
   <w:num w:numId="34" w16cid:durableId="1528518802">
-    <w:abstractNumId w:val="47"/>
+    <w:abstractNumId w:val="48"/>
   </w:num>
   <w:num w:numId="35" w16cid:durableId="1891065159">
-    <w:abstractNumId w:val="27"/>
+    <w:abstractNumId w:val="28"/>
   </w:num>
   <w:num w:numId="36" w16cid:durableId="1416784095">
-    <w:abstractNumId w:val="41"/>
+    <w:abstractNumId w:val="42"/>
   </w:num>
   <w:num w:numId="37" w16cid:durableId="705184249">
     <w:abstractNumId w:val="8"/>
   </w:num>
   <w:num w:numId="38" w16cid:durableId="1036738033">
-    <w:abstractNumId w:val="22"/>
+    <w:abstractNumId w:val="23"/>
   </w:num>
   <w:num w:numId="39" w16cid:durableId="1078214047">
-    <w:abstractNumId w:val="18"/>
+    <w:abstractNumId w:val="19"/>
   </w:num>
   <w:num w:numId="40" w16cid:durableId="1642685754">
     <w:abstractNumId w:val="5"/>
   </w:num>
   <w:num w:numId="41" w16cid:durableId="880676060">
-    <w:abstractNumId w:val="36"/>
+    <w:abstractNumId w:val="37"/>
   </w:num>
   <w:num w:numId="42" w16cid:durableId="1134715650">
-    <w:abstractNumId w:val="20"/>
+    <w:abstractNumId w:val="21"/>
   </w:num>
   <w:num w:numId="43" w16cid:durableId="702218858">
     <w:abstractNumId w:val="4"/>
   </w:num>
   <w:num w:numId="44" w16cid:durableId="34934288">
-    <w:abstractNumId w:val="21"/>
+    <w:abstractNumId w:val="22"/>
   </w:num>
   <w:num w:numId="45" w16cid:durableId="1713848156">
     <w:abstractNumId w:val="2"/>
   </w:num>
   <w:num w:numId="46" w16cid:durableId="1730768024">
-    <w:abstractNumId w:val="25"/>
+    <w:abstractNumId w:val="26"/>
   </w:num>
   <w:num w:numId="47" w16cid:durableId="335770385">
     <w:abstractNumId w:val="16"/>
   </w:num>
   <w:num w:numId="48" w16cid:durableId="1027365895">
     <w:abstractNumId w:val="3"/>
+  </w:num>
+  <w:num w:numId="49" w16cid:durableId="2020623265">
+    <w:abstractNumId w:val="17"/>
   </w:num>
   <w:numIdMacAtCleanup w:val="12"/>
 </w:numbering>
@@ -21314,7 +21238,6 @@
   <w:style w:type="character" w:default="1" w:styleId="Fuentedeprrafopredeter">
     <w:name w:val="Default Paragraph Font"/>
     <w:uiPriority w:val="1"/>
-    <w:semiHidden/>
     <w:unhideWhenUsed/>
   </w:style>
   <w:style w:type="table" w:default="1" w:styleId="Tablanormal">

--- a/Mio/Memoria_Damian.docx
+++ b/Mio/Memoria_Damian.docx
@@ -5907,14 +5907,6 @@
         </w:rPr>
         <w:t xml:space="preserve">El sistema fue desarrollado con el propósito de mejorar la gestión de las solicitudes de VCM, reemplazando procesos que anteriormente se realizaban mediante canales informales, como correos electrónicos y reuniones, por un flujo digital que permite registrar, derivar y realizar seguimiento de las iniciativas. </w:t>
       </w:r>
-      <w:r>
-        <w:rPr>
-          <w:rFonts w:ascii="Arial" w:hAnsi="Arial" w:cs="Arial"/>
-          <w:highlight w:val="yellow"/>
-          <w:lang w:val="es-CL"/>
-        </w:rPr>
-        <w:t>La solución contempla distintos perfiles de usuario, entre ellos administrador, gestor de Vinculación con el Medio, encargado de Vinculación por carrera, docente, decano y cliente externo.</w:t>
-      </w:r>
     </w:p>
     <w:p>
       <w:pPr>
@@ -6338,8 +6330,6 @@
       <w:r>
         <w:rPr>
           <w:rFonts w:ascii="Arial" w:hAnsi="Arial" w:cs="Arial"/>
-          <w:b/>
-          <w:bCs/>
         </w:rPr>
         <w:t>Analizar</w:t>
       </w:r>
@@ -6372,8 +6362,6 @@
       <w:r>
         <w:rPr>
           <w:rFonts w:ascii="Arial" w:hAnsi="Arial" w:cs="Arial"/>
-          <w:b/>
-          <w:bCs/>
         </w:rPr>
         <w:lastRenderedPageBreak/>
         <w:t>Identificar</w:t>
@@ -6407,8 +6395,6 @@
       <w:r>
         <w:rPr>
           <w:rFonts w:ascii="Arial" w:hAnsi="Arial" w:cs="Arial"/>
-          <w:b/>
-          <w:bCs/>
         </w:rPr>
         <w:t>Evaluar</w:t>
       </w:r>
@@ -6441,8 +6427,6 @@
       <w:r>
         <w:rPr>
           <w:rFonts w:ascii="Arial" w:hAnsi="Arial" w:cs="Arial"/>
-          <w:b/>
-          <w:bCs/>
         </w:rPr>
         <w:t>Implementar</w:t>
       </w:r>
@@ -6475,16 +6459,14 @@
       <w:r>
         <w:rPr>
           <w:rFonts w:ascii="Arial" w:hAnsi="Arial" w:cs="Arial"/>
-          <w:b/>
-          <w:bCs/>
-        </w:rPr>
-        <w:t>Validar</w:t>
-      </w:r>
-      <w:r>
-        <w:rPr>
-          <w:rFonts w:ascii="Arial" w:hAnsi="Arial" w:cs="Arial"/>
-        </w:rPr>
-        <w:t xml:space="preserve"> las modificaciones realizadas mediante pruebas que permitan verificar su correcto funcionamiento y comprobar que las mejoras implementadas cumplen con los objetivos establecidos.</w:t>
+        </w:rPr>
+        <w:t xml:space="preserve">Validar </w:t>
+      </w:r>
+      <w:r>
+        <w:rPr>
+          <w:rFonts w:ascii="Arial" w:hAnsi="Arial" w:cs="Arial"/>
+        </w:rPr>
+        <w:t>las modificaciones realizadas mediante pruebas que permitan verificar su correcto funcionamiento y comprobar que las mejoras implementadas cumplen con los objetivos establecidos.</w:t>
       </w:r>
     </w:p>
     <w:p>
@@ -7100,8 +7082,6 @@
       <w:r>
         <w:rPr>
           <w:rFonts w:ascii="Arial" w:hAnsi="Arial" w:cs="Arial"/>
-          <w:b/>
-          <w:bCs/>
           <w:lang w:val="es-CL"/>
         </w:rPr>
         <w:t>Ampliación de la gestión de usuarios:</w:t>
@@ -7128,8 +7108,6 @@
       <w:r>
         <w:rPr>
           <w:rFonts w:ascii="Arial" w:hAnsi="Arial" w:cs="Arial"/>
-          <w:b/>
-          <w:bCs/>
           <w:lang w:val="es-CL"/>
         </w:rPr>
         <w:t>Fortalecimiento de la estructura académica:</w:t>
@@ -7156,8 +7134,6 @@
       <w:r>
         <w:rPr>
           <w:rFonts w:ascii="Arial" w:hAnsi="Arial" w:cs="Arial"/>
-          <w:b/>
-          <w:bCs/>
           <w:lang w:val="es-CL"/>
         </w:rPr>
         <w:t>Incorporación de la gestión presupuestaria:</w:t>
@@ -7184,8 +7160,6 @@
       <w:r>
         <w:rPr>
           <w:rFonts w:ascii="Arial" w:hAnsi="Arial" w:cs="Arial"/>
-          <w:b/>
-          <w:bCs/>
           <w:lang w:val="es-CL"/>
         </w:rPr>
         <w:t>Mejora de la capacidad de análisis:</w:t>
@@ -7212,8 +7186,6 @@
       <w:r>
         <w:rPr>
           <w:rFonts w:ascii="Arial" w:hAnsi="Arial" w:cs="Arial"/>
-          <w:b/>
-          <w:bCs/>
           <w:lang w:val="es-CL"/>
         </w:rPr>
         <w:t>Análisis de información de lo macro a lo micro:</w:t>
@@ -7240,8 +7212,6 @@
       <w:r>
         <w:rPr>
           <w:rFonts w:ascii="Arial" w:hAnsi="Arial" w:cs="Arial"/>
-          <w:b/>
-          <w:bCs/>
           <w:lang w:val="es-CL"/>
         </w:rPr>
         <w:t>Apoyo a la toma de decisiones institucionales:</w:t>
@@ -7268,8 +7238,6 @@
       <w:r>
         <w:rPr>
           <w:rFonts w:ascii="Arial" w:hAnsi="Arial" w:cs="Arial"/>
-          <w:b/>
-          <w:bCs/>
           <w:lang w:val="es-CL"/>
         </w:rPr>
         <w:t>Evolución del sistema existente:</w:t>
@@ -21238,6 +21206,7 @@
   <w:style w:type="character" w:default="1" w:styleId="Fuentedeprrafopredeter">
     <w:name w:val="Default Paragraph Font"/>
     <w:uiPriority w:val="1"/>
+    <w:semiHidden/>
     <w:unhideWhenUsed/>
   </w:style>
   <w:style w:type="table" w:default="1" w:styleId="Tablanormal">
